--- a/Knowledge/3-Work knowledge/1-Software Engineering/1-Testing/5-My Source/1-ISTQB Foundation Level/3-Static Testing/2-Manual Static Testing.docx
+++ b/Knowledge/3-Work knowledge/1-Software Engineering/1-Testing/5-My Source/1-ISTQB Foundation Level/3-Static Testing/2-Manual Static Testing.docx
@@ -1,161 +1,146 @@
 
 <file path=word/document.xml><?xml version="1.0" encoding="utf-8"?>
-<w:document xmlns:mc="http://schemas.openxmlformats.org/markup-compatibility/2006" xmlns:o="urn:schemas-microsoft-com:office:office" xmlns:r="http://schemas.openxmlformats.org/officeDocument/2006/relationships" xmlns:m="http://schemas.openxmlformats.org/officeDocument/2006/math" xmlns:v="urn:schemas-microsoft-com:vml" xmlns:wp="http://schemas.openxmlformats.org/drawingml/2006/wordprocessingDrawing" xmlns:w10="urn:schemas-microsoft-com:office:word" xmlns:w="http://schemas.openxmlformats.org/wordprocessingml/2006/main" xmlns:wne="http://schemas.microsoft.com/office/word/2006/wordml" xmlns:sl="http://schemas.openxmlformats.org/schemaLibrary/2006/main" xmlns:a="http://schemas.openxmlformats.org/drawingml/2006/main" xmlns:pic="http://schemas.openxmlformats.org/drawingml/2006/picture" xmlns:c="http://schemas.openxmlformats.org/drawingml/2006/chart" xmlns:lc="http://schemas.openxmlformats.org/drawingml/2006/lockedCanvas" xmlns:dgm="http://schemas.openxmlformats.org/drawingml/2006/diagram" xmlns:wps="http://schemas.microsoft.com/office/word/2010/wordprocessingShape" xmlns:wpg="http://schemas.microsoft.com/office/word/2010/wordprocessingGroup" xmlns:w14="http://schemas.microsoft.com/office/word/2010/wordml" xmlns:w15="http://schemas.microsoft.com/office/word/2012/wordml" xmlns:w16="http://schemas.microsoft.com/office/word/2018/wordml" xmlns:w16cex="http://schemas.microsoft.com/office/word/2018/wordml/cex" xmlns:w16cid="http://schemas.microsoft.com/office/word/2016/wordml/cid" xmlns="http://schemas.microsoft.com/office/tasks/2019/documenttasks" xmlns:cr="http://schemas.microsoft.com/office/comments/2020/reactions">
+<w:document xmlns:wpc="http://schemas.microsoft.com/office/word/2010/wordprocessingCanvas" xmlns:cx="http://schemas.microsoft.com/office/drawing/2014/chartex" xmlns:cx1="http://schemas.microsoft.com/office/drawing/2015/9/8/chartex" xmlns:cx2="http://schemas.microsoft.com/office/drawing/2015/10/21/chartex" xmlns:cx3="http://schemas.microsoft.com/office/drawing/2016/5/9/chartex" xmlns:cx4="http://schemas.microsoft.com/office/drawing/2016/5/10/chartex" xmlns:cx5="http://schemas.microsoft.com/office/drawing/2016/5/11/chartex" xmlns:cx6="http://schemas.microsoft.com/office/drawing/2016/5/12/chartex" xmlns:cx7="http://schemas.microsoft.com/office/drawing/2016/5/13/chartex" xmlns:cx8="http://schemas.microsoft.com/office/drawing/2016/5/14/chartex" xmlns:mc="http://schemas.openxmlformats.org/markup-compatibility/2006" xmlns:aink="http://schemas.microsoft.com/office/drawing/2016/ink" xmlns:am3d="http://schemas.microsoft.com/office/drawing/2017/model3d" xmlns:o="urn:schemas-microsoft-com:office:office" xmlns:oel="http://schemas.microsoft.com/office/2019/extlst" xmlns:r="http://schemas.openxmlformats.org/officeDocument/2006/relationships" xmlns:m="http://schemas.openxmlformats.org/officeDocument/2006/math" xmlns:v="urn:schemas-microsoft-com:vml" xmlns:wp14="http://schemas.microsoft.com/office/word/2010/wordprocessingDrawing" xmlns:wp="http://schemas.openxmlformats.org/drawingml/2006/wordprocessingDrawing" xmlns:w10="urn:schemas-microsoft-com:office:word" xmlns:w="http://schemas.openxmlformats.org/wordprocessingml/2006/main" xmlns:w14="http://schemas.microsoft.com/office/word/2010/wordml" xmlns:w15="http://schemas.microsoft.com/office/word/2012/wordml" xmlns:w16cex="http://schemas.microsoft.com/office/word/2018/wordml/cex" xmlns:w16cid="http://schemas.microsoft.com/office/word/2016/wordml/cid" xmlns:w16="http://schemas.microsoft.com/office/word/2018/wordml" xmlns:w16du="http://schemas.microsoft.com/office/word/2023/wordml/word16du" xmlns:w16sdtdh="http://schemas.microsoft.com/office/word/2020/wordml/sdtdatahash" xmlns:w16sdtfl="http://schemas.microsoft.com/office/word/2024/wordml/sdtformatlock" xmlns:w16se="http://schemas.microsoft.com/office/word/2015/wordml/symex" xmlns:wpg="http://schemas.microsoft.com/office/word/2010/wordprocessingGroup" xmlns:wpi="http://schemas.microsoft.com/office/word/2010/wordprocessingInk" xmlns:wne="http://schemas.microsoft.com/office/word/2006/wordml" xmlns:wps="http://schemas.microsoft.com/office/word/2010/wordprocessingShape" mc:Ignorable="w14 w15 w16se w16cid w16 w16cex w16sdtdh w16sdtfl w16du wp14">
   <w:body>
     <w:p>
       <w:pPr>
         <w:pStyle w:val="Heading1"/>
-        <w:rPr/>
-      </w:pPr>
-      <w:bookmarkStart w:colFirst="0" w:colLast="0" w:name="_ir52uzgz89mj" w:id="0"/>
+      </w:pPr>
+      <w:bookmarkStart w:id="0" w:name="_ir52uzgz89mj" w:colFirst="0" w:colLast="0"/>
       <w:bookmarkEnd w:id="0"/>
       <w:r>
-        <w:rPr>
-          <w:rtl w:val="0"/>
-        </w:rPr>
-        <w:t xml:space="preserve">Manual Static Testing</w:t>
+        <w:t>Manual Static Testing</w:t>
       </w:r>
     </w:p>
     <w:p>
       <w:pPr>
         <w:pStyle w:val="Heading2"/>
-        <w:spacing w:after="240" w:before="240" w:lineRule="auto"/>
-        <w:rPr/>
-      </w:pPr>
-      <w:bookmarkStart w:colFirst="0" w:colLast="0" w:name="_4aehlckv91vs" w:id="1"/>
+        <w:spacing w:before="240" w:after="240"/>
+      </w:pPr>
+      <w:bookmarkStart w:id="1" w:name="_4aehlckv91vs" w:colFirst="0" w:colLast="0"/>
       <w:bookmarkEnd w:id="1"/>
       <w:r>
-        <w:rPr>
-          <w:rtl w:val="0"/>
-        </w:rPr>
-        <w:t xml:space="preserve">What is Manual Static Testing</w:t>
-      </w:r>
-    </w:p>
-    <w:p>
-      <w:pPr>
-        <w:spacing w:after="240" w:before="240" w:lineRule="auto"/>
-        <w:rPr/>
-      </w:pPr>
-      <w:r>
-        <w:rPr>
-          <w:b w:val="1"/>
-          <w:shd w:fill="b7b7b7" w:val="clear"/>
-          <w:rtl w:val="0"/>
-        </w:rPr>
-        <w:t xml:space="preserve"># Source</w:t>
-      </w:r>
-      <w:r>
-        <w:rPr>
-          <w:shd w:fill="b7b7b7" w:val="clear"/>
-          <w:rtl w:val="0"/>
+        <w:t>What is Manual Static Testing</w:t>
+      </w:r>
+    </w:p>
+    <w:p>
+      <w:pPr>
+        <w:spacing w:before="240" w:after="240"/>
+      </w:pPr>
+      <w:r>
+        <w:rPr>
+          <w:b/>
+          <w:shd w:val="clear" w:color="auto" w:fill="B7B7B7"/>
+        </w:rPr>
+        <w:t># Source</w:t>
+      </w:r>
+      <w:r>
+        <w:rPr>
+          <w:shd w:val="clear" w:color="auto" w:fill="B7B7B7"/>
         </w:rPr>
         <w:t xml:space="preserve">: </w:t>
       </w:r>
       <w:r>
         <w:rPr>
-          <w:b w:val="1"/>
-          <w:shd w:fill="b7b7b7" w:val="clear"/>
-          <w:rtl w:val="0"/>
+          <w:b/>
+          <w:shd w:val="clear" w:color="auto" w:fill="B7B7B7"/>
         </w:rPr>
         <w:t xml:space="preserve">Chatgpt </w:t>
       </w:r>
       <w:r>
         <w:rPr>
-          <w:b w:val="1"/>
+          <w:b/>
           <w:sz w:val="14"/>
           <w:szCs w:val="14"/>
-          <w:shd w:fill="b7b7b7" w:val="clear"/>
-          <w:rtl w:val="0"/>
-        </w:rPr>
-        <w:t xml:space="preserve">(GPT-5-Standard) at [8/14/2025]</w:t>
-      </w:r>
-      <w:r>
-        <w:rPr>
-          <w:rtl w:val="0"/>
-        </w:rPr>
-      </w:r>
-    </w:p>
-    <w:p>
-      <w:pPr>
-        <w:spacing w:after="240" w:before="240" w:lineRule="auto"/>
-        <w:rPr>
-          <w:rFonts w:ascii="Roboto Mono" w:cs="Roboto Mono" w:eastAsia="Roboto Mono" w:hAnsi="Roboto Mono"/>
-        </w:rPr>
-      </w:pPr>
-      <w:r>
-        <w:rPr>
-          <w:rFonts w:ascii="Roboto Mono" w:cs="Roboto Mono" w:eastAsia="Roboto Mono" w:hAnsi="Roboto Mono"/>
-          <w:b w:val="1"/>
-          <w:rtl w:val="0"/>
-        </w:rPr>
-        <w:t xml:space="preserve">Manual Static Testing</w:t>
-      </w:r>
-      <w:r>
-        <w:rPr>
-          <w:rFonts w:ascii="Roboto Mono" w:cs="Roboto Mono" w:eastAsia="Roboto Mono" w:hAnsi="Roboto Mono"/>
-          <w:rtl w:val="0"/>
+          <w:shd w:val="clear" w:color="auto" w:fill="B7B7B7"/>
+        </w:rPr>
+        <w:t>(GPT</w:t>
+      </w:r>
+      <w:r>
+        <w:rPr>
+          <w:rFonts w:ascii="Cambria Math" w:hAnsi="Cambria Math" w:cs="Cambria Math"/>
+          <w:b/>
+          <w:sz w:val="14"/>
+          <w:szCs w:val="14"/>
+          <w:shd w:val="clear" w:color="auto" w:fill="B7B7B7"/>
+        </w:rPr>
+        <w:t>‑</w:t>
+      </w:r>
+      <w:r>
+        <w:rPr>
+          <w:b/>
+          <w:sz w:val="14"/>
+          <w:szCs w:val="14"/>
+          <w:shd w:val="clear" w:color="auto" w:fill="B7B7B7"/>
+        </w:rPr>
+        <w:t>5 Mini) at [8/14/2025]</w:t>
+      </w:r>
+    </w:p>
+    <w:p>
+      <w:pPr>
+        <w:spacing w:before="240" w:after="240"/>
+        <w:rPr>
+          <w:rFonts w:ascii="Roboto Mono" w:eastAsia="Roboto Mono" w:hAnsi="Roboto Mono" w:cs="Roboto Mono"/>
+        </w:rPr>
+      </w:pPr>
+      <w:r>
+        <w:rPr>
+          <w:rFonts w:ascii="Roboto Mono" w:eastAsia="Roboto Mono" w:hAnsi="Roboto Mono" w:cs="Roboto Mono"/>
+          <w:b/>
+        </w:rPr>
+        <w:t>Manual Static Testing</w:t>
+      </w:r>
+      <w:r>
+        <w:rPr>
+          <w:rFonts w:ascii="Roboto Mono" w:eastAsia="Roboto Mono" w:hAnsi="Roboto Mono" w:cs="Roboto Mono"/>
         </w:rPr>
         <w:t xml:space="preserve"> is a </w:t>
       </w:r>
       <w:r>
         <w:rPr>
-          <w:rFonts w:ascii="Roboto Mono" w:cs="Roboto Mono" w:eastAsia="Roboto Mono" w:hAnsi="Roboto Mono"/>
-          <w:b w:val="1"/>
-          <w:rtl w:val="0"/>
-        </w:rPr>
-        <w:t xml:space="preserve">static testing</w:t>
-      </w:r>
-      <w:r>
-        <w:rPr>
-          <w:rFonts w:ascii="Roboto Mono" w:cs="Roboto Mono" w:eastAsia="Roboto Mono" w:hAnsi="Roboto Mono"/>
-          <w:rtl w:val="0"/>
+          <w:rFonts w:ascii="Roboto Mono" w:eastAsia="Roboto Mono" w:hAnsi="Roboto Mono" w:cs="Roboto Mono"/>
+          <w:b/>
+        </w:rPr>
+        <w:t>static testing</w:t>
+      </w:r>
+      <w:r>
+        <w:rPr>
+          <w:rFonts w:ascii="Roboto Mono" w:eastAsia="Roboto Mono" w:hAnsi="Roboto Mono" w:cs="Roboto Mono"/>
         </w:rPr>
         <w:t xml:space="preserve"> approach where reviews and analysis are done </w:t>
       </w:r>
       <w:r>
         <w:rPr>
-          <w:rFonts w:ascii="Roboto Mono" w:cs="Roboto Mono" w:eastAsia="Roboto Mono" w:hAnsi="Roboto Mono"/>
-          <w:b w:val="1"/>
-          <w:rtl w:val="0"/>
-        </w:rPr>
-        <w:t xml:space="preserve">by humans</w:t>
-      </w:r>
-      <w:r>
-        <w:rPr>
-          <w:rFonts w:ascii="Roboto Mono" w:cs="Roboto Mono" w:eastAsia="Roboto Mono" w:hAnsi="Roboto Mono"/>
-          <w:rtl w:val="0"/>
+          <w:rFonts w:ascii="Roboto Mono" w:eastAsia="Roboto Mono" w:hAnsi="Roboto Mono" w:cs="Roboto Mono"/>
+          <w:b/>
+        </w:rPr>
+        <w:t>by humans</w:t>
+      </w:r>
+      <w:r>
+        <w:rPr>
+          <w:rFonts w:ascii="Roboto Mono" w:eastAsia="Roboto Mono" w:hAnsi="Roboto Mono" w:cs="Roboto Mono"/>
         </w:rPr>
         <w:t xml:space="preserve"> without using automated tools — meaning testers, developers, or stakeholders manually inspect documents, code, or designs to find defects </w:t>
       </w:r>
       <w:r>
         <w:rPr>
-          <w:rFonts w:ascii="Roboto Mono" w:cs="Roboto Mono" w:eastAsia="Roboto Mono" w:hAnsi="Roboto Mono"/>
-          <w:b w:val="1"/>
-          <w:rtl w:val="0"/>
-        </w:rPr>
-        <w:t xml:space="preserve">before execution</w:t>
-      </w:r>
-      <w:r>
-        <w:rPr>
-          <w:rFonts w:ascii="Roboto Mono" w:cs="Roboto Mono" w:eastAsia="Roboto Mono" w:hAnsi="Roboto Mono"/>
-          <w:rtl w:val="0"/>
-        </w:rPr>
-        <w:t xml:space="preserve">.</w:t>
-      </w:r>
-    </w:p>
-    <w:p>
-      <w:pPr>
-        <w:rPr/>
-      </w:pPr>
-      <w:r>
-        <w:pict>
-          <v:rect style="width:0.0pt;height:1.5pt" o:hr="t" o:hrstd="t" o:hralign="center" fillcolor="#A0A0A0" stroked="f"/>
+          <w:rFonts w:ascii="Roboto Mono" w:eastAsia="Roboto Mono" w:hAnsi="Roboto Mono" w:cs="Roboto Mono"/>
+          <w:b/>
+        </w:rPr>
+        <w:t>before execution</w:t>
+      </w:r>
+      <w:r>
+        <w:rPr>
+          <w:rFonts w:ascii="Roboto Mono" w:eastAsia="Roboto Mono" w:hAnsi="Roboto Mono" w:cs="Roboto Mono"/>
+        </w:rPr>
+        <w:t>.</w:t>
+      </w:r>
+    </w:p>
+    <w:p>
+      <w:r>
+        <w:pict w14:anchorId="031FB274">
+          <v:rect id="_x0000_i1025" style="width:0;height:1.5pt" o:hralign="center" o:hrstd="t" o:hr="t" fillcolor="#a0a0a0" stroked="f"/>
         </w:pict>
-      </w:r>
-      <w:r>
-        <w:rPr>
-          <w:rtl w:val="0"/>
-        </w:rPr>
       </w:r>
     </w:p>
     <w:p>
@@ -163,95 +148,99 @@
         <w:pStyle w:val="Heading2"/>
         <w:keepNext w:val="0"/>
         <w:keepLines w:val="0"/>
-        <w:spacing w:after="80" w:lineRule="auto"/>
-        <w:rPr>
-          <w:b w:val="1"/>
+        <w:rPr>
+          <w:b/>
           <w:sz w:val="34"/>
           <w:szCs w:val="34"/>
         </w:rPr>
       </w:pPr>
-      <w:bookmarkStart w:colFirst="0" w:colLast="0" w:name="_5pv1f57zz5bb" w:id="2"/>
+      <w:bookmarkStart w:id="2" w:name="_5pv1f57zz5bb" w:colFirst="0" w:colLast="0"/>
       <w:bookmarkEnd w:id="2"/>
       <w:r>
         <w:rPr>
-          <w:b w:val="1"/>
+          <w:b/>
           <w:sz w:val="34"/>
           <w:szCs w:val="34"/>
-          <w:rtl w:val="0"/>
-        </w:rPr>
-        <w:t xml:space="preserve">Key Idea</w:t>
-      </w:r>
-    </w:p>
-    <w:p>
-      <w:pPr>
-        <w:spacing w:after="240" w:before="240" w:lineRule="auto"/>
-        <w:rPr/>
-      </w:pPr>
-      <w:r>
-        <w:rPr>
-          <w:b w:val="1"/>
-          <w:shd w:fill="b7b7b7" w:val="clear"/>
-          <w:rtl w:val="0"/>
-        </w:rPr>
-        <w:t xml:space="preserve"># Source</w:t>
-      </w:r>
-      <w:r>
-        <w:rPr>
-          <w:shd w:fill="b7b7b7" w:val="clear"/>
-          <w:rtl w:val="0"/>
+        </w:rPr>
+        <w:t>Key Idea</w:t>
+      </w:r>
+    </w:p>
+    <w:p>
+      <w:pPr>
+        <w:spacing w:before="240" w:after="240"/>
+      </w:pPr>
+      <w:r>
+        <w:rPr>
+          <w:b/>
+          <w:shd w:val="clear" w:color="auto" w:fill="B7B7B7"/>
+        </w:rPr>
+        <w:t># Source</w:t>
+      </w:r>
+      <w:r>
+        <w:rPr>
+          <w:shd w:val="clear" w:color="auto" w:fill="B7B7B7"/>
         </w:rPr>
         <w:t xml:space="preserve">: </w:t>
       </w:r>
       <w:r>
         <w:rPr>
-          <w:b w:val="1"/>
-          <w:shd w:fill="b7b7b7" w:val="clear"/>
-          <w:rtl w:val="0"/>
+          <w:b/>
+          <w:shd w:val="clear" w:color="auto" w:fill="B7B7B7"/>
         </w:rPr>
         <w:t xml:space="preserve">Chatgpt </w:t>
       </w:r>
       <w:r>
         <w:rPr>
-          <w:b w:val="1"/>
+          <w:b/>
           <w:sz w:val="14"/>
           <w:szCs w:val="14"/>
-          <w:shd w:fill="b7b7b7" w:val="clear"/>
-          <w:rtl w:val="0"/>
-        </w:rPr>
-        <w:t xml:space="preserve">(GPT-5-Standard) at [8/14/2025]</w:t>
-      </w:r>
-      <w:r>
-        <w:rPr>
-          <w:rtl w:val="0"/>
-        </w:rPr>
-      </w:r>
-    </w:p>
-    <w:p>
-      <w:pPr>
-        <w:spacing w:after="240" w:before="240" w:lineRule="auto"/>
-        <w:rPr>
-          <w:rFonts w:ascii="Roboto Mono" w:cs="Roboto Mono" w:eastAsia="Roboto Mono" w:hAnsi="Roboto Mono"/>
-        </w:rPr>
-      </w:pPr>
-      <w:r>
-        <w:rPr>
-          <w:rFonts w:ascii="Roboto Mono" w:cs="Roboto Mono" w:eastAsia="Roboto Mono" w:hAnsi="Roboto Mono"/>
-          <w:rtl w:val="0"/>
+          <w:shd w:val="clear" w:color="auto" w:fill="B7B7B7"/>
+        </w:rPr>
+        <w:t>(GPT</w:t>
+      </w:r>
+      <w:r>
+        <w:rPr>
+          <w:rFonts w:ascii="Cambria Math" w:hAnsi="Cambria Math" w:cs="Cambria Math"/>
+          <w:b/>
+          <w:sz w:val="14"/>
+          <w:szCs w:val="14"/>
+          <w:shd w:val="clear" w:color="auto" w:fill="B7B7B7"/>
+        </w:rPr>
+        <w:t>‑</w:t>
+      </w:r>
+      <w:r>
+        <w:rPr>
+          <w:b/>
+          <w:sz w:val="14"/>
+          <w:szCs w:val="14"/>
+          <w:shd w:val="clear" w:color="auto" w:fill="B7B7B7"/>
+        </w:rPr>
+        <w:t>5 Mini) at [8/14/2025]</w:t>
+      </w:r>
+    </w:p>
+    <w:p>
+      <w:pPr>
+        <w:spacing w:before="240" w:after="240"/>
+        <w:rPr>
+          <w:rFonts w:ascii="Roboto Mono" w:eastAsia="Roboto Mono" w:hAnsi="Roboto Mono" w:cs="Roboto Mono"/>
+        </w:rPr>
+      </w:pPr>
+      <w:r>
+        <w:rPr>
+          <w:rFonts w:ascii="Roboto Mono" w:eastAsia="Roboto Mono" w:hAnsi="Roboto Mono" w:cs="Roboto Mono"/>
         </w:rPr>
         <w:t xml:space="preserve">Instead of running the software, you </w:t>
       </w:r>
       <w:r>
         <w:rPr>
-          <w:rFonts w:ascii="Roboto Mono" w:cs="Roboto Mono" w:eastAsia="Roboto Mono" w:hAnsi="Roboto Mono"/>
-          <w:b w:val="1"/>
-          <w:rtl w:val="0"/>
-        </w:rPr>
-        <w:t xml:space="preserve">manually review artifacts</w:t>
-      </w:r>
-      <w:r>
-        <w:rPr>
-          <w:rFonts w:ascii="Roboto Mono" w:cs="Roboto Mono" w:eastAsia="Roboto Mono" w:hAnsi="Roboto Mono"/>
-          <w:rtl w:val="0"/>
+          <w:rFonts w:ascii="Roboto Mono" w:eastAsia="Roboto Mono" w:hAnsi="Roboto Mono" w:cs="Roboto Mono"/>
+          <w:b/>
+        </w:rPr>
+        <w:t>manually review artifacts</w:t>
+      </w:r>
+      <w:r>
+        <w:rPr>
+          <w:rFonts w:ascii="Roboto Mono" w:eastAsia="Roboto Mono" w:hAnsi="Roboto Mono" w:cs="Roboto Mono"/>
         </w:rPr>
         <w:t xml:space="preserve"> to detect:</w:t>
       </w:r>
@@ -262,19 +251,22 @@
           <w:ilvl w:val="0"/>
           <w:numId w:val="2"/>
         </w:numPr>
-        <w:spacing w:after="0" w:afterAutospacing="0" w:before="240" w:lineRule="auto"/>
-        <w:ind w:left="720" w:hanging="360"/>
-        <w:rPr>
-          <w:rFonts w:ascii="Roboto Mono" w:cs="Roboto Mono" w:eastAsia="Roboto Mono" w:hAnsi="Roboto Mono"/>
-        </w:rPr>
-      </w:pPr>
-      <w:r>
-        <w:rPr>
-          <w:rFonts w:ascii="Roboto Mono" w:cs="Roboto Mono" w:eastAsia="Roboto Mono" w:hAnsi="Roboto Mono"/>
-          <w:rtl w:val="0"/>
-        </w:rPr>
-        <w:t xml:space="preserve">Missing requirements</w:t>
-        <w:br w:type="textWrapping"/>
+        <w:spacing w:before="240"/>
+        <w:rPr>
+          <w:rFonts w:ascii="Roboto Mono" w:eastAsia="Roboto Mono" w:hAnsi="Roboto Mono" w:cs="Roboto Mono"/>
+        </w:rPr>
+      </w:pPr>
+      <w:r>
+        <w:rPr>
+          <w:rFonts w:ascii="Roboto Mono" w:eastAsia="Roboto Mono" w:hAnsi="Roboto Mono" w:cs="Roboto Mono"/>
+        </w:rPr>
+        <w:t>Missing requirements</w:t>
+      </w:r>
+      <w:r>
+        <w:rPr>
+          <w:rFonts w:ascii="Roboto Mono" w:eastAsia="Roboto Mono" w:hAnsi="Roboto Mono" w:cs="Roboto Mono"/>
+        </w:rPr>
+        <w:br/>
       </w:r>
     </w:p>
     <w:p>
@@ -283,19 +275,21 @@
           <w:ilvl w:val="0"/>
           <w:numId w:val="2"/>
         </w:numPr>
-        <w:spacing w:after="0" w:afterAutospacing="0" w:before="0" w:beforeAutospacing="0" w:lineRule="auto"/>
-        <w:ind w:left="720" w:hanging="360"/>
-        <w:rPr>
-          <w:rFonts w:ascii="Roboto Mono" w:cs="Roboto Mono" w:eastAsia="Roboto Mono" w:hAnsi="Roboto Mono"/>
-        </w:rPr>
-      </w:pPr>
-      <w:r>
-        <w:rPr>
-          <w:rFonts w:ascii="Roboto Mono" w:cs="Roboto Mono" w:eastAsia="Roboto Mono" w:hAnsi="Roboto Mono"/>
-          <w:rtl w:val="0"/>
-        </w:rPr>
-        <w:t xml:space="preserve">Ambiguities</w:t>
-        <w:br w:type="textWrapping"/>
+        <w:rPr>
+          <w:rFonts w:ascii="Roboto Mono" w:eastAsia="Roboto Mono" w:hAnsi="Roboto Mono" w:cs="Roboto Mono"/>
+        </w:rPr>
+      </w:pPr>
+      <w:r>
+        <w:rPr>
+          <w:rFonts w:ascii="Roboto Mono" w:eastAsia="Roboto Mono" w:hAnsi="Roboto Mono" w:cs="Roboto Mono"/>
+        </w:rPr>
+        <w:t>Ambiguities</w:t>
+      </w:r>
+      <w:r>
+        <w:rPr>
+          <w:rFonts w:ascii="Roboto Mono" w:eastAsia="Roboto Mono" w:hAnsi="Roboto Mono" w:cs="Roboto Mono"/>
+        </w:rPr>
+        <w:br/>
       </w:r>
     </w:p>
     <w:p>
@@ -304,19 +298,21 @@
           <w:ilvl w:val="0"/>
           <w:numId w:val="2"/>
         </w:numPr>
-        <w:spacing w:after="0" w:afterAutospacing="0" w:before="0" w:beforeAutospacing="0" w:lineRule="auto"/>
-        <w:ind w:left="720" w:hanging="360"/>
-        <w:rPr>
-          <w:rFonts w:ascii="Roboto Mono" w:cs="Roboto Mono" w:eastAsia="Roboto Mono" w:hAnsi="Roboto Mono"/>
-        </w:rPr>
-      </w:pPr>
-      <w:r>
-        <w:rPr>
-          <w:rFonts w:ascii="Roboto Mono" w:cs="Roboto Mono" w:eastAsia="Roboto Mono" w:hAnsi="Roboto Mono"/>
-          <w:rtl w:val="0"/>
-        </w:rPr>
-        <w:t xml:space="preserve">Logical errors</w:t>
-        <w:br w:type="textWrapping"/>
+        <w:rPr>
+          <w:rFonts w:ascii="Roboto Mono" w:eastAsia="Roboto Mono" w:hAnsi="Roboto Mono" w:cs="Roboto Mono"/>
+        </w:rPr>
+      </w:pPr>
+      <w:r>
+        <w:rPr>
+          <w:rFonts w:ascii="Roboto Mono" w:eastAsia="Roboto Mono" w:hAnsi="Roboto Mono" w:cs="Roboto Mono"/>
+        </w:rPr>
+        <w:t>Logical errors</w:t>
+      </w:r>
+      <w:r>
+        <w:rPr>
+          <w:rFonts w:ascii="Roboto Mono" w:eastAsia="Roboto Mono" w:hAnsi="Roboto Mono" w:cs="Roboto Mono"/>
+        </w:rPr>
+        <w:br/>
       </w:r>
     </w:p>
     <w:p>
@@ -325,34 +321,29 @@
           <w:ilvl w:val="0"/>
           <w:numId w:val="2"/>
         </w:numPr>
-        <w:spacing w:after="240" w:before="0" w:beforeAutospacing="0" w:lineRule="auto"/>
-        <w:ind w:left="720" w:hanging="360"/>
-        <w:rPr>
-          <w:rFonts w:ascii="Roboto Mono" w:cs="Roboto Mono" w:eastAsia="Roboto Mono" w:hAnsi="Roboto Mono"/>
-        </w:rPr>
-      </w:pPr>
-      <w:r>
-        <w:rPr>
-          <w:rFonts w:ascii="Roboto Mono" w:cs="Roboto Mono" w:eastAsia="Roboto Mono" w:hAnsi="Roboto Mono"/>
-          <w:rtl w:val="0"/>
-        </w:rPr>
-        <w:t xml:space="preserve">Non-compliance with standards</w:t>
-        <w:br w:type="textWrapping"/>
-      </w:r>
-    </w:p>
-    <w:p>
-      <w:pPr>
-        <w:rPr/>
-      </w:pPr>
-      <w:r>
-        <w:pict>
-          <v:rect style="width:0.0pt;height:1.5pt" o:hr="t" o:hrstd="t" o:hralign="center" fillcolor="#A0A0A0" stroked="f"/>
+        <w:spacing w:after="240"/>
+        <w:rPr>
+          <w:rFonts w:ascii="Roboto Mono" w:eastAsia="Roboto Mono" w:hAnsi="Roboto Mono" w:cs="Roboto Mono"/>
+        </w:rPr>
+      </w:pPr>
+      <w:r>
+        <w:rPr>
+          <w:rFonts w:ascii="Roboto Mono" w:eastAsia="Roboto Mono" w:hAnsi="Roboto Mono" w:cs="Roboto Mono"/>
+        </w:rPr>
+        <w:t>Non-compliance with standards</w:t>
+      </w:r>
+      <w:r>
+        <w:rPr>
+          <w:rFonts w:ascii="Roboto Mono" w:eastAsia="Roboto Mono" w:hAnsi="Roboto Mono" w:cs="Roboto Mono"/>
+        </w:rPr>
+        <w:br/>
+      </w:r>
+    </w:p>
+    <w:p>
+      <w:r>
+        <w:pict w14:anchorId="720DB520">
+          <v:rect id="_x0000_i1026" style="width:0;height:1.5pt" o:hralign="center" o:hrstd="t" o:hr="t" fillcolor="#a0a0a0" stroked="f"/>
         </w:pict>
-      </w:r>
-      <w:r>
-        <w:rPr>
-          <w:rtl w:val="0"/>
-        </w:rPr>
       </w:r>
     </w:p>
     <w:p>
@@ -360,23 +351,21 @@
         <w:pStyle w:val="Heading2"/>
         <w:keepNext w:val="0"/>
         <w:keepLines w:val="0"/>
-        <w:spacing w:after="80" w:lineRule="auto"/>
-        <w:rPr>
-          <w:b w:val="1"/>
+        <w:rPr>
+          <w:b/>
           <w:sz w:val="34"/>
           <w:szCs w:val="34"/>
         </w:rPr>
       </w:pPr>
-      <w:bookmarkStart w:colFirst="0" w:colLast="0" w:name="_lyo6l78y2rkq" w:id="3"/>
+      <w:bookmarkStart w:id="3" w:name="_lyo6l78y2rkq" w:colFirst="0" w:colLast="0"/>
       <w:bookmarkEnd w:id="3"/>
       <w:r>
         <w:rPr>
-          <w:b w:val="1"/>
+          <w:b/>
           <w:sz w:val="34"/>
           <w:szCs w:val="34"/>
-          <w:rtl w:val="0"/>
-        </w:rPr>
-        <w:t xml:space="preserve">Main Forms of Manual Static Testing</w:t>
+        </w:rPr>
+        <w:t>Main Forms of Manual Static Testing</w:t>
       </w:r>
     </w:p>
     <w:p>
@@ -384,69 +373,77 @@
         <w:pStyle w:val="Heading3"/>
         <w:keepNext w:val="0"/>
         <w:keepLines w:val="0"/>
-        <w:spacing w:before="280" w:lineRule="auto"/>
-        <w:rPr>
-          <w:b w:val="1"/>
+        <w:spacing w:before="280"/>
+        <w:rPr>
+          <w:b/>
           <w:color w:val="000000"/>
           <w:sz w:val="26"/>
           <w:szCs w:val="26"/>
         </w:rPr>
       </w:pPr>
-      <w:bookmarkStart w:colFirst="0" w:colLast="0" w:name="_x02aamsa3ikt" w:id="4"/>
+      <w:bookmarkStart w:id="4" w:name="_x02aamsa3ikt" w:colFirst="0" w:colLast="0"/>
       <w:bookmarkEnd w:id="4"/>
       <w:r>
         <w:rPr>
-          <w:b w:val="1"/>
+          <w:b/>
           <w:color w:val="000000"/>
           <w:sz w:val="26"/>
           <w:szCs w:val="26"/>
-          <w:rtl w:val="0"/>
-        </w:rPr>
-        <w:t xml:space="preserve">1. Informal Review</w:t>
-      </w:r>
-    </w:p>
-    <w:p>
-      <w:pPr>
-        <w:spacing w:after="240" w:before="240" w:lineRule="auto"/>
-        <w:rPr/>
-      </w:pPr>
-      <w:r>
-        <w:rPr>
-          <w:b w:val="1"/>
-          <w:shd w:fill="b7b7b7" w:val="clear"/>
-          <w:rtl w:val="0"/>
-        </w:rPr>
-        <w:t xml:space="preserve"># Source</w:t>
-      </w:r>
-      <w:r>
-        <w:rPr>
-          <w:shd w:fill="b7b7b7" w:val="clear"/>
-          <w:rtl w:val="0"/>
+        </w:rPr>
+        <w:t>1. Informal Review</w:t>
+      </w:r>
+    </w:p>
+    <w:p>
+      <w:pPr>
+        <w:spacing w:before="240" w:after="240"/>
+      </w:pPr>
+      <w:r>
+        <w:rPr>
+          <w:b/>
+          <w:shd w:val="clear" w:color="auto" w:fill="B7B7B7"/>
+        </w:rPr>
+        <w:t># Source</w:t>
+      </w:r>
+      <w:r>
+        <w:rPr>
+          <w:shd w:val="clear" w:color="auto" w:fill="B7B7B7"/>
         </w:rPr>
         <w:t xml:space="preserve">: </w:t>
       </w:r>
       <w:r>
         <w:rPr>
-          <w:b w:val="1"/>
-          <w:shd w:fill="b7b7b7" w:val="clear"/>
-          <w:rtl w:val="0"/>
+          <w:b/>
+          <w:shd w:val="clear" w:color="auto" w:fill="B7B7B7"/>
         </w:rPr>
         <w:t xml:space="preserve">Chatgpt </w:t>
       </w:r>
       <w:r>
         <w:rPr>
-          <w:b w:val="1"/>
+          <w:b/>
           <w:sz w:val="14"/>
           <w:szCs w:val="14"/>
-          <w:shd w:fill="b7b7b7" w:val="clear"/>
-          <w:rtl w:val="0"/>
-        </w:rPr>
-        <w:t xml:space="preserve">(GPT-5-Standard) at [8/14/2025]</w:t>
-      </w:r>
-      <w:r>
-        <w:rPr>
-          <w:rtl w:val="0"/>
-        </w:rPr>
+          <w:shd w:val="clear" w:color="auto" w:fill="B7B7B7"/>
+        </w:rPr>
+        <w:t>(GPT</w:t>
+      </w:r>
+      <w:r>
+        <w:rPr>
+          <w:rFonts w:ascii="Cambria Math" w:hAnsi="Cambria Math" w:cs="Cambria Math"/>
+          <w:b/>
+          <w:sz w:val="14"/>
+          <w:szCs w:val="14"/>
+          <w:shd w:val="clear" w:color="auto" w:fill="B7B7B7"/>
+        </w:rPr>
+        <w:t>‑</w:t>
+      </w:r>
+      <w:r>
+        <w:rPr>
+          <w:b/>
+          <w:sz w:val="14"/>
+          <w:szCs w:val="14"/>
+          <w:shd w:val="clear" w:color="auto" w:fill="B7B7B7"/>
+        </w:rPr>
+        <w:t>5 Mini) at [8/14/2025]</w:t>
       </w:r>
     </w:p>
     <w:p>
@@ -455,19 +452,22 @@
           <w:ilvl w:val="0"/>
           <w:numId w:val="7"/>
         </w:numPr>
-        <w:spacing w:after="0" w:afterAutospacing="0" w:before="240" w:lineRule="auto"/>
-        <w:ind w:left="720" w:hanging="360"/>
-        <w:rPr>
-          <w:rFonts w:ascii="Roboto Mono" w:cs="Roboto Mono" w:eastAsia="Roboto Mono" w:hAnsi="Roboto Mono"/>
-        </w:rPr>
-      </w:pPr>
-      <w:r>
-        <w:rPr>
-          <w:rFonts w:ascii="Roboto Mono" w:cs="Roboto Mono" w:eastAsia="Roboto Mono" w:hAnsi="Roboto Mono"/>
-          <w:rtl w:val="0"/>
-        </w:rPr>
-        <w:t xml:space="preserve">Most basic form — no strict process.</w:t>
-        <w:br w:type="textWrapping"/>
+        <w:spacing w:before="240"/>
+        <w:rPr>
+          <w:rFonts w:ascii="Roboto Mono" w:eastAsia="Roboto Mono" w:hAnsi="Roboto Mono" w:cs="Roboto Mono"/>
+        </w:rPr>
+      </w:pPr>
+      <w:r>
+        <w:rPr>
+          <w:rFonts w:ascii="Roboto Mono" w:eastAsia="Roboto Mono" w:hAnsi="Roboto Mono" w:cs="Roboto Mono"/>
+        </w:rPr>
+        <w:t>Most basic form — no strict process.</w:t>
+      </w:r>
+      <w:r>
+        <w:rPr>
+          <w:rFonts w:ascii="Roboto Mono" w:eastAsia="Roboto Mono" w:hAnsi="Roboto Mono" w:cs="Roboto Mono"/>
+        </w:rPr>
+        <w:br/>
       </w:r>
     </w:p>
     <w:p>
@@ -476,19 +476,22 @@
           <w:ilvl w:val="0"/>
           <w:numId w:val="7"/>
         </w:numPr>
-        <w:spacing w:after="0" w:afterAutospacing="0" w:before="0" w:beforeAutospacing="0" w:lineRule="auto"/>
-        <w:ind w:left="720" w:hanging="360"/>
-        <w:rPr>
-          <w:rFonts w:ascii="Roboto Mono" w:cs="Roboto Mono" w:eastAsia="Roboto Mono" w:hAnsi="Roboto Mono"/>
-        </w:rPr>
-      </w:pPr>
-      <w:r>
-        <w:rPr>
-          <w:rFonts w:ascii="Roboto Mono" w:cs="Roboto Mono" w:eastAsia="Roboto Mono" w:hAnsi="Roboto Mono"/>
-          <w:rtl w:val="0"/>
-        </w:rPr>
-        <w:t xml:space="preserve">Done by colleagues, peers, or team members.</w:t>
-        <w:br w:type="textWrapping"/>
+        <w:rPr>
+          <w:rFonts w:ascii="Roboto Mono" w:eastAsia="Roboto Mono" w:hAnsi="Roboto Mono" w:cs="Roboto Mono"/>
+        </w:rPr>
+      </w:pPr>
+      <w:r>
+        <w:rPr>
+          <w:rFonts w:ascii="Roboto Mono" w:eastAsia="Roboto Mono" w:hAnsi="Roboto Mono" w:cs="Roboto Mono"/>
+        </w:rPr>
+        <w:lastRenderedPageBreak/>
+        <w:t>Done by colleagues, peers, or team members.</w:t>
+      </w:r>
+      <w:r>
+        <w:rPr>
+          <w:rFonts w:ascii="Roboto Mono" w:eastAsia="Roboto Mono" w:hAnsi="Roboto Mono" w:cs="Roboto Mono"/>
+        </w:rPr>
+        <w:br/>
       </w:r>
     </w:p>
     <w:p>
@@ -497,19 +500,22 @@
           <w:ilvl w:val="0"/>
           <w:numId w:val="7"/>
         </w:numPr>
-        <w:spacing w:after="240" w:before="0" w:beforeAutospacing="0" w:lineRule="auto"/>
-        <w:ind w:left="720" w:hanging="360"/>
-        <w:rPr>
-          <w:rFonts w:ascii="Roboto Mono" w:cs="Roboto Mono" w:eastAsia="Roboto Mono" w:hAnsi="Roboto Mono"/>
-        </w:rPr>
-      </w:pPr>
-      <w:r>
-        <w:rPr>
-          <w:rFonts w:ascii="Roboto Mono" w:cs="Roboto Mono" w:eastAsia="Roboto Mono" w:hAnsi="Roboto Mono"/>
-          <w:rtl w:val="0"/>
-        </w:rPr>
-        <w:t xml:space="preserve">Example: A developer asking a teammate to skim through their code.</w:t>
-        <w:br w:type="textWrapping"/>
+        <w:spacing w:after="240"/>
+        <w:rPr>
+          <w:rFonts w:ascii="Roboto Mono" w:eastAsia="Roboto Mono" w:hAnsi="Roboto Mono" w:cs="Roboto Mono"/>
+        </w:rPr>
+      </w:pPr>
+      <w:r>
+        <w:rPr>
+          <w:rFonts w:ascii="Roboto Mono" w:eastAsia="Roboto Mono" w:hAnsi="Roboto Mono" w:cs="Roboto Mono"/>
+        </w:rPr>
+        <w:t>Example: A developer asking a teammate to skim through their code.</w:t>
+      </w:r>
+      <w:r>
+        <w:rPr>
+          <w:rFonts w:ascii="Roboto Mono" w:eastAsia="Roboto Mono" w:hAnsi="Roboto Mono" w:cs="Roboto Mono"/>
+        </w:rPr>
+        <w:br/>
       </w:r>
     </w:p>
     <w:p>
@@ -517,69 +523,77 @@
         <w:pStyle w:val="Heading3"/>
         <w:keepNext w:val="0"/>
         <w:keepLines w:val="0"/>
-        <w:spacing w:before="280" w:lineRule="auto"/>
-        <w:rPr>
-          <w:b w:val="1"/>
+        <w:spacing w:before="280"/>
+        <w:rPr>
+          <w:b/>
           <w:color w:val="000000"/>
           <w:sz w:val="26"/>
           <w:szCs w:val="26"/>
         </w:rPr>
       </w:pPr>
-      <w:bookmarkStart w:colFirst="0" w:colLast="0" w:name="_s92fmg6deis9" w:id="5"/>
+      <w:bookmarkStart w:id="5" w:name="_s92fmg6deis9" w:colFirst="0" w:colLast="0"/>
       <w:bookmarkEnd w:id="5"/>
       <w:r>
         <w:rPr>
-          <w:b w:val="1"/>
+          <w:b/>
           <w:color w:val="000000"/>
           <w:sz w:val="26"/>
           <w:szCs w:val="26"/>
-          <w:rtl w:val="0"/>
-        </w:rPr>
-        <w:t xml:space="preserve">2. Walkthrough</w:t>
-      </w:r>
-    </w:p>
-    <w:p>
-      <w:pPr>
-        <w:spacing w:after="240" w:before="240" w:lineRule="auto"/>
-        <w:rPr/>
-      </w:pPr>
-      <w:r>
-        <w:rPr>
-          <w:b w:val="1"/>
-          <w:shd w:fill="b7b7b7" w:val="clear"/>
-          <w:rtl w:val="0"/>
-        </w:rPr>
-        <w:t xml:space="preserve"># Source</w:t>
-      </w:r>
-      <w:r>
-        <w:rPr>
-          <w:shd w:fill="b7b7b7" w:val="clear"/>
-          <w:rtl w:val="0"/>
+        </w:rPr>
+        <w:t>2. Walkthrough</w:t>
+      </w:r>
+    </w:p>
+    <w:p>
+      <w:pPr>
+        <w:spacing w:before="240" w:after="240"/>
+      </w:pPr>
+      <w:r>
+        <w:rPr>
+          <w:b/>
+          <w:shd w:val="clear" w:color="auto" w:fill="B7B7B7"/>
+        </w:rPr>
+        <w:t># Source</w:t>
+      </w:r>
+      <w:r>
+        <w:rPr>
+          <w:shd w:val="clear" w:color="auto" w:fill="B7B7B7"/>
         </w:rPr>
         <w:t xml:space="preserve">: </w:t>
       </w:r>
       <w:r>
         <w:rPr>
-          <w:b w:val="1"/>
-          <w:shd w:fill="b7b7b7" w:val="clear"/>
-          <w:rtl w:val="0"/>
+          <w:b/>
+          <w:shd w:val="clear" w:color="auto" w:fill="B7B7B7"/>
         </w:rPr>
         <w:t xml:space="preserve">Chatgpt </w:t>
       </w:r>
       <w:r>
         <w:rPr>
-          <w:b w:val="1"/>
+          <w:b/>
           <w:sz w:val="14"/>
           <w:szCs w:val="14"/>
-          <w:shd w:fill="b7b7b7" w:val="clear"/>
-          <w:rtl w:val="0"/>
-        </w:rPr>
-        <w:t xml:space="preserve">(GPT-5-Standard) at [8/14/2025]</w:t>
-      </w:r>
-      <w:r>
-        <w:rPr>
-          <w:rtl w:val="0"/>
-        </w:rPr>
+          <w:shd w:val="clear" w:color="auto" w:fill="B7B7B7"/>
+        </w:rPr>
+        <w:t>(GPT</w:t>
+      </w:r>
+      <w:r>
+        <w:rPr>
+          <w:rFonts w:ascii="Cambria Math" w:hAnsi="Cambria Math" w:cs="Cambria Math"/>
+          <w:b/>
+          <w:sz w:val="14"/>
+          <w:szCs w:val="14"/>
+          <w:shd w:val="clear" w:color="auto" w:fill="B7B7B7"/>
+        </w:rPr>
+        <w:t>‑</w:t>
+      </w:r>
+      <w:r>
+        <w:rPr>
+          <w:b/>
+          <w:sz w:val="14"/>
+          <w:szCs w:val="14"/>
+          <w:shd w:val="clear" w:color="auto" w:fill="B7B7B7"/>
+        </w:rPr>
+        <w:t>5 Mini) at [8/14/2025]</w:t>
       </w:r>
     </w:p>
     <w:p>
@@ -588,31 +602,32 @@
           <w:ilvl w:val="0"/>
           <w:numId w:val="3"/>
         </w:numPr>
-        <w:spacing w:after="0" w:afterAutospacing="0" w:before="240" w:lineRule="auto"/>
-        <w:ind w:left="720" w:hanging="360"/>
-      </w:pPr>
-      <w:r>
-        <w:rPr>
-          <w:rFonts w:ascii="Roboto Mono" w:cs="Roboto Mono" w:eastAsia="Roboto Mono" w:hAnsi="Roboto Mono"/>
-          <w:rtl w:val="0"/>
+        <w:spacing w:before="240"/>
+      </w:pPr>
+      <w:r>
+        <w:rPr>
+          <w:rFonts w:ascii="Roboto Mono" w:eastAsia="Roboto Mono" w:hAnsi="Roboto Mono" w:cs="Roboto Mono"/>
         </w:rPr>
         <w:t xml:space="preserve">The author of the work product </w:t>
       </w:r>
       <w:r>
         <w:rPr>
-          <w:rFonts w:ascii="Roboto Mono" w:cs="Roboto Mono" w:eastAsia="Roboto Mono" w:hAnsi="Roboto Mono"/>
-          <w:b w:val="1"/>
-          <w:rtl w:val="0"/>
-        </w:rPr>
-        <w:t xml:space="preserve">explains it step-by-step</w:t>
-      </w:r>
-      <w:r>
-        <w:rPr>
-          <w:rFonts w:ascii="Roboto Mono" w:cs="Roboto Mono" w:eastAsia="Roboto Mono" w:hAnsi="Roboto Mono"/>
-          <w:rtl w:val="0"/>
+          <w:rFonts w:ascii="Roboto Mono" w:eastAsia="Roboto Mono" w:hAnsi="Roboto Mono" w:cs="Roboto Mono"/>
+          <w:b/>
+        </w:rPr>
+        <w:t>explains it step-by-step</w:t>
+      </w:r>
+      <w:r>
+        <w:rPr>
+          <w:rFonts w:ascii="Roboto Mono" w:eastAsia="Roboto Mono" w:hAnsi="Roboto Mono" w:cs="Roboto Mono"/>
         </w:rPr>
         <w:t xml:space="preserve"> to the team.</w:t>
-        <w:br w:type="textWrapping"/>
+      </w:r>
+      <w:r>
+        <w:rPr>
+          <w:rFonts w:ascii="Roboto Mono" w:eastAsia="Roboto Mono" w:hAnsi="Roboto Mono" w:cs="Roboto Mono"/>
+        </w:rPr>
+        <w:br/>
       </w:r>
     </w:p>
     <w:p>
@@ -621,19 +636,21 @@
           <w:ilvl w:val="0"/>
           <w:numId w:val="3"/>
         </w:numPr>
-        <w:spacing w:after="0" w:afterAutospacing="0" w:before="0" w:beforeAutospacing="0" w:lineRule="auto"/>
-        <w:ind w:left="720" w:hanging="360"/>
-        <w:rPr>
-          <w:rFonts w:ascii="Roboto Mono" w:cs="Roboto Mono" w:eastAsia="Roboto Mono" w:hAnsi="Roboto Mono"/>
-        </w:rPr>
-      </w:pPr>
-      <w:r>
-        <w:rPr>
-          <w:rFonts w:ascii="Roboto Mono" w:cs="Roboto Mono" w:eastAsia="Roboto Mono" w:hAnsi="Roboto Mono"/>
-          <w:rtl w:val="0"/>
-        </w:rPr>
-        <w:t xml:space="preserve">Objective: Get feedback, clarify doubts, and discover defects.</w:t>
-        <w:br w:type="textWrapping"/>
+        <w:rPr>
+          <w:rFonts w:ascii="Roboto Mono" w:eastAsia="Roboto Mono" w:hAnsi="Roboto Mono" w:cs="Roboto Mono"/>
+        </w:rPr>
+      </w:pPr>
+      <w:r>
+        <w:rPr>
+          <w:rFonts w:ascii="Roboto Mono" w:eastAsia="Roboto Mono" w:hAnsi="Roboto Mono" w:cs="Roboto Mono"/>
+        </w:rPr>
+        <w:t>Objective: Get feedback, clarify doubts, and discover defects.</w:t>
+      </w:r>
+      <w:r>
+        <w:rPr>
+          <w:rFonts w:ascii="Roboto Mono" w:eastAsia="Roboto Mono" w:hAnsi="Roboto Mono" w:cs="Roboto Mono"/>
+        </w:rPr>
+        <w:br/>
       </w:r>
     </w:p>
     <w:p>
@@ -642,19 +659,21 @@
           <w:ilvl w:val="0"/>
           <w:numId w:val="3"/>
         </w:numPr>
-        <w:spacing w:after="0" w:afterAutospacing="0" w:before="0" w:beforeAutospacing="0" w:lineRule="auto"/>
-        <w:ind w:left="720" w:hanging="360"/>
-        <w:rPr>
-          <w:rFonts w:ascii="Roboto Mono" w:cs="Roboto Mono" w:eastAsia="Roboto Mono" w:hAnsi="Roboto Mono"/>
-        </w:rPr>
-      </w:pPr>
-      <w:r>
-        <w:rPr>
-          <w:rFonts w:ascii="Roboto Mono" w:cs="Roboto Mono" w:eastAsia="Roboto Mono" w:hAnsi="Roboto Mono"/>
-          <w:rtl w:val="0"/>
-        </w:rPr>
-        <w:t xml:space="preserve">Usually less formal than inspections.</w:t>
-        <w:br w:type="textWrapping"/>
+        <w:rPr>
+          <w:rFonts w:ascii="Roboto Mono" w:eastAsia="Roboto Mono" w:hAnsi="Roboto Mono" w:cs="Roboto Mono"/>
+        </w:rPr>
+      </w:pPr>
+      <w:r>
+        <w:rPr>
+          <w:rFonts w:ascii="Roboto Mono" w:eastAsia="Roboto Mono" w:hAnsi="Roboto Mono" w:cs="Roboto Mono"/>
+        </w:rPr>
+        <w:t>Usually less formal than inspections.</w:t>
+      </w:r>
+      <w:r>
+        <w:rPr>
+          <w:rFonts w:ascii="Roboto Mono" w:eastAsia="Roboto Mono" w:hAnsi="Roboto Mono" w:cs="Roboto Mono"/>
+        </w:rPr>
+        <w:br/>
       </w:r>
     </w:p>
     <w:p>
@@ -663,19 +682,22 @@
           <w:ilvl w:val="0"/>
           <w:numId w:val="3"/>
         </w:numPr>
-        <w:spacing w:after="240" w:before="0" w:beforeAutospacing="0" w:lineRule="auto"/>
-        <w:ind w:left="720" w:hanging="360"/>
-        <w:rPr>
-          <w:rFonts w:ascii="Roboto Mono" w:cs="Roboto Mono" w:eastAsia="Roboto Mono" w:hAnsi="Roboto Mono"/>
-        </w:rPr>
-      </w:pPr>
-      <w:r>
-        <w:rPr>
-          <w:rFonts w:ascii="Roboto Mono" w:cs="Roboto Mono" w:eastAsia="Roboto Mono" w:hAnsi="Roboto Mono"/>
-          <w:rtl w:val="0"/>
-        </w:rPr>
-        <w:t xml:space="preserve">Example: A business analyst walks the QA team through a new requirement document.</w:t>
-        <w:br w:type="textWrapping"/>
+        <w:spacing w:after="240"/>
+        <w:rPr>
+          <w:rFonts w:ascii="Roboto Mono" w:eastAsia="Roboto Mono" w:hAnsi="Roboto Mono" w:cs="Roboto Mono"/>
+        </w:rPr>
+      </w:pPr>
+      <w:r>
+        <w:rPr>
+          <w:rFonts w:ascii="Roboto Mono" w:eastAsia="Roboto Mono" w:hAnsi="Roboto Mono" w:cs="Roboto Mono"/>
+        </w:rPr>
+        <w:t>Example: A business analyst walks the QA team through a new requirement document.</w:t>
+      </w:r>
+      <w:r>
+        <w:rPr>
+          <w:rFonts w:ascii="Roboto Mono" w:eastAsia="Roboto Mono" w:hAnsi="Roboto Mono" w:cs="Roboto Mono"/>
+        </w:rPr>
+        <w:br/>
       </w:r>
     </w:p>
     <w:p>
@@ -683,69 +705,77 @@
         <w:pStyle w:val="Heading3"/>
         <w:keepNext w:val="0"/>
         <w:keepLines w:val="0"/>
-        <w:spacing w:before="280" w:lineRule="auto"/>
-        <w:rPr>
-          <w:b w:val="1"/>
+        <w:spacing w:before="280"/>
+        <w:rPr>
+          <w:b/>
           <w:color w:val="000000"/>
           <w:sz w:val="26"/>
           <w:szCs w:val="26"/>
         </w:rPr>
       </w:pPr>
-      <w:bookmarkStart w:colFirst="0" w:colLast="0" w:name="_n8p4jim5m5xi" w:id="6"/>
+      <w:bookmarkStart w:id="6" w:name="_n8p4jim5m5xi" w:colFirst="0" w:colLast="0"/>
       <w:bookmarkEnd w:id="6"/>
       <w:r>
         <w:rPr>
-          <w:b w:val="1"/>
+          <w:b/>
           <w:color w:val="000000"/>
           <w:sz w:val="26"/>
           <w:szCs w:val="26"/>
-          <w:rtl w:val="0"/>
-        </w:rPr>
-        <w:t xml:space="preserve">3. Technical Review</w:t>
-      </w:r>
-    </w:p>
-    <w:p>
-      <w:pPr>
-        <w:spacing w:after="240" w:before="240" w:lineRule="auto"/>
-        <w:rPr/>
-      </w:pPr>
-      <w:r>
-        <w:rPr>
-          <w:b w:val="1"/>
-          <w:shd w:fill="b7b7b7" w:val="clear"/>
-          <w:rtl w:val="0"/>
-        </w:rPr>
-        <w:t xml:space="preserve"># Source</w:t>
-      </w:r>
-      <w:r>
-        <w:rPr>
-          <w:shd w:fill="b7b7b7" w:val="clear"/>
-          <w:rtl w:val="0"/>
+        </w:rPr>
+        <w:t>3. Technical Review</w:t>
+      </w:r>
+    </w:p>
+    <w:p>
+      <w:pPr>
+        <w:spacing w:before="240" w:after="240"/>
+      </w:pPr>
+      <w:r>
+        <w:rPr>
+          <w:b/>
+          <w:shd w:val="clear" w:color="auto" w:fill="B7B7B7"/>
+        </w:rPr>
+        <w:t># Source</w:t>
+      </w:r>
+      <w:r>
+        <w:rPr>
+          <w:shd w:val="clear" w:color="auto" w:fill="B7B7B7"/>
         </w:rPr>
         <w:t xml:space="preserve">: </w:t>
       </w:r>
       <w:r>
         <w:rPr>
-          <w:b w:val="1"/>
-          <w:shd w:fill="b7b7b7" w:val="clear"/>
-          <w:rtl w:val="0"/>
+          <w:b/>
+          <w:shd w:val="clear" w:color="auto" w:fill="B7B7B7"/>
         </w:rPr>
         <w:t xml:space="preserve">Chatgpt </w:t>
       </w:r>
       <w:r>
         <w:rPr>
-          <w:b w:val="1"/>
+          <w:b/>
           <w:sz w:val="14"/>
           <w:szCs w:val="14"/>
-          <w:shd w:fill="b7b7b7" w:val="clear"/>
-          <w:rtl w:val="0"/>
-        </w:rPr>
-        <w:t xml:space="preserve">(GPT-5-Standard) at [8/14/2025]</w:t>
-      </w:r>
-      <w:r>
-        <w:rPr>
-          <w:rtl w:val="0"/>
-        </w:rPr>
+          <w:shd w:val="clear" w:color="auto" w:fill="B7B7B7"/>
+        </w:rPr>
+        <w:t>(GPT</w:t>
+      </w:r>
+      <w:r>
+        <w:rPr>
+          <w:rFonts w:ascii="Cambria Math" w:hAnsi="Cambria Math" w:cs="Cambria Math"/>
+          <w:b/>
+          <w:sz w:val="14"/>
+          <w:szCs w:val="14"/>
+          <w:shd w:val="clear" w:color="auto" w:fill="B7B7B7"/>
+        </w:rPr>
+        <w:t>‑</w:t>
+      </w:r>
+      <w:r>
+        <w:rPr>
+          <w:b/>
+          <w:sz w:val="14"/>
+          <w:szCs w:val="14"/>
+          <w:shd w:val="clear" w:color="auto" w:fill="B7B7B7"/>
+        </w:rPr>
+        <w:t>5 Mini) at [8/14/2025]</w:t>
       </w:r>
     </w:p>
     <w:p>
@@ -754,19 +784,22 @@
           <w:ilvl w:val="0"/>
           <w:numId w:val="4"/>
         </w:numPr>
-        <w:spacing w:after="0" w:afterAutospacing="0" w:before="240" w:lineRule="auto"/>
-        <w:ind w:left="720" w:hanging="360"/>
-        <w:rPr>
-          <w:rFonts w:ascii="Roboto Mono" w:cs="Roboto Mono" w:eastAsia="Roboto Mono" w:hAnsi="Roboto Mono"/>
-        </w:rPr>
-      </w:pPr>
-      <w:r>
-        <w:rPr>
-          <w:rFonts w:ascii="Roboto Mono" w:cs="Roboto Mono" w:eastAsia="Roboto Mono" w:hAnsi="Roboto Mono"/>
-          <w:rtl w:val="0"/>
-        </w:rPr>
-        <w:t xml:space="preserve">Focuses on technical aspects (code logic, architecture, algorithms).</w:t>
-        <w:br w:type="textWrapping"/>
+        <w:spacing w:before="240"/>
+        <w:rPr>
+          <w:rFonts w:ascii="Roboto Mono" w:eastAsia="Roboto Mono" w:hAnsi="Roboto Mono" w:cs="Roboto Mono"/>
+        </w:rPr>
+      </w:pPr>
+      <w:r>
+        <w:rPr>
+          <w:rFonts w:ascii="Roboto Mono" w:eastAsia="Roboto Mono" w:hAnsi="Roboto Mono" w:cs="Roboto Mono"/>
+        </w:rPr>
+        <w:t>Focuses on technical aspects (code logic, architecture, algorithms).</w:t>
+      </w:r>
+      <w:r>
+        <w:rPr>
+          <w:rFonts w:ascii="Roboto Mono" w:eastAsia="Roboto Mono" w:hAnsi="Roboto Mono" w:cs="Roboto Mono"/>
+        </w:rPr>
+        <w:br/>
       </w:r>
     </w:p>
     <w:p>
@@ -775,19 +808,21 @@
           <w:ilvl w:val="0"/>
           <w:numId w:val="4"/>
         </w:numPr>
-        <w:spacing w:after="0" w:afterAutospacing="0" w:before="0" w:beforeAutospacing="0" w:lineRule="auto"/>
-        <w:ind w:left="720" w:hanging="360"/>
-        <w:rPr>
-          <w:rFonts w:ascii="Roboto Mono" w:cs="Roboto Mono" w:eastAsia="Roboto Mono" w:hAnsi="Roboto Mono"/>
-        </w:rPr>
-      </w:pPr>
-      <w:r>
-        <w:rPr>
-          <w:rFonts w:ascii="Roboto Mono" w:cs="Roboto Mono" w:eastAsia="Roboto Mono" w:hAnsi="Roboto Mono"/>
-          <w:rtl w:val="0"/>
-        </w:rPr>
-        <w:t xml:space="preserve">Performed by peers with technical expertise.</w:t>
-        <w:br w:type="textWrapping"/>
+        <w:rPr>
+          <w:rFonts w:ascii="Roboto Mono" w:eastAsia="Roboto Mono" w:hAnsi="Roboto Mono" w:cs="Roboto Mono"/>
+        </w:rPr>
+      </w:pPr>
+      <w:r>
+        <w:rPr>
+          <w:rFonts w:ascii="Roboto Mono" w:eastAsia="Roboto Mono" w:hAnsi="Roboto Mono" w:cs="Roboto Mono"/>
+        </w:rPr>
+        <w:t>Performed by peers with technical expertise.</w:t>
+      </w:r>
+      <w:r>
+        <w:rPr>
+          <w:rFonts w:ascii="Roboto Mono" w:eastAsia="Roboto Mono" w:hAnsi="Roboto Mono" w:cs="Roboto Mono"/>
+        </w:rPr>
+        <w:br/>
       </w:r>
     </w:p>
     <w:p>
@@ -796,19 +831,22 @@
           <w:ilvl w:val="0"/>
           <w:numId w:val="4"/>
         </w:numPr>
-        <w:spacing w:after="240" w:before="0" w:beforeAutospacing="0" w:lineRule="auto"/>
-        <w:ind w:left="720" w:hanging="360"/>
-        <w:rPr>
-          <w:rFonts w:ascii="Roboto Mono" w:cs="Roboto Mono" w:eastAsia="Roboto Mono" w:hAnsi="Roboto Mono"/>
-        </w:rPr>
-      </w:pPr>
-      <w:r>
-        <w:rPr>
-          <w:rFonts w:ascii="Roboto Mono" w:cs="Roboto Mono" w:eastAsia="Roboto Mono" w:hAnsi="Roboto Mono"/>
-          <w:rtl w:val="0"/>
-        </w:rPr>
-        <w:t xml:space="preserve">Example: Reviewing database query efficiency or API design.</w:t>
-        <w:br w:type="textWrapping"/>
+        <w:spacing w:after="240"/>
+        <w:rPr>
+          <w:rFonts w:ascii="Roboto Mono" w:eastAsia="Roboto Mono" w:hAnsi="Roboto Mono" w:cs="Roboto Mono"/>
+        </w:rPr>
+      </w:pPr>
+      <w:r>
+        <w:rPr>
+          <w:rFonts w:ascii="Roboto Mono" w:eastAsia="Roboto Mono" w:hAnsi="Roboto Mono" w:cs="Roboto Mono"/>
+        </w:rPr>
+        <w:t>Example: Reviewing database query efficiency or API design.</w:t>
+      </w:r>
+      <w:r>
+        <w:rPr>
+          <w:rFonts w:ascii="Roboto Mono" w:eastAsia="Roboto Mono" w:hAnsi="Roboto Mono" w:cs="Roboto Mono"/>
+        </w:rPr>
+        <w:br/>
       </w:r>
     </w:p>
     <w:p>
@@ -816,69 +854,77 @@
         <w:pStyle w:val="Heading3"/>
         <w:keepNext w:val="0"/>
         <w:keepLines w:val="0"/>
-        <w:spacing w:before="280" w:lineRule="auto"/>
-        <w:rPr>
-          <w:b w:val="1"/>
+        <w:spacing w:before="280"/>
+        <w:rPr>
+          <w:b/>
           <w:color w:val="000000"/>
           <w:sz w:val="26"/>
           <w:szCs w:val="26"/>
         </w:rPr>
       </w:pPr>
-      <w:bookmarkStart w:colFirst="0" w:colLast="0" w:name="_4jyig16gaenr" w:id="7"/>
+      <w:bookmarkStart w:id="7" w:name="_4jyig16gaenr" w:colFirst="0" w:colLast="0"/>
       <w:bookmarkEnd w:id="7"/>
       <w:r>
         <w:rPr>
-          <w:b w:val="1"/>
+          <w:b/>
           <w:color w:val="000000"/>
           <w:sz w:val="26"/>
           <w:szCs w:val="26"/>
-          <w:rtl w:val="0"/>
-        </w:rPr>
-        <w:t xml:space="preserve">4. Inspection</w:t>
-      </w:r>
-    </w:p>
-    <w:p>
-      <w:pPr>
-        <w:spacing w:after="240" w:before="240" w:lineRule="auto"/>
-        <w:rPr/>
-      </w:pPr>
-      <w:r>
-        <w:rPr>
-          <w:b w:val="1"/>
-          <w:shd w:fill="b7b7b7" w:val="clear"/>
-          <w:rtl w:val="0"/>
-        </w:rPr>
-        <w:t xml:space="preserve"># Source</w:t>
-      </w:r>
-      <w:r>
-        <w:rPr>
-          <w:shd w:fill="b7b7b7" w:val="clear"/>
-          <w:rtl w:val="0"/>
+        </w:rPr>
+        <w:t>4. Inspection</w:t>
+      </w:r>
+    </w:p>
+    <w:p>
+      <w:pPr>
+        <w:spacing w:before="240" w:after="240"/>
+      </w:pPr>
+      <w:r>
+        <w:rPr>
+          <w:b/>
+          <w:shd w:val="clear" w:color="auto" w:fill="B7B7B7"/>
+        </w:rPr>
+        <w:t># Source</w:t>
+      </w:r>
+      <w:r>
+        <w:rPr>
+          <w:shd w:val="clear" w:color="auto" w:fill="B7B7B7"/>
         </w:rPr>
         <w:t xml:space="preserve">: </w:t>
       </w:r>
       <w:r>
         <w:rPr>
-          <w:b w:val="1"/>
-          <w:shd w:fill="b7b7b7" w:val="clear"/>
-          <w:rtl w:val="0"/>
+          <w:b/>
+          <w:shd w:val="clear" w:color="auto" w:fill="B7B7B7"/>
         </w:rPr>
         <w:t xml:space="preserve">Chatgpt </w:t>
       </w:r>
       <w:r>
         <w:rPr>
-          <w:b w:val="1"/>
+          <w:b/>
           <w:sz w:val="14"/>
           <w:szCs w:val="14"/>
-          <w:shd w:fill="b7b7b7" w:val="clear"/>
-          <w:rtl w:val="0"/>
-        </w:rPr>
-        <w:t xml:space="preserve">(GPT-5-Standard) at [8/14/2025]</w:t>
-      </w:r>
-      <w:r>
-        <w:rPr>
-          <w:rtl w:val="0"/>
-        </w:rPr>
+          <w:shd w:val="clear" w:color="auto" w:fill="B7B7B7"/>
+        </w:rPr>
+        <w:t>(GPT</w:t>
+      </w:r>
+      <w:r>
+        <w:rPr>
+          <w:rFonts w:ascii="Cambria Math" w:hAnsi="Cambria Math" w:cs="Cambria Math"/>
+          <w:b/>
+          <w:sz w:val="14"/>
+          <w:szCs w:val="14"/>
+          <w:shd w:val="clear" w:color="auto" w:fill="B7B7B7"/>
+        </w:rPr>
+        <w:t>‑</w:t>
+      </w:r>
+      <w:r>
+        <w:rPr>
+          <w:b/>
+          <w:sz w:val="14"/>
+          <w:szCs w:val="14"/>
+          <w:shd w:val="clear" w:color="auto" w:fill="B7B7B7"/>
+        </w:rPr>
+        <w:t>5 Mini) at [8/14/2025]</w:t>
       </w:r>
     </w:p>
     <w:p>
@@ -887,19 +933,22 @@
           <w:ilvl w:val="0"/>
           <w:numId w:val="8"/>
         </w:numPr>
-        <w:spacing w:after="0" w:afterAutospacing="0" w:before="240" w:lineRule="auto"/>
-        <w:ind w:left="720" w:hanging="360"/>
-        <w:rPr>
-          <w:rFonts w:ascii="Roboto Mono" w:cs="Roboto Mono" w:eastAsia="Roboto Mono" w:hAnsi="Roboto Mono"/>
-        </w:rPr>
-      </w:pPr>
-      <w:r>
-        <w:rPr>
-          <w:rFonts w:ascii="Roboto Mono" w:cs="Roboto Mono" w:eastAsia="Roboto Mono" w:hAnsi="Roboto Mono"/>
-          <w:rtl w:val="0"/>
-        </w:rPr>
-        <w:t xml:space="preserve">Most formal type of manual static testing.</w:t>
-        <w:br w:type="textWrapping"/>
+        <w:spacing w:before="240"/>
+        <w:rPr>
+          <w:rFonts w:ascii="Roboto Mono" w:eastAsia="Roboto Mono" w:hAnsi="Roboto Mono" w:cs="Roboto Mono"/>
+        </w:rPr>
+      </w:pPr>
+      <w:r>
+        <w:rPr>
+          <w:rFonts w:ascii="Roboto Mono" w:eastAsia="Roboto Mono" w:hAnsi="Roboto Mono" w:cs="Roboto Mono"/>
+        </w:rPr>
+        <w:t>Most formal type of manual static testing.</w:t>
+      </w:r>
+      <w:r>
+        <w:rPr>
+          <w:rFonts w:ascii="Roboto Mono" w:eastAsia="Roboto Mono" w:hAnsi="Roboto Mono" w:cs="Roboto Mono"/>
+        </w:rPr>
+        <w:br/>
       </w:r>
     </w:p>
     <w:p>
@@ -908,19 +957,22 @@
           <w:ilvl w:val="0"/>
           <w:numId w:val="8"/>
         </w:numPr>
-        <w:spacing w:after="0" w:afterAutospacing="0" w:before="0" w:beforeAutospacing="0" w:lineRule="auto"/>
-        <w:ind w:left="720" w:hanging="360"/>
-        <w:rPr>
-          <w:rFonts w:ascii="Roboto Mono" w:cs="Roboto Mono" w:eastAsia="Roboto Mono" w:hAnsi="Roboto Mono"/>
-        </w:rPr>
-      </w:pPr>
-      <w:r>
-        <w:rPr>
-          <w:rFonts w:ascii="Roboto Mono" w:cs="Roboto Mono" w:eastAsia="Roboto Mono" w:hAnsi="Roboto Mono"/>
-          <w:rtl w:val="0"/>
-        </w:rPr>
-        <w:t xml:space="preserve">Uses checklists, roles (moderator, recorder), and a documented process.</w:t>
-        <w:br w:type="textWrapping"/>
+        <w:rPr>
+          <w:rFonts w:ascii="Roboto Mono" w:eastAsia="Roboto Mono" w:hAnsi="Roboto Mono" w:cs="Roboto Mono"/>
+        </w:rPr>
+      </w:pPr>
+      <w:r>
+        <w:rPr>
+          <w:rFonts w:ascii="Roboto Mono" w:eastAsia="Roboto Mono" w:hAnsi="Roboto Mono" w:cs="Roboto Mono"/>
+        </w:rPr>
+        <w:lastRenderedPageBreak/>
+        <w:t>Uses checklists, roles (moderator, recorder), and a documented process.</w:t>
+      </w:r>
+      <w:r>
+        <w:rPr>
+          <w:rFonts w:ascii="Roboto Mono" w:eastAsia="Roboto Mono" w:hAnsi="Roboto Mono" w:cs="Roboto Mono"/>
+        </w:rPr>
+        <w:br/>
       </w:r>
     </w:p>
     <w:p>
@@ -929,19 +981,21 @@
           <w:ilvl w:val="0"/>
           <w:numId w:val="8"/>
         </w:numPr>
-        <w:spacing w:after="0" w:afterAutospacing="0" w:before="0" w:beforeAutospacing="0" w:lineRule="auto"/>
-        <w:ind w:left="720" w:hanging="360"/>
-        <w:rPr>
-          <w:rFonts w:ascii="Roboto Mono" w:cs="Roboto Mono" w:eastAsia="Roboto Mono" w:hAnsi="Roboto Mono"/>
-        </w:rPr>
-      </w:pPr>
-      <w:r>
-        <w:rPr>
-          <w:rFonts w:ascii="Roboto Mono" w:cs="Roboto Mono" w:eastAsia="Roboto Mono" w:hAnsi="Roboto Mono"/>
-          <w:rtl w:val="0"/>
-        </w:rPr>
-        <w:t xml:space="preserve">Highly effective in finding defects early.</w:t>
-        <w:br w:type="textWrapping"/>
+        <w:rPr>
+          <w:rFonts w:ascii="Roboto Mono" w:eastAsia="Roboto Mono" w:hAnsi="Roboto Mono" w:cs="Roboto Mono"/>
+        </w:rPr>
+      </w:pPr>
+      <w:r>
+        <w:rPr>
+          <w:rFonts w:ascii="Roboto Mono" w:eastAsia="Roboto Mono" w:hAnsi="Roboto Mono" w:cs="Roboto Mono"/>
+        </w:rPr>
+        <w:t>Highly effective in finding defects early.</w:t>
+      </w:r>
+      <w:r>
+        <w:rPr>
+          <w:rFonts w:ascii="Roboto Mono" w:eastAsia="Roboto Mono" w:hAnsi="Roboto Mono" w:cs="Roboto Mono"/>
+        </w:rPr>
+        <w:br/>
       </w:r>
     </w:p>
     <w:p>
@@ -950,36 +1004,23 @@
           <w:ilvl w:val="0"/>
           <w:numId w:val="8"/>
         </w:numPr>
-        <w:spacing w:after="240" w:before="0" w:beforeAutospacing="0" w:lineRule="auto"/>
-        <w:ind w:left="720" w:hanging="360"/>
-      </w:pPr>
-      <w:r>
-        <w:rPr>
-          <w:rFonts w:ascii="Roboto Mono" w:cs="Roboto Mono" w:eastAsia="Roboto Mono" w:hAnsi="Roboto Mono"/>
-          <w:rtl w:val="0"/>
-        </w:rPr>
-        <w:t xml:space="preserve">Example: Formal review of safety-critical software for aviation systems.</w:t>
-      </w:r>
-      <w:r>
-        <w:rPr>
-          <w:rtl w:val="0"/>
-        </w:rPr>
-        <w:br w:type="textWrapping"/>
-      </w:r>
-    </w:p>
-    <w:p>
-      <w:pPr>
-        <w:rPr/>
-      </w:pPr>
-      <w:r>
-        <w:pict>
-          <v:rect style="width:0.0pt;height:1.5pt" o:hr="t" o:hrstd="t" o:hralign="center" fillcolor="#A0A0A0" stroked="f"/>
+        <w:spacing w:after="240"/>
+      </w:pPr>
+      <w:r>
+        <w:rPr>
+          <w:rFonts w:ascii="Roboto Mono" w:eastAsia="Roboto Mono" w:hAnsi="Roboto Mono" w:cs="Roboto Mono"/>
+        </w:rPr>
+        <w:t>Example: Formal review of safety-critical software for aviation systems.</w:t>
+      </w:r>
+      <w:r>
+        <w:br/>
+      </w:r>
+    </w:p>
+    <w:p>
+      <w:r>
+        <w:pict w14:anchorId="12EA742E">
+          <v:rect id="_x0000_i1027" style="width:0;height:1.5pt" o:hralign="center" o:hrstd="t" o:hr="t" fillcolor="#a0a0a0" stroked="f"/>
         </w:pict>
-      </w:r>
-      <w:r>
-        <w:rPr>
-          <w:rtl w:val="0"/>
-        </w:rPr>
       </w:r>
     </w:p>
     <w:p>
@@ -987,67 +1028,74 @@
         <w:pStyle w:val="Heading2"/>
         <w:keepNext w:val="0"/>
         <w:keepLines w:val="0"/>
-        <w:spacing w:after="80" w:lineRule="auto"/>
-        <w:rPr>
-          <w:b w:val="1"/>
+        <w:rPr>
+          <w:b/>
           <w:sz w:val="34"/>
           <w:szCs w:val="34"/>
         </w:rPr>
       </w:pPr>
-      <w:bookmarkStart w:colFirst="0" w:colLast="0" w:name="_451jitc8m39l" w:id="8"/>
+      <w:bookmarkStart w:id="8" w:name="_451jitc8m39l" w:colFirst="0" w:colLast="0"/>
       <w:bookmarkEnd w:id="8"/>
       <w:r>
         <w:rPr>
-          <w:b w:val="1"/>
+          <w:b/>
           <w:sz w:val="34"/>
           <w:szCs w:val="34"/>
-          <w:rtl w:val="0"/>
-        </w:rPr>
-        <w:t xml:space="preserve">Examples of Artifacts Checked</w:t>
-      </w:r>
-    </w:p>
-    <w:p>
-      <w:pPr>
-        <w:spacing w:after="240" w:before="240" w:lineRule="auto"/>
-        <w:rPr/>
-      </w:pPr>
-      <w:r>
-        <w:rPr>
-          <w:b w:val="1"/>
-          <w:shd w:fill="b7b7b7" w:val="clear"/>
-          <w:rtl w:val="0"/>
-        </w:rPr>
-        <w:t xml:space="preserve"># Source</w:t>
-      </w:r>
-      <w:r>
-        <w:rPr>
-          <w:shd w:fill="b7b7b7" w:val="clear"/>
-          <w:rtl w:val="0"/>
+        </w:rPr>
+        <w:t>Examples of Artifacts Checked</w:t>
+      </w:r>
+    </w:p>
+    <w:p>
+      <w:pPr>
+        <w:spacing w:before="240" w:after="240"/>
+      </w:pPr>
+      <w:r>
+        <w:rPr>
+          <w:b/>
+          <w:shd w:val="clear" w:color="auto" w:fill="B7B7B7"/>
+        </w:rPr>
+        <w:t># Source</w:t>
+      </w:r>
+      <w:r>
+        <w:rPr>
+          <w:shd w:val="clear" w:color="auto" w:fill="B7B7B7"/>
         </w:rPr>
         <w:t xml:space="preserve">: </w:t>
       </w:r>
       <w:r>
         <w:rPr>
-          <w:b w:val="1"/>
-          <w:shd w:fill="b7b7b7" w:val="clear"/>
-          <w:rtl w:val="0"/>
+          <w:b/>
+          <w:shd w:val="clear" w:color="auto" w:fill="B7B7B7"/>
         </w:rPr>
         <w:t xml:space="preserve">Chatgpt </w:t>
       </w:r>
       <w:r>
         <w:rPr>
-          <w:b w:val="1"/>
+          <w:b/>
           <w:sz w:val="14"/>
           <w:szCs w:val="14"/>
-          <w:shd w:fill="b7b7b7" w:val="clear"/>
-          <w:rtl w:val="0"/>
-        </w:rPr>
-        <w:t xml:space="preserve">(GPT-5-Standard) at [8/14/2025]</w:t>
-      </w:r>
-      <w:r>
-        <w:rPr>
-          <w:rtl w:val="0"/>
-        </w:rPr>
+          <w:shd w:val="clear" w:color="auto" w:fill="B7B7B7"/>
+        </w:rPr>
+        <w:t>(GPT</w:t>
+      </w:r>
+      <w:r>
+        <w:rPr>
+          <w:rFonts w:ascii="Cambria Math" w:hAnsi="Cambria Math" w:cs="Cambria Math"/>
+          <w:b/>
+          <w:sz w:val="14"/>
+          <w:szCs w:val="14"/>
+          <w:shd w:val="clear" w:color="auto" w:fill="B7B7B7"/>
+        </w:rPr>
+        <w:t>‑</w:t>
+      </w:r>
+      <w:r>
+        <w:rPr>
+          <w:b/>
+          <w:sz w:val="14"/>
+          <w:szCs w:val="14"/>
+          <w:shd w:val="clear" w:color="auto" w:fill="B7B7B7"/>
+        </w:rPr>
+        <w:t>5 Mini) at [8/14/2025]</w:t>
       </w:r>
     </w:p>
     <w:p>
@@ -1056,19 +1104,22 @@
           <w:ilvl w:val="0"/>
           <w:numId w:val="12"/>
         </w:numPr>
-        <w:spacing w:after="0" w:afterAutospacing="0" w:before="240" w:lineRule="auto"/>
-        <w:ind w:left="720" w:hanging="360"/>
-        <w:rPr>
-          <w:rFonts w:ascii="Roboto Mono" w:cs="Roboto Mono" w:eastAsia="Roboto Mono" w:hAnsi="Roboto Mono"/>
-        </w:rPr>
-      </w:pPr>
-      <w:r>
-        <w:rPr>
-          <w:rFonts w:ascii="Roboto Mono" w:cs="Roboto Mono" w:eastAsia="Roboto Mono" w:hAnsi="Roboto Mono"/>
-          <w:rtl w:val="0"/>
-        </w:rPr>
-        <w:t xml:space="preserve">Requirements specifications</w:t>
-        <w:br w:type="textWrapping"/>
+        <w:spacing w:before="240"/>
+        <w:rPr>
+          <w:rFonts w:ascii="Roboto Mono" w:eastAsia="Roboto Mono" w:hAnsi="Roboto Mono" w:cs="Roboto Mono"/>
+        </w:rPr>
+      </w:pPr>
+      <w:r>
+        <w:rPr>
+          <w:rFonts w:ascii="Roboto Mono" w:eastAsia="Roboto Mono" w:hAnsi="Roboto Mono" w:cs="Roboto Mono"/>
+        </w:rPr>
+        <w:t>Requirements specifications</w:t>
+      </w:r>
+      <w:r>
+        <w:rPr>
+          <w:rFonts w:ascii="Roboto Mono" w:eastAsia="Roboto Mono" w:hAnsi="Roboto Mono" w:cs="Roboto Mono"/>
+        </w:rPr>
+        <w:br/>
       </w:r>
     </w:p>
     <w:p>
@@ -1077,19 +1128,21 @@
           <w:ilvl w:val="0"/>
           <w:numId w:val="12"/>
         </w:numPr>
-        <w:spacing w:after="0" w:afterAutospacing="0" w:before="0" w:beforeAutospacing="0" w:lineRule="auto"/>
-        <w:ind w:left="720" w:hanging="360"/>
-        <w:rPr>
-          <w:rFonts w:ascii="Roboto Mono" w:cs="Roboto Mono" w:eastAsia="Roboto Mono" w:hAnsi="Roboto Mono"/>
-        </w:rPr>
-      </w:pPr>
-      <w:r>
-        <w:rPr>
-          <w:rFonts w:ascii="Roboto Mono" w:cs="Roboto Mono" w:eastAsia="Roboto Mono" w:hAnsi="Roboto Mono"/>
-          <w:rtl w:val="0"/>
-        </w:rPr>
-        <w:t xml:space="preserve">Test cases</w:t>
-        <w:br w:type="textWrapping"/>
+        <w:rPr>
+          <w:rFonts w:ascii="Roboto Mono" w:eastAsia="Roboto Mono" w:hAnsi="Roboto Mono" w:cs="Roboto Mono"/>
+        </w:rPr>
+      </w:pPr>
+      <w:r>
+        <w:rPr>
+          <w:rFonts w:ascii="Roboto Mono" w:eastAsia="Roboto Mono" w:hAnsi="Roboto Mono" w:cs="Roboto Mono"/>
+        </w:rPr>
+        <w:t>Test cases</w:t>
+      </w:r>
+      <w:r>
+        <w:rPr>
+          <w:rFonts w:ascii="Roboto Mono" w:eastAsia="Roboto Mono" w:hAnsi="Roboto Mono" w:cs="Roboto Mono"/>
+        </w:rPr>
+        <w:br/>
       </w:r>
     </w:p>
     <w:p>
@@ -1098,19 +1151,21 @@
           <w:ilvl w:val="0"/>
           <w:numId w:val="12"/>
         </w:numPr>
-        <w:spacing w:after="0" w:afterAutospacing="0" w:before="0" w:beforeAutospacing="0" w:lineRule="auto"/>
-        <w:ind w:left="720" w:hanging="360"/>
-        <w:rPr>
-          <w:rFonts w:ascii="Roboto Mono" w:cs="Roboto Mono" w:eastAsia="Roboto Mono" w:hAnsi="Roboto Mono"/>
-        </w:rPr>
-      </w:pPr>
-      <w:r>
-        <w:rPr>
-          <w:rFonts w:ascii="Roboto Mono" w:cs="Roboto Mono" w:eastAsia="Roboto Mono" w:hAnsi="Roboto Mono"/>
-          <w:rtl w:val="0"/>
-        </w:rPr>
-        <w:t xml:space="preserve">Design diagrams</w:t>
-        <w:br w:type="textWrapping"/>
+        <w:rPr>
+          <w:rFonts w:ascii="Roboto Mono" w:eastAsia="Roboto Mono" w:hAnsi="Roboto Mono" w:cs="Roboto Mono"/>
+        </w:rPr>
+      </w:pPr>
+      <w:r>
+        <w:rPr>
+          <w:rFonts w:ascii="Roboto Mono" w:eastAsia="Roboto Mono" w:hAnsi="Roboto Mono" w:cs="Roboto Mono"/>
+        </w:rPr>
+        <w:t>Design diagrams</w:t>
+      </w:r>
+      <w:r>
+        <w:rPr>
+          <w:rFonts w:ascii="Roboto Mono" w:eastAsia="Roboto Mono" w:hAnsi="Roboto Mono" w:cs="Roboto Mono"/>
+        </w:rPr>
+        <w:br/>
       </w:r>
     </w:p>
     <w:p>
@@ -1119,19 +1174,21 @@
           <w:ilvl w:val="0"/>
           <w:numId w:val="12"/>
         </w:numPr>
-        <w:spacing w:after="0" w:afterAutospacing="0" w:before="0" w:beforeAutospacing="0" w:lineRule="auto"/>
-        <w:ind w:left="720" w:hanging="360"/>
-        <w:rPr>
-          <w:rFonts w:ascii="Roboto Mono" w:cs="Roboto Mono" w:eastAsia="Roboto Mono" w:hAnsi="Roboto Mono"/>
-        </w:rPr>
-      </w:pPr>
-      <w:r>
-        <w:rPr>
-          <w:rFonts w:ascii="Roboto Mono" w:cs="Roboto Mono" w:eastAsia="Roboto Mono" w:hAnsi="Roboto Mono"/>
-          <w:rtl w:val="0"/>
-        </w:rPr>
-        <w:t xml:space="preserve">Source code</w:t>
-        <w:br w:type="textWrapping"/>
+        <w:rPr>
+          <w:rFonts w:ascii="Roboto Mono" w:eastAsia="Roboto Mono" w:hAnsi="Roboto Mono" w:cs="Roboto Mono"/>
+        </w:rPr>
+      </w:pPr>
+      <w:r>
+        <w:rPr>
+          <w:rFonts w:ascii="Roboto Mono" w:eastAsia="Roboto Mono" w:hAnsi="Roboto Mono" w:cs="Roboto Mono"/>
+        </w:rPr>
+        <w:t>Source code</w:t>
+      </w:r>
+      <w:r>
+        <w:rPr>
+          <w:rFonts w:ascii="Roboto Mono" w:eastAsia="Roboto Mono" w:hAnsi="Roboto Mono" w:cs="Roboto Mono"/>
+        </w:rPr>
+        <w:br/>
       </w:r>
     </w:p>
     <w:p>
@@ -1140,34 +1197,29 @@
           <w:ilvl w:val="0"/>
           <w:numId w:val="12"/>
         </w:numPr>
-        <w:spacing w:after="240" w:before="0" w:beforeAutospacing="0" w:lineRule="auto"/>
-        <w:ind w:left="720" w:hanging="360"/>
-        <w:rPr>
-          <w:rFonts w:ascii="Roboto Mono" w:cs="Roboto Mono" w:eastAsia="Roboto Mono" w:hAnsi="Roboto Mono"/>
-        </w:rPr>
-      </w:pPr>
-      <w:r>
-        <w:rPr>
-          <w:rFonts w:ascii="Roboto Mono" w:cs="Roboto Mono" w:eastAsia="Roboto Mono" w:hAnsi="Roboto Mono"/>
-          <w:rtl w:val="0"/>
-        </w:rPr>
-        <w:t xml:space="preserve">User manuals</w:t>
-        <w:br w:type="textWrapping"/>
-      </w:r>
-    </w:p>
-    <w:p>
-      <w:pPr>
-        <w:rPr/>
-      </w:pPr>
-      <w:r>
-        <w:pict>
-          <v:rect style="width:0.0pt;height:1.5pt" o:hr="t" o:hrstd="t" o:hralign="center" fillcolor="#A0A0A0" stroked="f"/>
+        <w:spacing w:after="240"/>
+        <w:rPr>
+          <w:rFonts w:ascii="Roboto Mono" w:eastAsia="Roboto Mono" w:hAnsi="Roboto Mono" w:cs="Roboto Mono"/>
+        </w:rPr>
+      </w:pPr>
+      <w:r>
+        <w:rPr>
+          <w:rFonts w:ascii="Roboto Mono" w:eastAsia="Roboto Mono" w:hAnsi="Roboto Mono" w:cs="Roboto Mono"/>
+        </w:rPr>
+        <w:t>User manuals</w:t>
+      </w:r>
+      <w:r>
+        <w:rPr>
+          <w:rFonts w:ascii="Roboto Mono" w:eastAsia="Roboto Mono" w:hAnsi="Roboto Mono" w:cs="Roboto Mono"/>
+        </w:rPr>
+        <w:br/>
+      </w:r>
+    </w:p>
+    <w:p>
+      <w:r>
+        <w:pict w14:anchorId="4777D450">
+          <v:rect id="_x0000_i1028" style="width:0;height:1.5pt" o:hralign="center" o:hrstd="t" o:hr="t" fillcolor="#a0a0a0" stroked="f"/>
         </w:pict>
-      </w:r>
-      <w:r>
-        <w:rPr>
-          <w:rtl w:val="0"/>
-        </w:rPr>
       </w:r>
     </w:p>
     <w:p>
@@ -1175,67 +1227,74 @@
         <w:pStyle w:val="Heading2"/>
         <w:keepNext w:val="0"/>
         <w:keepLines w:val="0"/>
-        <w:spacing w:after="80" w:lineRule="auto"/>
-        <w:rPr>
-          <w:b w:val="1"/>
+        <w:rPr>
+          <w:b/>
           <w:sz w:val="34"/>
           <w:szCs w:val="34"/>
         </w:rPr>
       </w:pPr>
-      <w:bookmarkStart w:colFirst="0" w:colLast="0" w:name="_3y889q7vzsl6" w:id="9"/>
+      <w:bookmarkStart w:id="9" w:name="_3y889q7vzsl6" w:colFirst="0" w:colLast="0"/>
       <w:bookmarkEnd w:id="9"/>
       <w:r>
         <w:rPr>
-          <w:b w:val="1"/>
+          <w:b/>
           <w:sz w:val="34"/>
           <w:szCs w:val="34"/>
-          <w:rtl w:val="0"/>
-        </w:rPr>
-        <w:t xml:space="preserve">Benefits</w:t>
-      </w:r>
-    </w:p>
-    <w:p>
-      <w:pPr>
-        <w:spacing w:after="240" w:before="240" w:lineRule="auto"/>
-        <w:rPr/>
-      </w:pPr>
-      <w:r>
-        <w:rPr>
-          <w:b w:val="1"/>
-          <w:shd w:fill="b7b7b7" w:val="clear"/>
-          <w:rtl w:val="0"/>
-        </w:rPr>
-        <w:t xml:space="preserve"># Source</w:t>
-      </w:r>
-      <w:r>
-        <w:rPr>
-          <w:shd w:fill="b7b7b7" w:val="clear"/>
-          <w:rtl w:val="0"/>
+        </w:rPr>
+        <w:t>Benefits</w:t>
+      </w:r>
+    </w:p>
+    <w:p>
+      <w:pPr>
+        <w:spacing w:before="240" w:after="240"/>
+      </w:pPr>
+      <w:r>
+        <w:rPr>
+          <w:b/>
+          <w:shd w:val="clear" w:color="auto" w:fill="B7B7B7"/>
+        </w:rPr>
+        <w:t># Source</w:t>
+      </w:r>
+      <w:r>
+        <w:rPr>
+          <w:shd w:val="clear" w:color="auto" w:fill="B7B7B7"/>
         </w:rPr>
         <w:t xml:space="preserve">: </w:t>
       </w:r>
       <w:r>
         <w:rPr>
-          <w:b w:val="1"/>
-          <w:shd w:fill="b7b7b7" w:val="clear"/>
-          <w:rtl w:val="0"/>
+          <w:b/>
+          <w:shd w:val="clear" w:color="auto" w:fill="B7B7B7"/>
         </w:rPr>
         <w:t xml:space="preserve">Chatgpt </w:t>
       </w:r>
       <w:r>
         <w:rPr>
-          <w:b w:val="1"/>
+          <w:b/>
           <w:sz w:val="14"/>
           <w:szCs w:val="14"/>
-          <w:shd w:fill="b7b7b7" w:val="clear"/>
-          <w:rtl w:val="0"/>
-        </w:rPr>
-        <w:t xml:space="preserve">(GPT-5-Standard) at [8/14/2025]</w:t>
-      </w:r>
-      <w:r>
-        <w:rPr>
-          <w:rtl w:val="0"/>
-        </w:rPr>
+          <w:shd w:val="clear" w:color="auto" w:fill="B7B7B7"/>
+        </w:rPr>
+        <w:t>(GPT</w:t>
+      </w:r>
+      <w:r>
+        <w:rPr>
+          <w:rFonts w:ascii="Cambria Math" w:hAnsi="Cambria Math" w:cs="Cambria Math"/>
+          <w:b/>
+          <w:sz w:val="14"/>
+          <w:szCs w:val="14"/>
+          <w:shd w:val="clear" w:color="auto" w:fill="B7B7B7"/>
+        </w:rPr>
+        <w:t>‑</w:t>
+      </w:r>
+      <w:r>
+        <w:rPr>
+          <w:b/>
+          <w:sz w:val="14"/>
+          <w:szCs w:val="14"/>
+          <w:shd w:val="clear" w:color="auto" w:fill="B7B7B7"/>
+        </w:rPr>
+        <w:t>5 Mini) at [8/14/2025]</w:t>
       </w:r>
     </w:p>
     <w:p>
@@ -1244,24 +1303,26 @@
           <w:ilvl w:val="0"/>
           <w:numId w:val="1"/>
         </w:numPr>
-        <w:spacing w:after="0" w:afterAutospacing="0" w:before="240" w:lineRule="auto"/>
-        <w:ind w:left="720" w:hanging="360"/>
-      </w:pPr>
-      <w:r>
-        <w:rPr>
-          <w:rFonts w:ascii="Roboto Mono" w:cs="Roboto Mono" w:eastAsia="Roboto Mono" w:hAnsi="Roboto Mono"/>
-          <w:b w:val="1"/>
-          <w:rtl w:val="0"/>
-        </w:rPr>
-        <w:t xml:space="preserve">Early defect detection</w:t>
-      </w:r>
-      <w:r>
-        <w:rPr>
-          <w:rFonts w:ascii="Roboto Mono" w:cs="Roboto Mono" w:eastAsia="Roboto Mono" w:hAnsi="Roboto Mono"/>
-          <w:rtl w:val="0"/>
+        <w:spacing w:before="240"/>
+      </w:pPr>
+      <w:r>
+        <w:rPr>
+          <w:rFonts w:ascii="Roboto Mono" w:eastAsia="Roboto Mono" w:hAnsi="Roboto Mono" w:cs="Roboto Mono"/>
+          <w:b/>
+        </w:rPr>
+        <w:t>Early defect detection</w:t>
+      </w:r>
+      <w:r>
+        <w:rPr>
+          <w:rFonts w:ascii="Roboto Mono" w:eastAsia="Roboto Mono" w:hAnsi="Roboto Mono" w:cs="Roboto Mono"/>
         </w:rPr>
         <w:t xml:space="preserve"> (before execution phase).</w:t>
-        <w:br w:type="textWrapping"/>
+      </w:r>
+      <w:r>
+        <w:rPr>
+          <w:rFonts w:ascii="Roboto Mono" w:eastAsia="Roboto Mono" w:hAnsi="Roboto Mono" w:cs="Roboto Mono"/>
+        </w:rPr>
+        <w:br/>
       </w:r>
     </w:p>
     <w:p>
@@ -1270,24 +1331,25 @@
           <w:ilvl w:val="0"/>
           <w:numId w:val="1"/>
         </w:numPr>
-        <w:spacing w:after="0" w:afterAutospacing="0" w:before="0" w:beforeAutospacing="0" w:lineRule="auto"/>
-        <w:ind w:left="720" w:hanging="360"/>
-      </w:pPr>
-      <w:r>
-        <w:rPr>
-          <w:rFonts w:ascii="Roboto Mono" w:cs="Roboto Mono" w:eastAsia="Roboto Mono" w:hAnsi="Roboto Mono"/>
-          <w:b w:val="1"/>
-          <w:rtl w:val="0"/>
-        </w:rPr>
-        <w:t xml:space="preserve">Cost saving</w:t>
-      </w:r>
-      <w:r>
-        <w:rPr>
-          <w:rFonts w:ascii="Roboto Mono" w:cs="Roboto Mono" w:eastAsia="Roboto Mono" w:hAnsi="Roboto Mono"/>
-          <w:rtl w:val="0"/>
+      </w:pPr>
+      <w:r>
+        <w:rPr>
+          <w:rFonts w:ascii="Roboto Mono" w:eastAsia="Roboto Mono" w:hAnsi="Roboto Mono" w:cs="Roboto Mono"/>
+          <w:b/>
+        </w:rPr>
+        <w:t>Cost saving</w:t>
+      </w:r>
+      <w:r>
+        <w:rPr>
+          <w:rFonts w:ascii="Roboto Mono" w:eastAsia="Roboto Mono" w:hAnsi="Roboto Mono" w:cs="Roboto Mono"/>
         </w:rPr>
         <w:t xml:space="preserve"> — cheaper than fixing defects after testing or deployment.</w:t>
-        <w:br w:type="textWrapping"/>
+      </w:r>
+      <w:r>
+        <w:rPr>
+          <w:rFonts w:ascii="Roboto Mono" w:eastAsia="Roboto Mono" w:hAnsi="Roboto Mono" w:cs="Roboto Mono"/>
+        </w:rPr>
+        <w:br/>
       </w:r>
     </w:p>
     <w:p>
@@ -1296,252 +1358,207 @@
           <w:ilvl w:val="0"/>
           <w:numId w:val="1"/>
         </w:numPr>
-        <w:spacing w:after="240" w:before="0" w:beforeAutospacing="0" w:lineRule="auto"/>
-        <w:ind w:left="720" w:hanging="360"/>
-      </w:pPr>
-      <w:r>
-        <w:rPr>
-          <w:rFonts w:ascii="Roboto Mono" w:cs="Roboto Mono" w:eastAsia="Roboto Mono" w:hAnsi="Roboto Mono"/>
-          <w:rtl w:val="0"/>
+        <w:spacing w:after="240"/>
+      </w:pPr>
+      <w:r>
+        <w:rPr>
+          <w:rFonts w:ascii="Roboto Mono" w:eastAsia="Roboto Mono" w:hAnsi="Roboto Mono" w:cs="Roboto Mono"/>
         </w:rPr>
         <w:t xml:space="preserve">Improves </w:t>
       </w:r>
       <w:r>
         <w:rPr>
-          <w:rFonts w:ascii="Roboto Mono" w:cs="Roboto Mono" w:eastAsia="Roboto Mono" w:hAnsi="Roboto Mono"/>
-          <w:b w:val="1"/>
-          <w:rtl w:val="0"/>
-        </w:rPr>
-        <w:t xml:space="preserve">team understanding</w:t>
-      </w:r>
-      <w:r>
-        <w:rPr>
-          <w:rFonts w:ascii="Roboto Mono" w:cs="Roboto Mono" w:eastAsia="Roboto Mono" w:hAnsi="Roboto Mono"/>
-          <w:rtl w:val="0"/>
+          <w:rFonts w:ascii="Roboto Mono" w:eastAsia="Roboto Mono" w:hAnsi="Roboto Mono" w:cs="Roboto Mono"/>
+          <w:b/>
+        </w:rPr>
+        <w:t>team understanding</w:t>
+      </w:r>
+      <w:r>
+        <w:rPr>
+          <w:rFonts w:ascii="Roboto Mono" w:eastAsia="Roboto Mono" w:hAnsi="Roboto Mono" w:cs="Roboto Mono"/>
         </w:rPr>
         <w:t xml:space="preserve"> and reduces misunderstandings.</w:t>
-        <w:br w:type="textWrapping"/>
-      </w:r>
-    </w:p>
-    <w:p>
-      <w:pPr>
-        <w:rPr/>
-      </w:pPr>
-      <w:r>
-        <w:pict>
-          <v:rect style="width:0.0pt;height:1.5pt" o:hr="t" o:hrstd="t" o:hralign="center" fillcolor="#A0A0A0" stroked="f"/>
+      </w:r>
+      <w:r>
+        <w:rPr>
+          <w:rFonts w:ascii="Roboto Mono" w:eastAsia="Roboto Mono" w:hAnsi="Roboto Mono" w:cs="Roboto Mono"/>
+        </w:rPr>
+        <w:br/>
+      </w:r>
+    </w:p>
+    <w:p>
+      <w:r>
+        <w:pict w14:anchorId="5B18E577">
+          <v:rect id="_x0000_i1029" style="width:0;height:1.5pt" o:hralign="center" o:hrstd="t" o:hr="t" fillcolor="#a0a0a0" stroked="f"/>
         </w:pict>
       </w:r>
-      <w:r>
-        <w:rPr>
-          <w:rtl w:val="0"/>
-        </w:rPr>
-      </w:r>
-    </w:p>
-    <w:p>
-      <w:pPr>
-        <w:spacing w:after="240" w:before="240" w:lineRule="auto"/>
-        <w:rPr>
-          <w:rFonts w:ascii="Roboto Mono" w:cs="Roboto Mono" w:eastAsia="Roboto Mono" w:hAnsi="Roboto Mono"/>
-        </w:rPr>
-      </w:pPr>
-      <w:r>
-        <w:rPr>
-          <w:rFonts w:ascii="Roboto Mono" w:cs="Roboto Mono" w:eastAsia="Roboto Mono" w:hAnsi="Roboto Mono"/>
-          <w:rtl w:val="0"/>
-        </w:rPr>
+    </w:p>
+    <w:p>
+      <w:pPr>
+        <w:spacing w:before="240" w:after="240"/>
+        <w:rPr>
+          <w:rFonts w:ascii="Roboto Mono" w:eastAsia="Roboto Mono" w:hAnsi="Roboto Mono" w:cs="Roboto Mono"/>
+        </w:rPr>
+      </w:pPr>
+      <w:r>
+        <w:rPr>
+          <w:rFonts w:ascii="Roboto Mono" w:eastAsia="Roboto Mono" w:hAnsi="Roboto Mono" w:cs="Roboto Mono"/>
+        </w:rPr>
+        <w:lastRenderedPageBreak/>
         <w:t xml:space="preserve">💡 </w:t>
       </w:r>
       <w:r>
         <w:rPr>
-          <w:rFonts w:ascii="Roboto Mono" w:cs="Roboto Mono" w:eastAsia="Roboto Mono" w:hAnsi="Roboto Mono"/>
-          <w:b w:val="1"/>
-          <w:rtl w:val="0"/>
-        </w:rPr>
-        <w:t xml:space="preserve">Analogy:</w:t>
-      </w:r>
-      <w:r>
-        <w:rPr>
-          <w:rFonts w:ascii="Roboto Mono" w:cs="Roboto Mono" w:eastAsia="Roboto Mono" w:hAnsi="Roboto Mono"/>
-          <w:rtl w:val="0"/>
+          <w:rFonts w:ascii="Roboto Mono" w:eastAsia="Roboto Mono" w:hAnsi="Roboto Mono" w:cs="Roboto Mono"/>
+          <w:b/>
+        </w:rPr>
+        <w:t>Analogy:</w:t>
+      </w:r>
+      <w:r>
+        <w:rPr>
+          <w:rFonts w:ascii="Roboto Mono" w:eastAsia="Roboto Mono" w:hAnsi="Roboto Mono" w:cs="Roboto Mono"/>
         </w:rPr>
         <w:t xml:space="preserve"> Manual static testing is like a group of editors proofreading a book before printing — no computer is needed, just eyes, brains, and a red pen.</w:t>
       </w:r>
     </w:p>
     <w:p>
-      <w:pPr>
-        <w:rPr/>
-      </w:pPr>
-      <w:r>
-        <w:pict>
-          <v:rect style="width:0.0pt;height:1.5pt" o:hr="t" o:hrstd="t" o:hralign="center" fillcolor="#A0A0A0" stroked="f"/>
+      <w:r>
+        <w:pict w14:anchorId="6527EF5A">
+          <v:rect id="_x0000_i1030" style="width:0;height:1.5pt" o:hralign="center" o:hrstd="t" o:hr="t" fillcolor="#a0a0a0" stroked="f"/>
         </w:pict>
       </w:r>
-      <w:r>
-        <w:rPr>
-          <w:rtl w:val="0"/>
-        </w:rPr>
-      </w:r>
-    </w:p>
-    <w:p>
-      <w:pPr>
-        <w:rPr/>
-      </w:pPr>
-      <w:r>
-        <w:rPr>
-          <w:rtl w:val="0"/>
-        </w:rPr>
-      </w:r>
-    </w:p>
-    <w:p>
-      <w:pPr>
-        <w:rPr/>
-      </w:pPr>
-      <w:r>
-        <w:rPr>
-          <w:rtl w:val="0"/>
-        </w:rPr>
-      </w:r>
-    </w:p>
+    </w:p>
+    <w:p/>
+    <w:p/>
     <w:p>
       <w:pPr>
         <w:pStyle w:val="Heading2"/>
-        <w:rPr/>
-      </w:pPr>
-      <w:bookmarkStart w:colFirst="0" w:colLast="0" w:name="_7k9ujqy95pe8" w:id="10"/>
+      </w:pPr>
+      <w:bookmarkStart w:id="10" w:name="_7k9ujqy95pe8" w:colFirst="0" w:colLast="0"/>
       <w:bookmarkEnd w:id="10"/>
       <w:r>
-        <w:rPr>
-          <w:rtl w:val="0"/>
-        </w:rPr>
-        <w:t xml:space="preserve">Manual review of artifacts</w:t>
-      </w:r>
-    </w:p>
-    <w:p>
-      <w:pPr>
-        <w:spacing w:after="240" w:before="240" w:lineRule="auto"/>
-        <w:rPr/>
-      </w:pPr>
-      <w:r>
-        <w:rPr>
-          <w:b w:val="1"/>
-          <w:shd w:fill="b7b7b7" w:val="clear"/>
-          <w:rtl w:val="0"/>
-        </w:rPr>
-        <w:t xml:space="preserve"># Source</w:t>
-      </w:r>
-      <w:r>
-        <w:rPr>
-          <w:shd w:fill="b7b7b7" w:val="clear"/>
-          <w:rtl w:val="0"/>
+        <w:t>Manual review of artifacts</w:t>
+      </w:r>
+    </w:p>
+    <w:p>
+      <w:pPr>
+        <w:spacing w:before="240" w:after="240"/>
+      </w:pPr>
+      <w:r>
+        <w:rPr>
+          <w:b/>
+          <w:shd w:val="clear" w:color="auto" w:fill="B7B7B7"/>
+        </w:rPr>
+        <w:t># Source</w:t>
+      </w:r>
+      <w:r>
+        <w:rPr>
+          <w:shd w:val="clear" w:color="auto" w:fill="B7B7B7"/>
         </w:rPr>
         <w:t xml:space="preserve">: </w:t>
       </w:r>
       <w:r>
         <w:rPr>
-          <w:b w:val="1"/>
-          <w:shd w:fill="b7b7b7" w:val="clear"/>
-          <w:rtl w:val="0"/>
+          <w:b/>
+          <w:shd w:val="clear" w:color="auto" w:fill="B7B7B7"/>
         </w:rPr>
         <w:t xml:space="preserve">Chatgpt </w:t>
       </w:r>
       <w:r>
         <w:rPr>
-          <w:b w:val="1"/>
+          <w:b/>
           <w:sz w:val="14"/>
           <w:szCs w:val="14"/>
-          <w:shd w:fill="b7b7b7" w:val="clear"/>
-          <w:rtl w:val="0"/>
-        </w:rPr>
-        <w:t xml:space="preserve">(GPT-5-Standard) at [8/14/2025]</w:t>
-      </w:r>
-      <w:r>
-        <w:rPr>
-          <w:rtl w:val="0"/>
-        </w:rPr>
-      </w:r>
-    </w:p>
-    <w:p>
-      <w:pPr>
-        <w:spacing w:after="240" w:before="240" w:lineRule="auto"/>
-        <w:rPr>
-          <w:rFonts w:ascii="Roboto Mono" w:cs="Roboto Mono" w:eastAsia="Roboto Mono" w:hAnsi="Roboto Mono"/>
-        </w:rPr>
-      </w:pPr>
-      <w:r>
-        <w:rPr>
-          <w:rFonts w:ascii="Roboto Mono" w:cs="Roboto Mono" w:eastAsia="Roboto Mono" w:hAnsi="Roboto Mono"/>
-          <w:b w:val="1"/>
-          <w:rtl w:val="0"/>
-        </w:rPr>
-        <w:t xml:space="preserve">Manual review of artifacts</w:t>
-      </w:r>
-      <w:r>
-        <w:rPr>
-          <w:rFonts w:ascii="Roboto Mono" w:cs="Roboto Mono" w:eastAsia="Roboto Mono" w:hAnsi="Roboto Mono"/>
-          <w:rtl w:val="0"/>
+          <w:shd w:val="clear" w:color="auto" w:fill="B7B7B7"/>
+        </w:rPr>
+        <w:t>(GPT</w:t>
+      </w:r>
+      <w:r>
+        <w:rPr>
+          <w:rFonts w:ascii="Cambria Math" w:hAnsi="Cambria Math" w:cs="Cambria Math"/>
+          <w:b/>
+          <w:sz w:val="14"/>
+          <w:szCs w:val="14"/>
+          <w:shd w:val="clear" w:color="auto" w:fill="B7B7B7"/>
+        </w:rPr>
+        <w:t>‑</w:t>
+      </w:r>
+      <w:r>
+        <w:rPr>
+          <w:b/>
+          <w:sz w:val="14"/>
+          <w:szCs w:val="14"/>
+          <w:shd w:val="clear" w:color="auto" w:fill="B7B7B7"/>
+        </w:rPr>
+        <w:t>5 Mini) at [8/14/2025]</w:t>
+      </w:r>
+    </w:p>
+    <w:p>
+      <w:pPr>
+        <w:spacing w:before="240" w:after="240"/>
+        <w:rPr>
+          <w:rFonts w:ascii="Roboto Mono" w:eastAsia="Roboto Mono" w:hAnsi="Roboto Mono" w:cs="Roboto Mono"/>
+        </w:rPr>
+      </w:pPr>
+      <w:r>
+        <w:rPr>
+          <w:rFonts w:ascii="Roboto Mono" w:eastAsia="Roboto Mono" w:hAnsi="Roboto Mono" w:cs="Roboto Mono"/>
+          <w:b/>
+        </w:rPr>
+        <w:t>Manual review of artifacts</w:t>
+      </w:r>
+      <w:r>
+        <w:rPr>
+          <w:rFonts w:ascii="Roboto Mono" w:eastAsia="Roboto Mono" w:hAnsi="Roboto Mono" w:cs="Roboto Mono"/>
         </w:rPr>
         <w:t xml:space="preserve"> means </w:t>
       </w:r>
       <w:r>
         <w:rPr>
-          <w:rFonts w:ascii="Roboto Mono" w:cs="Roboto Mono" w:eastAsia="Roboto Mono" w:hAnsi="Roboto Mono"/>
-          <w:b w:val="1"/>
-          <w:rtl w:val="0"/>
-        </w:rPr>
-        <w:t xml:space="preserve">examining project deliverables (artifacts) by hand — without using automated tools — to find errors, inconsistencies, or gaps</w:t>
-      </w:r>
-      <w:r>
-        <w:rPr>
-          <w:rFonts w:ascii="Roboto Mono" w:cs="Roboto Mono" w:eastAsia="Roboto Mono" w:hAnsi="Roboto Mono"/>
-          <w:rtl w:val="0"/>
+          <w:rFonts w:ascii="Roboto Mono" w:eastAsia="Roboto Mono" w:hAnsi="Roboto Mono" w:cs="Roboto Mono"/>
+          <w:b/>
+        </w:rPr>
+        <w:t>examining project deliverables (artifacts) by hand — without using automated tools — to find errors, inconsistencies, or gaps</w:t>
+      </w:r>
+      <w:r>
+        <w:rPr>
+          <w:rFonts w:ascii="Roboto Mono" w:eastAsia="Roboto Mono" w:hAnsi="Roboto Mono" w:cs="Roboto Mono"/>
         </w:rPr>
         <w:t xml:space="preserve"> before moving forward in the software development process.</w:t>
       </w:r>
     </w:p>
     <w:p>
       <w:pPr>
-        <w:spacing w:after="240" w:before="240" w:lineRule="auto"/>
-        <w:rPr>
-          <w:rFonts w:ascii="Roboto Mono" w:cs="Roboto Mono" w:eastAsia="Roboto Mono" w:hAnsi="Roboto Mono"/>
-        </w:rPr>
-      </w:pPr>
-      <w:r>
-        <w:rPr>
-          <w:rFonts w:ascii="Roboto Mono" w:cs="Roboto Mono" w:eastAsia="Roboto Mono" w:hAnsi="Roboto Mono"/>
-          <w:rtl w:val="0"/>
+        <w:spacing w:before="240" w:after="240"/>
+        <w:rPr>
+          <w:rFonts w:ascii="Roboto Mono" w:eastAsia="Roboto Mono" w:hAnsi="Roboto Mono" w:cs="Roboto Mono"/>
+        </w:rPr>
+      </w:pPr>
+      <w:r>
+        <w:rPr>
+          <w:rFonts w:ascii="Roboto Mono" w:eastAsia="Roboto Mono" w:hAnsi="Roboto Mono" w:cs="Roboto Mono"/>
         </w:rPr>
         <w:t xml:space="preserve">It’s part of </w:t>
       </w:r>
       <w:r>
         <w:rPr>
-          <w:rFonts w:ascii="Roboto Mono" w:cs="Roboto Mono" w:eastAsia="Roboto Mono" w:hAnsi="Roboto Mono"/>
-          <w:b w:val="1"/>
-          <w:rtl w:val="0"/>
-        </w:rPr>
-        <w:t xml:space="preserve">manual static testing</w:t>
-      </w:r>
-      <w:r>
-        <w:rPr>
-          <w:rFonts w:ascii="Roboto Mono" w:cs="Roboto Mono" w:eastAsia="Roboto Mono" w:hAnsi="Roboto Mono"/>
-          <w:rtl w:val="0"/>
-        </w:rPr>
-        <w:t xml:space="preserve">, because you’re not running the code; you’re just reviewing the written or designed work.</w:t>
-      </w:r>
-    </w:p>
-    <w:p>
-      <w:pPr>
-        <w:rPr/>
-      </w:pPr>
-      <w:r>
-        <w:pict>
-          <v:rect style="width:0.0pt;height:1.5pt" o:hr="t" o:hrstd="t" o:hralign="center" fillcolor="#A0A0A0" stroked="f"/>
+          <w:rFonts w:ascii="Roboto Mono" w:eastAsia="Roboto Mono" w:hAnsi="Roboto Mono" w:cs="Roboto Mono"/>
+          <w:b/>
+        </w:rPr>
+        <w:t>manual static testing</w:t>
+      </w:r>
+      <w:r>
+        <w:rPr>
+          <w:rFonts w:ascii="Roboto Mono" w:eastAsia="Roboto Mono" w:hAnsi="Roboto Mono" w:cs="Roboto Mono"/>
+        </w:rPr>
+        <w:t>, because you’re not running the code; you’re just reviewing the written or designed work.</w:t>
+      </w:r>
+    </w:p>
+    <w:p>
+      <w:r>
+        <w:pict w14:anchorId="481649D4">
+          <v:rect id="_x0000_i1031" style="width:0;height:1.5pt" o:hralign="center" o:hrstd="t" o:hr="t" fillcolor="#a0a0a0" stroked="f"/>
         </w:pict>
-      </w:r>
-      <w:r>
-        <w:rPr>
-          <w:rtl w:val="0"/>
-        </w:rPr>
       </w:r>
     </w:p>
     <w:p>
@@ -1549,60 +1566,64 @@
         <w:pStyle w:val="Heading3"/>
         <w:keepNext w:val="0"/>
         <w:keepLines w:val="0"/>
-        <w:spacing w:after="80" w:lineRule="auto"/>
-        <w:rPr/>
-      </w:pPr>
-      <w:bookmarkStart w:colFirst="0" w:colLast="0" w:name="_1z740yarl1de" w:id="11"/>
+      </w:pPr>
+      <w:bookmarkStart w:id="11" w:name="_1z740yarl1de" w:colFirst="0" w:colLast="0"/>
       <w:bookmarkEnd w:id="11"/>
       <w:r>
-        <w:rPr>
-          <w:rtl w:val="0"/>
-        </w:rPr>
-        <w:t xml:space="preserve">How it works</w:t>
-      </w:r>
-    </w:p>
-    <w:p>
-      <w:pPr>
-        <w:spacing w:after="240" w:before="240" w:lineRule="auto"/>
-        <w:rPr/>
-      </w:pPr>
-      <w:r>
-        <w:rPr>
-          <w:b w:val="1"/>
-          <w:shd w:fill="b7b7b7" w:val="clear"/>
-          <w:rtl w:val="0"/>
-        </w:rPr>
-        <w:t xml:space="preserve"># Source</w:t>
-      </w:r>
-      <w:r>
-        <w:rPr>
-          <w:shd w:fill="b7b7b7" w:val="clear"/>
-          <w:rtl w:val="0"/>
+        <w:t>How it works</w:t>
+      </w:r>
+    </w:p>
+    <w:p>
+      <w:pPr>
+        <w:spacing w:before="240" w:after="240"/>
+      </w:pPr>
+      <w:r>
+        <w:rPr>
+          <w:b/>
+          <w:shd w:val="clear" w:color="auto" w:fill="B7B7B7"/>
+        </w:rPr>
+        <w:t># Source</w:t>
+      </w:r>
+      <w:r>
+        <w:rPr>
+          <w:shd w:val="clear" w:color="auto" w:fill="B7B7B7"/>
         </w:rPr>
         <w:t xml:space="preserve">: </w:t>
       </w:r>
       <w:r>
         <w:rPr>
-          <w:b w:val="1"/>
-          <w:shd w:fill="b7b7b7" w:val="clear"/>
-          <w:rtl w:val="0"/>
+          <w:b/>
+          <w:shd w:val="clear" w:color="auto" w:fill="B7B7B7"/>
         </w:rPr>
         <w:t xml:space="preserve">Chatgpt </w:t>
       </w:r>
       <w:r>
         <w:rPr>
-          <w:b w:val="1"/>
+          <w:b/>
           <w:sz w:val="14"/>
           <w:szCs w:val="14"/>
-          <w:shd w:fill="b7b7b7" w:val="clear"/>
-          <w:rtl w:val="0"/>
-        </w:rPr>
-        <w:t xml:space="preserve">(GPT-5-Standard) at [8/14/2025]</w:t>
-      </w:r>
-      <w:r>
-        <w:rPr>
-          <w:rtl w:val="0"/>
-        </w:rPr>
+          <w:shd w:val="clear" w:color="auto" w:fill="B7B7B7"/>
+        </w:rPr>
+        <w:t>(GPT</w:t>
+      </w:r>
+      <w:r>
+        <w:rPr>
+          <w:rFonts w:ascii="Cambria Math" w:hAnsi="Cambria Math" w:cs="Cambria Math"/>
+          <w:b/>
+          <w:sz w:val="14"/>
+          <w:szCs w:val="14"/>
+          <w:shd w:val="clear" w:color="auto" w:fill="B7B7B7"/>
+        </w:rPr>
+        <w:t>‑</w:t>
+      </w:r>
+      <w:r>
+        <w:rPr>
+          <w:b/>
+          <w:sz w:val="14"/>
+          <w:szCs w:val="14"/>
+          <w:shd w:val="clear" w:color="auto" w:fill="B7B7B7"/>
+        </w:rPr>
+        <w:t>5 Mini) at [8/14/2025]</w:t>
       </w:r>
     </w:p>
     <w:p>
@@ -1611,25 +1632,33 @@
           <w:ilvl w:val="0"/>
           <w:numId w:val="10"/>
         </w:numPr>
-        <w:spacing w:after="0" w:afterAutospacing="0" w:before="240" w:lineRule="auto"/>
-        <w:ind w:left="720" w:hanging="360"/>
-      </w:pPr>
-      <w:r>
-        <w:rPr>
-          <w:rFonts w:ascii="Roboto Mono" w:cs="Roboto Mono" w:eastAsia="Roboto Mono" w:hAnsi="Roboto Mono"/>
-          <w:b w:val="1"/>
-          <w:rtl w:val="0"/>
-        </w:rPr>
-        <w:t xml:space="preserve">Select the artifact to review</w:t>
-        <w:br w:type="textWrapping"/>
-      </w:r>
-      <w:r>
-        <w:rPr>
-          <w:rFonts w:ascii="Roboto Mono" w:cs="Roboto Mono" w:eastAsia="Roboto Mono" w:hAnsi="Roboto Mono"/>
-          <w:rtl w:val="0"/>
+        <w:spacing w:before="240"/>
+      </w:pPr>
+      <w:r>
+        <w:rPr>
+          <w:rFonts w:ascii="Roboto Mono" w:eastAsia="Roboto Mono" w:hAnsi="Roboto Mono" w:cs="Roboto Mono"/>
+          <w:b/>
+        </w:rPr>
+        <w:t>Select the artifact to review</w:t>
+      </w:r>
+      <w:r>
+        <w:rPr>
+          <w:rFonts w:ascii="Roboto Mono" w:eastAsia="Roboto Mono" w:hAnsi="Roboto Mono" w:cs="Roboto Mono"/>
+          <w:b/>
+        </w:rPr>
+        <w:br/>
+      </w:r>
+      <w:r>
+        <w:rPr>
+          <w:rFonts w:ascii="Roboto Mono" w:eastAsia="Roboto Mono" w:hAnsi="Roboto Mono" w:cs="Roboto Mono"/>
         </w:rPr>
         <w:t xml:space="preserve"> Examples:</w:t>
-        <w:br w:type="textWrapping"/>
+      </w:r>
+      <w:r>
+        <w:rPr>
+          <w:rFonts w:ascii="Roboto Mono" w:eastAsia="Roboto Mono" w:hAnsi="Roboto Mono" w:cs="Roboto Mono"/>
+        </w:rPr>
+        <w:br/>
       </w:r>
     </w:p>
     <w:p>
@@ -1638,19 +1667,21 @@
           <w:ilvl w:val="1"/>
           <w:numId w:val="10"/>
         </w:numPr>
-        <w:spacing w:after="0" w:afterAutospacing="0" w:before="0" w:beforeAutospacing="0" w:lineRule="auto"/>
-        <w:ind w:left="1440" w:hanging="360"/>
-        <w:rPr>
-          <w:rFonts w:ascii="Roboto Mono" w:cs="Roboto Mono" w:eastAsia="Roboto Mono" w:hAnsi="Roboto Mono"/>
-        </w:rPr>
-      </w:pPr>
-      <w:r>
-        <w:rPr>
-          <w:rFonts w:ascii="Roboto Mono" w:cs="Roboto Mono" w:eastAsia="Roboto Mono" w:hAnsi="Roboto Mono"/>
-          <w:rtl w:val="0"/>
-        </w:rPr>
-        <w:t xml:space="preserve">Requirements specification (SRS)</w:t>
-        <w:br w:type="textWrapping"/>
+        <w:rPr>
+          <w:rFonts w:ascii="Roboto Mono" w:eastAsia="Roboto Mono" w:hAnsi="Roboto Mono" w:cs="Roboto Mono"/>
+        </w:rPr>
+      </w:pPr>
+      <w:r>
+        <w:rPr>
+          <w:rFonts w:ascii="Roboto Mono" w:eastAsia="Roboto Mono" w:hAnsi="Roboto Mono" w:cs="Roboto Mono"/>
+        </w:rPr>
+        <w:t>Requirements specification (SRS)</w:t>
+      </w:r>
+      <w:r>
+        <w:rPr>
+          <w:rFonts w:ascii="Roboto Mono" w:eastAsia="Roboto Mono" w:hAnsi="Roboto Mono" w:cs="Roboto Mono"/>
+        </w:rPr>
+        <w:br/>
       </w:r>
     </w:p>
     <w:p>
@@ -1659,19 +1690,21 @@
           <w:ilvl w:val="1"/>
           <w:numId w:val="10"/>
         </w:numPr>
-        <w:spacing w:after="0" w:afterAutospacing="0" w:before="0" w:beforeAutospacing="0" w:lineRule="auto"/>
-        <w:ind w:left="1440" w:hanging="360"/>
-        <w:rPr>
-          <w:rFonts w:ascii="Roboto Mono" w:cs="Roboto Mono" w:eastAsia="Roboto Mono" w:hAnsi="Roboto Mono"/>
-        </w:rPr>
-      </w:pPr>
-      <w:r>
-        <w:rPr>
-          <w:rFonts w:ascii="Roboto Mono" w:cs="Roboto Mono" w:eastAsia="Roboto Mono" w:hAnsi="Roboto Mono"/>
-          <w:rtl w:val="0"/>
-        </w:rPr>
-        <w:t xml:space="preserve">Design documents</w:t>
-        <w:br w:type="textWrapping"/>
+        <w:rPr>
+          <w:rFonts w:ascii="Roboto Mono" w:eastAsia="Roboto Mono" w:hAnsi="Roboto Mono" w:cs="Roboto Mono"/>
+        </w:rPr>
+      </w:pPr>
+      <w:r>
+        <w:rPr>
+          <w:rFonts w:ascii="Roboto Mono" w:eastAsia="Roboto Mono" w:hAnsi="Roboto Mono" w:cs="Roboto Mono"/>
+        </w:rPr>
+        <w:t>Design documents</w:t>
+      </w:r>
+      <w:r>
+        <w:rPr>
+          <w:rFonts w:ascii="Roboto Mono" w:eastAsia="Roboto Mono" w:hAnsi="Roboto Mono" w:cs="Roboto Mono"/>
+        </w:rPr>
+        <w:br/>
       </w:r>
     </w:p>
     <w:p>
@@ -1680,19 +1713,21 @@
           <w:ilvl w:val="1"/>
           <w:numId w:val="10"/>
         </w:numPr>
-        <w:spacing w:after="0" w:afterAutospacing="0" w:before="0" w:beforeAutospacing="0" w:lineRule="auto"/>
-        <w:ind w:left="1440" w:hanging="360"/>
-        <w:rPr>
-          <w:rFonts w:ascii="Roboto Mono" w:cs="Roboto Mono" w:eastAsia="Roboto Mono" w:hAnsi="Roboto Mono"/>
-        </w:rPr>
-      </w:pPr>
-      <w:r>
-        <w:rPr>
-          <w:rFonts w:ascii="Roboto Mono" w:cs="Roboto Mono" w:eastAsia="Roboto Mono" w:hAnsi="Roboto Mono"/>
-          <w:rtl w:val="0"/>
-        </w:rPr>
-        <w:t xml:space="preserve">Test plans</w:t>
-        <w:br w:type="textWrapping"/>
+        <w:rPr>
+          <w:rFonts w:ascii="Roboto Mono" w:eastAsia="Roboto Mono" w:hAnsi="Roboto Mono" w:cs="Roboto Mono"/>
+        </w:rPr>
+      </w:pPr>
+      <w:r>
+        <w:rPr>
+          <w:rFonts w:ascii="Roboto Mono" w:eastAsia="Roboto Mono" w:hAnsi="Roboto Mono" w:cs="Roboto Mono"/>
+        </w:rPr>
+        <w:t>Test plans</w:t>
+      </w:r>
+      <w:r>
+        <w:rPr>
+          <w:rFonts w:ascii="Roboto Mono" w:eastAsia="Roboto Mono" w:hAnsi="Roboto Mono" w:cs="Roboto Mono"/>
+        </w:rPr>
+        <w:br/>
       </w:r>
     </w:p>
     <w:p>
@@ -1701,19 +1736,21 @@
           <w:ilvl w:val="1"/>
           <w:numId w:val="10"/>
         </w:numPr>
-        <w:spacing w:after="0" w:afterAutospacing="0" w:before="0" w:beforeAutospacing="0" w:lineRule="auto"/>
-        <w:ind w:left="1440" w:hanging="360"/>
-        <w:rPr>
-          <w:rFonts w:ascii="Roboto Mono" w:cs="Roboto Mono" w:eastAsia="Roboto Mono" w:hAnsi="Roboto Mono"/>
-        </w:rPr>
-      </w:pPr>
-      <w:r>
-        <w:rPr>
-          <w:rFonts w:ascii="Roboto Mono" w:cs="Roboto Mono" w:eastAsia="Roboto Mono" w:hAnsi="Roboto Mono"/>
-          <w:rtl w:val="0"/>
-        </w:rPr>
-        <w:t xml:space="preserve">Test cases</w:t>
-        <w:br w:type="textWrapping"/>
+        <w:rPr>
+          <w:rFonts w:ascii="Roboto Mono" w:eastAsia="Roboto Mono" w:hAnsi="Roboto Mono" w:cs="Roboto Mono"/>
+        </w:rPr>
+      </w:pPr>
+      <w:r>
+        <w:rPr>
+          <w:rFonts w:ascii="Roboto Mono" w:eastAsia="Roboto Mono" w:hAnsi="Roboto Mono" w:cs="Roboto Mono"/>
+        </w:rPr>
+        <w:t>Test cases</w:t>
+      </w:r>
+      <w:r>
+        <w:rPr>
+          <w:rFonts w:ascii="Roboto Mono" w:eastAsia="Roboto Mono" w:hAnsi="Roboto Mono" w:cs="Roboto Mono"/>
+        </w:rPr>
+        <w:br/>
       </w:r>
     </w:p>
     <w:p>
@@ -1722,19 +1759,21 @@
           <w:ilvl w:val="1"/>
           <w:numId w:val="10"/>
         </w:numPr>
-        <w:spacing w:after="0" w:afterAutospacing="0" w:before="0" w:beforeAutospacing="0" w:lineRule="auto"/>
-        <w:ind w:left="1440" w:hanging="360"/>
-        <w:rPr>
-          <w:rFonts w:ascii="Roboto Mono" w:cs="Roboto Mono" w:eastAsia="Roboto Mono" w:hAnsi="Roboto Mono"/>
-        </w:rPr>
-      </w:pPr>
-      <w:r>
-        <w:rPr>
-          <w:rFonts w:ascii="Roboto Mono" w:cs="Roboto Mono" w:eastAsia="Roboto Mono" w:hAnsi="Roboto Mono"/>
-          <w:rtl w:val="0"/>
-        </w:rPr>
-        <w:t xml:space="preserve">User manuals</w:t>
-        <w:br w:type="textWrapping"/>
+        <w:rPr>
+          <w:rFonts w:ascii="Roboto Mono" w:eastAsia="Roboto Mono" w:hAnsi="Roboto Mono" w:cs="Roboto Mono"/>
+        </w:rPr>
+      </w:pPr>
+      <w:r>
+        <w:rPr>
+          <w:rFonts w:ascii="Roboto Mono" w:eastAsia="Roboto Mono" w:hAnsi="Roboto Mono" w:cs="Roboto Mono"/>
+        </w:rPr>
+        <w:t>User manuals</w:t>
+      </w:r>
+      <w:r>
+        <w:rPr>
+          <w:rFonts w:ascii="Roboto Mono" w:eastAsia="Roboto Mono" w:hAnsi="Roboto Mono" w:cs="Roboto Mono"/>
+        </w:rPr>
+        <w:br/>
       </w:r>
     </w:p>
     <w:p>
@@ -1743,25 +1782,32 @@
           <w:ilvl w:val="0"/>
           <w:numId w:val="10"/>
         </w:numPr>
-        <w:spacing w:after="0" w:afterAutospacing="0" w:before="0" w:beforeAutospacing="0" w:lineRule="auto"/>
-        <w:ind w:left="720" w:hanging="360"/>
-      </w:pPr>
-      <w:r>
-        <w:rPr>
-          <w:rFonts w:ascii="Roboto Mono" w:cs="Roboto Mono" w:eastAsia="Roboto Mono" w:hAnsi="Roboto Mono"/>
-          <w:b w:val="1"/>
-          <w:rtl w:val="0"/>
-        </w:rPr>
-        <w:t xml:space="preserve">Read and analyze it manually</w:t>
-        <w:br w:type="textWrapping"/>
-      </w:r>
-      <w:r>
-        <w:rPr>
-          <w:rFonts w:ascii="Roboto Mono" w:cs="Roboto Mono" w:eastAsia="Roboto Mono" w:hAnsi="Roboto Mono"/>
-          <w:rtl w:val="0"/>
+      </w:pPr>
+      <w:r>
+        <w:rPr>
+          <w:rFonts w:ascii="Roboto Mono" w:eastAsia="Roboto Mono" w:hAnsi="Roboto Mono" w:cs="Roboto Mono"/>
+          <w:b/>
+        </w:rPr>
+        <w:t>Read and analyze it manually</w:t>
+      </w:r>
+      <w:r>
+        <w:rPr>
+          <w:rFonts w:ascii="Roboto Mono" w:eastAsia="Roboto Mono" w:hAnsi="Roboto Mono" w:cs="Roboto Mono"/>
+          <w:b/>
+        </w:rPr>
+        <w:br/>
+      </w:r>
+      <w:r>
+        <w:rPr>
+          <w:rFonts w:ascii="Roboto Mono" w:eastAsia="Roboto Mono" w:hAnsi="Roboto Mono" w:cs="Roboto Mono"/>
         </w:rPr>
         <w:t xml:space="preserve"> The reviewer checks for:</w:t>
-        <w:br w:type="textWrapping"/>
+      </w:r>
+      <w:r>
+        <w:rPr>
+          <w:rFonts w:ascii="Roboto Mono" w:eastAsia="Roboto Mono" w:hAnsi="Roboto Mono" w:cs="Roboto Mono"/>
+        </w:rPr>
+        <w:br/>
       </w:r>
     </w:p>
     <w:p>
@@ -1770,19 +1816,22 @@
           <w:ilvl w:val="1"/>
           <w:numId w:val="10"/>
         </w:numPr>
-        <w:spacing w:after="0" w:afterAutospacing="0" w:before="0" w:beforeAutospacing="0" w:lineRule="auto"/>
-        <w:ind w:left="1440" w:hanging="360"/>
-        <w:rPr>
-          <w:rFonts w:ascii="Roboto Mono" w:cs="Roboto Mono" w:eastAsia="Roboto Mono" w:hAnsi="Roboto Mono"/>
-        </w:rPr>
-      </w:pPr>
-      <w:r>
-        <w:rPr>
-          <w:rFonts w:ascii="Roboto Mono" w:cs="Roboto Mono" w:eastAsia="Roboto Mono" w:hAnsi="Roboto Mono"/>
-          <w:rtl w:val="0"/>
-        </w:rPr>
-        <w:t xml:space="preserve">Missing information</w:t>
-        <w:br w:type="textWrapping"/>
+        <w:rPr>
+          <w:rFonts w:ascii="Roboto Mono" w:eastAsia="Roboto Mono" w:hAnsi="Roboto Mono" w:cs="Roboto Mono"/>
+        </w:rPr>
+      </w:pPr>
+      <w:r>
+        <w:rPr>
+          <w:rFonts w:ascii="Roboto Mono" w:eastAsia="Roboto Mono" w:hAnsi="Roboto Mono" w:cs="Roboto Mono"/>
+        </w:rPr>
+        <w:lastRenderedPageBreak/>
+        <w:t>Missing information</w:t>
+      </w:r>
+      <w:r>
+        <w:rPr>
+          <w:rFonts w:ascii="Roboto Mono" w:eastAsia="Roboto Mono" w:hAnsi="Roboto Mono" w:cs="Roboto Mono"/>
+        </w:rPr>
+        <w:br/>
       </w:r>
     </w:p>
     <w:p>
@@ -1791,19 +1840,21 @@
           <w:ilvl w:val="1"/>
           <w:numId w:val="10"/>
         </w:numPr>
-        <w:spacing w:after="0" w:afterAutospacing="0" w:before="0" w:beforeAutospacing="0" w:lineRule="auto"/>
-        <w:ind w:left="1440" w:hanging="360"/>
-        <w:rPr>
-          <w:rFonts w:ascii="Roboto Mono" w:cs="Roboto Mono" w:eastAsia="Roboto Mono" w:hAnsi="Roboto Mono"/>
-        </w:rPr>
-      </w:pPr>
-      <w:r>
-        <w:rPr>
-          <w:rFonts w:ascii="Roboto Mono" w:cs="Roboto Mono" w:eastAsia="Roboto Mono" w:hAnsi="Roboto Mono"/>
-          <w:rtl w:val="0"/>
-        </w:rPr>
-        <w:t xml:space="preserve">Ambiguities</w:t>
-        <w:br w:type="textWrapping"/>
+        <w:rPr>
+          <w:rFonts w:ascii="Roboto Mono" w:eastAsia="Roboto Mono" w:hAnsi="Roboto Mono" w:cs="Roboto Mono"/>
+        </w:rPr>
+      </w:pPr>
+      <w:r>
+        <w:rPr>
+          <w:rFonts w:ascii="Roboto Mono" w:eastAsia="Roboto Mono" w:hAnsi="Roboto Mono" w:cs="Roboto Mono"/>
+        </w:rPr>
+        <w:t>Ambiguities</w:t>
+      </w:r>
+      <w:r>
+        <w:rPr>
+          <w:rFonts w:ascii="Roboto Mono" w:eastAsia="Roboto Mono" w:hAnsi="Roboto Mono" w:cs="Roboto Mono"/>
+        </w:rPr>
+        <w:br/>
       </w:r>
     </w:p>
     <w:p>
@@ -1812,19 +1863,21 @@
           <w:ilvl w:val="1"/>
           <w:numId w:val="10"/>
         </w:numPr>
-        <w:spacing w:after="0" w:afterAutospacing="0" w:before="0" w:beforeAutospacing="0" w:lineRule="auto"/>
-        <w:ind w:left="1440" w:hanging="360"/>
-        <w:rPr>
-          <w:rFonts w:ascii="Roboto Mono" w:cs="Roboto Mono" w:eastAsia="Roboto Mono" w:hAnsi="Roboto Mono"/>
-        </w:rPr>
-      </w:pPr>
-      <w:r>
-        <w:rPr>
-          <w:rFonts w:ascii="Roboto Mono" w:cs="Roboto Mono" w:eastAsia="Roboto Mono" w:hAnsi="Roboto Mono"/>
-          <w:rtl w:val="0"/>
-        </w:rPr>
-        <w:t xml:space="preserve">Logical errors</w:t>
-        <w:br w:type="textWrapping"/>
+        <w:rPr>
+          <w:rFonts w:ascii="Roboto Mono" w:eastAsia="Roboto Mono" w:hAnsi="Roboto Mono" w:cs="Roboto Mono"/>
+        </w:rPr>
+      </w:pPr>
+      <w:r>
+        <w:rPr>
+          <w:rFonts w:ascii="Roboto Mono" w:eastAsia="Roboto Mono" w:hAnsi="Roboto Mono" w:cs="Roboto Mono"/>
+        </w:rPr>
+        <w:t>Logical errors</w:t>
+      </w:r>
+      <w:r>
+        <w:rPr>
+          <w:rFonts w:ascii="Roboto Mono" w:eastAsia="Roboto Mono" w:hAnsi="Roboto Mono" w:cs="Roboto Mono"/>
+        </w:rPr>
+        <w:br/>
       </w:r>
     </w:p>
     <w:p>
@@ -1833,19 +1886,21 @@
           <w:ilvl w:val="1"/>
           <w:numId w:val="10"/>
         </w:numPr>
-        <w:spacing w:after="0" w:afterAutospacing="0" w:before="0" w:beforeAutospacing="0" w:lineRule="auto"/>
-        <w:ind w:left="1440" w:hanging="360"/>
-        <w:rPr>
-          <w:rFonts w:ascii="Roboto Mono" w:cs="Roboto Mono" w:eastAsia="Roboto Mono" w:hAnsi="Roboto Mono"/>
-        </w:rPr>
-      </w:pPr>
-      <w:r>
-        <w:rPr>
-          <w:rFonts w:ascii="Roboto Mono" w:cs="Roboto Mono" w:eastAsia="Roboto Mono" w:hAnsi="Roboto Mono"/>
-          <w:rtl w:val="0"/>
-        </w:rPr>
-        <w:t xml:space="preserve">Non-compliance with standards</w:t>
-        <w:br w:type="textWrapping"/>
+        <w:rPr>
+          <w:rFonts w:ascii="Roboto Mono" w:eastAsia="Roboto Mono" w:hAnsi="Roboto Mono" w:cs="Roboto Mono"/>
+        </w:rPr>
+      </w:pPr>
+      <w:r>
+        <w:rPr>
+          <w:rFonts w:ascii="Roboto Mono" w:eastAsia="Roboto Mono" w:hAnsi="Roboto Mono" w:cs="Roboto Mono"/>
+        </w:rPr>
+        <w:t>Non-compliance with standards</w:t>
+      </w:r>
+      <w:r>
+        <w:rPr>
+          <w:rFonts w:ascii="Roboto Mono" w:eastAsia="Roboto Mono" w:hAnsi="Roboto Mono" w:cs="Roboto Mono"/>
+        </w:rPr>
+        <w:br/>
       </w:r>
     </w:p>
     <w:p>
@@ -1854,25 +1909,32 @@
           <w:ilvl w:val="0"/>
           <w:numId w:val="10"/>
         </w:numPr>
-        <w:spacing w:after="0" w:afterAutospacing="0" w:before="0" w:beforeAutospacing="0" w:lineRule="auto"/>
-        <w:ind w:left="720" w:hanging="360"/>
-      </w:pPr>
-      <w:r>
-        <w:rPr>
-          <w:rFonts w:ascii="Roboto Mono" w:cs="Roboto Mono" w:eastAsia="Roboto Mono" w:hAnsi="Roboto Mono"/>
-          <w:b w:val="1"/>
-          <w:rtl w:val="0"/>
-        </w:rPr>
-        <w:t xml:space="preserve">Record findings</w:t>
-        <w:br w:type="textWrapping"/>
-      </w:r>
-      <w:r>
-        <w:rPr>
-          <w:rFonts w:ascii="Roboto Mono" w:cs="Roboto Mono" w:eastAsia="Roboto Mono" w:hAnsi="Roboto Mono"/>
-          <w:rtl w:val="0"/>
+      </w:pPr>
+      <w:r>
+        <w:rPr>
+          <w:rFonts w:ascii="Roboto Mono" w:eastAsia="Roboto Mono" w:hAnsi="Roboto Mono" w:cs="Roboto Mono"/>
+          <w:b/>
+        </w:rPr>
+        <w:t>Record findings</w:t>
+      </w:r>
+      <w:r>
+        <w:rPr>
+          <w:rFonts w:ascii="Roboto Mono" w:eastAsia="Roboto Mono" w:hAnsi="Roboto Mono" w:cs="Roboto Mono"/>
+          <w:b/>
+        </w:rPr>
+        <w:br/>
+      </w:r>
+      <w:r>
+        <w:rPr>
+          <w:rFonts w:ascii="Roboto Mono" w:eastAsia="Roboto Mono" w:hAnsi="Roboto Mono" w:cs="Roboto Mono"/>
         </w:rPr>
         <w:t xml:space="preserve"> Defects or improvement suggestions are logged.</w:t>
-        <w:br w:type="textWrapping"/>
+      </w:r>
+      <w:r>
+        <w:rPr>
+          <w:rFonts w:ascii="Roboto Mono" w:eastAsia="Roboto Mono" w:hAnsi="Roboto Mono" w:cs="Roboto Mono"/>
+        </w:rPr>
+        <w:br/>
       </w:r>
     </w:p>
     <w:p>
@@ -1881,40 +1943,40 @@
           <w:ilvl w:val="0"/>
           <w:numId w:val="10"/>
         </w:numPr>
-        <w:spacing w:after="240" w:before="0" w:beforeAutospacing="0" w:lineRule="auto"/>
-        <w:ind w:left="720" w:hanging="360"/>
-      </w:pPr>
-      <w:r>
-        <w:rPr>
-          <w:rFonts w:ascii="Roboto Mono" w:cs="Roboto Mono" w:eastAsia="Roboto Mono" w:hAnsi="Roboto Mono"/>
-          <w:b w:val="1"/>
-          <w:rtl w:val="0"/>
-        </w:rPr>
-        <w:t xml:space="preserve">Discuss and correct</w:t>
-        <w:br w:type="textWrapping"/>
-      </w:r>
-      <w:r>
-        <w:rPr>
-          <w:rFonts w:ascii="Roboto Mono" w:cs="Roboto Mono" w:eastAsia="Roboto Mono" w:hAnsi="Roboto Mono"/>
-          <w:rtl w:val="0"/>
+        <w:spacing w:after="240"/>
+      </w:pPr>
+      <w:r>
+        <w:rPr>
+          <w:rFonts w:ascii="Roboto Mono" w:eastAsia="Roboto Mono" w:hAnsi="Roboto Mono" w:cs="Roboto Mono"/>
+          <w:b/>
+        </w:rPr>
+        <w:t>Discuss and correct</w:t>
+      </w:r>
+      <w:r>
+        <w:rPr>
+          <w:rFonts w:ascii="Roboto Mono" w:eastAsia="Roboto Mono" w:hAnsi="Roboto Mono" w:cs="Roboto Mono"/>
+          <w:b/>
+        </w:rPr>
+        <w:br/>
+      </w:r>
+      <w:r>
+        <w:rPr>
+          <w:rFonts w:ascii="Roboto Mono" w:eastAsia="Roboto Mono" w:hAnsi="Roboto Mono" w:cs="Roboto Mono"/>
         </w:rPr>
         <w:t xml:space="preserve"> The team addresses the issues before proceeding to the next stage.</w:t>
-        <w:br w:type="textWrapping"/>
-      </w:r>
-    </w:p>
-    <w:p>
-      <w:pPr>
-        <w:rPr/>
-      </w:pPr>
-      <w:r>
-        <w:pict>
-          <v:rect style="width:0.0pt;height:1.5pt" o:hr="t" o:hrstd="t" o:hralign="center" fillcolor="#A0A0A0" stroked="f"/>
+      </w:r>
+      <w:r>
+        <w:rPr>
+          <w:rFonts w:ascii="Roboto Mono" w:eastAsia="Roboto Mono" w:hAnsi="Roboto Mono" w:cs="Roboto Mono"/>
+        </w:rPr>
+        <w:br/>
+      </w:r>
+    </w:p>
+    <w:p>
+      <w:r>
+        <w:pict w14:anchorId="1A1B26B4">
+          <v:rect id="_x0000_i1032" style="width:0;height:1.5pt" o:hralign="center" o:hrstd="t" o:hr="t" fillcolor="#a0a0a0" stroked="f"/>
         </w:pict>
-      </w:r>
-      <w:r>
-        <w:rPr>
-          <w:rtl w:val="0"/>
-        </w:rPr>
       </w:r>
     </w:p>
     <w:p>
@@ -1922,60 +1984,64 @@
         <w:pStyle w:val="Heading3"/>
         <w:keepNext w:val="0"/>
         <w:keepLines w:val="0"/>
-        <w:spacing w:after="80" w:lineRule="auto"/>
-        <w:rPr/>
-      </w:pPr>
-      <w:bookmarkStart w:colFirst="0" w:colLast="0" w:name="_uwkxisnjksda" w:id="12"/>
+      </w:pPr>
+      <w:bookmarkStart w:id="12" w:name="_uwkxisnjksda" w:colFirst="0" w:colLast="0"/>
       <w:bookmarkEnd w:id="12"/>
       <w:r>
-        <w:rPr>
-          <w:rtl w:val="0"/>
-        </w:rPr>
-        <w:t xml:space="preserve">Examples</w:t>
-      </w:r>
-    </w:p>
-    <w:p>
-      <w:pPr>
-        <w:spacing w:after="240" w:before="240" w:lineRule="auto"/>
-        <w:rPr/>
-      </w:pPr>
-      <w:r>
-        <w:rPr>
-          <w:b w:val="1"/>
-          <w:shd w:fill="b7b7b7" w:val="clear"/>
-          <w:rtl w:val="0"/>
-        </w:rPr>
-        <w:t xml:space="preserve"># Source</w:t>
-      </w:r>
-      <w:r>
-        <w:rPr>
-          <w:shd w:fill="b7b7b7" w:val="clear"/>
-          <w:rtl w:val="0"/>
+        <w:t>Examples</w:t>
+      </w:r>
+    </w:p>
+    <w:p>
+      <w:pPr>
+        <w:spacing w:before="240" w:after="240"/>
+      </w:pPr>
+      <w:r>
+        <w:rPr>
+          <w:b/>
+          <w:shd w:val="clear" w:color="auto" w:fill="B7B7B7"/>
+        </w:rPr>
+        <w:t># Source</w:t>
+      </w:r>
+      <w:r>
+        <w:rPr>
+          <w:shd w:val="clear" w:color="auto" w:fill="B7B7B7"/>
         </w:rPr>
         <w:t xml:space="preserve">: </w:t>
       </w:r>
       <w:r>
         <w:rPr>
-          <w:b w:val="1"/>
-          <w:shd w:fill="b7b7b7" w:val="clear"/>
-          <w:rtl w:val="0"/>
+          <w:b/>
+          <w:shd w:val="clear" w:color="auto" w:fill="B7B7B7"/>
         </w:rPr>
         <w:t xml:space="preserve">Chatgpt </w:t>
       </w:r>
       <w:r>
         <w:rPr>
-          <w:b w:val="1"/>
+          <w:b/>
           <w:sz w:val="14"/>
           <w:szCs w:val="14"/>
-          <w:shd w:fill="b7b7b7" w:val="clear"/>
-          <w:rtl w:val="0"/>
-        </w:rPr>
-        <w:t xml:space="preserve">(GPT-5-Standard) at [8/14/2025]</w:t>
-      </w:r>
-      <w:r>
-        <w:rPr>
-          <w:rtl w:val="0"/>
-        </w:rPr>
+          <w:shd w:val="clear" w:color="auto" w:fill="B7B7B7"/>
+        </w:rPr>
+        <w:t>(GPT</w:t>
+      </w:r>
+      <w:r>
+        <w:rPr>
+          <w:rFonts w:ascii="Cambria Math" w:hAnsi="Cambria Math" w:cs="Cambria Math"/>
+          <w:b/>
+          <w:sz w:val="14"/>
+          <w:szCs w:val="14"/>
+          <w:shd w:val="clear" w:color="auto" w:fill="B7B7B7"/>
+        </w:rPr>
+        <w:t>‑</w:t>
+      </w:r>
+      <w:r>
+        <w:rPr>
+          <w:b/>
+          <w:sz w:val="14"/>
+          <w:szCs w:val="14"/>
+          <w:shd w:val="clear" w:color="auto" w:fill="B7B7B7"/>
+        </w:rPr>
+        <w:t>5 Mini) at [8/14/2025]</w:t>
       </w:r>
     </w:p>
     <w:p>
@@ -1984,31 +2050,32 @@
           <w:ilvl w:val="0"/>
           <w:numId w:val="5"/>
         </w:numPr>
-        <w:spacing w:after="0" w:afterAutospacing="0" w:before="240" w:lineRule="auto"/>
-        <w:ind w:left="720" w:hanging="360"/>
-      </w:pPr>
-      <w:r>
-        <w:rPr>
-          <w:rFonts w:ascii="Roboto Mono" w:cs="Roboto Mono" w:eastAsia="Roboto Mono" w:hAnsi="Roboto Mono"/>
-          <w:rtl w:val="0"/>
+        <w:spacing w:before="240"/>
+      </w:pPr>
+      <w:r>
+        <w:rPr>
+          <w:rFonts w:ascii="Roboto Mono" w:eastAsia="Roboto Mono" w:hAnsi="Roboto Mono" w:cs="Roboto Mono"/>
         </w:rPr>
         <w:t xml:space="preserve">Reading a </w:t>
       </w:r>
       <w:r>
         <w:rPr>
-          <w:rFonts w:ascii="Roboto Mono" w:cs="Roboto Mono" w:eastAsia="Roboto Mono" w:hAnsi="Roboto Mono"/>
-          <w:b w:val="1"/>
-          <w:rtl w:val="0"/>
-        </w:rPr>
-        <w:t xml:space="preserve">requirements document</w:t>
-      </w:r>
-      <w:r>
-        <w:rPr>
-          <w:rFonts w:ascii="Roboto Mono" w:cs="Roboto Mono" w:eastAsia="Roboto Mono" w:hAnsi="Roboto Mono"/>
-          <w:rtl w:val="0"/>
+          <w:rFonts w:ascii="Roboto Mono" w:eastAsia="Roboto Mono" w:hAnsi="Roboto Mono" w:cs="Roboto Mono"/>
+          <w:b/>
+        </w:rPr>
+        <w:t>requirements document</w:t>
+      </w:r>
+      <w:r>
+        <w:rPr>
+          <w:rFonts w:ascii="Roboto Mono" w:eastAsia="Roboto Mono" w:hAnsi="Roboto Mono" w:cs="Roboto Mono"/>
         </w:rPr>
         <w:t xml:space="preserve"> to ensure all functional requirements are clearly stated.</w:t>
-        <w:br w:type="textWrapping"/>
+      </w:r>
+      <w:r>
+        <w:rPr>
+          <w:rFonts w:ascii="Roboto Mono" w:eastAsia="Roboto Mono" w:hAnsi="Roboto Mono" w:cs="Roboto Mono"/>
+        </w:rPr>
+        <w:br/>
       </w:r>
     </w:p>
     <w:p>
@@ -2017,31 +2084,31 @@
           <w:ilvl w:val="0"/>
           <w:numId w:val="5"/>
         </w:numPr>
-        <w:spacing w:after="0" w:afterAutospacing="0" w:before="0" w:beforeAutospacing="0" w:lineRule="auto"/>
-        <w:ind w:left="720" w:hanging="360"/>
-      </w:pPr>
-      <w:r>
-        <w:rPr>
-          <w:rFonts w:ascii="Roboto Mono" w:cs="Roboto Mono" w:eastAsia="Roboto Mono" w:hAnsi="Roboto Mono"/>
-          <w:rtl w:val="0"/>
+      </w:pPr>
+      <w:r>
+        <w:rPr>
+          <w:rFonts w:ascii="Roboto Mono" w:eastAsia="Roboto Mono" w:hAnsi="Roboto Mono" w:cs="Roboto Mono"/>
         </w:rPr>
         <w:t xml:space="preserve">Checking a </w:t>
       </w:r>
       <w:r>
         <w:rPr>
-          <w:rFonts w:ascii="Roboto Mono" w:cs="Roboto Mono" w:eastAsia="Roboto Mono" w:hAnsi="Roboto Mono"/>
-          <w:b w:val="1"/>
-          <w:rtl w:val="0"/>
-        </w:rPr>
-        <w:t xml:space="preserve">test case</w:t>
-      </w:r>
-      <w:r>
-        <w:rPr>
-          <w:rFonts w:ascii="Roboto Mono" w:cs="Roboto Mono" w:eastAsia="Roboto Mono" w:hAnsi="Roboto Mono"/>
-          <w:rtl w:val="0"/>
+          <w:rFonts w:ascii="Roboto Mono" w:eastAsia="Roboto Mono" w:hAnsi="Roboto Mono" w:cs="Roboto Mono"/>
+          <w:b/>
+        </w:rPr>
+        <w:t>test case</w:t>
+      </w:r>
+      <w:r>
+        <w:rPr>
+          <w:rFonts w:ascii="Roboto Mono" w:eastAsia="Roboto Mono" w:hAnsi="Roboto Mono" w:cs="Roboto Mono"/>
         </w:rPr>
         <w:t xml:space="preserve"> to confirm it covers the intended test condition and is written clearly.</w:t>
-        <w:br w:type="textWrapping"/>
+      </w:r>
+      <w:r>
+        <w:rPr>
+          <w:rFonts w:ascii="Roboto Mono" w:eastAsia="Roboto Mono" w:hAnsi="Roboto Mono" w:cs="Roboto Mono"/>
+        </w:rPr>
+        <w:br/>
       </w:r>
     </w:p>
     <w:p>
@@ -2050,51 +2117,36 @@
           <w:ilvl w:val="0"/>
           <w:numId w:val="5"/>
         </w:numPr>
-        <w:spacing w:after="240" w:before="0" w:beforeAutospacing="0" w:lineRule="auto"/>
-        <w:ind w:left="720" w:hanging="360"/>
-      </w:pPr>
-      <w:r>
-        <w:rPr>
-          <w:rFonts w:ascii="Roboto Mono" w:cs="Roboto Mono" w:eastAsia="Roboto Mono" w:hAnsi="Roboto Mono"/>
-          <w:rtl w:val="0"/>
+        <w:spacing w:after="240"/>
+      </w:pPr>
+      <w:r>
+        <w:rPr>
+          <w:rFonts w:ascii="Roboto Mono" w:eastAsia="Roboto Mono" w:hAnsi="Roboto Mono" w:cs="Roboto Mono"/>
         </w:rPr>
         <w:t xml:space="preserve">Reviewing a </w:t>
       </w:r>
       <w:r>
         <w:rPr>
-          <w:rFonts w:ascii="Roboto Mono" w:cs="Roboto Mono" w:eastAsia="Roboto Mono" w:hAnsi="Roboto Mono"/>
-          <w:b w:val="1"/>
-          <w:rtl w:val="0"/>
-        </w:rPr>
-        <w:t xml:space="preserve">UML diagram</w:t>
-      </w:r>
-      <w:r>
-        <w:rPr>
-          <w:rFonts w:ascii="Roboto Mono" w:cs="Roboto Mono" w:eastAsia="Roboto Mono" w:hAnsi="Roboto Mono"/>
-          <w:rtl w:val="0"/>
+          <w:rFonts w:ascii="Roboto Mono" w:eastAsia="Roboto Mono" w:hAnsi="Roboto Mono" w:cs="Roboto Mono"/>
+          <w:b/>
+        </w:rPr>
+        <w:t>UML diagram</w:t>
+      </w:r>
+      <w:r>
+        <w:rPr>
+          <w:rFonts w:ascii="Roboto Mono" w:eastAsia="Roboto Mono" w:hAnsi="Roboto Mono" w:cs="Roboto Mono"/>
         </w:rPr>
         <w:t xml:space="preserve"> to verify it matches the requirements.</w:t>
       </w:r>
       <w:r>
-        <w:rPr>
-          <w:rtl w:val="0"/>
-        </w:rPr>
-        <w:br w:type="textWrapping"/>
-      </w:r>
-    </w:p>
-    <w:p>
-      <w:pPr>
-        <w:rPr/>
-      </w:pPr>
-      <w:r>
-        <w:pict>
-          <v:rect style="width:0.0pt;height:1.5pt" o:hr="t" o:hrstd="t" o:hralign="center" fillcolor="#A0A0A0" stroked="f"/>
+        <w:br/>
+      </w:r>
+    </w:p>
+    <w:p>
+      <w:r>
+        <w:pict w14:anchorId="1EA89552">
+          <v:rect id="_x0000_i1033" style="width:0;height:1.5pt" o:hralign="center" o:hrstd="t" o:hr="t" fillcolor="#a0a0a0" stroked="f"/>
         </w:pict>
-      </w:r>
-      <w:r>
-        <w:rPr>
-          <w:rtl w:val="0"/>
-        </w:rPr>
       </w:r>
     </w:p>
     <w:p>
@@ -2102,60 +2154,64 @@
         <w:pStyle w:val="Heading3"/>
         <w:keepNext w:val="0"/>
         <w:keepLines w:val="0"/>
-        <w:spacing w:after="80" w:lineRule="auto"/>
-        <w:rPr/>
-      </w:pPr>
-      <w:bookmarkStart w:colFirst="0" w:colLast="0" w:name="_9yohsyxshbfn" w:id="13"/>
+      </w:pPr>
+      <w:bookmarkStart w:id="13" w:name="_9yohsyxshbfn" w:colFirst="0" w:colLast="0"/>
       <w:bookmarkEnd w:id="13"/>
       <w:r>
-        <w:rPr>
-          <w:rtl w:val="0"/>
-        </w:rPr>
-        <w:t xml:space="preserve">Benefits</w:t>
-      </w:r>
-    </w:p>
-    <w:p>
-      <w:pPr>
-        <w:spacing w:after="240" w:before="240" w:lineRule="auto"/>
-        <w:rPr/>
-      </w:pPr>
-      <w:r>
-        <w:rPr>
-          <w:b w:val="1"/>
-          <w:shd w:fill="b7b7b7" w:val="clear"/>
-          <w:rtl w:val="0"/>
-        </w:rPr>
-        <w:t xml:space="preserve"># Source</w:t>
-      </w:r>
-      <w:r>
-        <w:rPr>
-          <w:shd w:fill="b7b7b7" w:val="clear"/>
-          <w:rtl w:val="0"/>
+        <w:t>Benefits</w:t>
+      </w:r>
+    </w:p>
+    <w:p>
+      <w:pPr>
+        <w:spacing w:before="240" w:after="240"/>
+      </w:pPr>
+      <w:r>
+        <w:rPr>
+          <w:b/>
+          <w:shd w:val="clear" w:color="auto" w:fill="B7B7B7"/>
+        </w:rPr>
+        <w:t># Source</w:t>
+      </w:r>
+      <w:r>
+        <w:rPr>
+          <w:shd w:val="clear" w:color="auto" w:fill="B7B7B7"/>
         </w:rPr>
         <w:t xml:space="preserve">: </w:t>
       </w:r>
       <w:r>
         <w:rPr>
-          <w:b w:val="1"/>
-          <w:shd w:fill="b7b7b7" w:val="clear"/>
-          <w:rtl w:val="0"/>
+          <w:b/>
+          <w:shd w:val="clear" w:color="auto" w:fill="B7B7B7"/>
         </w:rPr>
         <w:t xml:space="preserve">Chatgpt </w:t>
       </w:r>
       <w:r>
         <w:rPr>
-          <w:b w:val="1"/>
+          <w:b/>
           <w:sz w:val="14"/>
           <w:szCs w:val="14"/>
-          <w:shd w:fill="b7b7b7" w:val="clear"/>
-          <w:rtl w:val="0"/>
-        </w:rPr>
-        <w:t xml:space="preserve">(GPT-5-Standard) at [8/14/2025]</w:t>
-      </w:r>
-      <w:r>
-        <w:rPr>
-          <w:rtl w:val="0"/>
-        </w:rPr>
+          <w:shd w:val="clear" w:color="auto" w:fill="B7B7B7"/>
+        </w:rPr>
+        <w:t>(GPT</w:t>
+      </w:r>
+      <w:r>
+        <w:rPr>
+          <w:rFonts w:ascii="Cambria Math" w:hAnsi="Cambria Math" w:cs="Cambria Math"/>
+          <w:b/>
+          <w:sz w:val="14"/>
+          <w:szCs w:val="14"/>
+          <w:shd w:val="clear" w:color="auto" w:fill="B7B7B7"/>
+        </w:rPr>
+        <w:t>‑</w:t>
+      </w:r>
+      <w:r>
+        <w:rPr>
+          <w:b/>
+          <w:sz w:val="14"/>
+          <w:szCs w:val="14"/>
+          <w:shd w:val="clear" w:color="auto" w:fill="B7B7B7"/>
+        </w:rPr>
+        <w:t>5 Mini) at [8/14/2025]</w:t>
       </w:r>
     </w:p>
     <w:p>
@@ -2164,24 +2220,26 @@
           <w:ilvl w:val="0"/>
           <w:numId w:val="13"/>
         </w:numPr>
-        <w:spacing w:after="0" w:afterAutospacing="0" w:before="240" w:lineRule="auto"/>
-        <w:ind w:left="720" w:hanging="360"/>
-      </w:pPr>
-      <w:r>
-        <w:rPr>
-          <w:rFonts w:ascii="Roboto Mono" w:cs="Roboto Mono" w:eastAsia="Roboto Mono" w:hAnsi="Roboto Mono"/>
-          <w:b w:val="1"/>
-          <w:rtl w:val="0"/>
-        </w:rPr>
-        <w:t xml:space="preserve">Finds defects early</w:t>
-      </w:r>
-      <w:r>
-        <w:rPr>
-          <w:rFonts w:ascii="Roboto Mono" w:cs="Roboto Mono" w:eastAsia="Roboto Mono" w:hAnsi="Roboto Mono"/>
-          <w:rtl w:val="0"/>
+        <w:spacing w:before="240"/>
+      </w:pPr>
+      <w:r>
+        <w:rPr>
+          <w:rFonts w:ascii="Roboto Mono" w:eastAsia="Roboto Mono" w:hAnsi="Roboto Mono" w:cs="Roboto Mono"/>
+          <w:b/>
+        </w:rPr>
+        <w:t>Finds defects early</w:t>
+      </w:r>
+      <w:r>
+        <w:rPr>
+          <w:rFonts w:ascii="Roboto Mono" w:eastAsia="Roboto Mono" w:hAnsi="Roboto Mono" w:cs="Roboto Mono"/>
         </w:rPr>
         <w:t xml:space="preserve"> (before coding starts)</w:t>
-        <w:br w:type="textWrapping"/>
+      </w:r>
+      <w:r>
+        <w:rPr>
+          <w:rFonts w:ascii="Roboto Mono" w:eastAsia="Roboto Mono" w:hAnsi="Roboto Mono" w:cs="Roboto Mono"/>
+        </w:rPr>
+        <w:br/>
       </w:r>
     </w:p>
     <w:p>
@@ -2190,20 +2248,23 @@
           <w:ilvl w:val="0"/>
           <w:numId w:val="13"/>
         </w:numPr>
-        <w:spacing w:after="0" w:afterAutospacing="0" w:before="0" w:beforeAutospacing="0" w:lineRule="auto"/>
-        <w:ind w:left="720" w:hanging="360"/>
-        <w:rPr>
-          <w:rFonts w:ascii="Roboto Mono" w:cs="Roboto Mono" w:eastAsia="Roboto Mono" w:hAnsi="Roboto Mono"/>
-        </w:rPr>
-      </w:pPr>
-      <w:r>
-        <w:rPr>
-          <w:rFonts w:ascii="Roboto Mono" w:cs="Roboto Mono" w:eastAsia="Roboto Mono" w:hAnsi="Roboto Mono"/>
-          <w:b w:val="1"/>
-          <w:rtl w:val="0"/>
-        </w:rPr>
-        <w:t xml:space="preserve">Reduces cost of fixing defects</w:t>
-        <w:br w:type="textWrapping"/>
+        <w:rPr>
+          <w:rFonts w:ascii="Roboto Mono" w:eastAsia="Roboto Mono" w:hAnsi="Roboto Mono" w:cs="Roboto Mono"/>
+        </w:rPr>
+      </w:pPr>
+      <w:r>
+        <w:rPr>
+          <w:rFonts w:ascii="Roboto Mono" w:eastAsia="Roboto Mono" w:hAnsi="Roboto Mono" w:cs="Roboto Mono"/>
+          <w:b/>
+        </w:rPr>
+        <w:t>Reduces cost of fixing defects</w:t>
+      </w:r>
+      <w:r>
+        <w:rPr>
+          <w:rFonts w:ascii="Roboto Mono" w:eastAsia="Roboto Mono" w:hAnsi="Roboto Mono" w:cs="Roboto Mono"/>
+          <w:b/>
+        </w:rPr>
+        <w:br/>
       </w:r>
     </w:p>
     <w:p>
@@ -2212,213 +2273,186 @@
           <w:ilvl w:val="0"/>
           <w:numId w:val="13"/>
         </w:numPr>
-        <w:spacing w:after="240" w:before="0" w:beforeAutospacing="0" w:lineRule="auto"/>
-        <w:ind w:left="720" w:hanging="360"/>
-      </w:pPr>
-      <w:r>
-        <w:rPr>
-          <w:rFonts w:ascii="Roboto Mono" w:cs="Roboto Mono" w:eastAsia="Roboto Mono" w:hAnsi="Roboto Mono"/>
-          <w:b w:val="1"/>
-          <w:rtl w:val="0"/>
-        </w:rPr>
-        <w:t xml:space="preserve">Improves clarity</w:t>
-      </w:r>
-      <w:r>
-        <w:rPr>
-          <w:rFonts w:ascii="Roboto Mono" w:cs="Roboto Mono" w:eastAsia="Roboto Mono" w:hAnsi="Roboto Mono"/>
-          <w:rtl w:val="0"/>
+        <w:spacing w:after="240"/>
+      </w:pPr>
+      <w:r>
+        <w:rPr>
+          <w:rFonts w:ascii="Roboto Mono" w:eastAsia="Roboto Mono" w:hAnsi="Roboto Mono" w:cs="Roboto Mono"/>
+          <w:b/>
+        </w:rPr>
+        <w:lastRenderedPageBreak/>
+        <w:t>Improves clarity</w:t>
+      </w:r>
+      <w:r>
+        <w:rPr>
+          <w:rFonts w:ascii="Roboto Mono" w:eastAsia="Roboto Mono" w:hAnsi="Roboto Mono" w:cs="Roboto Mono"/>
         </w:rPr>
         <w:t xml:space="preserve"> and communication between team members</w:t>
-        <w:br w:type="textWrapping"/>
-      </w:r>
-    </w:p>
-    <w:p>
-      <w:pPr>
-        <w:rPr/>
-      </w:pPr>
-      <w:r>
-        <w:pict>
-          <v:rect style="width:0.0pt;height:1.5pt" o:hr="t" o:hrstd="t" o:hralign="center" fillcolor="#A0A0A0" stroked="f"/>
+      </w:r>
+      <w:r>
+        <w:rPr>
+          <w:rFonts w:ascii="Roboto Mono" w:eastAsia="Roboto Mono" w:hAnsi="Roboto Mono" w:cs="Roboto Mono"/>
+        </w:rPr>
+        <w:br/>
+      </w:r>
+    </w:p>
+    <w:p>
+      <w:r>
+        <w:pict w14:anchorId="44751AAB">
+          <v:rect id="_x0000_i1034" style="width:0;height:1.5pt" o:hralign="center" o:hrstd="t" o:hr="t" fillcolor="#a0a0a0" stroked="f"/>
         </w:pict>
       </w:r>
-      <w:r>
-        <w:rPr>
-          <w:rtl w:val="0"/>
-        </w:rPr>
-      </w:r>
-    </w:p>
-    <w:p>
-      <w:pPr>
-        <w:spacing w:after="240" w:before="240" w:lineRule="auto"/>
-        <w:rPr>
-          <w:rFonts w:ascii="Roboto Mono" w:cs="Roboto Mono" w:eastAsia="Roboto Mono" w:hAnsi="Roboto Mono"/>
-        </w:rPr>
-      </w:pPr>
-      <w:r>
-        <w:rPr>
-          <w:rFonts w:ascii="Roboto Mono" w:cs="Roboto Mono" w:eastAsia="Roboto Mono" w:hAnsi="Roboto Mono"/>
-          <w:rtl w:val="0"/>
+    </w:p>
+    <w:p>
+      <w:pPr>
+        <w:spacing w:before="240" w:after="240"/>
+        <w:rPr>
+          <w:rFonts w:ascii="Roboto Mono" w:eastAsia="Roboto Mono" w:hAnsi="Roboto Mono" w:cs="Roboto Mono"/>
+        </w:rPr>
+      </w:pPr>
+      <w:r>
+        <w:rPr>
+          <w:rFonts w:ascii="Roboto Mono" w:eastAsia="Roboto Mono" w:hAnsi="Roboto Mono" w:cs="Roboto Mono"/>
         </w:rPr>
         <w:t xml:space="preserve">💡 </w:t>
       </w:r>
       <w:r>
         <w:rPr>
-          <w:rFonts w:ascii="Roboto Mono" w:cs="Roboto Mono" w:eastAsia="Roboto Mono" w:hAnsi="Roboto Mono"/>
-          <w:b w:val="1"/>
-          <w:rtl w:val="0"/>
-        </w:rPr>
-        <w:t xml:space="preserve">Analogy:</w:t>
-        <w:br w:type="textWrapping"/>
-      </w:r>
-      <w:r>
-        <w:rPr>
-          <w:rFonts w:ascii="Roboto Mono" w:cs="Roboto Mono" w:eastAsia="Roboto Mono" w:hAnsi="Roboto Mono"/>
-          <w:rtl w:val="0"/>
+          <w:rFonts w:ascii="Roboto Mono" w:eastAsia="Roboto Mono" w:hAnsi="Roboto Mono" w:cs="Roboto Mono"/>
+          <w:b/>
+        </w:rPr>
+        <w:t>Analogy:</w:t>
+      </w:r>
+      <w:r>
+        <w:rPr>
+          <w:rFonts w:ascii="Roboto Mono" w:eastAsia="Roboto Mono" w:hAnsi="Roboto Mono" w:cs="Roboto Mono"/>
+          <w:b/>
+        </w:rPr>
+        <w:br/>
+      </w:r>
+      <w:r>
+        <w:rPr>
+          <w:rFonts w:ascii="Roboto Mono" w:eastAsia="Roboto Mono" w:hAnsi="Roboto Mono" w:cs="Roboto Mono"/>
         </w:rPr>
         <w:t xml:space="preserve"> It’s like proofreading a book before printing — you look for typos, formatting errors, and inconsistencies without actually "running" the story.</w:t>
       </w:r>
     </w:p>
     <w:p>
-      <w:pPr>
-        <w:rPr/>
-      </w:pPr>
-      <w:r>
-        <w:pict>
-          <v:rect style="width:0.0pt;height:1.5pt" o:hr="t" o:hrstd="t" o:hralign="center" fillcolor="#A0A0A0" stroked="f"/>
+      <w:r>
+        <w:pict w14:anchorId="5B8CEE95">
+          <v:rect id="_x0000_i1035" style="width:0;height:1.5pt" o:hralign="center" o:hrstd="t" o:hr="t" fillcolor="#a0a0a0" stroked="f"/>
         </w:pict>
       </w:r>
-      <w:r>
-        <w:rPr>
-          <w:rtl w:val="0"/>
-        </w:rPr>
-      </w:r>
-    </w:p>
-    <w:p>
-      <w:pPr>
-        <w:rPr/>
-      </w:pPr>
-      <w:r>
-        <w:rPr>
-          <w:rtl w:val="0"/>
-        </w:rPr>
-      </w:r>
-    </w:p>
+    </w:p>
+    <w:p/>
     <w:p>
       <w:pPr>
         <w:pStyle w:val="Heading3"/>
-        <w:rPr/>
-      </w:pPr>
-      <w:bookmarkStart w:colFirst="0" w:colLast="0" w:name="_douwip2i8dtf" w:id="14"/>
+      </w:pPr>
+      <w:bookmarkStart w:id="14" w:name="_douwip2i8dtf" w:colFirst="0" w:colLast="0"/>
       <w:bookmarkEnd w:id="14"/>
       <w:r>
-        <w:rPr>
-          <w:rtl w:val="0"/>
-        </w:rPr>
-        <w:t xml:space="preserve">Types of manual artifact reviews</w:t>
-      </w:r>
-    </w:p>
-    <w:p>
-      <w:pPr>
-        <w:spacing w:after="240" w:before="240" w:lineRule="auto"/>
-        <w:rPr/>
-      </w:pPr>
-      <w:r>
-        <w:rPr>
-          <w:b w:val="1"/>
-          <w:shd w:fill="b7b7b7" w:val="clear"/>
-          <w:rtl w:val="0"/>
-        </w:rPr>
-        <w:t xml:space="preserve"># Source</w:t>
-      </w:r>
-      <w:r>
-        <w:rPr>
-          <w:shd w:fill="b7b7b7" w:val="clear"/>
-          <w:rtl w:val="0"/>
+        <w:t>Types of manual artifact reviews</w:t>
+      </w:r>
+    </w:p>
+    <w:p>
+      <w:pPr>
+        <w:spacing w:before="240" w:after="240"/>
+      </w:pPr>
+      <w:r>
+        <w:rPr>
+          <w:b/>
+          <w:shd w:val="clear" w:color="auto" w:fill="B7B7B7"/>
+        </w:rPr>
+        <w:t># Source</w:t>
+      </w:r>
+      <w:r>
+        <w:rPr>
+          <w:shd w:val="clear" w:color="auto" w:fill="B7B7B7"/>
         </w:rPr>
         <w:t xml:space="preserve">: </w:t>
       </w:r>
       <w:r>
         <w:rPr>
-          <w:b w:val="1"/>
-          <w:shd w:fill="b7b7b7" w:val="clear"/>
-          <w:rtl w:val="0"/>
+          <w:b/>
+          <w:shd w:val="clear" w:color="auto" w:fill="B7B7B7"/>
         </w:rPr>
         <w:t xml:space="preserve">Chatgpt </w:t>
       </w:r>
       <w:r>
         <w:rPr>
-          <w:b w:val="1"/>
+          <w:b/>
           <w:sz w:val="14"/>
           <w:szCs w:val="14"/>
-          <w:shd w:fill="b7b7b7" w:val="clear"/>
-          <w:rtl w:val="0"/>
-        </w:rPr>
-        <w:t xml:space="preserve">(GPT-5-Standard) at [8/14/2025]</w:t>
-      </w:r>
-      <w:r>
-        <w:rPr>
-          <w:rtl w:val="0"/>
-        </w:rPr>
-      </w:r>
-    </w:p>
-    <w:p>
-      <w:pPr>
-        <w:spacing w:after="240" w:before="240" w:lineRule="auto"/>
-        <w:rPr>
-          <w:rFonts w:ascii="Roboto Mono" w:cs="Roboto Mono" w:eastAsia="Roboto Mono" w:hAnsi="Roboto Mono"/>
-        </w:rPr>
-      </w:pPr>
-      <w:r>
-        <w:rPr>
-          <w:rFonts w:ascii="Roboto Mono" w:cs="Roboto Mono" w:eastAsia="Roboto Mono" w:hAnsi="Roboto Mono"/>
-          <w:rtl w:val="0"/>
+          <w:shd w:val="clear" w:color="auto" w:fill="B7B7B7"/>
+        </w:rPr>
+        <w:t>(GPT</w:t>
+      </w:r>
+      <w:r>
+        <w:rPr>
+          <w:rFonts w:ascii="Cambria Math" w:hAnsi="Cambria Math" w:cs="Cambria Math"/>
+          <w:b/>
+          <w:sz w:val="14"/>
+          <w:szCs w:val="14"/>
+          <w:shd w:val="clear" w:color="auto" w:fill="B7B7B7"/>
+        </w:rPr>
+        <w:t>‑</w:t>
+      </w:r>
+      <w:r>
+        <w:rPr>
+          <w:b/>
+          <w:sz w:val="14"/>
+          <w:szCs w:val="14"/>
+          <w:shd w:val="clear" w:color="auto" w:fill="B7B7B7"/>
+        </w:rPr>
+        <w:t>5 Mini) at [8/14/2025]</w:t>
+      </w:r>
+    </w:p>
+    <w:p>
+      <w:pPr>
+        <w:spacing w:before="240" w:after="240"/>
+        <w:rPr>
+          <w:rFonts w:ascii="Roboto Mono" w:eastAsia="Roboto Mono" w:hAnsi="Roboto Mono" w:cs="Roboto Mono"/>
+        </w:rPr>
+      </w:pPr>
+      <w:r>
+        <w:rPr>
+          <w:rFonts w:ascii="Roboto Mono" w:eastAsia="Roboto Mono" w:hAnsi="Roboto Mono" w:cs="Roboto Mono"/>
         </w:rPr>
         <w:t xml:space="preserve">Alright — here are the </w:t>
       </w:r>
       <w:r>
         <w:rPr>
-          <w:rFonts w:ascii="Roboto Mono" w:cs="Roboto Mono" w:eastAsia="Roboto Mono" w:hAnsi="Roboto Mono"/>
-          <w:b w:val="1"/>
-          <w:rtl w:val="0"/>
-        </w:rPr>
-        <w:t xml:space="preserve">4 main types of manual artifact reviews</w:t>
-      </w:r>
-      <w:r>
-        <w:rPr>
-          <w:rFonts w:ascii="Roboto Mono" w:cs="Roboto Mono" w:eastAsia="Roboto Mono" w:hAnsi="Roboto Mono"/>
-          <w:rtl w:val="0"/>
+          <w:rFonts w:ascii="Roboto Mono" w:eastAsia="Roboto Mono" w:hAnsi="Roboto Mono" w:cs="Roboto Mono"/>
+          <w:b/>
+        </w:rPr>
+        <w:t>4 main types of manual artifact reviews</w:t>
+      </w:r>
+      <w:r>
+        <w:rPr>
+          <w:rFonts w:ascii="Roboto Mono" w:eastAsia="Roboto Mono" w:hAnsi="Roboto Mono" w:cs="Roboto Mono"/>
         </w:rPr>
         <w:t xml:space="preserve"> as defined in </w:t>
       </w:r>
       <w:r>
         <w:rPr>
-          <w:rFonts w:ascii="Roboto Mono" w:cs="Roboto Mono" w:eastAsia="Roboto Mono" w:hAnsi="Roboto Mono"/>
-          <w:b w:val="1"/>
-          <w:rtl w:val="0"/>
-        </w:rPr>
-        <w:t xml:space="preserve">ISTQB</w:t>
-      </w:r>
-      <w:r>
-        <w:rPr>
-          <w:rFonts w:ascii="Roboto Mono" w:cs="Roboto Mono" w:eastAsia="Roboto Mono" w:hAnsi="Roboto Mono"/>
-          <w:rtl w:val="0"/>
-        </w:rPr>
-        <w:t xml:space="preserve">, going from least formal to most formal:</w:t>
-      </w:r>
-    </w:p>
-    <w:p>
-      <w:pPr>
-        <w:rPr/>
-      </w:pPr>
-      <w:r>
-        <w:pict>
-          <v:rect style="width:0.0pt;height:1.5pt" o:hr="t" o:hrstd="t" o:hralign="center" fillcolor="#A0A0A0" stroked="f"/>
+          <w:rFonts w:ascii="Roboto Mono" w:eastAsia="Roboto Mono" w:hAnsi="Roboto Mono" w:cs="Roboto Mono"/>
+          <w:b/>
+        </w:rPr>
+        <w:t>ISTQB</w:t>
+      </w:r>
+      <w:r>
+        <w:rPr>
+          <w:rFonts w:ascii="Roboto Mono" w:eastAsia="Roboto Mono" w:hAnsi="Roboto Mono" w:cs="Roboto Mono"/>
+        </w:rPr>
+        <w:t>, going from least formal to most formal:</w:t>
+      </w:r>
+    </w:p>
+    <w:p>
+      <w:r>
+        <w:pict w14:anchorId="48A9A983">
+          <v:rect id="_x0000_i1036" style="width:0;height:1.5pt" o:hralign="center" o:hrstd="t" o:hr="t" fillcolor="#a0a0a0" stroked="f"/>
         </w:pict>
-      </w:r>
-      <w:r>
-        <w:rPr>
-          <w:rtl w:val="0"/>
-        </w:rPr>
       </w:r>
     </w:p>
     <w:p>
@@ -2426,59 +2460,64 @@
         <w:pStyle w:val="Heading4"/>
         <w:keepNext w:val="0"/>
         <w:keepLines w:val="0"/>
-        <w:rPr/>
-      </w:pPr>
-      <w:bookmarkStart w:colFirst="0" w:colLast="0" w:name="_9s5sgu74y1xj" w:id="15"/>
+      </w:pPr>
+      <w:bookmarkStart w:id="15" w:name="_9s5sgu74y1xj" w:colFirst="0" w:colLast="0"/>
       <w:bookmarkEnd w:id="15"/>
       <w:r>
-        <w:rPr>
-          <w:rtl w:val="0"/>
-        </w:rPr>
-        <w:t xml:space="preserve">1. Informal Review</w:t>
-      </w:r>
-    </w:p>
-    <w:p>
-      <w:pPr>
-        <w:spacing w:after="240" w:before="240" w:lineRule="auto"/>
-        <w:rPr/>
-      </w:pPr>
-      <w:r>
-        <w:rPr>
-          <w:b w:val="1"/>
-          <w:shd w:fill="b7b7b7" w:val="clear"/>
-          <w:rtl w:val="0"/>
-        </w:rPr>
-        <w:t xml:space="preserve"># Source</w:t>
-      </w:r>
-      <w:r>
-        <w:rPr>
-          <w:shd w:fill="b7b7b7" w:val="clear"/>
-          <w:rtl w:val="0"/>
+        <w:t>1. Informal Review</w:t>
+      </w:r>
+    </w:p>
+    <w:p>
+      <w:pPr>
+        <w:spacing w:before="240" w:after="240"/>
+      </w:pPr>
+      <w:r>
+        <w:rPr>
+          <w:b/>
+          <w:shd w:val="clear" w:color="auto" w:fill="B7B7B7"/>
+        </w:rPr>
+        <w:t># Source</w:t>
+      </w:r>
+      <w:r>
+        <w:rPr>
+          <w:shd w:val="clear" w:color="auto" w:fill="B7B7B7"/>
         </w:rPr>
         <w:t xml:space="preserve">: </w:t>
       </w:r>
       <w:r>
         <w:rPr>
-          <w:b w:val="1"/>
-          <w:shd w:fill="b7b7b7" w:val="clear"/>
-          <w:rtl w:val="0"/>
+          <w:b/>
+          <w:shd w:val="clear" w:color="auto" w:fill="B7B7B7"/>
         </w:rPr>
         <w:t xml:space="preserve">Chatgpt </w:t>
       </w:r>
       <w:r>
         <w:rPr>
-          <w:b w:val="1"/>
+          <w:b/>
           <w:sz w:val="14"/>
           <w:szCs w:val="14"/>
-          <w:shd w:fill="b7b7b7" w:val="clear"/>
-          <w:rtl w:val="0"/>
-        </w:rPr>
-        <w:t xml:space="preserve">(GPT-5-Standard) at [8/14/2025]</w:t>
-      </w:r>
-      <w:r>
-        <w:rPr>
-          <w:rtl w:val="0"/>
-        </w:rPr>
+          <w:shd w:val="clear" w:color="auto" w:fill="B7B7B7"/>
+        </w:rPr>
+        <w:t>(GPT</w:t>
+      </w:r>
+      <w:r>
+        <w:rPr>
+          <w:rFonts w:ascii="Cambria Math" w:hAnsi="Cambria Math" w:cs="Cambria Math"/>
+          <w:b/>
+          <w:sz w:val="14"/>
+          <w:szCs w:val="14"/>
+          <w:shd w:val="clear" w:color="auto" w:fill="B7B7B7"/>
+        </w:rPr>
+        <w:t>‑</w:t>
+      </w:r>
+      <w:r>
+        <w:rPr>
+          <w:b/>
+          <w:sz w:val="14"/>
+          <w:szCs w:val="14"/>
+          <w:shd w:val="clear" w:color="auto" w:fill="B7B7B7"/>
+        </w:rPr>
+        <w:t>5 Mini) at [8/14/2025]</w:t>
       </w:r>
     </w:p>
     <w:p>
@@ -2487,24 +2526,26 @@
           <w:ilvl w:val="0"/>
           <w:numId w:val="6"/>
         </w:numPr>
-        <w:spacing w:after="0" w:afterAutospacing="0" w:before="240" w:lineRule="auto"/>
-        <w:ind w:left="720" w:hanging="360"/>
-      </w:pPr>
-      <w:r>
-        <w:rPr>
-          <w:rFonts w:ascii="Roboto Mono" w:cs="Roboto Mono" w:eastAsia="Roboto Mono" w:hAnsi="Roboto Mono"/>
-          <w:b w:val="1"/>
-          <w:rtl w:val="0"/>
-        </w:rPr>
-        <w:t xml:space="preserve">Definition:</w:t>
-      </w:r>
-      <w:r>
-        <w:rPr>
-          <w:rFonts w:ascii="Roboto Mono" w:cs="Roboto Mono" w:eastAsia="Roboto Mono" w:hAnsi="Roboto Mono"/>
-          <w:rtl w:val="0"/>
+        <w:spacing w:before="240"/>
+      </w:pPr>
+      <w:r>
+        <w:rPr>
+          <w:rFonts w:ascii="Roboto Mono" w:eastAsia="Roboto Mono" w:hAnsi="Roboto Mono" w:cs="Roboto Mono"/>
+          <w:b/>
+        </w:rPr>
+        <w:t>Definition:</w:t>
+      </w:r>
+      <w:r>
+        <w:rPr>
+          <w:rFonts w:ascii="Roboto Mono" w:eastAsia="Roboto Mono" w:hAnsi="Roboto Mono" w:cs="Roboto Mono"/>
         </w:rPr>
         <w:t xml:space="preserve"> Quick, unstructured check of an artifact without a formal process.</w:t>
-        <w:br w:type="textWrapping"/>
+      </w:r>
+      <w:r>
+        <w:rPr>
+          <w:rFonts w:ascii="Roboto Mono" w:eastAsia="Roboto Mono" w:hAnsi="Roboto Mono" w:cs="Roboto Mono"/>
+        </w:rPr>
+        <w:br/>
       </w:r>
     </w:p>
     <w:p>
@@ -2513,24 +2554,25 @@
           <w:ilvl w:val="0"/>
           <w:numId w:val="6"/>
         </w:numPr>
-        <w:spacing w:after="0" w:afterAutospacing="0" w:before="0" w:beforeAutospacing="0" w:lineRule="auto"/>
-        <w:ind w:left="720" w:hanging="360"/>
-      </w:pPr>
-      <w:r>
-        <w:rPr>
-          <w:rFonts w:ascii="Roboto Mono" w:cs="Roboto Mono" w:eastAsia="Roboto Mono" w:hAnsi="Roboto Mono"/>
-          <w:b w:val="1"/>
-          <w:rtl w:val="0"/>
-        </w:rPr>
-        <w:t xml:space="preserve">Who participates:</w:t>
-      </w:r>
-      <w:r>
-        <w:rPr>
-          <w:rFonts w:ascii="Roboto Mono" w:cs="Roboto Mono" w:eastAsia="Roboto Mono" w:hAnsi="Roboto Mono"/>
-          <w:rtl w:val="0"/>
+      </w:pPr>
+      <w:r>
+        <w:rPr>
+          <w:rFonts w:ascii="Roboto Mono" w:eastAsia="Roboto Mono" w:hAnsi="Roboto Mono" w:cs="Roboto Mono"/>
+          <w:b/>
+        </w:rPr>
+        <w:t>Who participates:</w:t>
+      </w:r>
+      <w:r>
+        <w:rPr>
+          <w:rFonts w:ascii="Roboto Mono" w:eastAsia="Roboto Mono" w:hAnsi="Roboto Mono" w:cs="Roboto Mono"/>
         </w:rPr>
         <w:t xml:space="preserve"> Often just the author and maybe one or two colleagues.</w:t>
-        <w:br w:type="textWrapping"/>
+      </w:r>
+      <w:r>
+        <w:rPr>
+          <w:rFonts w:ascii="Roboto Mono" w:eastAsia="Roboto Mono" w:hAnsi="Roboto Mono" w:cs="Roboto Mono"/>
+        </w:rPr>
+        <w:br/>
       </w:r>
     </w:p>
     <w:p>
@@ -2539,24 +2581,25 @@
           <w:ilvl w:val="0"/>
           <w:numId w:val="6"/>
         </w:numPr>
-        <w:spacing w:after="0" w:afterAutospacing="0" w:before="0" w:beforeAutospacing="0" w:lineRule="auto"/>
-        <w:ind w:left="720" w:hanging="360"/>
-      </w:pPr>
-      <w:r>
-        <w:rPr>
-          <w:rFonts w:ascii="Roboto Mono" w:cs="Roboto Mono" w:eastAsia="Roboto Mono" w:hAnsi="Roboto Mono"/>
-          <w:b w:val="1"/>
-          <w:rtl w:val="0"/>
-        </w:rPr>
-        <w:t xml:space="preserve">Goal:</w:t>
-      </w:r>
-      <w:r>
-        <w:rPr>
-          <w:rFonts w:ascii="Roboto Mono" w:cs="Roboto Mono" w:eastAsia="Roboto Mono" w:hAnsi="Roboto Mono"/>
-          <w:rtl w:val="0"/>
+      </w:pPr>
+      <w:r>
+        <w:rPr>
+          <w:rFonts w:ascii="Roboto Mono" w:eastAsia="Roboto Mono" w:hAnsi="Roboto Mono" w:cs="Roboto Mono"/>
+          <w:b/>
+        </w:rPr>
+        <w:t>Goal:</w:t>
+      </w:r>
+      <w:r>
+        <w:rPr>
+          <w:rFonts w:ascii="Roboto Mono" w:eastAsia="Roboto Mono" w:hAnsi="Roboto Mono" w:cs="Roboto Mono"/>
         </w:rPr>
         <w:t xml:space="preserve"> Spot obvious mistakes or missing information.</w:t>
-        <w:br w:type="textWrapping"/>
+      </w:r>
+      <w:r>
+        <w:rPr>
+          <w:rFonts w:ascii="Roboto Mono" w:eastAsia="Roboto Mono" w:hAnsi="Roboto Mono" w:cs="Roboto Mono"/>
+        </w:rPr>
+        <w:br/>
       </w:r>
     </w:p>
     <w:p>
@@ -2565,39 +2608,33 @@
           <w:ilvl w:val="0"/>
           <w:numId w:val="6"/>
         </w:numPr>
-        <w:spacing w:after="240" w:before="0" w:beforeAutospacing="0" w:lineRule="auto"/>
-        <w:ind w:left="720" w:hanging="360"/>
-      </w:pPr>
-      <w:r>
-        <w:rPr>
-          <w:rFonts w:ascii="Roboto Mono" w:cs="Roboto Mono" w:eastAsia="Roboto Mono" w:hAnsi="Roboto Mono"/>
-          <w:b w:val="1"/>
-          <w:rtl w:val="0"/>
-        </w:rPr>
-        <w:t xml:space="preserve">Example:</w:t>
-      </w:r>
-      <w:r>
-        <w:rPr>
-          <w:rFonts w:ascii="Roboto Mono" w:cs="Roboto Mono" w:eastAsia="Roboto Mono" w:hAnsi="Roboto Mono"/>
-          <w:rtl w:val="0"/>
+        <w:spacing w:after="240"/>
+      </w:pPr>
+      <w:r>
+        <w:rPr>
+          <w:rFonts w:ascii="Roboto Mono" w:eastAsia="Roboto Mono" w:hAnsi="Roboto Mono" w:cs="Roboto Mono"/>
+          <w:b/>
+        </w:rPr>
+        <w:t>Example:</w:t>
+      </w:r>
+      <w:r>
+        <w:rPr>
+          <w:rFonts w:ascii="Roboto Mono" w:eastAsia="Roboto Mono" w:hAnsi="Roboto Mono" w:cs="Roboto Mono"/>
         </w:rPr>
         <w:t xml:space="preserve"> A tester glances over a new test case document and points out that one step is missing.</w:t>
-        <w:br w:type="textWrapping"/>
-      </w:r>
-    </w:p>
-    <w:p>
-      <w:pPr>
-        <w:rPr/>
-      </w:pPr>
-      <w:r>
-        <w:pict>
-          <v:rect style="width:0.0pt;height:1.5pt" o:hr="t" o:hrstd="t" o:hralign="center" fillcolor="#A0A0A0" stroked="f"/>
+      </w:r>
+      <w:r>
+        <w:rPr>
+          <w:rFonts w:ascii="Roboto Mono" w:eastAsia="Roboto Mono" w:hAnsi="Roboto Mono" w:cs="Roboto Mono"/>
+        </w:rPr>
+        <w:br/>
+      </w:r>
+    </w:p>
+    <w:p>
+      <w:r>
+        <w:pict w14:anchorId="2FD8E932">
+          <v:rect id="_x0000_i1037" style="width:0;height:1.5pt" o:hralign="center" o:hrstd="t" o:hr="t" fillcolor="#a0a0a0" stroked="f"/>
         </w:pict>
-      </w:r>
-      <w:r>
-        <w:rPr>
-          <w:rtl w:val="0"/>
-        </w:rPr>
       </w:r>
     </w:p>
     <w:p>
@@ -2605,59 +2642,64 @@
         <w:pStyle w:val="Heading4"/>
         <w:keepNext w:val="0"/>
         <w:keepLines w:val="0"/>
-        <w:rPr/>
-      </w:pPr>
-      <w:bookmarkStart w:colFirst="0" w:colLast="0" w:name="_n07vldjfmfkx" w:id="16"/>
+      </w:pPr>
+      <w:bookmarkStart w:id="16" w:name="_n07vldjfmfkx" w:colFirst="0" w:colLast="0"/>
       <w:bookmarkEnd w:id="16"/>
       <w:r>
-        <w:rPr>
-          <w:rtl w:val="0"/>
-        </w:rPr>
-        <w:t xml:space="preserve">2. Walkthrough</w:t>
-      </w:r>
-    </w:p>
-    <w:p>
-      <w:pPr>
-        <w:spacing w:after="240" w:before="240" w:lineRule="auto"/>
-        <w:rPr/>
-      </w:pPr>
-      <w:r>
-        <w:rPr>
-          <w:b w:val="1"/>
-          <w:shd w:fill="b7b7b7" w:val="clear"/>
-          <w:rtl w:val="0"/>
-        </w:rPr>
-        <w:t xml:space="preserve"># Source</w:t>
-      </w:r>
-      <w:r>
-        <w:rPr>
-          <w:shd w:fill="b7b7b7" w:val="clear"/>
-          <w:rtl w:val="0"/>
+        <w:t>2. Walkthrough</w:t>
+      </w:r>
+    </w:p>
+    <w:p>
+      <w:pPr>
+        <w:spacing w:before="240" w:after="240"/>
+      </w:pPr>
+      <w:r>
+        <w:rPr>
+          <w:b/>
+          <w:shd w:val="clear" w:color="auto" w:fill="B7B7B7"/>
+        </w:rPr>
+        <w:t># Source</w:t>
+      </w:r>
+      <w:r>
+        <w:rPr>
+          <w:shd w:val="clear" w:color="auto" w:fill="B7B7B7"/>
         </w:rPr>
         <w:t xml:space="preserve">: </w:t>
       </w:r>
       <w:r>
         <w:rPr>
-          <w:b w:val="1"/>
-          <w:shd w:fill="b7b7b7" w:val="clear"/>
-          <w:rtl w:val="0"/>
+          <w:b/>
+          <w:shd w:val="clear" w:color="auto" w:fill="B7B7B7"/>
         </w:rPr>
         <w:t xml:space="preserve">Chatgpt </w:t>
       </w:r>
       <w:r>
         <w:rPr>
-          <w:b w:val="1"/>
+          <w:b/>
           <w:sz w:val="14"/>
           <w:szCs w:val="14"/>
-          <w:shd w:fill="b7b7b7" w:val="clear"/>
-          <w:rtl w:val="0"/>
-        </w:rPr>
-        <w:t xml:space="preserve">(GPT-5-Standard) at [8/14/2025]</w:t>
-      </w:r>
-      <w:r>
-        <w:rPr>
-          <w:rtl w:val="0"/>
-        </w:rPr>
+          <w:shd w:val="clear" w:color="auto" w:fill="B7B7B7"/>
+        </w:rPr>
+        <w:t>(GPT</w:t>
+      </w:r>
+      <w:r>
+        <w:rPr>
+          <w:rFonts w:ascii="Cambria Math" w:hAnsi="Cambria Math" w:cs="Cambria Math"/>
+          <w:b/>
+          <w:sz w:val="14"/>
+          <w:szCs w:val="14"/>
+          <w:shd w:val="clear" w:color="auto" w:fill="B7B7B7"/>
+        </w:rPr>
+        <w:t>‑</w:t>
+      </w:r>
+      <w:r>
+        <w:rPr>
+          <w:b/>
+          <w:sz w:val="14"/>
+          <w:szCs w:val="14"/>
+          <w:shd w:val="clear" w:color="auto" w:fill="B7B7B7"/>
+        </w:rPr>
+        <w:t>5 Mini) at [8/14/2025]</w:t>
       </w:r>
     </w:p>
     <w:p>
@@ -2666,39 +2708,40 @@
           <w:ilvl w:val="0"/>
           <w:numId w:val="14"/>
         </w:numPr>
-        <w:spacing w:after="0" w:afterAutospacing="0" w:before="240" w:lineRule="auto"/>
-        <w:ind w:left="720" w:hanging="360"/>
-      </w:pPr>
-      <w:r>
-        <w:rPr>
-          <w:rFonts w:ascii="Roboto Mono" w:cs="Roboto Mono" w:eastAsia="Roboto Mono" w:hAnsi="Roboto Mono"/>
-          <w:b w:val="1"/>
-          <w:rtl w:val="0"/>
-        </w:rPr>
-        <w:t xml:space="preserve">Definition:</w:t>
-      </w:r>
-      <w:r>
-        <w:rPr>
-          <w:rFonts w:ascii="Roboto Mono" w:cs="Roboto Mono" w:eastAsia="Roboto Mono" w:hAnsi="Roboto Mono"/>
-          <w:rtl w:val="0"/>
+        <w:spacing w:before="240"/>
+      </w:pPr>
+      <w:r>
+        <w:rPr>
+          <w:rFonts w:ascii="Roboto Mono" w:eastAsia="Roboto Mono" w:hAnsi="Roboto Mono" w:cs="Roboto Mono"/>
+          <w:b/>
+        </w:rPr>
+        <w:lastRenderedPageBreak/>
+        <w:t>Definition:</w:t>
+      </w:r>
+      <w:r>
+        <w:rPr>
+          <w:rFonts w:ascii="Roboto Mono" w:eastAsia="Roboto Mono" w:hAnsi="Roboto Mono" w:cs="Roboto Mono"/>
         </w:rPr>
         <w:t xml:space="preserve"> The </w:t>
       </w:r>
       <w:r>
         <w:rPr>
-          <w:rFonts w:ascii="Roboto Mono" w:cs="Roboto Mono" w:eastAsia="Roboto Mono" w:hAnsi="Roboto Mono"/>
-          <w:b w:val="1"/>
-          <w:rtl w:val="0"/>
-        </w:rPr>
-        <w:t xml:space="preserve">author</w:t>
-      </w:r>
-      <w:r>
-        <w:rPr>
-          <w:rFonts w:ascii="Roboto Mono" w:cs="Roboto Mono" w:eastAsia="Roboto Mono" w:hAnsi="Roboto Mono"/>
-          <w:rtl w:val="0"/>
+          <w:rFonts w:ascii="Roboto Mono" w:eastAsia="Roboto Mono" w:hAnsi="Roboto Mono" w:cs="Roboto Mono"/>
+          <w:b/>
+        </w:rPr>
+        <w:t>author</w:t>
+      </w:r>
+      <w:r>
+        <w:rPr>
+          <w:rFonts w:ascii="Roboto Mono" w:eastAsia="Roboto Mono" w:hAnsi="Roboto Mono" w:cs="Roboto Mono"/>
         </w:rPr>
         <w:t xml:space="preserve"> of the artifact leads a group through it, explaining the content and answering questions.</w:t>
-        <w:br w:type="textWrapping"/>
+      </w:r>
+      <w:r>
+        <w:rPr>
+          <w:rFonts w:ascii="Roboto Mono" w:eastAsia="Roboto Mono" w:hAnsi="Roboto Mono" w:cs="Roboto Mono"/>
+        </w:rPr>
+        <w:br/>
       </w:r>
     </w:p>
     <w:p>
@@ -2707,24 +2750,25 @@
           <w:ilvl w:val="0"/>
           <w:numId w:val="14"/>
         </w:numPr>
-        <w:spacing w:after="0" w:afterAutospacing="0" w:before="0" w:beforeAutospacing="0" w:lineRule="auto"/>
-        <w:ind w:left="720" w:hanging="360"/>
-      </w:pPr>
-      <w:r>
-        <w:rPr>
-          <w:rFonts w:ascii="Roboto Mono" w:cs="Roboto Mono" w:eastAsia="Roboto Mono" w:hAnsi="Roboto Mono"/>
-          <w:b w:val="1"/>
-          <w:rtl w:val="0"/>
-        </w:rPr>
-        <w:t xml:space="preserve">Who participates:</w:t>
-      </w:r>
-      <w:r>
-        <w:rPr>
-          <w:rFonts w:ascii="Roboto Mono" w:cs="Roboto Mono" w:eastAsia="Roboto Mono" w:hAnsi="Roboto Mono"/>
-          <w:rtl w:val="0"/>
+      </w:pPr>
+      <w:r>
+        <w:rPr>
+          <w:rFonts w:ascii="Roboto Mono" w:eastAsia="Roboto Mono" w:hAnsi="Roboto Mono" w:cs="Roboto Mono"/>
+          <w:b/>
+        </w:rPr>
+        <w:t>Who participates:</w:t>
+      </w:r>
+      <w:r>
+        <w:rPr>
+          <w:rFonts w:ascii="Roboto Mono" w:eastAsia="Roboto Mono" w:hAnsi="Roboto Mono" w:cs="Roboto Mono"/>
         </w:rPr>
         <w:t xml:space="preserve"> Author, peers, maybe stakeholders.</w:t>
-        <w:br w:type="textWrapping"/>
+      </w:r>
+      <w:r>
+        <w:rPr>
+          <w:rFonts w:ascii="Roboto Mono" w:eastAsia="Roboto Mono" w:hAnsi="Roboto Mono" w:cs="Roboto Mono"/>
+        </w:rPr>
+        <w:br/>
       </w:r>
     </w:p>
     <w:p>
@@ -2733,24 +2777,25 @@
           <w:ilvl w:val="0"/>
           <w:numId w:val="14"/>
         </w:numPr>
-        <w:spacing w:after="0" w:afterAutospacing="0" w:before="0" w:beforeAutospacing="0" w:lineRule="auto"/>
-        <w:ind w:left="720" w:hanging="360"/>
-      </w:pPr>
-      <w:r>
-        <w:rPr>
-          <w:rFonts w:ascii="Roboto Mono" w:cs="Roboto Mono" w:eastAsia="Roboto Mono" w:hAnsi="Roboto Mono"/>
-          <w:b w:val="1"/>
-          <w:rtl w:val="0"/>
-        </w:rPr>
-        <w:t xml:space="preserve">Goal:</w:t>
-      </w:r>
-      <w:r>
-        <w:rPr>
-          <w:rFonts w:ascii="Roboto Mono" w:cs="Roboto Mono" w:eastAsia="Roboto Mono" w:hAnsi="Roboto Mono"/>
-          <w:rtl w:val="0"/>
+      </w:pPr>
+      <w:r>
+        <w:rPr>
+          <w:rFonts w:ascii="Roboto Mono" w:eastAsia="Roboto Mono" w:hAnsi="Roboto Mono" w:cs="Roboto Mono"/>
+          <w:b/>
+        </w:rPr>
+        <w:t>Goal:</w:t>
+      </w:r>
+      <w:r>
+        <w:rPr>
+          <w:rFonts w:ascii="Roboto Mono" w:eastAsia="Roboto Mono" w:hAnsi="Roboto Mono" w:cs="Roboto Mono"/>
         </w:rPr>
         <w:t xml:space="preserve"> Share understanding, gather feedback, and identify issues.</w:t>
-        <w:br w:type="textWrapping"/>
+      </w:r>
+      <w:r>
+        <w:rPr>
+          <w:rFonts w:ascii="Roboto Mono" w:eastAsia="Roboto Mono" w:hAnsi="Roboto Mono" w:cs="Roboto Mono"/>
+        </w:rPr>
+        <w:br/>
       </w:r>
     </w:p>
     <w:p>
@@ -2759,39 +2804,33 @@
           <w:ilvl w:val="0"/>
           <w:numId w:val="14"/>
         </w:numPr>
-        <w:spacing w:after="240" w:before="0" w:beforeAutospacing="0" w:lineRule="auto"/>
-        <w:ind w:left="720" w:hanging="360"/>
-      </w:pPr>
-      <w:r>
-        <w:rPr>
-          <w:rFonts w:ascii="Roboto Mono" w:cs="Roboto Mono" w:eastAsia="Roboto Mono" w:hAnsi="Roboto Mono"/>
-          <w:b w:val="1"/>
-          <w:rtl w:val="0"/>
-        </w:rPr>
-        <w:t xml:space="preserve">Example:</w:t>
-      </w:r>
-      <w:r>
-        <w:rPr>
-          <w:rFonts w:ascii="Roboto Mono" w:cs="Roboto Mono" w:eastAsia="Roboto Mono" w:hAnsi="Roboto Mono"/>
-          <w:rtl w:val="0"/>
+        <w:spacing w:after="240"/>
+      </w:pPr>
+      <w:r>
+        <w:rPr>
+          <w:rFonts w:ascii="Roboto Mono" w:eastAsia="Roboto Mono" w:hAnsi="Roboto Mono" w:cs="Roboto Mono"/>
+          <w:b/>
+        </w:rPr>
+        <w:t>Example:</w:t>
+      </w:r>
+      <w:r>
+        <w:rPr>
+          <w:rFonts w:ascii="Roboto Mono" w:eastAsia="Roboto Mono" w:hAnsi="Roboto Mono" w:cs="Roboto Mono"/>
         </w:rPr>
         <w:t xml:space="preserve"> A business analyst walks the dev and QA team through a requirements document to confirm understanding.</w:t>
-        <w:br w:type="textWrapping"/>
-      </w:r>
-    </w:p>
-    <w:p>
-      <w:pPr>
-        <w:rPr/>
-      </w:pPr>
-      <w:r>
-        <w:pict>
-          <v:rect style="width:0.0pt;height:1.5pt" o:hr="t" o:hrstd="t" o:hralign="center" fillcolor="#A0A0A0" stroked="f"/>
+      </w:r>
+      <w:r>
+        <w:rPr>
+          <w:rFonts w:ascii="Roboto Mono" w:eastAsia="Roboto Mono" w:hAnsi="Roboto Mono" w:cs="Roboto Mono"/>
+        </w:rPr>
+        <w:br/>
+      </w:r>
+    </w:p>
+    <w:p>
+      <w:r>
+        <w:pict w14:anchorId="2F76FE81">
+          <v:rect id="_x0000_i1038" style="width:0;height:1.5pt" o:hralign="center" o:hrstd="t" o:hr="t" fillcolor="#a0a0a0" stroked="f"/>
         </w:pict>
-      </w:r>
-      <w:r>
-        <w:rPr>
-          <w:rtl w:val="0"/>
-        </w:rPr>
       </w:r>
     </w:p>
     <w:p>
@@ -2799,59 +2838,64 @@
         <w:pStyle w:val="Heading4"/>
         <w:keepNext w:val="0"/>
         <w:keepLines w:val="0"/>
-        <w:rPr/>
-      </w:pPr>
-      <w:bookmarkStart w:colFirst="0" w:colLast="0" w:name="_ssrg3zgjv88b" w:id="17"/>
+      </w:pPr>
+      <w:bookmarkStart w:id="17" w:name="_ssrg3zgjv88b" w:colFirst="0" w:colLast="0"/>
       <w:bookmarkEnd w:id="17"/>
       <w:r>
-        <w:rPr>
-          <w:rtl w:val="0"/>
-        </w:rPr>
-        <w:t xml:space="preserve">3. Technical Review</w:t>
-      </w:r>
-    </w:p>
-    <w:p>
-      <w:pPr>
-        <w:spacing w:after="240" w:before="240" w:lineRule="auto"/>
-        <w:rPr/>
-      </w:pPr>
-      <w:r>
-        <w:rPr>
-          <w:b w:val="1"/>
-          <w:shd w:fill="b7b7b7" w:val="clear"/>
-          <w:rtl w:val="0"/>
-        </w:rPr>
-        <w:t xml:space="preserve"># Source</w:t>
-      </w:r>
-      <w:r>
-        <w:rPr>
-          <w:shd w:fill="b7b7b7" w:val="clear"/>
-          <w:rtl w:val="0"/>
+        <w:t>3. Technical Review</w:t>
+      </w:r>
+    </w:p>
+    <w:p>
+      <w:pPr>
+        <w:spacing w:before="240" w:after="240"/>
+      </w:pPr>
+      <w:r>
+        <w:rPr>
+          <w:b/>
+          <w:shd w:val="clear" w:color="auto" w:fill="B7B7B7"/>
+        </w:rPr>
+        <w:t># Source</w:t>
+      </w:r>
+      <w:r>
+        <w:rPr>
+          <w:shd w:val="clear" w:color="auto" w:fill="B7B7B7"/>
         </w:rPr>
         <w:t xml:space="preserve">: </w:t>
       </w:r>
       <w:r>
         <w:rPr>
-          <w:b w:val="1"/>
-          <w:shd w:fill="b7b7b7" w:val="clear"/>
-          <w:rtl w:val="0"/>
+          <w:b/>
+          <w:shd w:val="clear" w:color="auto" w:fill="B7B7B7"/>
         </w:rPr>
         <w:t xml:space="preserve">Chatgpt </w:t>
       </w:r>
       <w:r>
         <w:rPr>
-          <w:b w:val="1"/>
+          <w:b/>
           <w:sz w:val="14"/>
           <w:szCs w:val="14"/>
-          <w:shd w:fill="b7b7b7" w:val="clear"/>
-          <w:rtl w:val="0"/>
-        </w:rPr>
-        <w:t xml:space="preserve">(GPT-5-Standard) at [8/14/2025]</w:t>
-      </w:r>
-      <w:r>
-        <w:rPr>
-          <w:rtl w:val="0"/>
-        </w:rPr>
+          <w:shd w:val="clear" w:color="auto" w:fill="B7B7B7"/>
+        </w:rPr>
+        <w:t>(GPT</w:t>
+      </w:r>
+      <w:r>
+        <w:rPr>
+          <w:rFonts w:ascii="Cambria Math" w:hAnsi="Cambria Math" w:cs="Cambria Math"/>
+          <w:b/>
+          <w:sz w:val="14"/>
+          <w:szCs w:val="14"/>
+          <w:shd w:val="clear" w:color="auto" w:fill="B7B7B7"/>
+        </w:rPr>
+        <w:t>‑</w:t>
+      </w:r>
+      <w:r>
+        <w:rPr>
+          <w:b/>
+          <w:sz w:val="14"/>
+          <w:szCs w:val="14"/>
+          <w:shd w:val="clear" w:color="auto" w:fill="B7B7B7"/>
+        </w:rPr>
+        <w:t>5 Mini) at [8/14/2025]</w:t>
       </w:r>
     </w:p>
     <w:p>
@@ -2860,39 +2904,39 @@
           <w:ilvl w:val="0"/>
           <w:numId w:val="9"/>
         </w:numPr>
-        <w:spacing w:after="0" w:afterAutospacing="0" w:before="240" w:lineRule="auto"/>
-        <w:ind w:left="720" w:hanging="360"/>
-      </w:pPr>
-      <w:r>
-        <w:rPr>
-          <w:rFonts w:ascii="Roboto Mono" w:cs="Roboto Mono" w:eastAsia="Roboto Mono" w:hAnsi="Roboto Mono"/>
-          <w:b w:val="1"/>
-          <w:rtl w:val="0"/>
-        </w:rPr>
-        <w:t xml:space="preserve">Definition:</w:t>
-      </w:r>
-      <w:r>
-        <w:rPr>
-          <w:rFonts w:ascii="Roboto Mono" w:cs="Roboto Mono" w:eastAsia="Roboto Mono" w:hAnsi="Roboto Mono"/>
-          <w:rtl w:val="0"/>
+        <w:spacing w:before="240"/>
+      </w:pPr>
+      <w:r>
+        <w:rPr>
+          <w:rFonts w:ascii="Roboto Mono" w:eastAsia="Roboto Mono" w:hAnsi="Roboto Mono" w:cs="Roboto Mono"/>
+          <w:b/>
+        </w:rPr>
+        <w:t>Definition:</w:t>
+      </w:r>
+      <w:r>
+        <w:rPr>
+          <w:rFonts w:ascii="Roboto Mono" w:eastAsia="Roboto Mono" w:hAnsi="Roboto Mono" w:cs="Roboto Mono"/>
         </w:rPr>
         <w:t xml:space="preserve"> A structured review focused on </w:t>
       </w:r>
       <w:r>
         <w:rPr>
-          <w:rFonts w:ascii="Roboto Mono" w:cs="Roboto Mono" w:eastAsia="Roboto Mono" w:hAnsi="Roboto Mono"/>
-          <w:b w:val="1"/>
-          <w:rtl w:val="0"/>
-        </w:rPr>
-        <w:t xml:space="preserve">technical accuracy</w:t>
-      </w:r>
-      <w:r>
-        <w:rPr>
-          <w:rFonts w:ascii="Roboto Mono" w:cs="Roboto Mono" w:eastAsia="Roboto Mono" w:hAnsi="Roboto Mono"/>
-          <w:rtl w:val="0"/>
+          <w:rFonts w:ascii="Roboto Mono" w:eastAsia="Roboto Mono" w:hAnsi="Roboto Mono" w:cs="Roboto Mono"/>
+          <w:b/>
+        </w:rPr>
+        <w:t>technical accuracy</w:t>
+      </w:r>
+      <w:r>
+        <w:rPr>
+          <w:rFonts w:ascii="Roboto Mono" w:eastAsia="Roboto Mono" w:hAnsi="Roboto Mono" w:cs="Roboto Mono"/>
         </w:rPr>
         <w:t xml:space="preserve"> of the artifact.</w:t>
-        <w:br w:type="textWrapping"/>
+      </w:r>
+      <w:r>
+        <w:rPr>
+          <w:rFonts w:ascii="Roboto Mono" w:eastAsia="Roboto Mono" w:hAnsi="Roboto Mono" w:cs="Roboto Mono"/>
+        </w:rPr>
+        <w:br/>
       </w:r>
     </w:p>
     <w:p>
@@ -2901,24 +2945,25 @@
           <w:ilvl w:val="0"/>
           <w:numId w:val="9"/>
         </w:numPr>
-        <w:spacing w:after="0" w:afterAutospacing="0" w:before="0" w:beforeAutospacing="0" w:lineRule="auto"/>
-        <w:ind w:left="720" w:hanging="360"/>
-      </w:pPr>
-      <w:r>
-        <w:rPr>
-          <w:rFonts w:ascii="Roboto Mono" w:cs="Roboto Mono" w:eastAsia="Roboto Mono" w:hAnsi="Roboto Mono"/>
-          <w:b w:val="1"/>
-          <w:rtl w:val="0"/>
-        </w:rPr>
-        <w:t xml:space="preserve">Who participates:</w:t>
-      </w:r>
-      <w:r>
-        <w:rPr>
-          <w:rFonts w:ascii="Roboto Mono" w:cs="Roboto Mono" w:eastAsia="Roboto Mono" w:hAnsi="Roboto Mono"/>
-          <w:rtl w:val="0"/>
+      </w:pPr>
+      <w:r>
+        <w:rPr>
+          <w:rFonts w:ascii="Roboto Mono" w:eastAsia="Roboto Mono" w:hAnsi="Roboto Mono" w:cs="Roboto Mono"/>
+          <w:b/>
+        </w:rPr>
+        <w:t>Who participates:</w:t>
+      </w:r>
+      <w:r>
+        <w:rPr>
+          <w:rFonts w:ascii="Roboto Mono" w:eastAsia="Roboto Mono" w:hAnsi="Roboto Mono" w:cs="Roboto Mono"/>
         </w:rPr>
         <w:t xml:space="preserve"> Peers with technical expertise (e.g., developers, architects, testers).</w:t>
-        <w:br w:type="textWrapping"/>
+      </w:r>
+      <w:r>
+        <w:rPr>
+          <w:rFonts w:ascii="Roboto Mono" w:eastAsia="Roboto Mono" w:hAnsi="Roboto Mono" w:cs="Roboto Mono"/>
+        </w:rPr>
+        <w:br/>
       </w:r>
     </w:p>
     <w:p>
@@ -2927,24 +2972,25 @@
           <w:ilvl w:val="0"/>
           <w:numId w:val="9"/>
         </w:numPr>
-        <w:spacing w:after="0" w:afterAutospacing="0" w:before="0" w:beforeAutospacing="0" w:lineRule="auto"/>
-        <w:ind w:left="720" w:hanging="360"/>
-      </w:pPr>
-      <w:r>
-        <w:rPr>
-          <w:rFonts w:ascii="Roboto Mono" w:cs="Roboto Mono" w:eastAsia="Roboto Mono" w:hAnsi="Roboto Mono"/>
-          <w:b w:val="1"/>
-          <w:rtl w:val="0"/>
-        </w:rPr>
-        <w:t xml:space="preserve">Goal:</w:t>
-      </w:r>
-      <w:r>
-        <w:rPr>
-          <w:rFonts w:ascii="Roboto Mono" w:cs="Roboto Mono" w:eastAsia="Roboto Mono" w:hAnsi="Roboto Mono"/>
-          <w:rtl w:val="0"/>
+      </w:pPr>
+      <w:r>
+        <w:rPr>
+          <w:rFonts w:ascii="Roboto Mono" w:eastAsia="Roboto Mono" w:hAnsi="Roboto Mono" w:cs="Roboto Mono"/>
+          <w:b/>
+        </w:rPr>
+        <w:t>Goal:</w:t>
+      </w:r>
+      <w:r>
+        <w:rPr>
+          <w:rFonts w:ascii="Roboto Mono" w:eastAsia="Roboto Mono" w:hAnsi="Roboto Mono" w:cs="Roboto Mono"/>
         </w:rPr>
         <w:t xml:space="preserve"> Detect defects in logic, design, or technical standards compliance.</w:t>
-        <w:br w:type="textWrapping"/>
+      </w:r>
+      <w:r>
+        <w:rPr>
+          <w:rFonts w:ascii="Roboto Mono" w:eastAsia="Roboto Mono" w:hAnsi="Roboto Mono" w:cs="Roboto Mono"/>
+        </w:rPr>
+        <w:br/>
       </w:r>
     </w:p>
     <w:p>
@@ -2953,44 +2999,30 @@
           <w:ilvl w:val="0"/>
           <w:numId w:val="9"/>
         </w:numPr>
-        <w:spacing w:after="240" w:before="0" w:beforeAutospacing="0" w:lineRule="auto"/>
-        <w:ind w:left="720" w:hanging="360"/>
-      </w:pPr>
-      <w:r>
-        <w:rPr>
-          <w:rFonts w:ascii="Roboto Mono" w:cs="Roboto Mono" w:eastAsia="Roboto Mono" w:hAnsi="Roboto Mono"/>
-          <w:b w:val="1"/>
-          <w:rtl w:val="0"/>
-        </w:rPr>
-        <w:t xml:space="preserve">Example:</w:t>
-      </w:r>
-      <w:r>
-        <w:rPr>
-          <w:rFonts w:ascii="Roboto Mono" w:cs="Roboto Mono" w:eastAsia="Roboto Mono" w:hAnsi="Roboto Mono"/>
-          <w:rtl w:val="0"/>
+        <w:spacing w:after="240"/>
+      </w:pPr>
+      <w:r>
+        <w:rPr>
+          <w:rFonts w:ascii="Roboto Mono" w:eastAsia="Roboto Mono" w:hAnsi="Roboto Mono" w:cs="Roboto Mono"/>
+          <w:b/>
+        </w:rPr>
+        <w:t>Example:</w:t>
+      </w:r>
+      <w:r>
+        <w:rPr>
+          <w:rFonts w:ascii="Roboto Mono" w:eastAsia="Roboto Mono" w:hAnsi="Roboto Mono" w:cs="Roboto Mono"/>
         </w:rPr>
         <w:t xml:space="preserve"> Reviewing an API specification to ensure it matches the integration design and meets performance standards.</w:t>
       </w:r>
       <w:r>
-        <w:rPr>
-          <w:rtl w:val="0"/>
-        </w:rPr>
-        <w:br w:type="textWrapping"/>
-      </w:r>
-    </w:p>
-    <w:p>
-      <w:pPr>
-        <w:rPr/>
-      </w:pPr>
-      <w:r>
-        <w:pict>
-          <v:rect style="width:0.0pt;height:1.5pt" o:hr="t" o:hrstd="t" o:hralign="center" fillcolor="#A0A0A0" stroked="f"/>
+        <w:br/>
+      </w:r>
+    </w:p>
+    <w:p>
+      <w:r>
+        <w:pict w14:anchorId="030E5E74">
+          <v:rect id="_x0000_i1039" style="width:0;height:1.5pt" o:hralign="center" o:hrstd="t" o:hr="t" fillcolor="#a0a0a0" stroked="f"/>
         </w:pict>
-      </w:r>
-      <w:r>
-        <w:rPr>
-          <w:rtl w:val="0"/>
-        </w:rPr>
       </w:r>
     </w:p>
     <w:p>
@@ -2998,59 +3030,64 @@
         <w:pStyle w:val="Heading4"/>
         <w:keepNext w:val="0"/>
         <w:keepLines w:val="0"/>
-        <w:rPr/>
-      </w:pPr>
-      <w:bookmarkStart w:colFirst="0" w:colLast="0" w:name="_6vnqa1d7ep00" w:id="18"/>
+      </w:pPr>
+      <w:bookmarkStart w:id="18" w:name="_6vnqa1d7ep00" w:colFirst="0" w:colLast="0"/>
       <w:bookmarkEnd w:id="18"/>
       <w:r>
-        <w:rPr>
-          <w:rtl w:val="0"/>
-        </w:rPr>
-        <w:t xml:space="preserve">4. Inspection</w:t>
-      </w:r>
-    </w:p>
-    <w:p>
-      <w:pPr>
-        <w:spacing w:after="240" w:before="240" w:lineRule="auto"/>
-        <w:rPr/>
-      </w:pPr>
-      <w:r>
-        <w:rPr>
-          <w:b w:val="1"/>
-          <w:shd w:fill="b7b7b7" w:val="clear"/>
-          <w:rtl w:val="0"/>
-        </w:rPr>
-        <w:t xml:space="preserve"># Source</w:t>
-      </w:r>
-      <w:r>
-        <w:rPr>
-          <w:shd w:fill="b7b7b7" w:val="clear"/>
-          <w:rtl w:val="0"/>
+        <w:t>4. Inspection</w:t>
+      </w:r>
+    </w:p>
+    <w:p>
+      <w:pPr>
+        <w:spacing w:before="240" w:after="240"/>
+      </w:pPr>
+      <w:r>
+        <w:rPr>
+          <w:b/>
+          <w:shd w:val="clear" w:color="auto" w:fill="B7B7B7"/>
+        </w:rPr>
+        <w:t># Source</w:t>
+      </w:r>
+      <w:r>
+        <w:rPr>
+          <w:shd w:val="clear" w:color="auto" w:fill="B7B7B7"/>
         </w:rPr>
         <w:t xml:space="preserve">: </w:t>
       </w:r>
       <w:r>
         <w:rPr>
-          <w:b w:val="1"/>
-          <w:shd w:fill="b7b7b7" w:val="clear"/>
-          <w:rtl w:val="0"/>
+          <w:b/>
+          <w:shd w:val="clear" w:color="auto" w:fill="B7B7B7"/>
         </w:rPr>
         <w:t xml:space="preserve">Chatgpt </w:t>
       </w:r>
       <w:r>
         <w:rPr>
-          <w:b w:val="1"/>
+          <w:b/>
           <w:sz w:val="14"/>
           <w:szCs w:val="14"/>
-          <w:shd w:fill="b7b7b7" w:val="clear"/>
-          <w:rtl w:val="0"/>
-        </w:rPr>
-        <w:t xml:space="preserve">(GPT-5-Standard) at [8/14/2025]</w:t>
-      </w:r>
-      <w:r>
-        <w:rPr>
-          <w:rtl w:val="0"/>
-        </w:rPr>
+          <w:shd w:val="clear" w:color="auto" w:fill="B7B7B7"/>
+        </w:rPr>
+        <w:t>(GPT</w:t>
+      </w:r>
+      <w:r>
+        <w:rPr>
+          <w:rFonts w:ascii="Cambria Math" w:hAnsi="Cambria Math" w:cs="Cambria Math"/>
+          <w:b/>
+          <w:sz w:val="14"/>
+          <w:szCs w:val="14"/>
+          <w:shd w:val="clear" w:color="auto" w:fill="B7B7B7"/>
+        </w:rPr>
+        <w:t>‑</w:t>
+      </w:r>
+      <w:r>
+        <w:rPr>
+          <w:b/>
+          <w:sz w:val="14"/>
+          <w:szCs w:val="14"/>
+          <w:shd w:val="clear" w:color="auto" w:fill="B7B7B7"/>
+        </w:rPr>
+        <w:t>5 Mini) at [8/14/2025]</w:t>
       </w:r>
     </w:p>
     <w:p>
@@ -3059,39 +3096,39 @@
           <w:ilvl w:val="0"/>
           <w:numId w:val="11"/>
         </w:numPr>
-        <w:spacing w:after="0" w:afterAutospacing="0" w:before="240" w:lineRule="auto"/>
-        <w:ind w:left="720" w:hanging="360"/>
-      </w:pPr>
-      <w:r>
-        <w:rPr>
-          <w:rFonts w:ascii="Roboto Mono" w:cs="Roboto Mono" w:eastAsia="Roboto Mono" w:hAnsi="Roboto Mono"/>
-          <w:b w:val="1"/>
-          <w:rtl w:val="0"/>
-        </w:rPr>
-        <w:t xml:space="preserve">Definition:</w:t>
-      </w:r>
-      <w:r>
-        <w:rPr>
-          <w:rFonts w:ascii="Roboto Mono" w:cs="Roboto Mono" w:eastAsia="Roboto Mono" w:hAnsi="Roboto Mono"/>
-          <w:rtl w:val="0"/>
+        <w:spacing w:before="240"/>
+      </w:pPr>
+      <w:r>
+        <w:rPr>
+          <w:rFonts w:ascii="Roboto Mono" w:eastAsia="Roboto Mono" w:hAnsi="Roboto Mono" w:cs="Roboto Mono"/>
+          <w:b/>
+        </w:rPr>
+        <w:t>Definition:</w:t>
+      </w:r>
+      <w:r>
+        <w:rPr>
+          <w:rFonts w:ascii="Roboto Mono" w:eastAsia="Roboto Mono" w:hAnsi="Roboto Mono" w:cs="Roboto Mono"/>
         </w:rPr>
         <w:t xml:space="preserve"> The most </w:t>
       </w:r>
       <w:r>
         <w:rPr>
-          <w:rFonts w:ascii="Roboto Mono" w:cs="Roboto Mono" w:eastAsia="Roboto Mono" w:hAnsi="Roboto Mono"/>
-          <w:b w:val="1"/>
-          <w:rtl w:val="0"/>
-        </w:rPr>
-        <w:t xml:space="preserve">formal and rigorous</w:t>
-      </w:r>
-      <w:r>
-        <w:rPr>
-          <w:rFonts w:ascii="Roboto Mono" w:cs="Roboto Mono" w:eastAsia="Roboto Mono" w:hAnsi="Roboto Mono"/>
-          <w:rtl w:val="0"/>
+          <w:rFonts w:ascii="Roboto Mono" w:eastAsia="Roboto Mono" w:hAnsi="Roboto Mono" w:cs="Roboto Mono"/>
+          <w:b/>
+        </w:rPr>
+        <w:t>formal and rigorous</w:t>
+      </w:r>
+      <w:r>
+        <w:rPr>
+          <w:rFonts w:ascii="Roboto Mono" w:eastAsia="Roboto Mono" w:hAnsi="Roboto Mono" w:cs="Roboto Mono"/>
         </w:rPr>
         <w:t xml:space="preserve"> type of review, following a defined process with specific roles (e.g., moderator, reader, recorder).</w:t>
-        <w:br w:type="textWrapping"/>
+      </w:r>
+      <w:r>
+        <w:rPr>
+          <w:rFonts w:ascii="Roboto Mono" w:eastAsia="Roboto Mono" w:hAnsi="Roboto Mono" w:cs="Roboto Mono"/>
+        </w:rPr>
+        <w:br/>
       </w:r>
     </w:p>
     <w:p>
@@ -3100,24 +3137,25 @@
           <w:ilvl w:val="0"/>
           <w:numId w:val="11"/>
         </w:numPr>
-        <w:spacing w:after="0" w:afterAutospacing="0" w:before="0" w:beforeAutospacing="0" w:lineRule="auto"/>
-        <w:ind w:left="720" w:hanging="360"/>
-      </w:pPr>
-      <w:r>
-        <w:rPr>
-          <w:rFonts w:ascii="Roboto Mono" w:cs="Roboto Mono" w:eastAsia="Roboto Mono" w:hAnsi="Roboto Mono"/>
-          <w:b w:val="1"/>
-          <w:rtl w:val="0"/>
-        </w:rPr>
-        <w:t xml:space="preserve">Who participates:</w:t>
-      </w:r>
-      <w:r>
-        <w:rPr>
-          <w:rFonts w:ascii="Roboto Mono" w:cs="Roboto Mono" w:eastAsia="Roboto Mono" w:hAnsi="Roboto Mono"/>
-          <w:rtl w:val="0"/>
+      </w:pPr>
+      <w:r>
+        <w:rPr>
+          <w:rFonts w:ascii="Roboto Mono" w:eastAsia="Roboto Mono" w:hAnsi="Roboto Mono" w:cs="Roboto Mono"/>
+          <w:b/>
+        </w:rPr>
+        <w:t>Who participates:</w:t>
+      </w:r>
+      <w:r>
+        <w:rPr>
+          <w:rFonts w:ascii="Roboto Mono" w:eastAsia="Roboto Mono" w:hAnsi="Roboto Mono" w:cs="Roboto Mono"/>
         </w:rPr>
         <w:t xml:space="preserve"> Assigned review team with clear roles.</w:t>
-        <w:br w:type="textWrapping"/>
+      </w:r>
+      <w:r>
+        <w:rPr>
+          <w:rFonts w:ascii="Roboto Mono" w:eastAsia="Roboto Mono" w:hAnsi="Roboto Mono" w:cs="Roboto Mono"/>
+        </w:rPr>
+        <w:br/>
       </w:r>
     </w:p>
     <w:p>
@@ -3126,24 +3164,26 @@
           <w:ilvl w:val="0"/>
           <w:numId w:val="11"/>
         </w:numPr>
-        <w:spacing w:after="0" w:afterAutospacing="0" w:before="0" w:beforeAutospacing="0" w:lineRule="auto"/>
-        <w:ind w:left="720" w:hanging="360"/>
-      </w:pPr>
-      <w:r>
-        <w:rPr>
-          <w:rFonts w:ascii="Roboto Mono" w:cs="Roboto Mono" w:eastAsia="Roboto Mono" w:hAnsi="Roboto Mono"/>
-          <w:b w:val="1"/>
-          <w:rtl w:val="0"/>
-        </w:rPr>
-        <w:t xml:space="preserve">Goal:</w:t>
-      </w:r>
-      <w:r>
-        <w:rPr>
-          <w:rFonts w:ascii="Roboto Mono" w:cs="Roboto Mono" w:eastAsia="Roboto Mono" w:hAnsi="Roboto Mono"/>
-          <w:rtl w:val="0"/>
+      </w:pPr>
+      <w:r>
+        <w:rPr>
+          <w:rFonts w:ascii="Roboto Mono" w:eastAsia="Roboto Mono" w:hAnsi="Roboto Mono" w:cs="Roboto Mono"/>
+          <w:b/>
+        </w:rPr>
+        <w:lastRenderedPageBreak/>
+        <w:t>Goal:</w:t>
+      </w:r>
+      <w:r>
+        <w:rPr>
+          <w:rFonts w:ascii="Roboto Mono" w:eastAsia="Roboto Mono" w:hAnsi="Roboto Mono" w:cs="Roboto Mono"/>
         </w:rPr>
         <w:t xml:space="preserve"> Detect defects systematically, ensure compliance with standards, and log issues formally.</w:t>
-        <w:br w:type="textWrapping"/>
+      </w:r>
+      <w:r>
+        <w:rPr>
+          <w:rFonts w:ascii="Roboto Mono" w:eastAsia="Roboto Mono" w:hAnsi="Roboto Mono" w:cs="Roboto Mono"/>
+        </w:rPr>
+        <w:br/>
       </w:r>
     </w:p>
     <w:p>
@@ -3152,44 +3192,30 @@
           <w:ilvl w:val="0"/>
           <w:numId w:val="11"/>
         </w:numPr>
-        <w:spacing w:after="240" w:before="0" w:beforeAutospacing="0" w:lineRule="auto"/>
-        <w:ind w:left="720" w:hanging="360"/>
-      </w:pPr>
-      <w:r>
-        <w:rPr>
-          <w:rFonts w:ascii="Roboto Mono" w:cs="Roboto Mono" w:eastAsia="Roboto Mono" w:hAnsi="Roboto Mono"/>
-          <w:b w:val="1"/>
-          <w:rtl w:val="0"/>
-        </w:rPr>
-        <w:t xml:space="preserve">Example:</w:t>
-      </w:r>
-      <w:r>
-        <w:rPr>
-          <w:rFonts w:ascii="Roboto Mono" w:cs="Roboto Mono" w:eastAsia="Roboto Mono" w:hAnsi="Roboto Mono"/>
-          <w:rtl w:val="0"/>
+        <w:spacing w:after="240"/>
+      </w:pPr>
+      <w:r>
+        <w:rPr>
+          <w:rFonts w:ascii="Roboto Mono" w:eastAsia="Roboto Mono" w:hAnsi="Roboto Mono" w:cs="Roboto Mono"/>
+          <w:b/>
+        </w:rPr>
+        <w:t>Example:</w:t>
+      </w:r>
+      <w:r>
+        <w:rPr>
+          <w:rFonts w:ascii="Roboto Mono" w:eastAsia="Roboto Mono" w:hAnsi="Roboto Mono" w:cs="Roboto Mono"/>
         </w:rPr>
         <w:t xml:space="preserve"> Inspecting a test plan against IEEE 829 standard before test execution starts.</w:t>
       </w:r>
       <w:r>
-        <w:rPr>
-          <w:rtl w:val="0"/>
-        </w:rPr>
-        <w:br w:type="textWrapping"/>
-      </w:r>
-    </w:p>
-    <w:p>
-      <w:pPr>
-        <w:rPr/>
-      </w:pPr>
-      <w:r>
-        <w:pict>
-          <v:rect style="width:0.0pt;height:1.5pt" o:hr="t" o:hrstd="t" o:hralign="center" fillcolor="#A0A0A0" stroked="f"/>
+        <w:br/>
+      </w:r>
+    </w:p>
+    <w:p>
+      <w:r>
+        <w:pict w14:anchorId="594A3579">
+          <v:rect id="_x0000_i1040" style="width:0;height:1.5pt" o:hralign="center" o:hrstd="t" o:hr="t" fillcolor="#a0a0a0" stroked="f"/>
         </w:pict>
-      </w:r>
-      <w:r>
-        <w:rPr>
-          <w:rtl w:val="0"/>
-        </w:rPr>
       </w:r>
     </w:p>
     <w:p>
@@ -3197,83 +3223,87 @@
         <w:pStyle w:val="Heading4"/>
         <w:keepNext w:val="0"/>
         <w:keepLines w:val="0"/>
-        <w:spacing w:before="280" w:lineRule="auto"/>
-        <w:rPr/>
-      </w:pPr>
-      <w:bookmarkStart w:colFirst="0" w:colLast="0" w:name="_qx9yv7myiqim" w:id="19"/>
+      </w:pPr>
+      <w:bookmarkStart w:id="19" w:name="_qx9yv7myiqim" w:colFirst="0" w:colLast="0"/>
       <w:bookmarkEnd w:id="19"/>
       <w:r>
-        <w:rPr>
-          <w:rtl w:val="0"/>
-        </w:rPr>
-        <w:t xml:space="preserve">Quick Comparison Table</w:t>
-      </w:r>
-    </w:p>
-    <w:p>
-      <w:pPr>
-        <w:spacing w:after="240" w:before="240" w:lineRule="auto"/>
-        <w:rPr/>
-      </w:pPr>
-      <w:r>
-        <w:rPr>
-          <w:b w:val="1"/>
-          <w:shd w:fill="b7b7b7" w:val="clear"/>
-          <w:rtl w:val="0"/>
-        </w:rPr>
-        <w:t xml:space="preserve"># Source</w:t>
-      </w:r>
-      <w:r>
-        <w:rPr>
-          <w:shd w:fill="b7b7b7" w:val="clear"/>
-          <w:rtl w:val="0"/>
+        <w:t>Quick Comparison Table</w:t>
+      </w:r>
+    </w:p>
+    <w:p>
+      <w:pPr>
+        <w:spacing w:before="240" w:after="240"/>
+      </w:pPr>
+      <w:r>
+        <w:rPr>
+          <w:b/>
+          <w:shd w:val="clear" w:color="auto" w:fill="B7B7B7"/>
+        </w:rPr>
+        <w:t># Source</w:t>
+      </w:r>
+      <w:r>
+        <w:rPr>
+          <w:shd w:val="clear" w:color="auto" w:fill="B7B7B7"/>
         </w:rPr>
         <w:t xml:space="preserve">: </w:t>
       </w:r>
       <w:r>
         <w:rPr>
-          <w:b w:val="1"/>
-          <w:shd w:fill="b7b7b7" w:val="clear"/>
-          <w:rtl w:val="0"/>
+          <w:b/>
+          <w:shd w:val="clear" w:color="auto" w:fill="B7B7B7"/>
         </w:rPr>
         <w:t xml:space="preserve">Chatgpt </w:t>
       </w:r>
       <w:r>
         <w:rPr>
-          <w:b w:val="1"/>
+          <w:b/>
           <w:sz w:val="14"/>
           <w:szCs w:val="14"/>
-          <w:shd w:fill="b7b7b7" w:val="clear"/>
-          <w:rtl w:val="0"/>
-        </w:rPr>
-        <w:t xml:space="preserve">(GPT-5-Standard) at [8/14/2025]</w:t>
-      </w:r>
-      <w:r>
-        <w:rPr>
-          <w:rtl w:val="0"/>
-        </w:rPr>
-      </w:r>
-    </w:p>
-    <w:p>
-      <w:pPr>
-        <w:rPr/>
-      </w:pPr>
-      <w:r>
-        <w:rPr/>
+          <w:shd w:val="clear" w:color="auto" w:fill="B7B7B7"/>
+        </w:rPr>
+        <w:t>(GPT</w:t>
+      </w:r>
+      <w:r>
+        <w:rPr>
+          <w:rFonts w:ascii="Cambria Math" w:hAnsi="Cambria Math" w:cs="Cambria Math"/>
+          <w:b/>
+          <w:sz w:val="14"/>
+          <w:szCs w:val="14"/>
+          <w:shd w:val="clear" w:color="auto" w:fill="B7B7B7"/>
+        </w:rPr>
+        <w:t>‑</w:t>
+      </w:r>
+      <w:r>
+        <w:rPr>
+          <w:b/>
+          <w:sz w:val="14"/>
+          <w:szCs w:val="14"/>
+          <w:shd w:val="clear" w:color="auto" w:fill="B7B7B7"/>
+        </w:rPr>
+        <w:t>5 Mini) at [8/14/2025]</w:t>
+      </w:r>
+    </w:p>
+    <w:p>
+      <w:r>
+        <w:rPr>
+          <w:noProof/>
+        </w:rPr>
         <w:drawing>
-          <wp:inline distB="114300" distT="114300" distL="114300" distR="114300">
+          <wp:inline distT="114300" distB="114300" distL="114300" distR="114300" wp14:anchorId="169080E9" wp14:editId="40AE34C0">
             <wp:extent cx="5943600" cy="1549400"/>
-            <wp:effectExtent b="0" l="0" r="0" t="0"/>
+            <wp:effectExtent l="0" t="0" r="0" b="0"/>
             <wp:docPr id="1" name="image1.png"/>
-            <a:graphic>
+            <wp:cNvGraphicFramePr/>
+            <a:graphic xmlns:a="http://schemas.openxmlformats.org/drawingml/2006/main">
               <a:graphicData uri="http://schemas.openxmlformats.org/drawingml/2006/picture">
-                <pic:pic>
+                <pic:pic xmlns:pic="http://schemas.openxmlformats.org/drawingml/2006/picture">
                   <pic:nvPicPr>
                     <pic:cNvPr id="0" name="image1.png"/>
                     <pic:cNvPicPr preferRelativeResize="0"/>
                   </pic:nvPicPr>
                   <pic:blipFill>
-                    <a:blip r:embed="rId6"/>
-                    <a:srcRect b="0" l="0" r="0" t="0"/>
+                    <a:blip r:embed="rId5"/>
+                    <a:srcRect/>
                     <a:stretch>
                       <a:fillRect/>
                     </a:stretch>
@@ -3283,7 +3313,9 @@
                       <a:off x="0" y="0"/>
                       <a:ext cx="5943600" cy="1549400"/>
                     </a:xfrm>
-                    <a:prstGeom prst="rect"/>
+                    <a:prstGeom prst="rect">
+                      <a:avLst/>
+                    </a:prstGeom>
                     <a:ln/>
                   </pic:spPr>
                 </pic:pic>
@@ -3292,902 +3324,812 @@
           </wp:inline>
         </w:drawing>
       </w:r>
-      <w:r>
-        <w:rPr>
-          <w:rtl w:val="0"/>
-        </w:rPr>
-      </w:r>
     </w:p>
     <w:tbl>
       <w:tblPr>
-        <w:tblStyle w:val="Table1"/>
-        <w:tblW w:w="8450.0" w:type="dxa"/>
-        <w:jc w:val="left"/>
+        <w:tblW w:w="8450" w:type="dxa"/>
         <w:tblBorders>
-          <w:top w:color="000000" w:space="0" w:sz="0" w:val="nil"/>
-          <w:left w:color="000000" w:space="0" w:sz="0" w:val="nil"/>
-          <w:bottom w:color="000000" w:space="0" w:sz="0" w:val="nil"/>
-          <w:right w:color="000000" w:space="0" w:sz="0" w:val="nil"/>
-          <w:insideH w:color="000000" w:space="0" w:sz="0" w:val="nil"/>
-          <w:insideV w:color="000000" w:space="0" w:sz="0" w:val="nil"/>
+          <w:top w:val="nil"/>
+          <w:left w:val="nil"/>
+          <w:bottom w:val="nil"/>
+          <w:right w:val="nil"/>
+          <w:insideH w:val="nil"/>
+          <w:insideV w:val="nil"/>
         </w:tblBorders>
         <w:tblLayout w:type="fixed"/>
-        <w:tblLook w:val="0600"/>
+        <w:tblLook w:val="0600" w:firstRow="0" w:lastRow="0" w:firstColumn="0" w:lastColumn="0" w:noHBand="1" w:noVBand="1"/>
       </w:tblPr>
       <w:tblGrid>
         <w:gridCol w:w="1955"/>
         <w:gridCol w:w="1880"/>
         <w:gridCol w:w="1850"/>
         <w:gridCol w:w="2765"/>
-        <w:tblGridChange w:id="0">
-          <w:tblGrid>
-            <w:gridCol w:w="1955"/>
-            <w:gridCol w:w="1880"/>
-            <w:gridCol w:w="1850"/>
-            <w:gridCol w:w="2765"/>
-          </w:tblGrid>
-        </w:tblGridChange>
       </w:tblGrid>
       <w:tr>
         <w:trPr>
-          <w:cantSplit w:val="0"/>
-          <w:trHeight w:val="500" w:hRule="atLeast"/>
-          <w:tblHeader w:val="0"/>
+          <w:trHeight w:val="500"/>
         </w:trPr>
         <w:tc>
           <w:tcPr>
+            <w:tcW w:w="1955" w:type="dxa"/>
             <w:tcBorders>
-              <w:top w:color="000000" w:space="0" w:sz="0" w:val="nil"/>
-              <w:left w:color="000000" w:space="0" w:sz="0" w:val="nil"/>
-              <w:bottom w:color="000000" w:space="0" w:sz="0" w:val="nil"/>
-              <w:right w:color="000000" w:space="0" w:sz="0" w:val="nil"/>
+              <w:top w:val="nil"/>
+              <w:left w:val="nil"/>
+              <w:bottom w:val="nil"/>
+              <w:right w:val="nil"/>
             </w:tcBorders>
             <w:tcMar>
-              <w:top w:w="100.0" w:type="dxa"/>
-              <w:left w:w="100.0" w:type="dxa"/>
-              <w:bottom w:w="100.0" w:type="dxa"/>
-              <w:right w:w="100.0" w:type="dxa"/>
+              <w:top w:w="100" w:type="dxa"/>
+              <w:left w:w="100" w:type="dxa"/>
+              <w:bottom w:w="100" w:type="dxa"/>
+              <w:right w:w="100" w:type="dxa"/>
             </w:tcMar>
-            <w:vAlign w:val="top"/>
           </w:tcPr>
           <w:p>
             <w:pPr>
               <w:jc w:val="center"/>
               <w:rPr>
-                <w:rFonts w:ascii="Roboto Mono" w:cs="Roboto Mono" w:eastAsia="Roboto Mono" w:hAnsi="Roboto Mono"/>
+                <w:rFonts w:ascii="Roboto Mono" w:eastAsia="Roboto Mono" w:hAnsi="Roboto Mono" w:cs="Roboto Mono"/>
               </w:rPr>
             </w:pPr>
             <w:r>
               <w:rPr>
-                <w:rFonts w:ascii="Roboto Mono" w:cs="Roboto Mono" w:eastAsia="Roboto Mono" w:hAnsi="Roboto Mono"/>
-                <w:b w:val="1"/>
-                <w:rtl w:val="0"/>
+                <w:rFonts w:ascii="Roboto Mono" w:eastAsia="Roboto Mono" w:hAnsi="Roboto Mono" w:cs="Roboto Mono"/>
+                <w:b/>
               </w:rPr>
-              <w:t xml:space="preserve">Type</w:t>
-            </w:r>
-            <w:r>
-              <w:rPr>
-                <w:rtl w:val="0"/>
-              </w:rPr>
+              <w:t>Type</w:t>
             </w:r>
           </w:p>
         </w:tc>
         <w:tc>
           <w:tcPr>
+            <w:tcW w:w="1880" w:type="dxa"/>
             <w:tcBorders>
-              <w:top w:color="000000" w:space="0" w:sz="0" w:val="nil"/>
-              <w:left w:color="000000" w:space="0" w:sz="0" w:val="nil"/>
-              <w:bottom w:color="000000" w:space="0" w:sz="0" w:val="nil"/>
-              <w:right w:color="000000" w:space="0" w:sz="0" w:val="nil"/>
+              <w:top w:val="nil"/>
+              <w:left w:val="nil"/>
+              <w:bottom w:val="nil"/>
+              <w:right w:val="nil"/>
             </w:tcBorders>
             <w:tcMar>
-              <w:top w:w="100.0" w:type="dxa"/>
-              <w:left w:w="100.0" w:type="dxa"/>
-              <w:bottom w:w="100.0" w:type="dxa"/>
-              <w:right w:w="100.0" w:type="dxa"/>
+              <w:top w:w="100" w:type="dxa"/>
+              <w:left w:w="100" w:type="dxa"/>
+              <w:bottom w:w="100" w:type="dxa"/>
+              <w:right w:w="100" w:type="dxa"/>
             </w:tcMar>
-            <w:vAlign w:val="top"/>
           </w:tcPr>
           <w:p>
             <w:pPr>
               <w:jc w:val="center"/>
               <w:rPr>
-                <w:rFonts w:ascii="Roboto Mono" w:cs="Roboto Mono" w:eastAsia="Roboto Mono" w:hAnsi="Roboto Mono"/>
+                <w:rFonts w:ascii="Roboto Mono" w:eastAsia="Roboto Mono" w:hAnsi="Roboto Mono" w:cs="Roboto Mono"/>
               </w:rPr>
             </w:pPr>
             <w:r>
               <w:rPr>
-                <w:rFonts w:ascii="Roboto Mono" w:cs="Roboto Mono" w:eastAsia="Roboto Mono" w:hAnsi="Roboto Mono"/>
-                <w:b w:val="1"/>
-                <w:rtl w:val="0"/>
+                <w:rFonts w:ascii="Roboto Mono" w:eastAsia="Roboto Mono" w:hAnsi="Roboto Mono" w:cs="Roboto Mono"/>
+                <w:b/>
               </w:rPr>
-              <w:t xml:space="preserve">Formality Level</w:t>
-            </w:r>
-            <w:r>
-              <w:rPr>
-                <w:rtl w:val="0"/>
-              </w:rPr>
+              <w:t>Formality Level</w:t>
             </w:r>
           </w:p>
         </w:tc>
         <w:tc>
           <w:tcPr>
+            <w:tcW w:w="1850" w:type="dxa"/>
             <w:tcBorders>
-              <w:top w:color="000000" w:space="0" w:sz="0" w:val="nil"/>
-              <w:left w:color="000000" w:space="0" w:sz="0" w:val="nil"/>
-              <w:bottom w:color="000000" w:space="0" w:sz="0" w:val="nil"/>
-              <w:right w:color="000000" w:space="0" w:sz="0" w:val="nil"/>
+              <w:top w:val="nil"/>
+              <w:left w:val="nil"/>
+              <w:bottom w:val="nil"/>
+              <w:right w:val="nil"/>
             </w:tcBorders>
             <w:tcMar>
-              <w:top w:w="100.0" w:type="dxa"/>
-              <w:left w:w="100.0" w:type="dxa"/>
-              <w:bottom w:w="100.0" w:type="dxa"/>
-              <w:right w:w="100.0" w:type="dxa"/>
+              <w:top w:w="100" w:type="dxa"/>
+              <w:left w:w="100" w:type="dxa"/>
+              <w:bottom w:w="100" w:type="dxa"/>
+              <w:right w:w="100" w:type="dxa"/>
             </w:tcMar>
-            <w:vAlign w:val="top"/>
           </w:tcPr>
           <w:p>
             <w:pPr>
               <w:jc w:val="center"/>
               <w:rPr>
-                <w:rFonts w:ascii="Roboto Mono" w:cs="Roboto Mono" w:eastAsia="Roboto Mono" w:hAnsi="Roboto Mono"/>
+                <w:rFonts w:ascii="Roboto Mono" w:eastAsia="Roboto Mono" w:hAnsi="Roboto Mono" w:cs="Roboto Mono"/>
               </w:rPr>
             </w:pPr>
             <w:r>
               <w:rPr>
-                <w:rFonts w:ascii="Roboto Mono" w:cs="Roboto Mono" w:eastAsia="Roboto Mono" w:hAnsi="Roboto Mono"/>
-                <w:b w:val="1"/>
-                <w:rtl w:val="0"/>
+                <w:rFonts w:ascii="Roboto Mono" w:eastAsia="Roboto Mono" w:hAnsi="Roboto Mono" w:cs="Roboto Mono"/>
+                <w:b/>
               </w:rPr>
-              <w:t xml:space="preserve">Led by Author?</w:t>
-            </w:r>
-            <w:r>
-              <w:rPr>
-                <w:rtl w:val="0"/>
-              </w:rPr>
+              <w:t>Led by Author?</w:t>
             </w:r>
           </w:p>
         </w:tc>
         <w:tc>
           <w:tcPr>
+            <w:tcW w:w="2765" w:type="dxa"/>
             <w:tcBorders>
-              <w:top w:color="000000" w:space="0" w:sz="0" w:val="nil"/>
-              <w:left w:color="000000" w:space="0" w:sz="0" w:val="nil"/>
-              <w:bottom w:color="000000" w:space="0" w:sz="0" w:val="nil"/>
-              <w:right w:color="000000" w:space="0" w:sz="0" w:val="nil"/>
+              <w:top w:val="nil"/>
+              <w:left w:val="nil"/>
+              <w:bottom w:val="nil"/>
+              <w:right w:val="nil"/>
             </w:tcBorders>
             <w:tcMar>
-              <w:top w:w="100.0" w:type="dxa"/>
-              <w:left w:w="100.0" w:type="dxa"/>
-              <w:bottom w:w="100.0" w:type="dxa"/>
-              <w:right w:w="100.0" w:type="dxa"/>
+              <w:top w:w="100" w:type="dxa"/>
+              <w:left w:w="100" w:type="dxa"/>
+              <w:bottom w:w="100" w:type="dxa"/>
+              <w:right w:w="100" w:type="dxa"/>
             </w:tcMar>
-            <w:vAlign w:val="top"/>
           </w:tcPr>
           <w:p>
             <w:pPr>
               <w:jc w:val="center"/>
               <w:rPr>
-                <w:rFonts w:ascii="Roboto Mono" w:cs="Roboto Mono" w:eastAsia="Roboto Mono" w:hAnsi="Roboto Mono"/>
+                <w:rFonts w:ascii="Roboto Mono" w:eastAsia="Roboto Mono" w:hAnsi="Roboto Mono" w:cs="Roboto Mono"/>
               </w:rPr>
             </w:pPr>
             <w:r>
               <w:rPr>
-                <w:rFonts w:ascii="Roboto Mono" w:cs="Roboto Mono" w:eastAsia="Roboto Mono" w:hAnsi="Roboto Mono"/>
-                <w:b w:val="1"/>
-                <w:rtl w:val="0"/>
+                <w:rFonts w:ascii="Roboto Mono" w:eastAsia="Roboto Mono" w:hAnsi="Roboto Mono" w:cs="Roboto Mono"/>
+                <w:b/>
               </w:rPr>
-              <w:t xml:space="preserve">Purpose</w:t>
-            </w:r>
-            <w:r>
-              <w:rPr>
-                <w:rtl w:val="0"/>
-              </w:rPr>
+              <w:t>Purpose</w:t>
             </w:r>
           </w:p>
         </w:tc>
       </w:tr>
       <w:tr>
         <w:trPr>
-          <w:cantSplit w:val="0"/>
-          <w:trHeight w:val="500" w:hRule="atLeast"/>
-          <w:tblHeader w:val="0"/>
+          <w:trHeight w:val="500"/>
         </w:trPr>
         <w:tc>
           <w:tcPr>
+            <w:tcW w:w="1955" w:type="dxa"/>
             <w:tcBorders>
-              <w:top w:color="000000" w:space="0" w:sz="0" w:val="nil"/>
-              <w:left w:color="000000" w:space="0" w:sz="0" w:val="nil"/>
-              <w:bottom w:color="000000" w:space="0" w:sz="0" w:val="nil"/>
-              <w:right w:color="000000" w:space="0" w:sz="0" w:val="nil"/>
+              <w:top w:val="nil"/>
+              <w:left w:val="nil"/>
+              <w:bottom w:val="nil"/>
+              <w:right w:val="nil"/>
             </w:tcBorders>
             <w:tcMar>
-              <w:top w:w="100.0" w:type="dxa"/>
-              <w:left w:w="100.0" w:type="dxa"/>
-              <w:bottom w:w="100.0" w:type="dxa"/>
-              <w:right w:w="100.0" w:type="dxa"/>
+              <w:top w:w="100" w:type="dxa"/>
+              <w:left w:w="100" w:type="dxa"/>
+              <w:bottom w:w="100" w:type="dxa"/>
+              <w:right w:w="100" w:type="dxa"/>
             </w:tcMar>
-            <w:vAlign w:val="top"/>
           </w:tcPr>
           <w:p>
             <w:pPr>
               <w:rPr>
-                <w:rFonts w:ascii="Roboto Mono" w:cs="Roboto Mono" w:eastAsia="Roboto Mono" w:hAnsi="Roboto Mono"/>
+                <w:rFonts w:ascii="Roboto Mono" w:eastAsia="Roboto Mono" w:hAnsi="Roboto Mono" w:cs="Roboto Mono"/>
               </w:rPr>
             </w:pPr>
             <w:r>
               <w:rPr>
-                <w:rFonts w:ascii="Roboto Mono" w:cs="Roboto Mono" w:eastAsia="Roboto Mono" w:hAnsi="Roboto Mono"/>
-                <w:rtl w:val="0"/>
+                <w:rFonts w:ascii="Roboto Mono" w:eastAsia="Roboto Mono" w:hAnsi="Roboto Mono" w:cs="Roboto Mono"/>
               </w:rPr>
-              <w:t xml:space="preserve">Informal Review</w:t>
+              <w:t>Informal Review</w:t>
             </w:r>
           </w:p>
         </w:tc>
         <w:tc>
           <w:tcPr>
+            <w:tcW w:w="1880" w:type="dxa"/>
             <w:tcBorders>
-              <w:top w:color="000000" w:space="0" w:sz="0" w:val="nil"/>
-              <w:left w:color="000000" w:space="0" w:sz="0" w:val="nil"/>
-              <w:bottom w:color="000000" w:space="0" w:sz="0" w:val="nil"/>
-              <w:right w:color="000000" w:space="0" w:sz="0" w:val="nil"/>
+              <w:top w:val="nil"/>
+              <w:left w:val="nil"/>
+              <w:bottom w:val="nil"/>
+              <w:right w:val="nil"/>
             </w:tcBorders>
             <w:tcMar>
-              <w:top w:w="100.0" w:type="dxa"/>
-              <w:left w:w="100.0" w:type="dxa"/>
-              <w:bottom w:w="100.0" w:type="dxa"/>
-              <w:right w:w="100.0" w:type="dxa"/>
+              <w:top w:w="100" w:type="dxa"/>
+              <w:left w:w="100" w:type="dxa"/>
+              <w:bottom w:w="100" w:type="dxa"/>
+              <w:right w:w="100" w:type="dxa"/>
             </w:tcMar>
-            <w:vAlign w:val="top"/>
           </w:tcPr>
           <w:p>
             <w:pPr>
               <w:rPr>
-                <w:rFonts w:ascii="Roboto Mono" w:cs="Roboto Mono" w:eastAsia="Roboto Mono" w:hAnsi="Roboto Mono"/>
+                <w:rFonts w:ascii="Roboto Mono" w:eastAsia="Roboto Mono" w:hAnsi="Roboto Mono" w:cs="Roboto Mono"/>
               </w:rPr>
             </w:pPr>
             <w:r>
               <w:rPr>
-                <w:rFonts w:ascii="Roboto Mono" w:cs="Roboto Mono" w:eastAsia="Roboto Mono" w:hAnsi="Roboto Mono"/>
-                <w:rtl w:val="0"/>
+                <w:rFonts w:ascii="Roboto Mono" w:eastAsia="Roboto Mono" w:hAnsi="Roboto Mono" w:cs="Roboto Mono"/>
               </w:rPr>
-              <w:t xml:space="preserve">Low</w:t>
+              <w:t>Low</w:t>
             </w:r>
           </w:p>
         </w:tc>
         <w:tc>
           <w:tcPr>
+            <w:tcW w:w="1850" w:type="dxa"/>
             <w:tcBorders>
-              <w:top w:color="000000" w:space="0" w:sz="0" w:val="nil"/>
-              <w:left w:color="000000" w:space="0" w:sz="0" w:val="nil"/>
-              <w:bottom w:color="000000" w:space="0" w:sz="0" w:val="nil"/>
-              <w:right w:color="000000" w:space="0" w:sz="0" w:val="nil"/>
+              <w:top w:val="nil"/>
+              <w:left w:val="nil"/>
+              <w:bottom w:val="nil"/>
+              <w:right w:val="nil"/>
             </w:tcBorders>
             <w:tcMar>
-              <w:top w:w="100.0" w:type="dxa"/>
-              <w:left w:w="100.0" w:type="dxa"/>
-              <w:bottom w:w="100.0" w:type="dxa"/>
-              <w:right w:w="100.0" w:type="dxa"/>
+              <w:top w:w="100" w:type="dxa"/>
+              <w:left w:w="100" w:type="dxa"/>
+              <w:bottom w:w="100" w:type="dxa"/>
+              <w:right w:w="100" w:type="dxa"/>
             </w:tcMar>
-            <w:vAlign w:val="top"/>
           </w:tcPr>
           <w:p>
             <w:pPr>
               <w:rPr>
-                <w:rFonts w:ascii="Roboto Mono" w:cs="Roboto Mono" w:eastAsia="Roboto Mono" w:hAnsi="Roboto Mono"/>
+                <w:rFonts w:ascii="Roboto Mono" w:eastAsia="Roboto Mono" w:hAnsi="Roboto Mono" w:cs="Roboto Mono"/>
               </w:rPr>
             </w:pPr>
             <w:r>
               <w:rPr>
-                <w:rFonts w:ascii="Roboto Mono" w:cs="Roboto Mono" w:eastAsia="Roboto Mono" w:hAnsi="Roboto Mono"/>
-                <w:rtl w:val="0"/>
+                <w:rFonts w:ascii="Roboto Mono" w:eastAsia="Roboto Mono" w:hAnsi="Roboto Mono" w:cs="Roboto Mono"/>
               </w:rPr>
-              <w:t xml:space="preserve">Optional</w:t>
+              <w:t>Optional</w:t>
             </w:r>
           </w:p>
         </w:tc>
         <w:tc>
           <w:tcPr>
+            <w:tcW w:w="2765" w:type="dxa"/>
             <w:tcBorders>
-              <w:top w:color="000000" w:space="0" w:sz="0" w:val="nil"/>
-              <w:left w:color="000000" w:space="0" w:sz="0" w:val="nil"/>
-              <w:bottom w:color="000000" w:space="0" w:sz="0" w:val="nil"/>
-              <w:right w:color="000000" w:space="0" w:sz="0" w:val="nil"/>
+              <w:top w:val="nil"/>
+              <w:left w:val="nil"/>
+              <w:bottom w:val="nil"/>
+              <w:right w:val="nil"/>
             </w:tcBorders>
             <w:tcMar>
-              <w:top w:w="100.0" w:type="dxa"/>
-              <w:left w:w="100.0" w:type="dxa"/>
-              <w:bottom w:w="100.0" w:type="dxa"/>
-              <w:right w:w="100.0" w:type="dxa"/>
+              <w:top w:w="100" w:type="dxa"/>
+              <w:left w:w="100" w:type="dxa"/>
+              <w:bottom w:w="100" w:type="dxa"/>
+              <w:right w:w="100" w:type="dxa"/>
             </w:tcMar>
-            <w:vAlign w:val="top"/>
           </w:tcPr>
           <w:p>
             <w:pPr>
               <w:rPr>
-                <w:rFonts w:ascii="Roboto Mono" w:cs="Roboto Mono" w:eastAsia="Roboto Mono" w:hAnsi="Roboto Mono"/>
+                <w:rFonts w:ascii="Roboto Mono" w:eastAsia="Roboto Mono" w:hAnsi="Roboto Mono" w:cs="Roboto Mono"/>
               </w:rPr>
             </w:pPr>
             <w:r>
               <w:rPr>
-                <w:rFonts w:ascii="Roboto Mono" w:cs="Roboto Mono" w:eastAsia="Roboto Mono" w:hAnsi="Roboto Mono"/>
-                <w:rtl w:val="0"/>
+                <w:rFonts w:ascii="Roboto Mono" w:eastAsia="Roboto Mono" w:hAnsi="Roboto Mono" w:cs="Roboto Mono"/>
               </w:rPr>
-              <w:t xml:space="preserve">Quick feedback</w:t>
+              <w:t>Quick feedback</w:t>
             </w:r>
           </w:p>
         </w:tc>
       </w:tr>
       <w:tr>
         <w:trPr>
-          <w:cantSplit w:val="0"/>
-          <w:trHeight w:val="500" w:hRule="atLeast"/>
-          <w:tblHeader w:val="0"/>
+          <w:trHeight w:val="500"/>
         </w:trPr>
         <w:tc>
           <w:tcPr>
+            <w:tcW w:w="1955" w:type="dxa"/>
             <w:tcBorders>
-              <w:top w:color="000000" w:space="0" w:sz="0" w:val="nil"/>
-              <w:left w:color="000000" w:space="0" w:sz="0" w:val="nil"/>
-              <w:bottom w:color="000000" w:space="0" w:sz="0" w:val="nil"/>
-              <w:right w:color="000000" w:space="0" w:sz="0" w:val="nil"/>
+              <w:top w:val="nil"/>
+              <w:left w:val="nil"/>
+              <w:bottom w:val="nil"/>
+              <w:right w:val="nil"/>
             </w:tcBorders>
             <w:tcMar>
-              <w:top w:w="100.0" w:type="dxa"/>
-              <w:left w:w="100.0" w:type="dxa"/>
-              <w:bottom w:w="100.0" w:type="dxa"/>
-              <w:right w:w="100.0" w:type="dxa"/>
+              <w:top w:w="100" w:type="dxa"/>
+              <w:left w:w="100" w:type="dxa"/>
+              <w:bottom w:w="100" w:type="dxa"/>
+              <w:right w:w="100" w:type="dxa"/>
             </w:tcMar>
-            <w:vAlign w:val="top"/>
           </w:tcPr>
           <w:p>
             <w:pPr>
               <w:rPr>
-                <w:rFonts w:ascii="Roboto Mono" w:cs="Roboto Mono" w:eastAsia="Roboto Mono" w:hAnsi="Roboto Mono"/>
+                <w:rFonts w:ascii="Roboto Mono" w:eastAsia="Roboto Mono" w:hAnsi="Roboto Mono" w:cs="Roboto Mono"/>
               </w:rPr>
             </w:pPr>
             <w:r>
               <w:rPr>
-                <w:rFonts w:ascii="Roboto Mono" w:cs="Roboto Mono" w:eastAsia="Roboto Mono" w:hAnsi="Roboto Mono"/>
-                <w:rtl w:val="0"/>
+                <w:rFonts w:ascii="Roboto Mono" w:eastAsia="Roboto Mono" w:hAnsi="Roboto Mono" w:cs="Roboto Mono"/>
               </w:rPr>
-              <w:t xml:space="preserve">Walkthrough</w:t>
+              <w:t>Walkthrough</w:t>
             </w:r>
           </w:p>
         </w:tc>
         <w:tc>
           <w:tcPr>
+            <w:tcW w:w="1880" w:type="dxa"/>
             <w:tcBorders>
-              <w:top w:color="000000" w:space="0" w:sz="0" w:val="nil"/>
-              <w:left w:color="000000" w:space="0" w:sz="0" w:val="nil"/>
-              <w:bottom w:color="000000" w:space="0" w:sz="0" w:val="nil"/>
-              <w:right w:color="000000" w:space="0" w:sz="0" w:val="nil"/>
+              <w:top w:val="nil"/>
+              <w:left w:val="nil"/>
+              <w:bottom w:val="nil"/>
+              <w:right w:val="nil"/>
             </w:tcBorders>
             <w:tcMar>
-              <w:top w:w="100.0" w:type="dxa"/>
-              <w:left w:w="100.0" w:type="dxa"/>
-              <w:bottom w:w="100.0" w:type="dxa"/>
-              <w:right w:w="100.0" w:type="dxa"/>
+              <w:top w:w="100" w:type="dxa"/>
+              <w:left w:w="100" w:type="dxa"/>
+              <w:bottom w:w="100" w:type="dxa"/>
+              <w:right w:w="100" w:type="dxa"/>
             </w:tcMar>
-            <w:vAlign w:val="top"/>
           </w:tcPr>
           <w:p>
             <w:pPr>
               <w:rPr>
-                <w:rFonts w:ascii="Roboto Mono" w:cs="Roboto Mono" w:eastAsia="Roboto Mono" w:hAnsi="Roboto Mono"/>
+                <w:rFonts w:ascii="Roboto Mono" w:eastAsia="Roboto Mono" w:hAnsi="Roboto Mono" w:cs="Roboto Mono"/>
               </w:rPr>
             </w:pPr>
             <w:r>
               <w:rPr>
-                <w:rFonts w:ascii="Roboto Mono" w:cs="Roboto Mono" w:eastAsia="Roboto Mono" w:hAnsi="Roboto Mono"/>
-                <w:rtl w:val="0"/>
+                <w:rFonts w:ascii="Roboto Mono" w:eastAsia="Roboto Mono" w:hAnsi="Roboto Mono" w:cs="Roboto Mono"/>
               </w:rPr>
-              <w:t xml:space="preserve">Medium</w:t>
+              <w:t>Medium</w:t>
             </w:r>
           </w:p>
         </w:tc>
         <w:tc>
           <w:tcPr>
+            <w:tcW w:w="1850" w:type="dxa"/>
             <w:tcBorders>
-              <w:top w:color="000000" w:space="0" w:sz="0" w:val="nil"/>
-              <w:left w:color="000000" w:space="0" w:sz="0" w:val="nil"/>
-              <w:bottom w:color="000000" w:space="0" w:sz="0" w:val="nil"/>
-              <w:right w:color="000000" w:space="0" w:sz="0" w:val="nil"/>
+              <w:top w:val="nil"/>
+              <w:left w:val="nil"/>
+              <w:bottom w:val="nil"/>
+              <w:right w:val="nil"/>
             </w:tcBorders>
             <w:tcMar>
-              <w:top w:w="100.0" w:type="dxa"/>
-              <w:left w:w="100.0" w:type="dxa"/>
-              <w:bottom w:w="100.0" w:type="dxa"/>
-              <w:right w:w="100.0" w:type="dxa"/>
+              <w:top w:w="100" w:type="dxa"/>
+              <w:left w:w="100" w:type="dxa"/>
+              <w:bottom w:w="100" w:type="dxa"/>
+              <w:right w:w="100" w:type="dxa"/>
             </w:tcMar>
-            <w:vAlign w:val="top"/>
           </w:tcPr>
           <w:p>
             <w:pPr>
               <w:rPr>
-                <w:rFonts w:ascii="Roboto Mono" w:cs="Roboto Mono" w:eastAsia="Roboto Mono" w:hAnsi="Roboto Mono"/>
+                <w:rFonts w:ascii="Roboto Mono" w:eastAsia="Roboto Mono" w:hAnsi="Roboto Mono" w:cs="Roboto Mono"/>
               </w:rPr>
             </w:pPr>
             <w:r>
               <w:rPr>
-                <w:rFonts w:ascii="Roboto Mono" w:cs="Roboto Mono" w:eastAsia="Roboto Mono" w:hAnsi="Roboto Mono"/>
-                <w:rtl w:val="0"/>
+                <w:rFonts w:ascii="Roboto Mono" w:eastAsia="Roboto Mono" w:hAnsi="Roboto Mono" w:cs="Roboto Mono"/>
               </w:rPr>
-              <w:t xml:space="preserve">Yes</w:t>
+              <w:t>Yes</w:t>
             </w:r>
           </w:p>
         </w:tc>
         <w:tc>
           <w:tcPr>
+            <w:tcW w:w="2765" w:type="dxa"/>
             <w:tcBorders>
-              <w:top w:color="000000" w:space="0" w:sz="0" w:val="nil"/>
-              <w:left w:color="000000" w:space="0" w:sz="0" w:val="nil"/>
-              <w:bottom w:color="000000" w:space="0" w:sz="0" w:val="nil"/>
-              <w:right w:color="000000" w:space="0" w:sz="0" w:val="nil"/>
+              <w:top w:val="nil"/>
+              <w:left w:val="nil"/>
+              <w:bottom w:val="nil"/>
+              <w:right w:val="nil"/>
             </w:tcBorders>
             <w:tcMar>
-              <w:top w:w="100.0" w:type="dxa"/>
-              <w:left w:w="100.0" w:type="dxa"/>
-              <w:bottom w:w="100.0" w:type="dxa"/>
-              <w:right w:w="100.0" w:type="dxa"/>
+              <w:top w:w="100" w:type="dxa"/>
+              <w:left w:w="100" w:type="dxa"/>
+              <w:bottom w:w="100" w:type="dxa"/>
+              <w:right w:w="100" w:type="dxa"/>
             </w:tcMar>
-            <w:vAlign w:val="top"/>
           </w:tcPr>
           <w:p>
             <w:pPr>
               <w:rPr>
-                <w:rFonts w:ascii="Roboto Mono" w:cs="Roboto Mono" w:eastAsia="Roboto Mono" w:hAnsi="Roboto Mono"/>
+                <w:rFonts w:ascii="Roboto Mono" w:eastAsia="Roboto Mono" w:hAnsi="Roboto Mono" w:cs="Roboto Mono"/>
               </w:rPr>
             </w:pPr>
             <w:r>
               <w:rPr>
-                <w:rFonts w:ascii="Roboto Mono" w:cs="Roboto Mono" w:eastAsia="Roboto Mono" w:hAnsi="Roboto Mono"/>
-                <w:rtl w:val="0"/>
+                <w:rFonts w:ascii="Roboto Mono" w:eastAsia="Roboto Mono" w:hAnsi="Roboto Mono" w:cs="Roboto Mono"/>
               </w:rPr>
-              <w:t xml:space="preserve">Understanding + feedback</w:t>
+              <w:t>Understanding + feedback</w:t>
             </w:r>
           </w:p>
         </w:tc>
       </w:tr>
       <w:tr>
         <w:trPr>
-          <w:cantSplit w:val="0"/>
-          <w:trHeight w:val="500" w:hRule="atLeast"/>
-          <w:tblHeader w:val="0"/>
+          <w:trHeight w:val="500"/>
         </w:trPr>
         <w:tc>
           <w:tcPr>
+            <w:tcW w:w="1955" w:type="dxa"/>
             <w:tcBorders>
-              <w:top w:color="000000" w:space="0" w:sz="0" w:val="nil"/>
-              <w:left w:color="000000" w:space="0" w:sz="0" w:val="nil"/>
-              <w:bottom w:color="000000" w:space="0" w:sz="0" w:val="nil"/>
-              <w:right w:color="000000" w:space="0" w:sz="0" w:val="nil"/>
+              <w:top w:val="nil"/>
+              <w:left w:val="nil"/>
+              <w:bottom w:val="nil"/>
+              <w:right w:val="nil"/>
             </w:tcBorders>
             <w:tcMar>
-              <w:top w:w="100.0" w:type="dxa"/>
-              <w:left w:w="100.0" w:type="dxa"/>
-              <w:bottom w:w="100.0" w:type="dxa"/>
-              <w:right w:w="100.0" w:type="dxa"/>
+              <w:top w:w="100" w:type="dxa"/>
+              <w:left w:w="100" w:type="dxa"/>
+              <w:bottom w:w="100" w:type="dxa"/>
+              <w:right w:w="100" w:type="dxa"/>
             </w:tcMar>
-            <w:vAlign w:val="top"/>
           </w:tcPr>
           <w:p>
             <w:pPr>
               <w:rPr>
-                <w:rFonts w:ascii="Roboto Mono" w:cs="Roboto Mono" w:eastAsia="Roboto Mono" w:hAnsi="Roboto Mono"/>
+                <w:rFonts w:ascii="Roboto Mono" w:eastAsia="Roboto Mono" w:hAnsi="Roboto Mono" w:cs="Roboto Mono"/>
               </w:rPr>
             </w:pPr>
             <w:r>
               <w:rPr>
-                <w:rFonts w:ascii="Roboto Mono" w:cs="Roboto Mono" w:eastAsia="Roboto Mono" w:hAnsi="Roboto Mono"/>
-                <w:rtl w:val="0"/>
+                <w:rFonts w:ascii="Roboto Mono" w:eastAsia="Roboto Mono" w:hAnsi="Roboto Mono" w:cs="Roboto Mono"/>
               </w:rPr>
-              <w:t xml:space="preserve">Technical Review</w:t>
+              <w:t>Technical Review</w:t>
             </w:r>
           </w:p>
         </w:tc>
         <w:tc>
           <w:tcPr>
+            <w:tcW w:w="1880" w:type="dxa"/>
             <w:tcBorders>
-              <w:top w:color="000000" w:space="0" w:sz="0" w:val="nil"/>
-              <w:left w:color="000000" w:space="0" w:sz="0" w:val="nil"/>
-              <w:bottom w:color="000000" w:space="0" w:sz="0" w:val="nil"/>
-              <w:right w:color="000000" w:space="0" w:sz="0" w:val="nil"/>
+              <w:top w:val="nil"/>
+              <w:left w:val="nil"/>
+              <w:bottom w:val="nil"/>
+              <w:right w:val="nil"/>
             </w:tcBorders>
             <w:tcMar>
-              <w:top w:w="100.0" w:type="dxa"/>
-              <w:left w:w="100.0" w:type="dxa"/>
-              <w:bottom w:w="100.0" w:type="dxa"/>
-              <w:right w:w="100.0" w:type="dxa"/>
+              <w:top w:w="100" w:type="dxa"/>
+              <w:left w:w="100" w:type="dxa"/>
+              <w:bottom w:w="100" w:type="dxa"/>
+              <w:right w:w="100" w:type="dxa"/>
             </w:tcMar>
-            <w:vAlign w:val="top"/>
           </w:tcPr>
           <w:p>
             <w:pPr>
               <w:rPr>
-                <w:rFonts w:ascii="Roboto Mono" w:cs="Roboto Mono" w:eastAsia="Roboto Mono" w:hAnsi="Roboto Mono"/>
+                <w:rFonts w:ascii="Roboto Mono" w:eastAsia="Roboto Mono" w:hAnsi="Roboto Mono" w:cs="Roboto Mono"/>
               </w:rPr>
             </w:pPr>
             <w:r>
               <w:rPr>
-                <w:rFonts w:ascii="Roboto Mono" w:cs="Roboto Mono" w:eastAsia="Roboto Mono" w:hAnsi="Roboto Mono"/>
-                <w:rtl w:val="0"/>
+                <w:rFonts w:ascii="Roboto Mono" w:eastAsia="Roboto Mono" w:hAnsi="Roboto Mono" w:cs="Roboto Mono"/>
               </w:rPr>
-              <w:t xml:space="preserve">Medium-High</w:t>
+              <w:t>Medium-High</w:t>
             </w:r>
           </w:p>
         </w:tc>
         <w:tc>
           <w:tcPr>
+            <w:tcW w:w="1850" w:type="dxa"/>
             <w:tcBorders>
-              <w:top w:color="000000" w:space="0" w:sz="0" w:val="nil"/>
-              <w:left w:color="000000" w:space="0" w:sz="0" w:val="nil"/>
-              <w:bottom w:color="000000" w:space="0" w:sz="0" w:val="nil"/>
-              <w:right w:color="000000" w:space="0" w:sz="0" w:val="nil"/>
+              <w:top w:val="nil"/>
+              <w:left w:val="nil"/>
+              <w:bottom w:val="nil"/>
+              <w:right w:val="nil"/>
             </w:tcBorders>
             <w:tcMar>
-              <w:top w:w="100.0" w:type="dxa"/>
-              <w:left w:w="100.0" w:type="dxa"/>
-              <w:bottom w:w="100.0" w:type="dxa"/>
-              <w:right w:w="100.0" w:type="dxa"/>
+              <w:top w:w="100" w:type="dxa"/>
+              <w:left w:w="100" w:type="dxa"/>
+              <w:bottom w:w="100" w:type="dxa"/>
+              <w:right w:w="100" w:type="dxa"/>
             </w:tcMar>
-            <w:vAlign w:val="top"/>
           </w:tcPr>
           <w:p>
             <w:pPr>
               <w:rPr>
-                <w:rFonts w:ascii="Roboto Mono" w:cs="Roboto Mono" w:eastAsia="Roboto Mono" w:hAnsi="Roboto Mono"/>
+                <w:rFonts w:ascii="Roboto Mono" w:eastAsia="Roboto Mono" w:hAnsi="Roboto Mono" w:cs="Roboto Mono"/>
               </w:rPr>
             </w:pPr>
             <w:r>
               <w:rPr>
-                <w:rFonts w:ascii="Roboto Mono" w:cs="Roboto Mono" w:eastAsia="Roboto Mono" w:hAnsi="Roboto Mono"/>
-                <w:rtl w:val="0"/>
+                <w:rFonts w:ascii="Roboto Mono" w:eastAsia="Roboto Mono" w:hAnsi="Roboto Mono" w:cs="Roboto Mono"/>
               </w:rPr>
-              <w:t xml:space="preserve">No (peer-led)</w:t>
+              <w:t>No (peer-led)</w:t>
             </w:r>
           </w:p>
         </w:tc>
         <w:tc>
           <w:tcPr>
+            <w:tcW w:w="2765" w:type="dxa"/>
             <w:tcBorders>
-              <w:top w:color="000000" w:space="0" w:sz="0" w:val="nil"/>
-              <w:left w:color="000000" w:space="0" w:sz="0" w:val="nil"/>
-              <w:bottom w:color="000000" w:space="0" w:sz="0" w:val="nil"/>
-              <w:right w:color="000000" w:space="0" w:sz="0" w:val="nil"/>
+              <w:top w:val="nil"/>
+              <w:left w:val="nil"/>
+              <w:bottom w:val="nil"/>
+              <w:right w:val="nil"/>
             </w:tcBorders>
             <w:tcMar>
-              <w:top w:w="100.0" w:type="dxa"/>
-              <w:left w:w="100.0" w:type="dxa"/>
-              <w:bottom w:w="100.0" w:type="dxa"/>
-              <w:right w:w="100.0" w:type="dxa"/>
+              <w:top w:w="100" w:type="dxa"/>
+              <w:left w:w="100" w:type="dxa"/>
+              <w:bottom w:w="100" w:type="dxa"/>
+              <w:right w:w="100" w:type="dxa"/>
             </w:tcMar>
-            <w:vAlign w:val="top"/>
           </w:tcPr>
           <w:p>
             <w:pPr>
               <w:rPr>
-                <w:rFonts w:ascii="Roboto Mono" w:cs="Roboto Mono" w:eastAsia="Roboto Mono" w:hAnsi="Roboto Mono"/>
+                <w:rFonts w:ascii="Roboto Mono" w:eastAsia="Roboto Mono" w:hAnsi="Roboto Mono" w:cs="Roboto Mono"/>
               </w:rPr>
             </w:pPr>
             <w:r>
               <w:rPr>
-                <w:rFonts w:ascii="Roboto Mono" w:cs="Roboto Mono" w:eastAsia="Roboto Mono" w:hAnsi="Roboto Mono"/>
-                <w:rtl w:val="0"/>
+                <w:rFonts w:ascii="Roboto Mono" w:eastAsia="Roboto Mono" w:hAnsi="Roboto Mono" w:cs="Roboto Mono"/>
               </w:rPr>
-              <w:t xml:space="preserve">Technical correctness</w:t>
+              <w:t>Technical correctness</w:t>
             </w:r>
           </w:p>
         </w:tc>
       </w:tr>
       <w:tr>
         <w:trPr>
-          <w:cantSplit w:val="0"/>
-          <w:trHeight w:val="500" w:hRule="atLeast"/>
-          <w:tblHeader w:val="0"/>
+          <w:trHeight w:val="500"/>
         </w:trPr>
         <w:tc>
           <w:tcPr>
+            <w:tcW w:w="1955" w:type="dxa"/>
             <w:tcBorders>
-              <w:top w:color="000000" w:space="0" w:sz="0" w:val="nil"/>
-              <w:left w:color="000000" w:space="0" w:sz="0" w:val="nil"/>
-              <w:bottom w:color="000000" w:space="0" w:sz="0" w:val="nil"/>
-              <w:right w:color="000000" w:space="0" w:sz="0" w:val="nil"/>
+              <w:top w:val="nil"/>
+              <w:left w:val="nil"/>
+              <w:bottom w:val="nil"/>
+              <w:right w:val="nil"/>
             </w:tcBorders>
             <w:tcMar>
-              <w:top w:w="100.0" w:type="dxa"/>
-              <w:left w:w="100.0" w:type="dxa"/>
-              <w:bottom w:w="100.0" w:type="dxa"/>
-              <w:right w:w="100.0" w:type="dxa"/>
+              <w:top w:w="100" w:type="dxa"/>
+              <w:left w:w="100" w:type="dxa"/>
+              <w:bottom w:w="100" w:type="dxa"/>
+              <w:right w:w="100" w:type="dxa"/>
             </w:tcMar>
-            <w:vAlign w:val="top"/>
           </w:tcPr>
           <w:p>
             <w:pPr>
               <w:rPr>
-                <w:rFonts w:ascii="Roboto Mono" w:cs="Roboto Mono" w:eastAsia="Roboto Mono" w:hAnsi="Roboto Mono"/>
+                <w:rFonts w:ascii="Roboto Mono" w:eastAsia="Roboto Mono" w:hAnsi="Roboto Mono" w:cs="Roboto Mono"/>
               </w:rPr>
             </w:pPr>
             <w:r>
               <w:rPr>
-                <w:rFonts w:ascii="Roboto Mono" w:cs="Roboto Mono" w:eastAsia="Roboto Mono" w:hAnsi="Roboto Mono"/>
-                <w:rtl w:val="0"/>
+                <w:rFonts w:ascii="Roboto Mono" w:eastAsia="Roboto Mono" w:hAnsi="Roboto Mono" w:cs="Roboto Mono"/>
               </w:rPr>
-              <w:t xml:space="preserve">Inspection</w:t>
+              <w:t>Inspection</w:t>
             </w:r>
           </w:p>
         </w:tc>
         <w:tc>
           <w:tcPr>
+            <w:tcW w:w="1880" w:type="dxa"/>
             <w:tcBorders>
-              <w:top w:color="000000" w:space="0" w:sz="0" w:val="nil"/>
-              <w:left w:color="000000" w:space="0" w:sz="0" w:val="nil"/>
-              <w:bottom w:color="000000" w:space="0" w:sz="0" w:val="nil"/>
-              <w:right w:color="000000" w:space="0" w:sz="0" w:val="nil"/>
+              <w:top w:val="nil"/>
+              <w:left w:val="nil"/>
+              <w:bottom w:val="nil"/>
+              <w:right w:val="nil"/>
             </w:tcBorders>
             <w:tcMar>
-              <w:top w:w="100.0" w:type="dxa"/>
-              <w:left w:w="100.0" w:type="dxa"/>
-              <w:bottom w:w="100.0" w:type="dxa"/>
-              <w:right w:w="100.0" w:type="dxa"/>
+              <w:top w:w="100" w:type="dxa"/>
+              <w:left w:w="100" w:type="dxa"/>
+              <w:bottom w:w="100" w:type="dxa"/>
+              <w:right w:w="100" w:type="dxa"/>
             </w:tcMar>
-            <w:vAlign w:val="top"/>
           </w:tcPr>
           <w:p>
             <w:pPr>
               <w:rPr>
-                <w:rFonts w:ascii="Roboto Mono" w:cs="Roboto Mono" w:eastAsia="Roboto Mono" w:hAnsi="Roboto Mono"/>
+                <w:rFonts w:ascii="Roboto Mono" w:eastAsia="Roboto Mono" w:hAnsi="Roboto Mono" w:cs="Roboto Mono"/>
               </w:rPr>
             </w:pPr>
             <w:r>
               <w:rPr>
-                <w:rFonts w:ascii="Roboto Mono" w:cs="Roboto Mono" w:eastAsia="Roboto Mono" w:hAnsi="Roboto Mono"/>
-                <w:rtl w:val="0"/>
+                <w:rFonts w:ascii="Roboto Mono" w:eastAsia="Roboto Mono" w:hAnsi="Roboto Mono" w:cs="Roboto Mono"/>
               </w:rPr>
-              <w:t xml:space="preserve">High</w:t>
+              <w:t>High</w:t>
             </w:r>
           </w:p>
         </w:tc>
         <w:tc>
           <w:tcPr>
+            <w:tcW w:w="1850" w:type="dxa"/>
             <w:tcBorders>
-              <w:top w:color="000000" w:space="0" w:sz="0" w:val="nil"/>
-              <w:left w:color="000000" w:space="0" w:sz="0" w:val="nil"/>
-              <w:bottom w:color="000000" w:space="0" w:sz="0" w:val="nil"/>
-              <w:right w:color="000000" w:space="0" w:sz="0" w:val="nil"/>
+              <w:top w:val="nil"/>
+              <w:left w:val="nil"/>
+              <w:bottom w:val="nil"/>
+              <w:right w:val="nil"/>
             </w:tcBorders>
             <w:tcMar>
-              <w:top w:w="100.0" w:type="dxa"/>
-              <w:left w:w="100.0" w:type="dxa"/>
-              <w:bottom w:w="100.0" w:type="dxa"/>
-              <w:right w:w="100.0" w:type="dxa"/>
+              <w:top w:w="100" w:type="dxa"/>
+              <w:left w:w="100" w:type="dxa"/>
+              <w:bottom w:w="100" w:type="dxa"/>
+              <w:right w:w="100" w:type="dxa"/>
             </w:tcMar>
-            <w:vAlign w:val="top"/>
           </w:tcPr>
           <w:p>
             <w:pPr>
               <w:rPr>
-                <w:rFonts w:ascii="Roboto Mono" w:cs="Roboto Mono" w:eastAsia="Roboto Mono" w:hAnsi="Roboto Mono"/>
+                <w:rFonts w:ascii="Roboto Mono" w:eastAsia="Roboto Mono" w:hAnsi="Roboto Mono" w:cs="Roboto Mono"/>
               </w:rPr>
             </w:pPr>
             <w:r>
               <w:rPr>
-                <w:rFonts w:ascii="Roboto Mono" w:cs="Roboto Mono" w:eastAsia="Roboto Mono" w:hAnsi="Roboto Mono"/>
-                <w:rtl w:val="0"/>
+                <w:rFonts w:ascii="Roboto Mono" w:eastAsia="Roboto Mono" w:hAnsi="Roboto Mono" w:cs="Roboto Mono"/>
               </w:rPr>
-              <w:t xml:space="preserve">No</w:t>
+              <w:t>No</w:t>
             </w:r>
           </w:p>
         </w:tc>
         <w:tc>
           <w:tcPr>
+            <w:tcW w:w="2765" w:type="dxa"/>
             <w:tcBorders>
-              <w:top w:color="000000" w:space="0" w:sz="0" w:val="nil"/>
-              <w:left w:color="000000" w:space="0" w:sz="0" w:val="nil"/>
-              <w:bottom w:color="000000" w:space="0" w:sz="0" w:val="nil"/>
-              <w:right w:color="000000" w:space="0" w:sz="0" w:val="nil"/>
+              <w:top w:val="nil"/>
+              <w:left w:val="nil"/>
+              <w:bottom w:val="nil"/>
+              <w:right w:val="nil"/>
             </w:tcBorders>
             <w:tcMar>
-              <w:top w:w="100.0" w:type="dxa"/>
-              <w:left w:w="100.0" w:type="dxa"/>
-              <w:bottom w:w="100.0" w:type="dxa"/>
-              <w:right w:w="100.0" w:type="dxa"/>
+              <w:top w:w="100" w:type="dxa"/>
+              <w:left w:w="100" w:type="dxa"/>
+              <w:bottom w:w="100" w:type="dxa"/>
+              <w:right w:w="100" w:type="dxa"/>
             </w:tcMar>
-            <w:vAlign w:val="top"/>
           </w:tcPr>
           <w:p>
             <w:pPr>
               <w:rPr>
-                <w:rFonts w:ascii="Roboto Mono" w:cs="Roboto Mono" w:eastAsia="Roboto Mono" w:hAnsi="Roboto Mono"/>
+                <w:rFonts w:ascii="Roboto Mono" w:eastAsia="Roboto Mono" w:hAnsi="Roboto Mono" w:cs="Roboto Mono"/>
               </w:rPr>
             </w:pPr>
             <w:r>
               <w:rPr>
-                <w:rFonts w:ascii="Roboto Mono" w:cs="Roboto Mono" w:eastAsia="Roboto Mono" w:hAnsi="Roboto Mono"/>
-                <w:rtl w:val="0"/>
+                <w:rFonts w:ascii="Roboto Mono" w:eastAsia="Roboto Mono" w:hAnsi="Roboto Mono" w:cs="Roboto Mono"/>
               </w:rPr>
-              <w:t xml:space="preserve">Formal defect detection</w:t>
+              <w:t>Formal defect detection</w:t>
             </w:r>
           </w:p>
         </w:tc>
       </w:tr>
     </w:tbl>
     <w:p>
-      <w:pPr>
-        <w:rPr/>
-      </w:pPr>
-      <w:r>
-        <w:pict>
-          <v:rect style="width:0.0pt;height:1.5pt" o:hr="t" o:hrstd="t" o:hralign="center" fillcolor="#A0A0A0" stroked="f"/>
+      <w:r>
+        <w:pict w14:anchorId="0EF238AE">
+          <v:rect id="_x0000_i1041" style="width:0;height:1.5pt" o:hralign="center" o:hrstd="t" o:hr="t" fillcolor="#a0a0a0" stroked="f"/>
         </w:pict>
       </w:r>
-      <w:r>
-        <w:rPr>
-          <w:rtl w:val="0"/>
-        </w:rPr>
-      </w:r>
-    </w:p>
-    <w:p>
-      <w:pPr>
-        <w:spacing w:after="240" w:before="240" w:lineRule="auto"/>
-        <w:rPr>
-          <w:rFonts w:ascii="Roboto Mono" w:cs="Roboto Mono" w:eastAsia="Roboto Mono" w:hAnsi="Roboto Mono"/>
-        </w:rPr>
-      </w:pPr>
-      <w:r>
-        <w:rPr>
-          <w:rFonts w:ascii="Roboto Mono" w:cs="Roboto Mono" w:eastAsia="Roboto Mono" w:hAnsi="Roboto Mono"/>
-          <w:rtl w:val="0"/>
+    </w:p>
+    <w:p>
+      <w:pPr>
+        <w:spacing w:before="240" w:after="240"/>
+        <w:rPr>
+          <w:rFonts w:ascii="Roboto Mono" w:eastAsia="Roboto Mono" w:hAnsi="Roboto Mono" w:cs="Roboto Mono"/>
+        </w:rPr>
+      </w:pPr>
+      <w:r>
+        <w:rPr>
+          <w:rFonts w:ascii="Roboto Mono" w:eastAsia="Roboto Mono" w:hAnsi="Roboto Mono" w:cs="Roboto Mono"/>
         </w:rPr>
         <w:t xml:space="preserve">💡 </w:t>
       </w:r>
       <w:r>
         <w:rPr>
-          <w:rFonts w:ascii="Roboto Mono" w:cs="Roboto Mono" w:eastAsia="Roboto Mono" w:hAnsi="Roboto Mono"/>
-          <w:b w:val="1"/>
-          <w:rtl w:val="0"/>
-        </w:rPr>
-        <w:t xml:space="preserve">Key Point:</w:t>
-        <w:br w:type="textWrapping"/>
-      </w:r>
-      <w:r>
-        <w:rPr>
-          <w:rFonts w:ascii="Roboto Mono" w:cs="Roboto Mono" w:eastAsia="Roboto Mono" w:hAnsi="Roboto Mono"/>
-          <w:rtl w:val="0"/>
+          <w:rFonts w:ascii="Roboto Mono" w:eastAsia="Roboto Mono" w:hAnsi="Roboto Mono" w:cs="Roboto Mono"/>
+          <w:b/>
+        </w:rPr>
+        <w:t>Key Point:</w:t>
+      </w:r>
+      <w:r>
+        <w:rPr>
+          <w:rFonts w:ascii="Roboto Mono" w:eastAsia="Roboto Mono" w:hAnsi="Roboto Mono" w:cs="Roboto Mono"/>
+          <w:b/>
+        </w:rPr>
+        <w:br/>
+      </w:r>
+      <w:r>
+        <w:rPr>
+          <w:rFonts w:ascii="Roboto Mono" w:eastAsia="Roboto Mono" w:hAnsi="Roboto Mono" w:cs="Roboto Mono"/>
         </w:rPr>
         <w:t xml:space="preserve"> All of these are </w:t>
       </w:r>
       <w:r>
         <w:rPr>
-          <w:rFonts w:ascii="Roboto Mono" w:cs="Roboto Mono" w:eastAsia="Roboto Mono" w:hAnsi="Roboto Mono"/>
-          <w:b w:val="1"/>
-          <w:rtl w:val="0"/>
-        </w:rPr>
-        <w:t xml:space="preserve">manual reviews of artifacts</w:t>
-      </w:r>
-      <w:r>
-        <w:rPr>
-          <w:rFonts w:ascii="Roboto Mono" w:cs="Roboto Mono" w:eastAsia="Roboto Mono" w:hAnsi="Roboto Mono"/>
-          <w:rtl w:val="0"/>
+          <w:rFonts w:ascii="Roboto Mono" w:eastAsia="Roboto Mono" w:hAnsi="Roboto Mono" w:cs="Roboto Mono"/>
+          <w:b/>
+        </w:rPr>
+        <w:t>manual reviews of artifacts</w:t>
+      </w:r>
+      <w:r>
+        <w:rPr>
+          <w:rFonts w:ascii="Roboto Mono" w:eastAsia="Roboto Mono" w:hAnsi="Roboto Mono" w:cs="Roboto Mono"/>
         </w:rPr>
         <w:t xml:space="preserve"> — the difference is in how formal and structured they are.</w:t>
       </w:r>
     </w:p>
     <w:p>
-      <w:pPr>
-        <w:rPr/>
-      </w:pPr>
-      <w:r>
-        <w:pict>
-          <v:rect style="width:0.0pt;height:1.5pt" o:hr="t" o:hrstd="t" o:hralign="center" fillcolor="#A0A0A0" stroked="f"/>
+      <w:r>
+        <w:pict w14:anchorId="7D752DE5">
+          <v:rect id="_x0000_i1042" style="width:0;height:1.5pt" o:hralign="center" o:hrstd="t" o:hr="t" fillcolor="#a0a0a0" stroked="f"/>
         </w:pict>
       </w:r>
-      <w:r>
-        <w:rPr>
-          <w:rtl w:val="0"/>
-        </w:rPr>
-      </w:r>
-    </w:p>
-    <w:p>
-      <w:pPr>
-        <w:spacing w:after="240" w:before="240" w:lineRule="auto"/>
-        <w:rPr/>
-      </w:pPr>
-      <w:r>
-        <w:rPr>
-          <w:rtl w:val="0"/>
-        </w:rPr>
-      </w:r>
-    </w:p>
-    <w:p>
-      <w:pPr>
-        <w:rPr/>
-      </w:pPr>
-      <w:r>
-        <w:rPr>
-          <w:rtl w:val="0"/>
-        </w:rPr>
-      </w:r>
-    </w:p>
+    </w:p>
+    <w:p>
+      <w:pPr>
+        <w:spacing w:before="240" w:after="240"/>
+      </w:pPr>
+    </w:p>
+    <w:p/>
     <w:p>
       <w:pPr>
         <w:pStyle w:val="Heading4"/>
-        <w:rPr/>
-      </w:pPr>
-      <w:bookmarkStart w:colFirst="0" w:colLast="0" w:name="_hkyqlm84kyi3" w:id="20"/>
+      </w:pPr>
+      <w:bookmarkStart w:id="20" w:name="_hkyqlm84kyi3" w:colFirst="0" w:colLast="0"/>
       <w:bookmarkEnd w:id="20"/>
       <w:r>
-        <w:rPr>
-          <w:rtl w:val="0"/>
-        </w:rPr>
-        <w:t xml:space="preserve">Diagram showing these 4 review types on a formality scale</w:t>
-      </w:r>
-    </w:p>
-    <w:p>
-      <w:pPr>
-        <w:spacing w:after="240" w:before="240" w:lineRule="auto"/>
-        <w:rPr/>
-      </w:pPr>
-      <w:r>
-        <w:rPr>
-          <w:b w:val="1"/>
-          <w:shd w:fill="b7b7b7" w:val="clear"/>
-          <w:rtl w:val="0"/>
-        </w:rPr>
-        <w:t xml:space="preserve"># Source</w:t>
-      </w:r>
-      <w:r>
-        <w:rPr>
-          <w:shd w:fill="b7b7b7" w:val="clear"/>
-          <w:rtl w:val="0"/>
+        <w:t>Diagram showing these 4 review types on a formality scale</w:t>
+      </w:r>
+    </w:p>
+    <w:p>
+      <w:pPr>
+        <w:spacing w:before="240" w:after="240"/>
+      </w:pPr>
+      <w:r>
+        <w:rPr>
+          <w:b/>
+          <w:shd w:val="clear" w:color="auto" w:fill="B7B7B7"/>
+        </w:rPr>
+        <w:t># Source</w:t>
+      </w:r>
+      <w:r>
+        <w:rPr>
+          <w:shd w:val="clear" w:color="auto" w:fill="B7B7B7"/>
         </w:rPr>
         <w:t xml:space="preserve">: </w:t>
       </w:r>
       <w:r>
         <w:rPr>
-          <w:b w:val="1"/>
-          <w:shd w:fill="b7b7b7" w:val="clear"/>
-          <w:rtl w:val="0"/>
+          <w:b/>
+          <w:shd w:val="clear" w:color="auto" w:fill="B7B7B7"/>
         </w:rPr>
         <w:t xml:space="preserve">Chatgpt </w:t>
       </w:r>
       <w:r>
         <w:rPr>
-          <w:b w:val="1"/>
+          <w:b/>
           <w:sz w:val="14"/>
           <w:szCs w:val="14"/>
-          <w:shd w:fill="b7b7b7" w:val="clear"/>
-          <w:rtl w:val="0"/>
-        </w:rPr>
-        <w:t xml:space="preserve">(GPT-5-Standard) at [8/14/2025]</w:t>
-      </w:r>
-      <w:r>
-        <w:rPr>
-          <w:rtl w:val="0"/>
-        </w:rPr>
-      </w:r>
-    </w:p>
-    <w:p>
-      <w:pPr>
-        <w:rPr/>
-      </w:pPr>
-      <w:r>
-        <w:rPr/>
+          <w:shd w:val="clear" w:color="auto" w:fill="B7B7B7"/>
+        </w:rPr>
+        <w:t>(GPT</w:t>
+      </w:r>
+      <w:r>
+        <w:rPr>
+          <w:rFonts w:ascii="Cambria Math" w:hAnsi="Cambria Math" w:cs="Cambria Math"/>
+          <w:b/>
+          <w:sz w:val="14"/>
+          <w:szCs w:val="14"/>
+          <w:shd w:val="clear" w:color="auto" w:fill="B7B7B7"/>
+        </w:rPr>
+        <w:t>‑</w:t>
+      </w:r>
+      <w:r>
+        <w:rPr>
+          <w:b/>
+          <w:sz w:val="14"/>
+          <w:szCs w:val="14"/>
+          <w:shd w:val="clear" w:color="auto" w:fill="B7B7B7"/>
+        </w:rPr>
+        <w:t>5 Mini) at [8/14/2025]</w:t>
+      </w:r>
+    </w:p>
+    <w:p>
+      <w:r>
+        <w:rPr>
+          <w:noProof/>
+        </w:rPr>
         <w:drawing>
-          <wp:inline distB="114300" distT="114300" distL="114300" distR="114300">
+          <wp:inline distT="114300" distB="114300" distL="114300" distR="114300" wp14:anchorId="762A75E0" wp14:editId="55F90131">
             <wp:extent cx="5943600" cy="3962400"/>
-            <wp:effectExtent b="0" l="0" r="0" t="0"/>
+            <wp:effectExtent l="0" t="0" r="0" b="0"/>
             <wp:docPr id="2" name="image2.png"/>
-            <a:graphic>
+            <wp:cNvGraphicFramePr/>
+            <a:graphic xmlns:a="http://schemas.openxmlformats.org/drawingml/2006/main">
               <a:graphicData uri="http://schemas.openxmlformats.org/drawingml/2006/picture">
-                <pic:pic>
+                <pic:pic xmlns:pic="http://schemas.openxmlformats.org/drawingml/2006/picture">
                   <pic:nvPicPr>
                     <pic:cNvPr id="0" name="image2.png"/>
                     <pic:cNvPicPr preferRelativeResize="0"/>
                   </pic:nvPicPr>
                   <pic:blipFill>
-                    <a:blip r:embed="rId7"/>
-                    <a:srcRect b="0" l="0" r="0" t="0"/>
+                    <a:blip r:embed="rId6"/>
+                    <a:srcRect/>
                     <a:stretch>
                       <a:fillRect/>
                     </a:stretch>
@@ -4197,7 +4139,9 @@
                       <a:off x="0" y="0"/>
                       <a:ext cx="5943600" cy="3962400"/>
                     </a:xfrm>
-                    <a:prstGeom prst="rect"/>
+                    <a:prstGeom prst="rect">
+                      <a:avLst/>
+                    </a:prstGeom>
                     <a:ln/>
                   </pic:spPr>
                 </pic:pic>
@@ -4206,24 +4150,24 @@
           </wp:inline>
         </w:drawing>
       </w:r>
-      <w:r>
-        <w:rPr>
-          <w:rtl w:val="0"/>
-        </w:rPr>
-      </w:r>
-    </w:p>
+    </w:p>
+    <w:p/>
     <w:sectPr>
-      <w:pgSz w:h="15840" w:w="12240" w:orient="portrait"/>
-      <w:pgMar w:bottom="1440" w:top="1440" w:left="1440" w:right="1440" w:header="720" w:footer="720"/>
+      <w:pgSz w:w="12240" w:h="15840"/>
+      <w:pgMar w:top="1440" w:right="1440" w:bottom="1440" w:left="1440" w:header="720" w:footer="720" w:gutter="0"/>
       <w:pgNumType w:start="1"/>
+      <w:cols w:space="720"/>
     </w:sectPr>
   </w:body>
 </w:document>
 </file>
 
 <file path=word/numbering.xml><?xml version="1.0" encoding="utf-8"?>
-<w:numbering xmlns:mc="http://schemas.openxmlformats.org/markup-compatibility/2006" xmlns:o="urn:schemas-microsoft-com:office:office" xmlns:r="http://schemas.openxmlformats.org/officeDocument/2006/relationships" xmlns:m="http://schemas.openxmlformats.org/officeDocument/2006/math" xmlns:v="urn:schemas-microsoft-com:vml" xmlns:wp="http://schemas.openxmlformats.org/drawingml/2006/wordprocessingDrawing" xmlns:w10="urn:schemas-microsoft-com:office:word" xmlns:w="http://schemas.openxmlformats.org/wordprocessingml/2006/main" xmlns:wne="http://schemas.microsoft.com/office/word/2006/wordml" xmlns:sl="http://schemas.openxmlformats.org/schemaLibrary/2006/main" xmlns:a="http://schemas.openxmlformats.org/drawingml/2006/main" xmlns:pic="http://schemas.openxmlformats.org/drawingml/2006/picture" xmlns:c="http://schemas.openxmlformats.org/drawingml/2006/chart" xmlns:lc="http://schemas.openxmlformats.org/drawingml/2006/lockedCanvas" xmlns:dgm="http://schemas.openxmlformats.org/drawingml/2006/diagram" xmlns:wps="http://schemas.microsoft.com/office/word/2010/wordprocessingShape" xmlns:wpg="http://schemas.microsoft.com/office/word/2010/wordprocessingGroup" xmlns:w14="http://schemas.microsoft.com/office/word/2010/wordml" xmlns:w15="http://schemas.microsoft.com/office/word/2012/wordml" xmlns:w16="http://schemas.microsoft.com/office/word/2018/wordml" xmlns:w16cex="http://schemas.microsoft.com/office/word/2018/wordml/cex" xmlns:w16cid="http://schemas.microsoft.com/office/word/2016/wordml/cid" xmlns="http://schemas.microsoft.com/office/tasks/2019/documenttasks" xmlns:cr="http://schemas.microsoft.com/office/comments/2020/reactions">
-  <w:abstractNum w:abstractNumId="1">
+<w:numbering xmlns:wpc="http://schemas.microsoft.com/office/word/2010/wordprocessingCanvas" xmlns:cx="http://schemas.microsoft.com/office/drawing/2014/chartex" xmlns:cx1="http://schemas.microsoft.com/office/drawing/2015/9/8/chartex" xmlns:cx2="http://schemas.microsoft.com/office/drawing/2015/10/21/chartex" xmlns:cx3="http://schemas.microsoft.com/office/drawing/2016/5/9/chartex" xmlns:cx4="http://schemas.microsoft.com/office/drawing/2016/5/10/chartex" xmlns:cx5="http://schemas.microsoft.com/office/drawing/2016/5/11/chartex" xmlns:cx6="http://schemas.microsoft.com/office/drawing/2016/5/12/chartex" xmlns:cx7="http://schemas.microsoft.com/office/drawing/2016/5/13/chartex" xmlns:cx8="http://schemas.microsoft.com/office/drawing/2016/5/14/chartex" xmlns:mc="http://schemas.openxmlformats.org/markup-compatibility/2006" xmlns:aink="http://schemas.microsoft.com/office/drawing/2016/ink" xmlns:am3d="http://schemas.microsoft.com/office/drawing/2017/model3d" xmlns:o="urn:schemas-microsoft-com:office:office" xmlns:oel="http://schemas.microsoft.com/office/2019/extlst" xmlns:r="http://schemas.openxmlformats.org/officeDocument/2006/relationships" xmlns:m="http://schemas.openxmlformats.org/officeDocument/2006/math" xmlns:v="urn:schemas-microsoft-com:vml" xmlns:wp14="http://schemas.microsoft.com/office/word/2010/wordprocessingDrawing" xmlns:wp="http://schemas.openxmlformats.org/drawingml/2006/wordprocessingDrawing" xmlns:w10="urn:schemas-microsoft-com:office:word" xmlns:w="http://schemas.openxmlformats.org/wordprocessingml/2006/main" xmlns:w14="http://schemas.microsoft.com/office/word/2010/wordml" xmlns:w15="http://schemas.microsoft.com/office/word/2012/wordml" xmlns:w16cex="http://schemas.microsoft.com/office/word/2018/wordml/cex" xmlns:w16cid="http://schemas.microsoft.com/office/word/2016/wordml/cid" xmlns:w16="http://schemas.microsoft.com/office/word/2018/wordml" xmlns:w16du="http://schemas.microsoft.com/office/word/2023/wordml/word16du" xmlns:w16sdtdh="http://schemas.microsoft.com/office/word/2020/wordml/sdtdatahash" xmlns:w16sdtfl="http://schemas.microsoft.com/office/word/2024/wordml/sdtformatlock" xmlns:w16se="http://schemas.microsoft.com/office/word/2015/wordml/symex" xmlns:wpg="http://schemas.microsoft.com/office/word/2010/wordprocessingGroup" xmlns:wpi="http://schemas.microsoft.com/office/word/2010/wordprocessingInk" xmlns:wne="http://schemas.microsoft.com/office/word/2006/wordml" xmlns:wps="http://schemas.microsoft.com/office/word/2010/wordprocessingShape" mc:Ignorable="w14 w15 w16se w16cid w16 w16cex w16sdtdh w16sdtfl w16du wp14">
+  <w:abstractNum w:abstractNumId="0" w15:restartNumberingAfterBreak="0">
+    <w:nsid w:val="071C7948"/>
+    <w:multiLevelType w:val="multilevel"/>
+    <w:tmpl w:val="01707168"/>
     <w:lvl w:ilvl="0">
       <w:start w:val="1"/>
       <w:numFmt w:val="bullet"/>
@@ -4333,7 +4277,10 @@
       </w:rPr>
     </w:lvl>
   </w:abstractNum>
-  <w:abstractNum w:abstractNumId="2">
+  <w:abstractNum w:abstractNumId="1" w15:restartNumberingAfterBreak="0">
+    <w:nsid w:val="093A15C7"/>
+    <w:multiLevelType w:val="multilevel"/>
+    <w:tmpl w:val="39002B80"/>
     <w:lvl w:ilvl="0">
       <w:start w:val="1"/>
       <w:numFmt w:val="bullet"/>
@@ -4443,7 +4390,10 @@
       </w:rPr>
     </w:lvl>
   </w:abstractNum>
-  <w:abstractNum w:abstractNumId="3">
+  <w:abstractNum w:abstractNumId="2" w15:restartNumberingAfterBreak="0">
+    <w:nsid w:val="0A273340"/>
+    <w:multiLevelType w:val="multilevel"/>
+    <w:tmpl w:val="AC945186"/>
     <w:lvl w:ilvl="0">
       <w:start w:val="1"/>
       <w:numFmt w:val="bullet"/>
@@ -4553,7 +4503,10 @@
       </w:rPr>
     </w:lvl>
   </w:abstractNum>
-  <w:abstractNum w:abstractNumId="4">
+  <w:abstractNum w:abstractNumId="3" w15:restartNumberingAfterBreak="0">
+    <w:nsid w:val="1AE2089E"/>
+    <w:multiLevelType w:val="multilevel"/>
+    <w:tmpl w:val="818C69B0"/>
     <w:lvl w:ilvl="0">
       <w:start w:val="1"/>
       <w:numFmt w:val="bullet"/>
@@ -4663,7 +4616,10 @@
       </w:rPr>
     </w:lvl>
   </w:abstractNum>
-  <w:abstractNum w:abstractNumId="5">
+  <w:abstractNum w:abstractNumId="4" w15:restartNumberingAfterBreak="0">
+    <w:nsid w:val="2D694244"/>
+    <w:multiLevelType w:val="multilevel"/>
+    <w:tmpl w:val="B9928F0E"/>
     <w:lvl w:ilvl="0">
       <w:start w:val="1"/>
       <w:numFmt w:val="bullet"/>
@@ -4773,7 +4729,10 @@
       </w:rPr>
     </w:lvl>
   </w:abstractNum>
-  <w:abstractNum w:abstractNumId="6">
+  <w:abstractNum w:abstractNumId="5" w15:restartNumberingAfterBreak="0">
+    <w:nsid w:val="2E302E28"/>
+    <w:multiLevelType w:val="multilevel"/>
+    <w:tmpl w:val="E9F85416"/>
     <w:lvl w:ilvl="0">
       <w:start w:val="1"/>
       <w:numFmt w:val="bullet"/>
@@ -4883,7 +4842,10 @@
       </w:rPr>
     </w:lvl>
   </w:abstractNum>
-  <w:abstractNum w:abstractNumId="7">
+  <w:abstractNum w:abstractNumId="6" w15:restartNumberingAfterBreak="0">
+    <w:nsid w:val="3AEA6233"/>
+    <w:multiLevelType w:val="multilevel"/>
+    <w:tmpl w:val="05422CD8"/>
     <w:lvl w:ilvl="0">
       <w:start w:val="1"/>
       <w:numFmt w:val="bullet"/>
@@ -4993,7 +4955,10 @@
       </w:rPr>
     </w:lvl>
   </w:abstractNum>
-  <w:abstractNum w:abstractNumId="8">
+  <w:abstractNum w:abstractNumId="7" w15:restartNumberingAfterBreak="0">
+    <w:nsid w:val="40DC7A53"/>
+    <w:multiLevelType w:val="multilevel"/>
+    <w:tmpl w:val="155854F6"/>
     <w:lvl w:ilvl="0">
       <w:start w:val="1"/>
       <w:numFmt w:val="bullet"/>
@@ -5103,7 +5068,10 @@
       </w:rPr>
     </w:lvl>
   </w:abstractNum>
-  <w:abstractNum w:abstractNumId="9">
+  <w:abstractNum w:abstractNumId="8" w15:restartNumberingAfterBreak="0">
+    <w:nsid w:val="46992AF2"/>
+    <w:multiLevelType w:val="multilevel"/>
+    <w:tmpl w:val="7B62F7BE"/>
     <w:lvl w:ilvl="0">
       <w:start w:val="1"/>
       <w:numFmt w:val="bullet"/>
@@ -5213,7 +5181,10 @@
       </w:rPr>
     </w:lvl>
   </w:abstractNum>
-  <w:abstractNum w:abstractNumId="10">
+  <w:abstractNum w:abstractNumId="9" w15:restartNumberingAfterBreak="0">
+    <w:nsid w:val="469B76EB"/>
+    <w:multiLevelType w:val="multilevel"/>
+    <w:tmpl w:val="AA6687CE"/>
     <w:lvl w:ilvl="0">
       <w:start w:val="1"/>
       <w:numFmt w:val="decimal"/>
@@ -5323,7 +5294,10 @@
       </w:rPr>
     </w:lvl>
   </w:abstractNum>
-  <w:abstractNum w:abstractNumId="11">
+  <w:abstractNum w:abstractNumId="10" w15:restartNumberingAfterBreak="0">
+    <w:nsid w:val="4B9E3EB7"/>
+    <w:multiLevelType w:val="multilevel"/>
+    <w:tmpl w:val="7CD0967C"/>
     <w:lvl w:ilvl="0">
       <w:start w:val="1"/>
       <w:numFmt w:val="bullet"/>
@@ -5433,7 +5407,10 @@
       </w:rPr>
     </w:lvl>
   </w:abstractNum>
-  <w:abstractNum w:abstractNumId="12">
+  <w:abstractNum w:abstractNumId="11" w15:restartNumberingAfterBreak="0">
+    <w:nsid w:val="4CAB7704"/>
+    <w:multiLevelType w:val="multilevel"/>
+    <w:tmpl w:val="29C61324"/>
     <w:lvl w:ilvl="0">
       <w:start w:val="1"/>
       <w:numFmt w:val="bullet"/>
@@ -5543,7 +5520,10 @@
       </w:rPr>
     </w:lvl>
   </w:abstractNum>
-  <w:abstractNum w:abstractNumId="13">
+  <w:abstractNum w:abstractNumId="12" w15:restartNumberingAfterBreak="0">
+    <w:nsid w:val="6FAE2AA2"/>
+    <w:multiLevelType w:val="multilevel"/>
+    <w:tmpl w:val="9F96E668"/>
     <w:lvl w:ilvl="0">
       <w:start w:val="1"/>
       <w:numFmt w:val="bullet"/>
@@ -5653,7 +5633,10 @@
       </w:rPr>
     </w:lvl>
   </w:abstractNum>
-  <w:abstractNum w:abstractNumId="14">
+  <w:abstractNum w:abstractNumId="13" w15:restartNumberingAfterBreak="0">
+    <w:nsid w:val="7E5F698C"/>
+    <w:multiLevelType w:val="multilevel"/>
+    <w:tmpl w:val="ED40624A"/>
     <w:lvl w:ilvl="0">
       <w:start w:val="1"/>
       <w:numFmt w:val="bullet"/>
@@ -5763,85 +5746,481 @@
       </w:rPr>
     </w:lvl>
   </w:abstractNum>
-  <w:num w:numId="1">
+  <w:num w:numId="1" w16cid:durableId="1736121094">
+    <w:abstractNumId w:val="2"/>
+  </w:num>
+  <w:num w:numId="2" w16cid:durableId="1205828837">
+    <w:abstractNumId w:val="12"/>
+  </w:num>
+  <w:num w:numId="3" w16cid:durableId="1372919342">
+    <w:abstractNumId w:val="11"/>
+  </w:num>
+  <w:num w:numId="4" w16cid:durableId="1255896778">
+    <w:abstractNumId w:val="3"/>
+  </w:num>
+  <w:num w:numId="5" w16cid:durableId="1675572579">
+    <w:abstractNumId w:val="7"/>
+  </w:num>
+  <w:num w:numId="6" w16cid:durableId="247155254">
     <w:abstractNumId w:val="1"/>
   </w:num>
-  <w:num w:numId="2">
-    <w:abstractNumId w:val="2"/>
+  <w:num w:numId="7" w16cid:durableId="880895668">
+    <w:abstractNumId w:val="8"/>
   </w:num>
-  <w:num w:numId="3">
-    <w:abstractNumId w:val="3"/>
+  <w:num w:numId="8" w16cid:durableId="962420954">
+    <w:abstractNumId w:val="5"/>
   </w:num>
-  <w:num w:numId="4">
+  <w:num w:numId="9" w16cid:durableId="2145465887">
+    <w:abstractNumId w:val="0"/>
+  </w:num>
+  <w:num w:numId="10" w16cid:durableId="56173290">
+    <w:abstractNumId w:val="9"/>
+  </w:num>
+  <w:num w:numId="11" w16cid:durableId="1592540409">
+    <w:abstractNumId w:val="10"/>
+  </w:num>
+  <w:num w:numId="12" w16cid:durableId="817920662">
     <w:abstractNumId w:val="4"/>
   </w:num>
-  <w:num w:numId="5">
-    <w:abstractNumId w:val="5"/>
-  </w:num>
-  <w:num w:numId="6">
+  <w:num w:numId="13" w16cid:durableId="2016879748">
     <w:abstractNumId w:val="6"/>
   </w:num>
-  <w:num w:numId="7">
-    <w:abstractNumId w:val="7"/>
-  </w:num>
-  <w:num w:numId="8">
-    <w:abstractNumId w:val="8"/>
-  </w:num>
-  <w:num w:numId="9">
-    <w:abstractNumId w:val="9"/>
-  </w:num>
-  <w:num w:numId="10">
-    <w:abstractNumId w:val="10"/>
-  </w:num>
-  <w:num w:numId="11">
-    <w:abstractNumId w:val="11"/>
-  </w:num>
-  <w:num w:numId="12">
-    <w:abstractNumId w:val="12"/>
-  </w:num>
-  <w:num w:numId="13">
+  <w:num w:numId="14" w16cid:durableId="271398257">
     <w:abstractNumId w:val="13"/>
-  </w:num>
-  <w:num w:numId="14">
-    <w:abstractNumId w:val="14"/>
   </w:num>
 </w:numbering>
 </file>
 
 <file path=word/styles.xml><?xml version="1.0" encoding="utf-8"?>
-<w:styles xmlns:mc="http://schemas.openxmlformats.org/markup-compatibility/2006" xmlns:o="urn:schemas-microsoft-com:office:office" xmlns:r="http://schemas.openxmlformats.org/officeDocument/2006/relationships" xmlns:m="http://schemas.openxmlformats.org/officeDocument/2006/math" xmlns:v="urn:schemas-microsoft-com:vml" xmlns:wp="http://schemas.openxmlformats.org/drawingml/2006/wordprocessingDrawing" xmlns:w10="urn:schemas-microsoft-com:office:word" xmlns:w="http://schemas.openxmlformats.org/wordprocessingml/2006/main" xmlns:wne="http://schemas.microsoft.com/office/word/2006/wordml" xmlns:sl="http://schemas.openxmlformats.org/schemaLibrary/2006/main" xmlns:a="http://schemas.openxmlformats.org/drawingml/2006/main" xmlns:pic="http://schemas.openxmlformats.org/drawingml/2006/picture" xmlns:c="http://schemas.openxmlformats.org/drawingml/2006/chart" xmlns:lc="http://schemas.openxmlformats.org/drawingml/2006/lockedCanvas" xmlns:dgm="http://schemas.openxmlformats.org/drawingml/2006/diagram" xmlns:wps="http://schemas.microsoft.com/office/word/2010/wordprocessingShape" xmlns:wpg="http://schemas.microsoft.com/office/word/2010/wordprocessingGroup" xmlns:w14="http://schemas.microsoft.com/office/word/2010/wordml" xmlns:w15="http://schemas.microsoft.com/office/word/2012/wordml" xmlns:w16="http://schemas.microsoft.com/office/word/2018/wordml" xmlns:w16cex="http://schemas.microsoft.com/office/word/2018/wordml/cex" xmlns:w16cid="http://schemas.microsoft.com/office/word/2016/wordml/cid" xmlns="http://schemas.microsoft.com/office/tasks/2019/documenttasks" xmlns:cr="http://schemas.microsoft.com/office/comments/2020/reactions">
+<w:styles xmlns:mc="http://schemas.openxmlformats.org/markup-compatibility/2006" xmlns:r="http://schemas.openxmlformats.org/officeDocument/2006/relationships" xmlns:w="http://schemas.openxmlformats.org/wordprocessingml/2006/main" xmlns:w14="http://schemas.microsoft.com/office/word/2010/wordml" xmlns:w15="http://schemas.microsoft.com/office/word/2012/wordml" xmlns:w16cex="http://schemas.microsoft.com/office/word/2018/wordml/cex" xmlns:w16cid="http://schemas.microsoft.com/office/word/2016/wordml/cid" xmlns:w16="http://schemas.microsoft.com/office/word/2018/wordml" xmlns:w16du="http://schemas.microsoft.com/office/word/2023/wordml/word16du" xmlns:w16sdtdh="http://schemas.microsoft.com/office/word/2020/wordml/sdtdatahash" xmlns:w16sdtfl="http://schemas.microsoft.com/office/word/2024/wordml/sdtformatlock" xmlns:w16se="http://schemas.microsoft.com/office/word/2015/wordml/symex" mc:Ignorable="w14 w15 w16se w16cid w16 w16cex w16sdtdh w16sdtfl w16du">
   <w:docDefaults>
     <w:rPrDefault>
       <w:rPr>
-        <w:rFonts w:ascii="Arial" w:cs="Arial" w:eastAsia="Arial" w:hAnsi="Arial"/>
-        <w:sz w:val="22"/>
-        <w:szCs w:val="22"/>
-        <w:lang w:val="en"/>
+        <w:rFonts w:asciiTheme="minorHAnsi" w:eastAsiaTheme="minorHAnsi" w:hAnsiTheme="minorHAnsi" w:cstheme="minorBidi"/>
+        <w:kern w:val="2"/>
+        <w:sz w:val="24"/>
+        <w:szCs w:val="24"/>
+        <w:lang w:val="en-US" w:eastAsia="en-US" w:bidi="ar-SA"/>
+        <w14:ligatures w14:val="standardContextual"/>
       </w:rPr>
     </w:rPrDefault>
     <w:pPrDefault>
       <w:pPr>
-        <w:spacing w:line="276" w:lineRule="auto"/>
+        <w:spacing w:after="160" w:line="278" w:lineRule="auto"/>
       </w:pPr>
     </w:pPrDefault>
   </w:docDefaults>
-  <w:style w:type="paragraph" w:styleId="Normal" w:default="1">
-    <w:name w:val="normal"/>
-  </w:style>
-  <w:style w:type="table" w:styleId="TableNormal" w:default="1">
-    <w:name w:val="TableNormal"/>
+  <w:latentStyles w:defLockedState="0" w:defUIPriority="99" w:defSemiHidden="0" w:defUnhideWhenUsed="0" w:defQFormat="0" w:count="376">
+    <w:lsdException w:name="Normal" w:uiPriority="0" w:qFormat="1"/>
+    <w:lsdException w:name="heading 1" w:uiPriority="9" w:qFormat="1"/>
+    <w:lsdException w:name="heading 2" w:semiHidden="1" w:uiPriority="9" w:unhideWhenUsed="1" w:qFormat="1"/>
+    <w:lsdException w:name="heading 3" w:semiHidden="1" w:uiPriority="9" w:unhideWhenUsed="1" w:qFormat="1"/>
+    <w:lsdException w:name="heading 4" w:semiHidden="1" w:uiPriority="9" w:unhideWhenUsed="1" w:qFormat="1"/>
+    <w:lsdException w:name="heading 5" w:semiHidden="1" w:uiPriority="9" w:unhideWhenUsed="1" w:qFormat="1"/>
+    <w:lsdException w:name="heading 6" w:semiHidden="1" w:uiPriority="9" w:unhideWhenUsed="1" w:qFormat="1"/>
+    <w:lsdException w:name="heading 7" w:semiHidden="1" w:uiPriority="9" w:unhideWhenUsed="1" w:qFormat="1"/>
+    <w:lsdException w:name="heading 8" w:semiHidden="1" w:uiPriority="9" w:unhideWhenUsed="1" w:qFormat="1"/>
+    <w:lsdException w:name="heading 9" w:semiHidden="1" w:uiPriority="9" w:unhideWhenUsed="1" w:qFormat="1"/>
+    <w:lsdException w:name="index 1" w:semiHidden="1" w:unhideWhenUsed="1"/>
+    <w:lsdException w:name="index 2" w:semiHidden="1" w:unhideWhenUsed="1"/>
+    <w:lsdException w:name="index 3" w:semiHidden="1" w:unhideWhenUsed="1"/>
+    <w:lsdException w:name="index 4" w:semiHidden="1" w:unhideWhenUsed="1"/>
+    <w:lsdException w:name="index 5" w:semiHidden="1" w:unhideWhenUsed="1"/>
+    <w:lsdException w:name="index 6" w:semiHidden="1" w:unhideWhenUsed="1"/>
+    <w:lsdException w:name="index 7" w:semiHidden="1" w:unhideWhenUsed="1"/>
+    <w:lsdException w:name="index 8" w:semiHidden="1" w:unhideWhenUsed="1"/>
+    <w:lsdException w:name="index 9" w:semiHidden="1" w:unhideWhenUsed="1"/>
+    <w:lsdException w:name="toc 1" w:semiHidden="1" w:uiPriority="39" w:unhideWhenUsed="1"/>
+    <w:lsdException w:name="toc 2" w:semiHidden="1" w:uiPriority="39" w:unhideWhenUsed="1"/>
+    <w:lsdException w:name="toc 3" w:semiHidden="1" w:uiPriority="39" w:unhideWhenUsed="1"/>
+    <w:lsdException w:name="toc 4" w:semiHidden="1" w:uiPriority="39" w:unhideWhenUsed="1"/>
+    <w:lsdException w:name="toc 5" w:semiHidden="1" w:uiPriority="39" w:unhideWhenUsed="1"/>
+    <w:lsdException w:name="toc 6" w:semiHidden="1" w:uiPriority="39" w:unhideWhenUsed="1"/>
+    <w:lsdException w:name="toc 7" w:semiHidden="1" w:uiPriority="39" w:unhideWhenUsed="1"/>
+    <w:lsdException w:name="toc 8" w:semiHidden="1" w:uiPriority="39" w:unhideWhenUsed="1"/>
+    <w:lsdException w:name="toc 9" w:semiHidden="1" w:uiPriority="39" w:unhideWhenUsed="1"/>
+    <w:lsdException w:name="Normal Indent" w:semiHidden="1" w:unhideWhenUsed="1"/>
+    <w:lsdException w:name="footnote text" w:semiHidden="1" w:unhideWhenUsed="1"/>
+    <w:lsdException w:name="annotation text" w:semiHidden="1" w:unhideWhenUsed="1"/>
+    <w:lsdException w:name="header" w:semiHidden="1" w:unhideWhenUsed="1"/>
+    <w:lsdException w:name="footer" w:semiHidden="1" w:unhideWhenUsed="1"/>
+    <w:lsdException w:name="index heading" w:semiHidden="1" w:unhideWhenUsed="1"/>
+    <w:lsdException w:name="caption" w:semiHidden="1" w:uiPriority="35" w:unhideWhenUsed="1" w:qFormat="1"/>
+    <w:lsdException w:name="table of figures" w:semiHidden="1" w:unhideWhenUsed="1"/>
+    <w:lsdException w:name="envelope address" w:semiHidden="1" w:unhideWhenUsed="1"/>
+    <w:lsdException w:name="envelope return" w:semiHidden="1" w:unhideWhenUsed="1"/>
+    <w:lsdException w:name="footnote reference" w:semiHidden="1" w:unhideWhenUsed="1"/>
+    <w:lsdException w:name="annotation reference" w:semiHidden="1" w:unhideWhenUsed="1"/>
+    <w:lsdException w:name="line number" w:semiHidden="1" w:unhideWhenUsed="1"/>
+    <w:lsdException w:name="page number" w:semiHidden="1" w:unhideWhenUsed="1"/>
+    <w:lsdException w:name="endnote reference" w:semiHidden="1" w:unhideWhenUsed="1"/>
+    <w:lsdException w:name="endnote text" w:semiHidden="1" w:unhideWhenUsed="1"/>
+    <w:lsdException w:name="table of authorities" w:semiHidden="1" w:unhideWhenUsed="1"/>
+    <w:lsdException w:name="macro" w:semiHidden="1" w:unhideWhenUsed="1"/>
+    <w:lsdException w:name="toa heading" w:semiHidden="1" w:unhideWhenUsed="1"/>
+    <w:lsdException w:name="List" w:semiHidden="1" w:unhideWhenUsed="1"/>
+    <w:lsdException w:name="List Bullet" w:semiHidden="1" w:unhideWhenUsed="1"/>
+    <w:lsdException w:name="List Number" w:semiHidden="1" w:unhideWhenUsed="1"/>
+    <w:lsdException w:name="List 2" w:semiHidden="1" w:unhideWhenUsed="1"/>
+    <w:lsdException w:name="List 3" w:semiHidden="1" w:unhideWhenUsed="1"/>
+    <w:lsdException w:name="List 4" w:semiHidden="1" w:unhideWhenUsed="1"/>
+    <w:lsdException w:name="List 5" w:semiHidden="1" w:unhideWhenUsed="1"/>
+    <w:lsdException w:name="List Bullet 2" w:semiHidden="1" w:unhideWhenUsed="1"/>
+    <w:lsdException w:name="List Bullet 3" w:semiHidden="1" w:unhideWhenUsed="1"/>
+    <w:lsdException w:name="List Bullet 4" w:semiHidden="1" w:unhideWhenUsed="1"/>
+    <w:lsdException w:name="List Bullet 5" w:semiHidden="1" w:unhideWhenUsed="1"/>
+    <w:lsdException w:name="List Number 2" w:semiHidden="1" w:unhideWhenUsed="1"/>
+    <w:lsdException w:name="List Number 3" w:semiHidden="1" w:unhideWhenUsed="1"/>
+    <w:lsdException w:name="List Number 4" w:semiHidden="1" w:unhideWhenUsed="1"/>
+    <w:lsdException w:name="List Number 5" w:semiHidden="1" w:unhideWhenUsed="1"/>
+    <w:lsdException w:name="Title" w:uiPriority="10" w:qFormat="1"/>
+    <w:lsdException w:name="Closing" w:semiHidden="1" w:unhideWhenUsed="1"/>
+    <w:lsdException w:name="Signature" w:semiHidden="1" w:unhideWhenUsed="1"/>
+    <w:lsdException w:name="Default Paragraph Font" w:semiHidden="1" w:uiPriority="1" w:unhideWhenUsed="1"/>
+    <w:lsdException w:name="Body Text" w:semiHidden="1" w:unhideWhenUsed="1"/>
+    <w:lsdException w:name="Body Text Indent" w:semiHidden="1" w:unhideWhenUsed="1"/>
+    <w:lsdException w:name="List Continue" w:semiHidden="1" w:unhideWhenUsed="1"/>
+    <w:lsdException w:name="List Continue 2" w:semiHidden="1" w:unhideWhenUsed="1"/>
+    <w:lsdException w:name="List Continue 3" w:semiHidden="1" w:unhideWhenUsed="1"/>
+    <w:lsdException w:name="List Continue 4" w:semiHidden="1" w:unhideWhenUsed="1"/>
+    <w:lsdException w:name="List Continue 5" w:semiHidden="1" w:unhideWhenUsed="1"/>
+    <w:lsdException w:name="Message Header" w:semiHidden="1" w:unhideWhenUsed="1"/>
+    <w:lsdException w:name="Subtitle" w:uiPriority="11" w:qFormat="1"/>
+    <w:lsdException w:name="Salutation" w:semiHidden="1" w:unhideWhenUsed="1"/>
+    <w:lsdException w:name="Date" w:semiHidden="1" w:unhideWhenUsed="1"/>
+    <w:lsdException w:name="Body Text First Indent" w:semiHidden="1" w:unhideWhenUsed="1"/>
+    <w:lsdException w:name="Body Text First Indent 2" w:semiHidden="1" w:unhideWhenUsed="1"/>
+    <w:lsdException w:name="Note Heading" w:semiHidden="1" w:unhideWhenUsed="1"/>
+    <w:lsdException w:name="Body Text 2" w:semiHidden="1" w:unhideWhenUsed="1"/>
+    <w:lsdException w:name="Body Text 3" w:semiHidden="1" w:unhideWhenUsed="1"/>
+    <w:lsdException w:name="Body Text Indent 2" w:semiHidden="1" w:unhideWhenUsed="1"/>
+    <w:lsdException w:name="Body Text Indent 3" w:semiHidden="1" w:unhideWhenUsed="1"/>
+    <w:lsdException w:name="Block Text" w:semiHidden="1" w:unhideWhenUsed="1"/>
+    <w:lsdException w:name="Hyperlink" w:semiHidden="1" w:unhideWhenUsed="1"/>
+    <w:lsdException w:name="FollowedHyperlink" w:semiHidden="1" w:unhideWhenUsed="1"/>
+    <w:lsdException w:name="Strong" w:uiPriority="22" w:qFormat="1"/>
+    <w:lsdException w:name="Emphasis" w:uiPriority="20" w:qFormat="1"/>
+    <w:lsdException w:name="Document Map" w:semiHidden="1" w:unhideWhenUsed="1"/>
+    <w:lsdException w:name="Plain Text" w:semiHidden="1" w:unhideWhenUsed="1"/>
+    <w:lsdException w:name="E-mail Signature" w:semiHidden="1" w:unhideWhenUsed="1"/>
+    <w:lsdException w:name="HTML Top of Form" w:semiHidden="1" w:unhideWhenUsed="1"/>
+    <w:lsdException w:name="HTML Bottom of Form" w:semiHidden="1" w:unhideWhenUsed="1"/>
+    <w:lsdException w:name="Normal (Web)" w:semiHidden="1" w:unhideWhenUsed="1"/>
+    <w:lsdException w:name="HTML Acronym" w:semiHidden="1" w:unhideWhenUsed="1"/>
+    <w:lsdException w:name="HTML Address" w:semiHidden="1" w:unhideWhenUsed="1"/>
+    <w:lsdException w:name="HTML Cite" w:semiHidden="1" w:unhideWhenUsed="1"/>
+    <w:lsdException w:name="HTML Code" w:semiHidden="1" w:unhideWhenUsed="1"/>
+    <w:lsdException w:name="HTML Definition" w:semiHidden="1" w:unhideWhenUsed="1"/>
+    <w:lsdException w:name="HTML Keyboard" w:semiHidden="1" w:unhideWhenUsed="1"/>
+    <w:lsdException w:name="HTML Preformatted" w:semiHidden="1" w:unhideWhenUsed="1"/>
+    <w:lsdException w:name="HTML Sample" w:semiHidden="1" w:unhideWhenUsed="1"/>
+    <w:lsdException w:name="HTML Typewriter" w:semiHidden="1" w:unhideWhenUsed="1"/>
+    <w:lsdException w:name="HTML Variable" w:semiHidden="1" w:unhideWhenUsed="1"/>
+    <w:lsdException w:name="Normal Table" w:semiHidden="1" w:unhideWhenUsed="1"/>
+    <w:lsdException w:name="annotation subject" w:semiHidden="1" w:unhideWhenUsed="1"/>
+    <w:lsdException w:name="No List" w:semiHidden="1" w:unhideWhenUsed="1"/>
+    <w:lsdException w:name="Outline List 1" w:semiHidden="1" w:unhideWhenUsed="1"/>
+    <w:lsdException w:name="Outline List 2" w:semiHidden="1" w:unhideWhenUsed="1"/>
+    <w:lsdException w:name="Outline List 3" w:semiHidden="1" w:unhideWhenUsed="1"/>
+    <w:lsdException w:name="Table Simple 1" w:semiHidden="1" w:unhideWhenUsed="1"/>
+    <w:lsdException w:name="Table Simple 2" w:semiHidden="1" w:unhideWhenUsed="1"/>
+    <w:lsdException w:name="Table Simple 3" w:semiHidden="1" w:unhideWhenUsed="1"/>
+    <w:lsdException w:name="Table Classic 1" w:semiHidden="1" w:unhideWhenUsed="1"/>
+    <w:lsdException w:name="Table Classic 2" w:semiHidden="1" w:unhideWhenUsed="1"/>
+    <w:lsdException w:name="Table Classic 3" w:semiHidden="1" w:unhideWhenUsed="1"/>
+    <w:lsdException w:name="Table Classic 4" w:semiHidden="1" w:unhideWhenUsed="1"/>
+    <w:lsdException w:name="Table Colorful 1" w:semiHidden="1" w:unhideWhenUsed="1"/>
+    <w:lsdException w:name="Table Colorful 2" w:semiHidden="1" w:unhideWhenUsed="1"/>
+    <w:lsdException w:name="Table Colorful 3" w:semiHidden="1" w:unhideWhenUsed="1"/>
+    <w:lsdException w:name="Table Columns 1" w:semiHidden="1" w:unhideWhenUsed="1"/>
+    <w:lsdException w:name="Table Columns 2" w:semiHidden="1" w:unhideWhenUsed="1"/>
+    <w:lsdException w:name="Table Columns 3" w:semiHidden="1" w:unhideWhenUsed="1"/>
+    <w:lsdException w:name="Table Columns 4" w:semiHidden="1" w:unhideWhenUsed="1"/>
+    <w:lsdException w:name="Table Columns 5" w:semiHidden="1" w:unhideWhenUsed="1"/>
+    <w:lsdException w:name="Table Grid 1" w:semiHidden="1" w:unhideWhenUsed="1"/>
+    <w:lsdException w:name="Table Grid 2" w:semiHidden="1" w:unhideWhenUsed="1"/>
+    <w:lsdException w:name="Table Grid 3" w:semiHidden="1" w:unhideWhenUsed="1"/>
+    <w:lsdException w:name="Table Grid 4" w:semiHidden="1" w:unhideWhenUsed="1"/>
+    <w:lsdException w:name="Table Grid 5" w:semiHidden="1" w:unhideWhenUsed="1"/>
+    <w:lsdException w:name="Table Grid 6" w:semiHidden="1" w:unhideWhenUsed="1"/>
+    <w:lsdException w:name="Table Grid 7" w:semiHidden="1" w:unhideWhenUsed="1"/>
+    <w:lsdException w:name="Table Grid 8" w:semiHidden="1" w:unhideWhenUsed="1"/>
+    <w:lsdException w:name="Table List 1" w:semiHidden="1" w:unhideWhenUsed="1"/>
+    <w:lsdException w:name="Table List 2" w:semiHidden="1" w:unhideWhenUsed="1"/>
+    <w:lsdException w:name="Table List 3" w:semiHidden="1" w:unhideWhenUsed="1"/>
+    <w:lsdException w:name="Table List 4" w:semiHidden="1" w:unhideWhenUsed="1"/>
+    <w:lsdException w:name="Table List 5" w:semiHidden="1" w:unhideWhenUsed="1"/>
+    <w:lsdException w:name="Table List 6" w:semiHidden="1" w:unhideWhenUsed="1"/>
+    <w:lsdException w:name="Table List 7" w:semiHidden="1" w:unhideWhenUsed="1"/>
+    <w:lsdException w:name="Table List 8" w:semiHidden="1" w:unhideWhenUsed="1"/>
+    <w:lsdException w:name="Table 3D effects 1" w:semiHidden="1" w:unhideWhenUsed="1"/>
+    <w:lsdException w:name="Table 3D effects 2" w:semiHidden="1" w:unhideWhenUsed="1"/>
+    <w:lsdException w:name="Table 3D effects 3" w:semiHidden="1" w:unhideWhenUsed="1"/>
+    <w:lsdException w:name="Table Contemporary" w:semiHidden="1" w:unhideWhenUsed="1"/>
+    <w:lsdException w:name="Table Elegant" w:semiHidden="1" w:unhideWhenUsed="1"/>
+    <w:lsdException w:name="Table Professional" w:semiHidden="1" w:unhideWhenUsed="1"/>
+    <w:lsdException w:name="Table Subtle 1" w:semiHidden="1" w:unhideWhenUsed="1"/>
+    <w:lsdException w:name="Table Subtle 2" w:semiHidden="1" w:unhideWhenUsed="1"/>
+    <w:lsdException w:name="Table Web 1" w:semiHidden="1" w:unhideWhenUsed="1"/>
+    <w:lsdException w:name="Table Web 2" w:semiHidden="1" w:unhideWhenUsed="1"/>
+    <w:lsdException w:name="Table Web 3" w:semiHidden="1" w:unhideWhenUsed="1"/>
+    <w:lsdException w:name="Balloon Text" w:semiHidden="1" w:unhideWhenUsed="1"/>
+    <w:lsdException w:name="Table Grid" w:uiPriority="39"/>
+    <w:lsdException w:name="Table Theme" w:semiHidden="1" w:unhideWhenUsed="1"/>
+    <w:lsdException w:name="Placeholder Text" w:semiHidden="1"/>
+    <w:lsdException w:name="No Spacing" w:uiPriority="1" w:qFormat="1"/>
+    <w:lsdException w:name="Light Shading" w:uiPriority="60"/>
+    <w:lsdException w:name="Light List" w:uiPriority="61"/>
+    <w:lsdException w:name="Light Grid" w:uiPriority="62"/>
+    <w:lsdException w:name="Medium Shading 1" w:uiPriority="63"/>
+    <w:lsdException w:name="Medium Shading 2" w:uiPriority="64"/>
+    <w:lsdException w:name="Medium List 1" w:uiPriority="65"/>
+    <w:lsdException w:name="Medium List 2" w:uiPriority="66"/>
+    <w:lsdException w:name="Medium Grid 1" w:uiPriority="67"/>
+    <w:lsdException w:name="Medium Grid 2" w:uiPriority="68"/>
+    <w:lsdException w:name="Medium Grid 3" w:uiPriority="69"/>
+    <w:lsdException w:name="Dark List" w:uiPriority="70"/>
+    <w:lsdException w:name="Colorful Shading" w:uiPriority="71"/>
+    <w:lsdException w:name="Colorful List" w:uiPriority="72"/>
+    <w:lsdException w:name="Colorful Grid" w:uiPriority="73"/>
+    <w:lsdException w:name="Light Shading Accent 1" w:uiPriority="60"/>
+    <w:lsdException w:name="Light List Accent 1" w:uiPriority="61"/>
+    <w:lsdException w:name="Light Grid Accent 1" w:uiPriority="62"/>
+    <w:lsdException w:name="Medium Shading 1 Accent 1" w:uiPriority="63"/>
+    <w:lsdException w:name="Medium Shading 2 Accent 1" w:uiPriority="64"/>
+    <w:lsdException w:name="Medium List 1 Accent 1" w:uiPriority="65"/>
+    <w:lsdException w:name="Revision" w:semiHidden="1"/>
+    <w:lsdException w:name="List Paragraph" w:uiPriority="34" w:qFormat="1"/>
+    <w:lsdException w:name="Quote" w:uiPriority="29" w:qFormat="1"/>
+    <w:lsdException w:name="Intense Quote" w:uiPriority="30" w:qFormat="1"/>
+    <w:lsdException w:name="Medium List 2 Accent 1" w:uiPriority="66"/>
+    <w:lsdException w:name="Medium Grid 1 Accent 1" w:uiPriority="67"/>
+    <w:lsdException w:name="Medium Grid 2 Accent 1" w:uiPriority="68"/>
+    <w:lsdException w:name="Medium Grid 3 Accent 1" w:uiPriority="69"/>
+    <w:lsdException w:name="Dark List Accent 1" w:uiPriority="70"/>
+    <w:lsdException w:name="Colorful Shading Accent 1" w:uiPriority="71"/>
+    <w:lsdException w:name="Colorful List Accent 1" w:uiPriority="72"/>
+    <w:lsdException w:name="Colorful Grid Accent 1" w:uiPriority="73"/>
+    <w:lsdException w:name="Light Shading Accent 2" w:uiPriority="60"/>
+    <w:lsdException w:name="Light List Accent 2" w:uiPriority="61"/>
+    <w:lsdException w:name="Light Grid Accent 2" w:uiPriority="62"/>
+    <w:lsdException w:name="Medium Shading 1 Accent 2" w:uiPriority="63"/>
+    <w:lsdException w:name="Medium Shading 2 Accent 2" w:uiPriority="64"/>
+    <w:lsdException w:name="Medium List 1 Accent 2" w:uiPriority="65"/>
+    <w:lsdException w:name="Medium List 2 Accent 2" w:uiPriority="66"/>
+    <w:lsdException w:name="Medium Grid 1 Accent 2" w:uiPriority="67"/>
+    <w:lsdException w:name="Medium Grid 2 Accent 2" w:uiPriority="68"/>
+    <w:lsdException w:name="Medium Grid 3 Accent 2" w:uiPriority="69"/>
+    <w:lsdException w:name="Dark List Accent 2" w:uiPriority="70"/>
+    <w:lsdException w:name="Colorful Shading Accent 2" w:uiPriority="71"/>
+    <w:lsdException w:name="Colorful List Accent 2" w:uiPriority="72"/>
+    <w:lsdException w:name="Colorful Grid Accent 2" w:uiPriority="73"/>
+    <w:lsdException w:name="Light Shading Accent 3" w:uiPriority="60"/>
+    <w:lsdException w:name="Light List Accent 3" w:uiPriority="61"/>
+    <w:lsdException w:name="Light Grid Accent 3" w:uiPriority="62"/>
+    <w:lsdException w:name="Medium Shading 1 Accent 3" w:uiPriority="63"/>
+    <w:lsdException w:name="Medium Shading 2 Accent 3" w:uiPriority="64"/>
+    <w:lsdException w:name="Medium List 1 Accent 3" w:uiPriority="65"/>
+    <w:lsdException w:name="Medium List 2 Accent 3" w:uiPriority="66"/>
+    <w:lsdException w:name="Medium Grid 1 Accent 3" w:uiPriority="67"/>
+    <w:lsdException w:name="Medium Grid 2 Accent 3" w:uiPriority="68"/>
+    <w:lsdException w:name="Medium Grid 3 Accent 3" w:uiPriority="69"/>
+    <w:lsdException w:name="Dark List Accent 3" w:uiPriority="70"/>
+    <w:lsdException w:name="Colorful Shading Accent 3" w:uiPriority="71"/>
+    <w:lsdException w:name="Colorful List Accent 3" w:uiPriority="72"/>
+    <w:lsdException w:name="Colorful Grid Accent 3" w:uiPriority="73"/>
+    <w:lsdException w:name="Light Shading Accent 4" w:uiPriority="60"/>
+    <w:lsdException w:name="Light List Accent 4" w:uiPriority="61"/>
+    <w:lsdException w:name="Light Grid Accent 4" w:uiPriority="62"/>
+    <w:lsdException w:name="Medium Shading 1 Accent 4" w:uiPriority="63"/>
+    <w:lsdException w:name="Medium Shading 2 Accent 4" w:uiPriority="64"/>
+    <w:lsdException w:name="Medium List 1 Accent 4" w:uiPriority="65"/>
+    <w:lsdException w:name="Medium List 2 Accent 4" w:uiPriority="66"/>
+    <w:lsdException w:name="Medium Grid 1 Accent 4" w:uiPriority="67"/>
+    <w:lsdException w:name="Medium Grid 2 Accent 4" w:uiPriority="68"/>
+    <w:lsdException w:name="Medium Grid 3 Accent 4" w:uiPriority="69"/>
+    <w:lsdException w:name="Dark List Accent 4" w:uiPriority="70"/>
+    <w:lsdException w:name="Colorful Shading Accent 4" w:uiPriority="71"/>
+    <w:lsdException w:name="Colorful List Accent 4" w:uiPriority="72"/>
+    <w:lsdException w:name="Colorful Grid Accent 4" w:uiPriority="73"/>
+    <w:lsdException w:name="Light Shading Accent 5" w:uiPriority="60"/>
+    <w:lsdException w:name="Light List Accent 5" w:uiPriority="61"/>
+    <w:lsdException w:name="Light Grid Accent 5" w:uiPriority="62"/>
+    <w:lsdException w:name="Medium Shading 1 Accent 5" w:uiPriority="63"/>
+    <w:lsdException w:name="Medium Shading 2 Accent 5" w:uiPriority="64"/>
+    <w:lsdException w:name="Medium List 1 Accent 5" w:uiPriority="65"/>
+    <w:lsdException w:name="Medium List 2 Accent 5" w:uiPriority="66"/>
+    <w:lsdException w:name="Medium Grid 1 Accent 5" w:uiPriority="67"/>
+    <w:lsdException w:name="Medium Grid 2 Accent 5" w:uiPriority="68"/>
+    <w:lsdException w:name="Medium Grid 3 Accent 5" w:uiPriority="69"/>
+    <w:lsdException w:name="Dark List Accent 5" w:uiPriority="70"/>
+    <w:lsdException w:name="Colorful Shading Accent 5" w:uiPriority="71"/>
+    <w:lsdException w:name="Colorful List Accent 5" w:uiPriority="72"/>
+    <w:lsdException w:name="Colorful Grid Accent 5" w:uiPriority="73"/>
+    <w:lsdException w:name="Light Shading Accent 6" w:uiPriority="60"/>
+    <w:lsdException w:name="Light List Accent 6" w:uiPriority="61"/>
+    <w:lsdException w:name="Light Grid Accent 6" w:uiPriority="62"/>
+    <w:lsdException w:name="Medium Shading 1 Accent 6" w:uiPriority="63"/>
+    <w:lsdException w:name="Medium Shading 2 Accent 6" w:uiPriority="64"/>
+    <w:lsdException w:name="Medium List 1 Accent 6" w:uiPriority="65"/>
+    <w:lsdException w:name="Medium List 2 Accent 6" w:uiPriority="66"/>
+    <w:lsdException w:name="Medium Grid 1 Accent 6" w:uiPriority="67"/>
+    <w:lsdException w:name="Medium Grid 2 Accent 6" w:uiPriority="68"/>
+    <w:lsdException w:name="Medium Grid 3 Accent 6" w:uiPriority="69"/>
+    <w:lsdException w:name="Dark List Accent 6" w:uiPriority="70"/>
+    <w:lsdException w:name="Colorful Shading Accent 6" w:uiPriority="71"/>
+    <w:lsdException w:name="Colorful List Accent 6" w:uiPriority="72"/>
+    <w:lsdException w:name="Colorful Grid Accent 6" w:uiPriority="73"/>
+    <w:lsdException w:name="Subtle Emphasis" w:uiPriority="19" w:qFormat="1"/>
+    <w:lsdException w:name="Intense Emphasis" w:uiPriority="21" w:qFormat="1"/>
+    <w:lsdException w:name="Subtle Reference" w:uiPriority="31" w:qFormat="1"/>
+    <w:lsdException w:name="Intense Reference" w:uiPriority="32" w:qFormat="1"/>
+    <w:lsdException w:name="Book Title" w:uiPriority="33" w:qFormat="1"/>
+    <w:lsdException w:name="Bibliography" w:semiHidden="1" w:uiPriority="37" w:unhideWhenUsed="1"/>
+    <w:lsdException w:name="TOC Heading" w:semiHidden="1" w:uiPriority="39" w:unhideWhenUsed="1" w:qFormat="1"/>
+    <w:lsdException w:name="Plain Table 1" w:uiPriority="41"/>
+    <w:lsdException w:name="Plain Table 2" w:uiPriority="42"/>
+    <w:lsdException w:name="Plain Table 3" w:uiPriority="43"/>
+    <w:lsdException w:name="Plain Table 4" w:uiPriority="44"/>
+    <w:lsdException w:name="Plain Table 5" w:uiPriority="45"/>
+    <w:lsdException w:name="Grid Table Light" w:uiPriority="40"/>
+    <w:lsdException w:name="Grid Table 1 Light" w:uiPriority="46"/>
+    <w:lsdException w:name="Grid Table 2" w:uiPriority="47"/>
+    <w:lsdException w:name="Grid Table 3" w:uiPriority="48"/>
+    <w:lsdException w:name="Grid Table 4" w:uiPriority="49"/>
+    <w:lsdException w:name="Grid Table 5 Dark" w:uiPriority="50"/>
+    <w:lsdException w:name="Grid Table 6 Colorful" w:uiPriority="51"/>
+    <w:lsdException w:name="Grid Table 7 Colorful" w:uiPriority="52"/>
+    <w:lsdException w:name="Grid Table 1 Light Accent 1" w:uiPriority="46"/>
+    <w:lsdException w:name="Grid Table 2 Accent 1" w:uiPriority="47"/>
+    <w:lsdException w:name="Grid Table 3 Accent 1" w:uiPriority="48"/>
+    <w:lsdException w:name="Grid Table 4 Accent 1" w:uiPriority="49"/>
+    <w:lsdException w:name="Grid Table 5 Dark Accent 1" w:uiPriority="50"/>
+    <w:lsdException w:name="Grid Table 6 Colorful Accent 1" w:uiPriority="51"/>
+    <w:lsdException w:name="Grid Table 7 Colorful Accent 1" w:uiPriority="52"/>
+    <w:lsdException w:name="Grid Table 1 Light Accent 2" w:uiPriority="46"/>
+    <w:lsdException w:name="Grid Table 2 Accent 2" w:uiPriority="47"/>
+    <w:lsdException w:name="Grid Table 3 Accent 2" w:uiPriority="48"/>
+    <w:lsdException w:name="Grid Table 4 Accent 2" w:uiPriority="49"/>
+    <w:lsdException w:name="Grid Table 5 Dark Accent 2" w:uiPriority="50"/>
+    <w:lsdException w:name="Grid Table 6 Colorful Accent 2" w:uiPriority="51"/>
+    <w:lsdException w:name="Grid Table 7 Colorful Accent 2" w:uiPriority="52"/>
+    <w:lsdException w:name="Grid Table 1 Light Accent 3" w:uiPriority="46"/>
+    <w:lsdException w:name="Grid Table 2 Accent 3" w:uiPriority="47"/>
+    <w:lsdException w:name="Grid Table 3 Accent 3" w:uiPriority="48"/>
+    <w:lsdException w:name="Grid Table 4 Accent 3" w:uiPriority="49"/>
+    <w:lsdException w:name="Grid Table 5 Dark Accent 3" w:uiPriority="50"/>
+    <w:lsdException w:name="Grid Table 6 Colorful Accent 3" w:uiPriority="51"/>
+    <w:lsdException w:name="Grid Table 7 Colorful Accent 3" w:uiPriority="52"/>
+    <w:lsdException w:name="Grid Table 1 Light Accent 4" w:uiPriority="46"/>
+    <w:lsdException w:name="Grid Table 2 Accent 4" w:uiPriority="47"/>
+    <w:lsdException w:name="Grid Table 3 Accent 4" w:uiPriority="48"/>
+    <w:lsdException w:name="Grid Table 4 Accent 4" w:uiPriority="49"/>
+    <w:lsdException w:name="Grid Table 5 Dark Accent 4" w:uiPriority="50"/>
+    <w:lsdException w:name="Grid Table 6 Colorful Accent 4" w:uiPriority="51"/>
+    <w:lsdException w:name="Grid Table 7 Colorful Accent 4" w:uiPriority="52"/>
+    <w:lsdException w:name="Grid Table 1 Light Accent 5" w:uiPriority="46"/>
+    <w:lsdException w:name="Grid Table 2 Accent 5" w:uiPriority="47"/>
+    <w:lsdException w:name="Grid Table 3 Accent 5" w:uiPriority="48"/>
+    <w:lsdException w:name="Grid Table 4 Accent 5" w:uiPriority="49"/>
+    <w:lsdException w:name="Grid Table 5 Dark Accent 5" w:uiPriority="50"/>
+    <w:lsdException w:name="Grid Table 6 Colorful Accent 5" w:uiPriority="51"/>
+    <w:lsdException w:name="Grid Table 7 Colorful Accent 5" w:uiPriority="52"/>
+    <w:lsdException w:name="Grid Table 1 Light Accent 6" w:uiPriority="46"/>
+    <w:lsdException w:name="Grid Table 2 Accent 6" w:uiPriority="47"/>
+    <w:lsdException w:name="Grid Table 3 Accent 6" w:uiPriority="48"/>
+    <w:lsdException w:name="Grid Table 4 Accent 6" w:uiPriority="49"/>
+    <w:lsdException w:name="Grid Table 5 Dark Accent 6" w:uiPriority="50"/>
+    <w:lsdException w:name="Grid Table 6 Colorful Accent 6" w:uiPriority="51"/>
+    <w:lsdException w:name="Grid Table 7 Colorful Accent 6" w:uiPriority="52"/>
+    <w:lsdException w:name="List Table 1 Light" w:uiPriority="46"/>
+    <w:lsdException w:name="List Table 2" w:uiPriority="47"/>
+    <w:lsdException w:name="List Table 3" w:uiPriority="48"/>
+    <w:lsdException w:name="List Table 4" w:uiPriority="49"/>
+    <w:lsdException w:name="List Table 5 Dark" w:uiPriority="50"/>
+    <w:lsdException w:name="List Table 6 Colorful" w:uiPriority="51"/>
+    <w:lsdException w:name="List Table 7 Colorful" w:uiPriority="52"/>
+    <w:lsdException w:name="List Table 1 Light Accent 1" w:uiPriority="46"/>
+    <w:lsdException w:name="List Table 2 Accent 1" w:uiPriority="47"/>
+    <w:lsdException w:name="List Table 3 Accent 1" w:uiPriority="48"/>
+    <w:lsdException w:name="List Table 4 Accent 1" w:uiPriority="49"/>
+    <w:lsdException w:name="List Table 5 Dark Accent 1" w:uiPriority="50"/>
+    <w:lsdException w:name="List Table 6 Colorful Accent 1" w:uiPriority="51"/>
+    <w:lsdException w:name="List Table 7 Colorful Accent 1" w:uiPriority="52"/>
+    <w:lsdException w:name="List Table 1 Light Accent 2" w:uiPriority="46"/>
+    <w:lsdException w:name="List Table 2 Accent 2" w:uiPriority="47"/>
+    <w:lsdException w:name="List Table 3 Accent 2" w:uiPriority="48"/>
+    <w:lsdException w:name="List Table 4 Accent 2" w:uiPriority="49"/>
+    <w:lsdException w:name="List Table 5 Dark Accent 2" w:uiPriority="50"/>
+    <w:lsdException w:name="List Table 6 Colorful Accent 2" w:uiPriority="51"/>
+    <w:lsdException w:name="List Table 7 Colorful Accent 2" w:uiPriority="52"/>
+    <w:lsdException w:name="List Table 1 Light Accent 3" w:uiPriority="46"/>
+    <w:lsdException w:name="List Table 2 Accent 3" w:uiPriority="47"/>
+    <w:lsdException w:name="List Table 3 Accent 3" w:uiPriority="48"/>
+    <w:lsdException w:name="List Table 4 Accent 3" w:uiPriority="49"/>
+    <w:lsdException w:name="List Table 5 Dark Accent 3" w:uiPriority="50"/>
+    <w:lsdException w:name="List Table 6 Colorful Accent 3" w:uiPriority="51"/>
+    <w:lsdException w:name="List Table 7 Colorful Accent 3" w:uiPriority="52"/>
+    <w:lsdException w:name="List Table 1 Light Accent 4" w:uiPriority="46"/>
+    <w:lsdException w:name="List Table 2 Accent 4" w:uiPriority="47"/>
+    <w:lsdException w:name="List Table 3 Accent 4" w:uiPriority="48"/>
+    <w:lsdException w:name="List Table 4 Accent 4" w:uiPriority="49"/>
+    <w:lsdException w:name="List Table 5 Dark Accent 4" w:uiPriority="50"/>
+    <w:lsdException w:name="List Table 6 Colorful Accent 4" w:uiPriority="51"/>
+    <w:lsdException w:name="List Table 7 Colorful Accent 4" w:uiPriority="52"/>
+    <w:lsdException w:name="List Table 1 Light Accent 5" w:uiPriority="46"/>
+    <w:lsdException w:name="List Table 2 Accent 5" w:uiPriority="47"/>
+    <w:lsdException w:name="List Table 3 Accent 5" w:uiPriority="48"/>
+    <w:lsdException w:name="List Table 4 Accent 5" w:uiPriority="49"/>
+    <w:lsdException w:name="List Table 5 Dark Accent 5" w:uiPriority="50"/>
+    <w:lsdException w:name="List Table 6 Colorful Accent 5" w:uiPriority="51"/>
+    <w:lsdException w:name="List Table 7 Colorful Accent 5" w:uiPriority="52"/>
+    <w:lsdException w:name="List Table 1 Light Accent 6" w:uiPriority="46"/>
+    <w:lsdException w:name="List Table 2 Accent 6" w:uiPriority="47"/>
+    <w:lsdException w:name="List Table 3 Accent 6" w:uiPriority="48"/>
+    <w:lsdException w:name="List Table 4 Accent 6" w:uiPriority="49"/>
+    <w:lsdException w:name="List Table 5 Dark Accent 6" w:uiPriority="50"/>
+    <w:lsdException w:name="List Table 6 Colorful Accent 6" w:uiPriority="51"/>
+    <w:lsdException w:name="List Table 7 Colorful Accent 6" w:uiPriority="52"/>
+    <w:lsdException w:name="Mention" w:semiHidden="1" w:unhideWhenUsed="1"/>
+    <w:lsdException w:name="Smart Hyperlink" w:semiHidden="1" w:unhideWhenUsed="1"/>
+    <w:lsdException w:name="Hashtag" w:semiHidden="1" w:unhideWhenUsed="1"/>
+    <w:lsdException w:name="Unresolved Mention" w:semiHidden="1" w:unhideWhenUsed="1"/>
+    <w:lsdException w:name="Smart Link" w:semiHidden="1" w:unhideWhenUsed="1"/>
+  </w:latentStyles>
+  <w:style w:type="paragraph" w:default="1" w:styleId="Normal">
+    <w:name w:val="Normal"/>
+    <w:qFormat/>
+    <w:rsid w:val="000B4298"/>
+    <w:pPr>
+      <w:spacing w:after="0" w:line="276" w:lineRule="auto"/>
+    </w:pPr>
+    <w:rPr>
+      <w:rFonts w:ascii="Arial" w:eastAsia="Arial" w:hAnsi="Arial" w:cs="Arial"/>
+      <w:kern w:val="0"/>
+      <w:sz w:val="22"/>
+      <w:szCs w:val="22"/>
+      <w:lang w:val="en"/>
+      <w14:ligatures w14:val="none"/>
+    </w:rPr>
   </w:style>
   <w:style w:type="paragraph" w:styleId="Heading1">
     <w:name w:val="heading 1"/>
     <w:basedOn w:val="Normal"/>
     <w:next w:val="Normal"/>
+    <w:link w:val="Heading1Char"/>
+    <w:uiPriority w:val="9"/>
+    <w:qFormat/>
+    <w:rsid w:val="00194042"/>
     <w:pPr>
-      <w:keepNext w:val="1"/>
-      <w:keepLines w:val="1"/>
-      <w:pageBreakBefore w:val="0"/>
-      <w:spacing w:after="120" w:before="400" w:lineRule="auto"/>
+      <w:keepNext/>
+      <w:keepLines/>
+      <w:spacing w:before="360" w:after="80"/>
+      <w:outlineLvl w:val="0"/>
     </w:pPr>
     <w:rPr>
+      <w:rFonts w:asciiTheme="majorHAnsi" w:eastAsiaTheme="majorEastAsia" w:hAnsiTheme="majorHAnsi" w:cstheme="majorBidi"/>
+      <w:color w:val="2F5496" w:themeColor="accent1" w:themeShade="BF"/>
       <w:sz w:val="40"/>
       <w:szCs w:val="40"/>
     </w:rPr>
@@ -5850,14 +6229,20 @@
     <w:name w:val="heading 2"/>
     <w:basedOn w:val="Normal"/>
     <w:next w:val="Normal"/>
+    <w:link w:val="Heading2Char"/>
+    <w:uiPriority w:val="9"/>
+    <w:unhideWhenUsed/>
+    <w:qFormat/>
+    <w:rsid w:val="00194042"/>
     <w:pPr>
-      <w:keepNext w:val="1"/>
-      <w:keepLines w:val="1"/>
-      <w:pageBreakBefore w:val="0"/>
-      <w:spacing w:after="120" w:before="360" w:lineRule="auto"/>
+      <w:keepNext/>
+      <w:keepLines/>
+      <w:spacing w:before="160" w:after="80"/>
+      <w:outlineLvl w:val="1"/>
     </w:pPr>
     <w:rPr>
-      <w:b w:val="0"/>
+      <w:rFonts w:asciiTheme="majorHAnsi" w:eastAsiaTheme="majorEastAsia" w:hAnsiTheme="majorHAnsi" w:cstheme="majorBidi"/>
+      <w:color w:val="2F5496" w:themeColor="accent1" w:themeShade="BF"/>
       <w:sz w:val="32"/>
       <w:szCs w:val="32"/>
     </w:rPr>
@@ -5866,15 +6251,20 @@
     <w:name w:val="heading 3"/>
     <w:basedOn w:val="Normal"/>
     <w:next w:val="Normal"/>
+    <w:link w:val="Heading3Char"/>
+    <w:uiPriority w:val="9"/>
+    <w:unhideWhenUsed/>
+    <w:qFormat/>
+    <w:rsid w:val="00194042"/>
     <w:pPr>
-      <w:keepNext w:val="1"/>
-      <w:keepLines w:val="1"/>
-      <w:pageBreakBefore w:val="0"/>
-      <w:spacing w:after="80" w:before="320" w:lineRule="auto"/>
+      <w:keepNext/>
+      <w:keepLines/>
+      <w:spacing w:before="160" w:after="80"/>
+      <w:outlineLvl w:val="2"/>
     </w:pPr>
     <w:rPr>
-      <w:b w:val="0"/>
-      <w:color w:val="434343"/>
+      <w:rFonts w:eastAsiaTheme="majorEastAsia" w:cstheme="majorBidi"/>
+      <w:color w:val="2F5496" w:themeColor="accent1" w:themeShade="BF"/>
       <w:sz w:val="28"/>
       <w:szCs w:val="28"/>
     </w:rPr>
@@ -5883,96 +6273,444 @@
     <w:name w:val="heading 4"/>
     <w:basedOn w:val="Normal"/>
     <w:next w:val="Normal"/>
+    <w:link w:val="Heading4Char"/>
+    <w:uiPriority w:val="9"/>
+    <w:unhideWhenUsed/>
+    <w:qFormat/>
+    <w:rsid w:val="00194042"/>
     <w:pPr>
-      <w:keepNext w:val="1"/>
-      <w:keepLines w:val="1"/>
-      <w:pageBreakBefore w:val="0"/>
-      <w:spacing w:after="80" w:before="280" w:lineRule="auto"/>
+      <w:keepNext/>
+      <w:keepLines/>
+      <w:spacing w:before="80" w:after="40"/>
+      <w:outlineLvl w:val="3"/>
     </w:pPr>
     <w:rPr>
-      <w:color w:val="666666"/>
-      <w:sz w:val="24"/>
-      <w:szCs w:val="24"/>
+      <w:rFonts w:eastAsiaTheme="majorEastAsia" w:cstheme="majorBidi"/>
+      <w:i/>
+      <w:iCs/>
+      <w:color w:val="2F5496" w:themeColor="accent1" w:themeShade="BF"/>
     </w:rPr>
   </w:style>
   <w:style w:type="paragraph" w:styleId="Heading5">
     <w:name w:val="heading 5"/>
     <w:basedOn w:val="Normal"/>
     <w:next w:val="Normal"/>
+    <w:link w:val="Heading5Char"/>
+    <w:uiPriority w:val="9"/>
+    <w:semiHidden/>
+    <w:unhideWhenUsed/>
+    <w:qFormat/>
+    <w:rsid w:val="00194042"/>
     <w:pPr>
-      <w:keepNext w:val="1"/>
-      <w:keepLines w:val="1"/>
-      <w:pageBreakBefore w:val="0"/>
-      <w:spacing w:after="80" w:before="240" w:lineRule="auto"/>
+      <w:keepNext/>
+      <w:keepLines/>
+      <w:spacing w:before="80" w:after="40"/>
+      <w:outlineLvl w:val="4"/>
     </w:pPr>
     <w:rPr>
-      <w:color w:val="666666"/>
-      <w:sz w:val="22"/>
-      <w:szCs w:val="22"/>
+      <w:rFonts w:eastAsiaTheme="majorEastAsia" w:cstheme="majorBidi"/>
+      <w:color w:val="2F5496" w:themeColor="accent1" w:themeShade="BF"/>
     </w:rPr>
   </w:style>
   <w:style w:type="paragraph" w:styleId="Heading6">
     <w:name w:val="heading 6"/>
     <w:basedOn w:val="Normal"/>
     <w:next w:val="Normal"/>
+    <w:link w:val="Heading6Char"/>
+    <w:uiPriority w:val="9"/>
+    <w:semiHidden/>
+    <w:unhideWhenUsed/>
+    <w:qFormat/>
+    <w:rsid w:val="00194042"/>
     <w:pPr>
-      <w:keepNext w:val="1"/>
-      <w:keepLines w:val="1"/>
-      <w:pageBreakBefore w:val="0"/>
-      <w:spacing w:after="80" w:before="240" w:lineRule="auto"/>
+      <w:keepNext/>
+      <w:keepLines/>
+      <w:spacing w:before="40"/>
+      <w:outlineLvl w:val="5"/>
     </w:pPr>
     <w:rPr>
-      <w:i w:val="1"/>
-      <w:color w:val="666666"/>
-      <w:sz w:val="22"/>
-      <w:szCs w:val="22"/>
+      <w:rFonts w:eastAsiaTheme="majorEastAsia" w:cstheme="majorBidi"/>
+      <w:i/>
+      <w:iCs/>
+      <w:color w:val="595959" w:themeColor="text1" w:themeTint="A6"/>
+    </w:rPr>
+  </w:style>
+  <w:style w:type="paragraph" w:styleId="Heading7">
+    <w:name w:val="heading 7"/>
+    <w:basedOn w:val="Normal"/>
+    <w:next w:val="Normal"/>
+    <w:link w:val="Heading7Char"/>
+    <w:uiPriority w:val="9"/>
+    <w:semiHidden/>
+    <w:unhideWhenUsed/>
+    <w:qFormat/>
+    <w:rsid w:val="00194042"/>
+    <w:pPr>
+      <w:keepNext/>
+      <w:keepLines/>
+      <w:spacing w:before="40"/>
+      <w:outlineLvl w:val="6"/>
+    </w:pPr>
+    <w:rPr>
+      <w:rFonts w:eastAsiaTheme="majorEastAsia" w:cstheme="majorBidi"/>
+      <w:color w:val="595959" w:themeColor="text1" w:themeTint="A6"/>
+    </w:rPr>
+  </w:style>
+  <w:style w:type="paragraph" w:styleId="Heading8">
+    <w:name w:val="heading 8"/>
+    <w:basedOn w:val="Normal"/>
+    <w:next w:val="Normal"/>
+    <w:link w:val="Heading8Char"/>
+    <w:uiPriority w:val="9"/>
+    <w:semiHidden/>
+    <w:unhideWhenUsed/>
+    <w:qFormat/>
+    <w:rsid w:val="00194042"/>
+    <w:pPr>
+      <w:keepNext/>
+      <w:keepLines/>
+      <w:outlineLvl w:val="7"/>
+    </w:pPr>
+    <w:rPr>
+      <w:rFonts w:eastAsiaTheme="majorEastAsia" w:cstheme="majorBidi"/>
+      <w:i/>
+      <w:iCs/>
+      <w:color w:val="272727" w:themeColor="text1" w:themeTint="D8"/>
+    </w:rPr>
+  </w:style>
+  <w:style w:type="paragraph" w:styleId="Heading9">
+    <w:name w:val="heading 9"/>
+    <w:basedOn w:val="Normal"/>
+    <w:next w:val="Normal"/>
+    <w:link w:val="Heading9Char"/>
+    <w:uiPriority w:val="9"/>
+    <w:semiHidden/>
+    <w:unhideWhenUsed/>
+    <w:qFormat/>
+    <w:rsid w:val="00194042"/>
+    <w:pPr>
+      <w:keepNext/>
+      <w:keepLines/>
+      <w:outlineLvl w:val="8"/>
+    </w:pPr>
+    <w:rPr>
+      <w:rFonts w:eastAsiaTheme="majorEastAsia" w:cstheme="majorBidi"/>
+      <w:color w:val="272727" w:themeColor="text1" w:themeTint="D8"/>
+    </w:rPr>
+  </w:style>
+  <w:style w:type="character" w:default="1" w:styleId="DefaultParagraphFont">
+    <w:name w:val="Default Paragraph Font"/>
+    <w:uiPriority w:val="1"/>
+    <w:semiHidden/>
+    <w:unhideWhenUsed/>
+  </w:style>
+  <w:style w:type="table" w:default="1" w:styleId="TableNormal">
+    <w:name w:val="Normal Table"/>
+    <w:uiPriority w:val="99"/>
+    <w:semiHidden/>
+    <w:unhideWhenUsed/>
+    <w:tblPr>
+      <w:tblInd w:w="0" w:type="dxa"/>
+      <w:tblCellMar>
+        <w:top w:w="0" w:type="dxa"/>
+        <w:left w:w="108" w:type="dxa"/>
+        <w:bottom w:w="0" w:type="dxa"/>
+        <w:right w:w="108" w:type="dxa"/>
+      </w:tblCellMar>
+    </w:tblPr>
+  </w:style>
+  <w:style w:type="numbering" w:default="1" w:styleId="NoList">
+    <w:name w:val="No List"/>
+    <w:uiPriority w:val="99"/>
+    <w:semiHidden/>
+    <w:unhideWhenUsed/>
+  </w:style>
+  <w:style w:type="character" w:customStyle="1" w:styleId="Heading1Char">
+    <w:name w:val="Heading 1 Char"/>
+    <w:basedOn w:val="DefaultParagraphFont"/>
+    <w:link w:val="Heading1"/>
+    <w:uiPriority w:val="9"/>
+    <w:rsid w:val="00194042"/>
+    <w:rPr>
+      <w:rFonts w:asciiTheme="majorHAnsi" w:eastAsiaTheme="majorEastAsia" w:hAnsiTheme="majorHAnsi" w:cstheme="majorBidi"/>
+      <w:color w:val="2F5496" w:themeColor="accent1" w:themeShade="BF"/>
+      <w:sz w:val="40"/>
+      <w:szCs w:val="40"/>
+    </w:rPr>
+  </w:style>
+  <w:style w:type="character" w:customStyle="1" w:styleId="Heading2Char">
+    <w:name w:val="Heading 2 Char"/>
+    <w:basedOn w:val="DefaultParagraphFont"/>
+    <w:link w:val="Heading2"/>
+    <w:uiPriority w:val="9"/>
+    <w:rsid w:val="00194042"/>
+    <w:rPr>
+      <w:rFonts w:asciiTheme="majorHAnsi" w:eastAsiaTheme="majorEastAsia" w:hAnsiTheme="majorHAnsi" w:cstheme="majorBidi"/>
+      <w:color w:val="2F5496" w:themeColor="accent1" w:themeShade="BF"/>
+      <w:sz w:val="32"/>
+      <w:szCs w:val="32"/>
+    </w:rPr>
+  </w:style>
+  <w:style w:type="character" w:customStyle="1" w:styleId="Heading3Char">
+    <w:name w:val="Heading 3 Char"/>
+    <w:basedOn w:val="DefaultParagraphFont"/>
+    <w:link w:val="Heading3"/>
+    <w:uiPriority w:val="9"/>
+    <w:rsid w:val="00194042"/>
+    <w:rPr>
+      <w:rFonts w:eastAsiaTheme="majorEastAsia" w:cstheme="majorBidi"/>
+      <w:color w:val="2F5496" w:themeColor="accent1" w:themeShade="BF"/>
+      <w:sz w:val="28"/>
+      <w:szCs w:val="28"/>
+    </w:rPr>
+  </w:style>
+  <w:style w:type="character" w:customStyle="1" w:styleId="Heading4Char">
+    <w:name w:val="Heading 4 Char"/>
+    <w:basedOn w:val="DefaultParagraphFont"/>
+    <w:link w:val="Heading4"/>
+    <w:uiPriority w:val="9"/>
+    <w:rsid w:val="00194042"/>
+    <w:rPr>
+      <w:rFonts w:eastAsiaTheme="majorEastAsia" w:cstheme="majorBidi"/>
+      <w:i/>
+      <w:iCs/>
+      <w:color w:val="2F5496" w:themeColor="accent1" w:themeShade="BF"/>
+    </w:rPr>
+  </w:style>
+  <w:style w:type="character" w:customStyle="1" w:styleId="Heading5Char">
+    <w:name w:val="Heading 5 Char"/>
+    <w:basedOn w:val="DefaultParagraphFont"/>
+    <w:link w:val="Heading5"/>
+    <w:uiPriority w:val="9"/>
+    <w:semiHidden/>
+    <w:rsid w:val="00194042"/>
+    <w:rPr>
+      <w:rFonts w:eastAsiaTheme="majorEastAsia" w:cstheme="majorBidi"/>
+      <w:color w:val="2F5496" w:themeColor="accent1" w:themeShade="BF"/>
+    </w:rPr>
+  </w:style>
+  <w:style w:type="character" w:customStyle="1" w:styleId="Heading6Char">
+    <w:name w:val="Heading 6 Char"/>
+    <w:basedOn w:val="DefaultParagraphFont"/>
+    <w:link w:val="Heading6"/>
+    <w:uiPriority w:val="9"/>
+    <w:semiHidden/>
+    <w:rsid w:val="00194042"/>
+    <w:rPr>
+      <w:rFonts w:eastAsiaTheme="majorEastAsia" w:cstheme="majorBidi"/>
+      <w:i/>
+      <w:iCs/>
+      <w:color w:val="595959" w:themeColor="text1" w:themeTint="A6"/>
+    </w:rPr>
+  </w:style>
+  <w:style w:type="character" w:customStyle="1" w:styleId="Heading7Char">
+    <w:name w:val="Heading 7 Char"/>
+    <w:basedOn w:val="DefaultParagraphFont"/>
+    <w:link w:val="Heading7"/>
+    <w:uiPriority w:val="9"/>
+    <w:semiHidden/>
+    <w:rsid w:val="00194042"/>
+    <w:rPr>
+      <w:rFonts w:eastAsiaTheme="majorEastAsia" w:cstheme="majorBidi"/>
+      <w:color w:val="595959" w:themeColor="text1" w:themeTint="A6"/>
+    </w:rPr>
+  </w:style>
+  <w:style w:type="character" w:customStyle="1" w:styleId="Heading8Char">
+    <w:name w:val="Heading 8 Char"/>
+    <w:basedOn w:val="DefaultParagraphFont"/>
+    <w:link w:val="Heading8"/>
+    <w:uiPriority w:val="9"/>
+    <w:semiHidden/>
+    <w:rsid w:val="00194042"/>
+    <w:rPr>
+      <w:rFonts w:eastAsiaTheme="majorEastAsia" w:cstheme="majorBidi"/>
+      <w:i/>
+      <w:iCs/>
+      <w:color w:val="272727" w:themeColor="text1" w:themeTint="D8"/>
+    </w:rPr>
+  </w:style>
+  <w:style w:type="character" w:customStyle="1" w:styleId="Heading9Char">
+    <w:name w:val="Heading 9 Char"/>
+    <w:basedOn w:val="DefaultParagraphFont"/>
+    <w:link w:val="Heading9"/>
+    <w:uiPriority w:val="9"/>
+    <w:semiHidden/>
+    <w:rsid w:val="00194042"/>
+    <w:rPr>
+      <w:rFonts w:eastAsiaTheme="majorEastAsia" w:cstheme="majorBidi"/>
+      <w:color w:val="272727" w:themeColor="text1" w:themeTint="D8"/>
     </w:rPr>
   </w:style>
   <w:style w:type="paragraph" w:styleId="Title">
     <w:name w:val="Title"/>
     <w:basedOn w:val="Normal"/>
     <w:next w:val="Normal"/>
+    <w:link w:val="TitleChar"/>
+    <w:uiPriority w:val="10"/>
+    <w:qFormat/>
+    <w:rsid w:val="00194042"/>
     <w:pPr>
-      <w:keepNext w:val="1"/>
-      <w:keepLines w:val="1"/>
-      <w:pageBreakBefore w:val="0"/>
-      <w:spacing w:after="60" w:before="0" w:lineRule="auto"/>
+      <w:spacing w:after="80" w:line="240" w:lineRule="auto"/>
+      <w:contextualSpacing/>
     </w:pPr>
     <w:rPr>
-      <w:sz w:val="52"/>
-      <w:szCs w:val="52"/>
+      <w:rFonts w:asciiTheme="majorHAnsi" w:eastAsiaTheme="majorEastAsia" w:hAnsiTheme="majorHAnsi" w:cstheme="majorBidi"/>
+      <w:spacing w:val="-10"/>
+      <w:kern w:val="28"/>
+      <w:sz w:val="56"/>
+      <w:szCs w:val="56"/>
+    </w:rPr>
+  </w:style>
+  <w:style w:type="character" w:customStyle="1" w:styleId="TitleChar">
+    <w:name w:val="Title Char"/>
+    <w:basedOn w:val="DefaultParagraphFont"/>
+    <w:link w:val="Title"/>
+    <w:uiPriority w:val="10"/>
+    <w:rsid w:val="00194042"/>
+    <w:rPr>
+      <w:rFonts w:asciiTheme="majorHAnsi" w:eastAsiaTheme="majorEastAsia" w:hAnsiTheme="majorHAnsi" w:cstheme="majorBidi"/>
+      <w:spacing w:val="-10"/>
+      <w:kern w:val="28"/>
+      <w:sz w:val="56"/>
+      <w:szCs w:val="56"/>
     </w:rPr>
   </w:style>
   <w:style w:type="paragraph" w:styleId="Subtitle">
     <w:name w:val="Subtitle"/>
     <w:basedOn w:val="Normal"/>
     <w:next w:val="Normal"/>
+    <w:link w:val="SubtitleChar"/>
+    <w:uiPriority w:val="11"/>
+    <w:qFormat/>
+    <w:rsid w:val="00194042"/>
     <w:pPr>
-      <w:keepNext w:val="1"/>
-      <w:keepLines w:val="1"/>
-      <w:pageBreakBefore w:val="0"/>
-      <w:spacing w:after="320" w:before="0" w:lineRule="auto"/>
+      <w:numPr>
+        <w:ilvl w:val="1"/>
+      </w:numPr>
     </w:pPr>
     <w:rPr>
-      <w:rFonts w:ascii="Arial" w:cs="Arial" w:eastAsia="Arial" w:hAnsi="Arial"/>
-      <w:i w:val="0"/>
-      <w:color w:val="666666"/>
-      <w:sz w:val="30"/>
-      <w:szCs w:val="30"/>
+      <w:rFonts w:eastAsiaTheme="majorEastAsia" w:cstheme="majorBidi"/>
+      <w:color w:val="595959" w:themeColor="text1" w:themeTint="A6"/>
+      <w:spacing w:val="15"/>
+      <w:sz w:val="28"/>
+      <w:szCs w:val="28"/>
     </w:rPr>
   </w:style>
-  <w:style w:type="table" w:styleId="Table1">
-    <w:basedOn w:val="TableNormal"/>
-    <w:tblPr>
-      <w:tblStyleRowBandSize w:val="1"/>
-      <w:tblStyleColBandSize w:val="1"/>
-      <w:tblCellMar>
-        <w:top w:w="100.0" w:type="dxa"/>
-        <w:left w:w="100.0" w:type="dxa"/>
-        <w:bottom w:w="100.0" w:type="dxa"/>
-        <w:right w:w="100.0" w:type="dxa"/>
-      </w:tblCellMar>
-    </w:tblPr>
+  <w:style w:type="character" w:customStyle="1" w:styleId="SubtitleChar">
+    <w:name w:val="Subtitle Char"/>
+    <w:basedOn w:val="DefaultParagraphFont"/>
+    <w:link w:val="Subtitle"/>
+    <w:uiPriority w:val="11"/>
+    <w:rsid w:val="00194042"/>
+    <w:rPr>
+      <w:rFonts w:eastAsiaTheme="majorEastAsia" w:cstheme="majorBidi"/>
+      <w:color w:val="595959" w:themeColor="text1" w:themeTint="A6"/>
+      <w:spacing w:val="15"/>
+      <w:sz w:val="28"/>
+      <w:szCs w:val="28"/>
+    </w:rPr>
+  </w:style>
+  <w:style w:type="paragraph" w:styleId="Quote">
+    <w:name w:val="Quote"/>
+    <w:basedOn w:val="Normal"/>
+    <w:next w:val="Normal"/>
+    <w:link w:val="QuoteChar"/>
+    <w:uiPriority w:val="29"/>
+    <w:qFormat/>
+    <w:rsid w:val="00194042"/>
+    <w:pPr>
+      <w:spacing w:before="160"/>
+      <w:jc w:val="center"/>
+    </w:pPr>
+    <w:rPr>
+      <w:i/>
+      <w:iCs/>
+      <w:color w:val="404040" w:themeColor="text1" w:themeTint="BF"/>
+    </w:rPr>
+  </w:style>
+  <w:style w:type="character" w:customStyle="1" w:styleId="QuoteChar">
+    <w:name w:val="Quote Char"/>
+    <w:basedOn w:val="DefaultParagraphFont"/>
+    <w:link w:val="Quote"/>
+    <w:uiPriority w:val="29"/>
+    <w:rsid w:val="00194042"/>
+    <w:rPr>
+      <w:i/>
+      <w:iCs/>
+      <w:color w:val="404040" w:themeColor="text1" w:themeTint="BF"/>
+    </w:rPr>
+  </w:style>
+  <w:style w:type="paragraph" w:styleId="ListParagraph">
+    <w:name w:val="List Paragraph"/>
+    <w:basedOn w:val="Normal"/>
+    <w:uiPriority w:val="34"/>
+    <w:qFormat/>
+    <w:rsid w:val="00194042"/>
+    <w:pPr>
+      <w:ind w:left="720"/>
+      <w:contextualSpacing/>
+    </w:pPr>
+  </w:style>
+  <w:style w:type="character" w:styleId="IntenseEmphasis">
+    <w:name w:val="Intense Emphasis"/>
+    <w:basedOn w:val="DefaultParagraphFont"/>
+    <w:uiPriority w:val="21"/>
+    <w:qFormat/>
+    <w:rsid w:val="00194042"/>
+    <w:rPr>
+      <w:i/>
+      <w:iCs/>
+      <w:color w:val="2F5496" w:themeColor="accent1" w:themeShade="BF"/>
+    </w:rPr>
+  </w:style>
+  <w:style w:type="paragraph" w:styleId="IntenseQuote">
+    <w:name w:val="Intense Quote"/>
+    <w:basedOn w:val="Normal"/>
+    <w:next w:val="Normal"/>
+    <w:link w:val="IntenseQuoteChar"/>
+    <w:uiPriority w:val="30"/>
+    <w:qFormat/>
+    <w:rsid w:val="00194042"/>
+    <w:pPr>
+      <w:pBdr>
+        <w:top w:val="single" w:sz="4" w:space="10" w:color="2F5496" w:themeColor="accent1" w:themeShade="BF"/>
+        <w:bottom w:val="single" w:sz="4" w:space="10" w:color="2F5496" w:themeColor="accent1" w:themeShade="BF"/>
+      </w:pBdr>
+      <w:spacing w:before="360" w:after="360"/>
+      <w:ind w:left="864" w:right="864"/>
+      <w:jc w:val="center"/>
+    </w:pPr>
+    <w:rPr>
+      <w:i/>
+      <w:iCs/>
+      <w:color w:val="2F5496" w:themeColor="accent1" w:themeShade="BF"/>
+    </w:rPr>
+  </w:style>
+  <w:style w:type="character" w:customStyle="1" w:styleId="IntenseQuoteChar">
+    <w:name w:val="Intense Quote Char"/>
+    <w:basedOn w:val="DefaultParagraphFont"/>
+    <w:link w:val="IntenseQuote"/>
+    <w:uiPriority w:val="30"/>
+    <w:rsid w:val="00194042"/>
+    <w:rPr>
+      <w:i/>
+      <w:iCs/>
+      <w:color w:val="2F5496" w:themeColor="accent1" w:themeShade="BF"/>
+    </w:rPr>
+  </w:style>
+  <w:style w:type="character" w:styleId="IntenseReference">
+    <w:name w:val="Intense Reference"/>
+    <w:basedOn w:val="DefaultParagraphFont"/>
+    <w:uiPriority w:val="32"/>
+    <w:qFormat/>
+    <w:rsid w:val="00194042"/>
+    <w:rPr>
+      <w:b/>
+      <w:bCs/>
+      <w:smallCaps/>
+      <w:color w:val="2F5496" w:themeColor="accent1" w:themeShade="BF"/>
+      <w:spacing w:val="5"/>
+    </w:rPr>
   </w:style>
 </w:styles>
 </file>
@@ -5988,44 +6726,44 @@
         <a:sysClr val="window" lastClr="FFFFFF"/>
       </a:lt1>
       <a:dk2>
-        <a:srgbClr val="1F497D"/>
+        <a:srgbClr val="44546A"/>
       </a:dk2>
       <a:lt2>
-        <a:srgbClr val="EEECE1"/>
+        <a:srgbClr val="E7E6E6"/>
       </a:lt2>
       <a:accent1>
-        <a:srgbClr val="4F81BD"/>
+        <a:srgbClr val="4472C4"/>
       </a:accent1>
       <a:accent2>
-        <a:srgbClr val="C0504D"/>
+        <a:srgbClr val="ED7D31"/>
       </a:accent2>
       <a:accent3>
-        <a:srgbClr val="9BBB59"/>
+        <a:srgbClr val="A5A5A5"/>
       </a:accent3>
       <a:accent4>
-        <a:srgbClr val="8064A2"/>
+        <a:srgbClr val="FFC000"/>
       </a:accent4>
       <a:accent5>
-        <a:srgbClr val="4BACC6"/>
+        <a:srgbClr val="5B9BD5"/>
       </a:accent5>
       <a:accent6>
-        <a:srgbClr val="F79646"/>
+        <a:srgbClr val="70AD47"/>
       </a:accent6>
       <a:hlink>
-        <a:srgbClr val="0000FF"/>
+        <a:srgbClr val="0563C1"/>
       </a:hlink>
       <a:folHlink>
-        <a:srgbClr val="800080"/>
+        <a:srgbClr val="954F72"/>
       </a:folHlink>
     </a:clrScheme>
     <a:fontScheme name="Office">
       <a:majorFont>
-        <a:latin typeface="Calibri"/>
+        <a:latin typeface="Calibri Light" panose="020F0302020204030204"/>
         <a:ea typeface=""/>
         <a:cs typeface=""/>
-        <a:font script="Jpan" typeface="ＭＳ ゴシック"/>
+        <a:font script="Jpan" typeface="游ゴシック Light"/>
         <a:font script="Hang" typeface="맑은 고딕"/>
-        <a:font script="Hans" typeface="宋体"/>
+        <a:font script="Hans" typeface="等线 Light"/>
         <a:font script="Hant" typeface="新細明體"/>
         <a:font script="Arab" typeface="Times New Roman"/>
         <a:font script="Hebr" typeface="Times New Roman"/>
@@ -6053,14 +6791,31 @@
         <a:font script="Viet" typeface="Times New Roman"/>
         <a:font script="Uigh" typeface="Microsoft Uighur"/>
         <a:font script="Geor" typeface="Sylfaen"/>
+        <a:font script="Armn" typeface="Arial"/>
+        <a:font script="Bugi" typeface="Leelawadee UI"/>
+        <a:font script="Bopo" typeface="Microsoft JhengHei"/>
+        <a:font script="Java" typeface="Javanese Text"/>
+        <a:font script="Lisu" typeface="Segoe UI"/>
+        <a:font script="Mymr" typeface="Myanmar Text"/>
+        <a:font script="Nkoo" typeface="Ebrima"/>
+        <a:font script="Olck" typeface="Nirmala UI"/>
+        <a:font script="Osma" typeface="Ebrima"/>
+        <a:font script="Phag" typeface="Phagspa"/>
+        <a:font script="Syrn" typeface="Estrangelo Edessa"/>
+        <a:font script="Syrj" typeface="Estrangelo Edessa"/>
+        <a:font script="Syre" typeface="Estrangelo Edessa"/>
+        <a:font script="Sora" typeface="Nirmala UI"/>
+        <a:font script="Tale" typeface="Microsoft Tai Le"/>
+        <a:font script="Talu" typeface="Microsoft New Tai Lue"/>
+        <a:font script="Tfng" typeface="Ebrima"/>
       </a:majorFont>
       <a:minorFont>
-        <a:latin typeface="Cambria"/>
+        <a:latin typeface="Calibri" panose="020F0502020204030204"/>
         <a:ea typeface=""/>
         <a:cs typeface=""/>
-        <a:font script="Jpan" typeface="ＭＳ 明朝"/>
+        <a:font script="Jpan" typeface="游ゴシック"/>
         <a:font script="Hang" typeface="맑은 고딕"/>
-        <a:font script="Hans" typeface="宋体"/>
+        <a:font script="Hans" typeface="等线"/>
         <a:font script="Hant" typeface="新細明體"/>
         <a:font script="Arab" typeface="Arial"/>
         <a:font script="Hebr" typeface="Arial"/>
@@ -6088,6 +6843,23 @@
         <a:font script="Viet" typeface="Arial"/>
         <a:font script="Uigh" typeface="Microsoft Uighur"/>
         <a:font script="Geor" typeface="Sylfaen"/>
+        <a:font script="Armn" typeface="Arial"/>
+        <a:font script="Bugi" typeface="Leelawadee UI"/>
+        <a:font script="Bopo" typeface="Microsoft JhengHei"/>
+        <a:font script="Java" typeface="Javanese Text"/>
+        <a:font script="Lisu" typeface="Segoe UI"/>
+        <a:font script="Mymr" typeface="Myanmar Text"/>
+        <a:font script="Nkoo" typeface="Ebrima"/>
+        <a:font script="Olck" typeface="Nirmala UI"/>
+        <a:font script="Osma" typeface="Ebrima"/>
+        <a:font script="Phag" typeface="Phagspa"/>
+        <a:font script="Syrn" typeface="Estrangelo Edessa"/>
+        <a:font script="Syrj" typeface="Estrangelo Edessa"/>
+        <a:font script="Syre" typeface="Estrangelo Edessa"/>
+        <a:font script="Sora" typeface="Nirmala UI"/>
+        <a:font script="Tale" typeface="Microsoft Tai Le"/>
+        <a:font script="Talu" typeface="Microsoft New Tai Lue"/>
+        <a:font script="Tfng" typeface="Ebrima"/>
       </a:minorFont>
     </a:fontScheme>
     <a:fmtScheme name="Office">
@@ -6099,200 +6871,141 @@
           <a:gsLst>
             <a:gs pos="0">
               <a:schemeClr val="phClr">
-                <a:tint val="50000"/>
-                <a:satMod val="300000"/>
+                <a:lumMod val="110000"/>
+                <a:satMod val="105000"/>
+                <a:tint val="67000"/>
               </a:schemeClr>
             </a:gs>
-            <a:gs pos="35000">
+            <a:gs pos="50000">
               <a:schemeClr val="phClr">
-                <a:tint val="37000"/>
-                <a:satMod val="300000"/>
+                <a:lumMod val="105000"/>
+                <a:satMod val="103000"/>
+                <a:tint val="73000"/>
               </a:schemeClr>
             </a:gs>
             <a:gs pos="100000">
               <a:schemeClr val="phClr">
-                <a:tint val="15000"/>
-                <a:satMod val="350000"/>
+                <a:lumMod val="105000"/>
+                <a:satMod val="109000"/>
+                <a:tint val="81000"/>
               </a:schemeClr>
             </a:gs>
           </a:gsLst>
-          <a:lin ang="16200000" scaled="1"/>
+          <a:lin ang="5400000" scaled="0"/>
         </a:gradFill>
         <a:gradFill rotWithShape="1">
           <a:gsLst>
             <a:gs pos="0">
               <a:schemeClr val="phClr">
-                <a:tint val="100000"/>
+                <a:satMod val="103000"/>
+                <a:lumMod val="102000"/>
+                <a:tint val="94000"/>
+              </a:schemeClr>
+            </a:gs>
+            <a:gs pos="50000">
+              <a:schemeClr val="phClr">
+                <a:satMod val="110000"/>
+                <a:lumMod val="100000"/>
                 <a:shade val="100000"/>
-                <a:satMod val="130000"/>
               </a:schemeClr>
             </a:gs>
             <a:gs pos="100000">
               <a:schemeClr val="phClr">
-                <a:tint val="50000"/>
-                <a:shade val="100000"/>
-                <a:satMod val="350000"/>
+                <a:lumMod val="99000"/>
+                <a:satMod val="120000"/>
+                <a:shade val="78000"/>
               </a:schemeClr>
             </a:gs>
           </a:gsLst>
-          <a:lin ang="16200000" scaled="0"/>
+          <a:lin ang="5400000" scaled="0"/>
         </a:gradFill>
       </a:fillStyleLst>
       <a:lnStyleLst>
-        <a:ln w="9525" cap="flat" cmpd="sng" algn="ctr">
-          <a:solidFill>
-            <a:schemeClr val="phClr">
-              <a:shade val="95000"/>
-              <a:satMod val="105000"/>
-            </a:schemeClr>
-          </a:solidFill>
-          <a:prstDash val="solid"/>
-        </a:ln>
-        <a:ln w="25400" cap="flat" cmpd="sng" algn="ctr">
+        <a:ln w="6350" cap="flat" cmpd="sng" algn="ctr">
           <a:solidFill>
             <a:schemeClr val="phClr"/>
           </a:solidFill>
           <a:prstDash val="solid"/>
+          <a:miter lim="800000"/>
         </a:ln>
-        <a:ln w="38100" cap="flat" cmpd="sng" algn="ctr">
+        <a:ln w="12700" cap="flat" cmpd="sng" algn="ctr">
           <a:solidFill>
             <a:schemeClr val="phClr"/>
           </a:solidFill>
           <a:prstDash val="solid"/>
+          <a:miter lim="800000"/>
+        </a:ln>
+        <a:ln w="19050" cap="flat" cmpd="sng" algn="ctr">
+          <a:solidFill>
+            <a:schemeClr val="phClr"/>
+          </a:solidFill>
+          <a:prstDash val="solid"/>
+          <a:miter lim="800000"/>
         </a:ln>
       </a:lnStyleLst>
       <a:effectStyleLst>
         <a:effectStyle>
+          <a:effectLst/>
+        </a:effectStyle>
+        <a:effectStyle>
+          <a:effectLst/>
+        </a:effectStyle>
+        <a:effectStyle>
           <a:effectLst>
-            <a:outerShdw blurRad="40000" dist="20000" dir="5400000" rotWithShape="0">
+            <a:outerShdw blurRad="57150" dist="19050" dir="5400000" algn="ctr" rotWithShape="0">
               <a:srgbClr val="000000">
-                <a:alpha val="38000"/>
+                <a:alpha val="63000"/>
               </a:srgbClr>
             </a:outerShdw>
           </a:effectLst>
-        </a:effectStyle>
-        <a:effectStyle>
-          <a:effectLst>
-            <a:outerShdw blurRad="40000" dist="23000" dir="5400000" rotWithShape="0">
-              <a:srgbClr val="000000">
-                <a:alpha val="35000"/>
-              </a:srgbClr>
-            </a:outerShdw>
-          </a:effectLst>
-        </a:effectStyle>
-        <a:effectStyle>
-          <a:effectLst>
-            <a:outerShdw blurRad="40000" dist="23000" dir="5400000" rotWithShape="0">
-              <a:srgbClr val="000000">
-                <a:alpha val="35000"/>
-              </a:srgbClr>
-            </a:outerShdw>
-          </a:effectLst>
-          <a:scene3d>
-            <a:camera prst="orthographicFront">
-              <a:rot lat="0" lon="0" rev="0"/>
-            </a:camera>
-            <a:lightRig rig="threePt" dir="t">
-              <a:rot lat="0" lon="0" rev="1200000"/>
-            </a:lightRig>
-          </a:scene3d>
-          <a:sp3d>
-            <a:bevelT w="63500" h="25400"/>
-          </a:sp3d>
         </a:effectStyle>
       </a:effectStyleLst>
       <a:bgFillStyleLst>
         <a:solidFill>
           <a:schemeClr val="phClr"/>
         </a:solidFill>
+        <a:solidFill>
+          <a:schemeClr val="phClr">
+            <a:tint val="95000"/>
+            <a:satMod val="170000"/>
+          </a:schemeClr>
+        </a:solidFill>
         <a:gradFill rotWithShape="1">
           <a:gsLst>
             <a:gs pos="0">
               <a:schemeClr val="phClr">
-                <a:tint val="40000"/>
-                <a:satMod val="350000"/>
+                <a:tint val="93000"/>
+                <a:satMod val="150000"/>
+                <a:shade val="98000"/>
+                <a:lumMod val="102000"/>
               </a:schemeClr>
             </a:gs>
-            <a:gs pos="40000">
+            <a:gs pos="50000">
               <a:schemeClr val="phClr">
-                <a:tint val="45000"/>
-                <a:shade val="99000"/>
-                <a:satMod val="350000"/>
+                <a:tint val="98000"/>
+                <a:satMod val="130000"/>
+                <a:shade val="90000"/>
+                <a:lumMod val="103000"/>
               </a:schemeClr>
             </a:gs>
             <a:gs pos="100000">
               <a:schemeClr val="phClr">
-                <a:shade val="20000"/>
-                <a:satMod val="255000"/>
+                <a:shade val="63000"/>
+                <a:satMod val="120000"/>
               </a:schemeClr>
             </a:gs>
           </a:gsLst>
-          <a:path path="circle">
-            <a:fillToRect l="50000" t="-80000" r="50000" b="180000"/>
-          </a:path>
-        </a:gradFill>
-        <a:gradFill rotWithShape="1">
-          <a:gsLst>
-            <a:gs pos="0">
-              <a:schemeClr val="phClr">
-                <a:tint val="80000"/>
-                <a:satMod val="300000"/>
-              </a:schemeClr>
-            </a:gs>
-            <a:gs pos="100000">
-              <a:schemeClr val="phClr">
-                <a:shade val="30000"/>
-                <a:satMod val="200000"/>
-              </a:schemeClr>
-            </a:gs>
-          </a:gsLst>
-          <a:path path="circle">
-            <a:fillToRect l="50000" t="50000" r="50000" b="50000"/>
-          </a:path>
+          <a:lin ang="5400000" scaled="0"/>
         </a:gradFill>
       </a:bgFillStyleLst>
     </a:fmtScheme>
   </a:themeElements>
-  <a:objectDefaults>
-    <a:spDef>
-      <a:spPr/>
-      <a:bodyPr/>
-      <a:lstStyle/>
-      <a:style>
-        <a:lnRef idx="1">
-          <a:schemeClr val="accent1"/>
-        </a:lnRef>
-        <a:fillRef idx="3">
-          <a:schemeClr val="accent1"/>
-        </a:fillRef>
-        <a:effectRef idx="2">
-          <a:schemeClr val="accent1"/>
-        </a:effectRef>
-        <a:fontRef idx="minor">
-          <a:schemeClr val="lt1"/>
-        </a:fontRef>
-      </a:style>
-    </a:spDef>
-    <a:lnDef>
-      <a:spPr/>
-      <a:bodyPr/>
-      <a:lstStyle/>
-      <a:style>
-        <a:lnRef idx="2">
-          <a:schemeClr val="accent1"/>
-        </a:lnRef>
-        <a:fillRef idx="0">
-          <a:schemeClr val="accent1"/>
-        </a:fillRef>
-        <a:effectRef idx="1">
-          <a:schemeClr val="accent1"/>
-        </a:effectRef>
-        <a:fontRef idx="minor">
-          <a:schemeClr val="tx1"/>
-        </a:fontRef>
-      </a:style>
-    </a:lnDef>
-  </a:objectDefaults>
+  <a:objectDefaults/>
   <a:extraClrSchemeLst/>
+  <a:extLst>
+    <a:ext uri="{05A4C25C-085E-4340-85A3-A5531E510DB2}">
+      <thm15:themeFamily xmlns:thm15="http://schemas.microsoft.com/office/thememl/2012/main" name="Office Theme" id="{62F939B6-93AF-4DB8-9C6B-D6C7DFDC589F}" vid="{4A3C46E8-61CC-4603-A589-7422A47A8E4A}"/>
+    </a:ext>
+  </a:extLst>
 </a:theme>
 </file>